--- a/worksheets/PR_L02_Arithmetic_Worksheet.docx
+++ b/worksheets/PR_L02_Arithmetic_Worksheet.docx
@@ -59,7 +59,7 @@
                 <w:sz w:val="38"/>
                 <w:szCs w:val="38"/>
               </w:rPr>
-              <w:t xml:space="preserve">Arithmetic in Python</w:t>
+              <w:t xml:space="preserve">Arithmetic</w:t>
             </w:r>
           </w:p>
           <w:p>
@@ -340,7 +340,7 @@
                 <w:sz w:val="21"/>
                 <w:szCs w:val="21"/>
               </w:rPr>
-              <w:t xml:space="preserve"> you tap the badge.</w:t>
+              <w:t xml:space="preserve"> you start the programs.</w:t>
             </w:r>
           </w:p>
           <w:p>
@@ -363,7 +363,7 @@
                 <w:sz w:val="21"/>
                 <w:szCs w:val="21"/>
               </w:rPr>
-              <w:t xml:space="preserve">Tap the badge and answer the questions on screen. Your first answer is the one that counts.</w:t>
+              <w:t xml:space="preserve">Plan the task on this sheet, then write the program in the editor and press Run to try it.</w:t>
             </w:r>
           </w:p>
           <w:p>
@@ -386,77 +386,30 @@
                 <w:sz w:val="21"/>
                 <w:szCs w:val="21"/>
               </w:rPr>
-              <w:t xml:space="preserve">When the score screen appears, copy your score into the yellow box straight away.</w:t>
+              <w:t xml:space="preserve">Press Check to mark it. You can change your program and check again as often as you like - your best mark is the one that is kept.</w:t>
             </w:r>
           </w:p>
           <w:p>
             <w:pPr>
-              <w:spacing w:after="60" w:before="160"/>
+              <w:spacing w:after="60" w:before="60"/>
             </w:pPr>
             <w:r>
               <w:rPr>
                 <w:rFonts w:ascii="Arial" w:cs="Arial" w:eastAsia="Arial" w:hAnsi="Arial"/>
                 <w:b/>
                 <w:bCs/>
-                <w:color w:val="1C2C4A"/>
                 <w:sz w:val="21"/>
                 <w:szCs w:val="21"/>
               </w:rPr>
-              <w:t xml:space="preserve">By the end of the lesson I will:</w:t>
-            </w:r>
-          </w:p>
-          <w:p>
-            <w:pPr>
-              <w:pStyle w:val="ListParagraph"/>
-              <w:numPr>
-                <w:ilvl w:val="0"/>
-                <w:numId w:val="2"/>
-              </w:numPr>
-              <w:spacing w:after="20" w:before="20"/>
-            </w:pPr>
+              <w:t xml:space="preserve">5.  </w:t>
+            </w:r>
             <w:r>
               <w:rPr>
                 <w:rFonts w:ascii="Arial" w:cs="Arial" w:eastAsia="Arial" w:hAnsi="Arial"/>
                 <w:sz w:val="21"/>
                 <w:szCs w:val="21"/>
               </w:rPr>
-              <w:t xml:space="preserve">know which arithmetic operator to use for each kind of calculation</w:t>
-            </w:r>
-          </w:p>
-          <w:p>
-            <w:pPr>
-              <w:pStyle w:val="ListParagraph"/>
-              <w:numPr>
-                <w:ilvl w:val="0"/>
-                <w:numId w:val="2"/>
-              </w:numPr>
-              <w:spacing w:after="20" w:before="20"/>
-            </w:pPr>
-            <w:r>
-              <w:rPr>
-                <w:rFonts w:ascii="Arial" w:cs="Arial" w:eastAsia="Arial" w:hAnsi="Arial"/>
-                <w:sz w:val="21"/>
-                <w:szCs w:val="21"/>
-              </w:rPr>
-              <w:t xml:space="preserve">understand the difference between /, // and % and what each one hands back</w:t>
-            </w:r>
-          </w:p>
-          <w:p>
-            <w:pPr>
-              <w:pStyle w:val="ListParagraph"/>
-              <w:numPr>
-                <w:ilvl w:val="0"/>
-                <w:numId w:val="2"/>
-              </w:numPr>
-              <w:spacing w:after="20" w:before="20"/>
-            </w:pPr>
-            <w:r>
-              <w:rPr>
-                <w:rFonts w:ascii="Arial" w:cs="Arial" w:eastAsia="Arial" w:hAnsi="Arial"/>
-                <w:sz w:val="21"/>
-                <w:szCs w:val="21"/>
-              </w:rPr>
-              <w:t xml:space="preserve">know how to round a result and how to draw a random number</w:t>
+              <w:t xml:space="preserve">Read the tests that failed: each one says what was expected and what your program printed.</w:t>
             </w:r>
           </w:p>
         </w:tc>
@@ -540,7 +493,7 @@
                 <w:sz w:val="21"/>
                 <w:szCs w:val="21"/>
               </w:rPr>
-              <w:t xml:space="preserve">Work these out by hand, with no computer: 17 / 5, 17 // 5, 17 % 5 and 2 ** 5. Beside each answer write whether Python gives a whole number or a decimal.</w:t>
+              <w:t xml:space="preserve">Work these out by hand, with no computer: 17 / 5, 17 // 5, 17 % 5 and 2 ** 5. Beside each answer write whether Python shows a whole number or a decimal.</w:t>
             </w:r>
           </w:p>
           <w:tbl>
@@ -1401,7 +1354,7 @@
                 <w:sz w:val="21"/>
                 <w:szCs w:val="21"/>
               </w:rPr>
-              <w:t xml:space="preserve">The * was chosen for multiply because early keyboards had no times sign on them.</w:t>
+              <w:t xml:space="preserve">The * was chosen for multiply because early keyboards had no...</w:t>
             </w:r>
           </w:p>
           <w:tbl>
@@ -1481,7 +1434,7 @@
                 <w:sz w:val="21"/>
                 <w:szCs w:val="21"/>
               </w:rPr>
-              <w:t xml:space="preserve">Which operator would you use to halve the price of a pencil?</w:t>
+              <w:t xml:space="preserve">Why does dividing one whole number by another leave a decimal point on the answer?</w:t>
             </w:r>
           </w:p>
           <w:tbl>
@@ -2499,7 +2452,7 @@
                 <w:sz w:val="21"/>
                 <w:szCs w:val="21"/>
               </w:rPr>
-              <w:t xml:space="preserve">% is the quickest test for an even number: n % 2 is 0 whenever n is even.</w:t>
+              <w:t xml:space="preserve">// and % are a pair: one gives the whole part and the other gives...</w:t>
             </w:r>
           </w:p>
           <w:tbl>
@@ -2579,7 +2532,7 @@
                 <w:sz w:val="21"/>
                 <w:szCs w:val="21"/>
               </w:rPr>
-              <w:t xml:space="preserve">How many full crates of 12 do 50 returned books fill, and how many are left over?</w:t>
+              <w:t xml:space="preserve">Which two operators turn 250 pence into a number of whole pounds and the pence left over?</w:t>
             </w:r>
           </w:p>
           <w:tbl>
@@ -3491,7 +3444,7 @@
                 <w:sz w:val="21"/>
                 <w:szCs w:val="21"/>
               </w:rPr>
-              <w:t xml:space="preserve">** is the exponent operator, and exponent is simply another word for power.</w:t>
+              <w:t xml:space="preserve">Raising a number to the power 0.5 gives its...</w:t>
             </w:r>
           </w:p>
           <w:tbl>
@@ -4483,7 +4436,7 @@
                 <w:sz w:val="21"/>
                 <w:szCs w:val="21"/>
               </w:rPr>
-              <w:t xml:space="preserve">Python rounds a value ending in exactly .5 towards the even number, so round(2.5) is 2.</w:t>
+              <w:t xml:space="preserve">Python rounds a value ending in exactly .5 towards the...</w:t>
             </w:r>
           </w:p>
           <w:tbl>
@@ -4563,7 +4516,7 @@
                 <w:sz w:val="21"/>
                 <w:szCs w:val="21"/>
               </w:rPr>
-              <w:t xml:space="preserve">Why does a till round to 2 decimal places rather than to a whole number?</w:t>
+              <w:t xml:space="preserve">Why does an average almost always need rounding before it is printed?</w:t>
             </w:r>
           </w:p>
           <w:tbl>
@@ -5475,7 +5428,7 @@
                 <w:sz w:val="21"/>
                 <w:szCs w:val="21"/>
               </w:rPr>
-              <w:t xml:space="preserve">A computer works its random numbers out with a formula, so they are really pseudo-random.</w:t>
+              <w:t xml:space="preserve">A computer works its random numbers out with a formula, so they are really...</w:t>
             </w:r>
           </w:p>
           <w:tbl>
@@ -6361,7 +6314,7 @@
                 <w:sz w:val="21"/>
                 <w:szCs w:val="21"/>
               </w:rPr>
-              <w:t xml:space="preserve">BIDMAS is the same rule in a maths lesson as it is in a Python program.</w:t>
+              <w:t xml:space="preserve">BIDMAS in a maths lesson is the same rule Python uses for...</w:t>
             </w:r>
           </w:p>
           <w:tbl>
@@ -8418,7 +8371,7 @@
                 <w:sz w:val="21"/>
                 <w:szCs w:val="21"/>
               </w:rPr>
-              <w:t xml:space="preserve">a)  A program works out how many full boxes of 6 eggs a crate will fill, and the line reads boxes = eggs / 6. State what is wrong with the result this gives, and write the line corrected.  </w:t>
+              <w:t xml:space="preserve">a)  A program works out how many whole 6s go into a number, and the line reads lots = n / 6. State what is wrong with the result this gives, and write the line corrected.  </w:t>
             </w:r>
             <w:r>
               <w:rPr>
@@ -8607,7 +8560,7 @@
                 <w:sz w:val="21"/>
                 <w:szCs w:val="21"/>
               </w:rPr>
-              <w:t xml:space="preserve">b)  Write a program that reads a number of minutes and prints it as a number of whole hours and the minutes left over.  </w:t>
+              <w:t xml:space="preserve">b)  Write a program that reads a whole number of pence and prints how many whole pounds are in it, then how many pence are left over on the next line.  </w:t>
             </w:r>
             <w:r>
               <w:rPr>
@@ -8981,7 +8934,7 @@
                 <w:sz w:val="21"/>
                 <w:szCs w:val="21"/>
               </w:rPr>
-              <w:t xml:space="preserve">c)  Write a program that reads two amounts of money in pounds and prints their mean, rounded to two decimal places.  </w:t>
+              <w:t xml:space="preserve">c)  Write a program that reads three whole numbers and prints their average, rounded to one decimal place.  </w:t>
             </w:r>
             <w:r>
               <w:rPr>
@@ -9884,7 +9837,7 @@
                       <w:sz w:val="21"/>
                       <w:szCs w:val="21"/>
                     </w:rPr>
-                    <w:t xml:space="preserve">Rounding a result and drawing a random number</w:t>
+                    <w:t xml:space="preserve">Rounding a result and seeding a random number</w:t>
                   </w:r>
                 </w:p>
               </w:tc>
@@ -10061,7 +10014,7 @@
         <w:sz w:val="16"/>
         <w:szCs w:val="16"/>
       </w:rPr>
-      <w:t xml:space="preserve">PY Lesson 2: Arithmetic in Python  |  Page </w:t>
+      <w:t xml:space="preserve">PY Lesson 2: Arithmetic  |  Page </w:t>
     </w:r>
     <w:r>
       <w:rPr>
@@ -10216,12 +10169,6 @@
   </w:abstractNum>
   <w:num w:numId="1">
     <w:abstractNumId w:val="1"/>
-    <w:lvlOverride w:ilvl="0">
-      <w:startOverride w:val="1"/>
-    </w:lvlOverride>
-  </w:num>
-  <w:num w:numId="2">
-    <w:abstractNumId w:val="2"/>
     <w:lvlOverride w:ilvl="0">
       <w:startOverride w:val="1"/>
     </w:lvlOverride>

--- a/worksheets/PR_L02_Arithmetic_Worksheet.docx
+++ b/worksheets/PR_L02_Arithmetic_Worksheet.docx
@@ -363,7 +363,7 @@
                 <w:sz w:val="21"/>
                 <w:szCs w:val="21"/>
               </w:rPr>
-              <w:t xml:space="preserve">Plan the task on this sheet, then write the program in the editor and press Run to try it.</w:t>
+              <w:t xml:space="preserve">The What to do column says what each activity asks of you: run a program, say what it will display, change one thing, fill in a gap, fix a mistake, or write it yourself.</w:t>
             </w:r>
           </w:p>
           <w:p>
@@ -386,7 +386,7 @@
                 <w:sz w:val="21"/>
                 <w:szCs w:val="21"/>
               </w:rPr>
-              <w:t xml:space="preserve">Press Check to mark it. You can change your program and check again as often as you like - your best mark is the one that is kept.</w:t>
+              <w:t xml:space="preserve">Plan the ones you write on this sheet, then type the program in the editor and press Run to try it. Run never marks anything, so try things out freely.</w:t>
             </w:r>
           </w:p>
           <w:p>
@@ -409,7 +409,53 @@
                 <w:sz w:val="21"/>
                 <w:szCs w:val="21"/>
               </w:rPr>
-              <w:t xml:space="preserve">Read the tests that failed: each one says what was expected and what your program printed.</w:t>
+              <w:t xml:space="preserve">Press Check to mark it. You can change your program and check again as often as you like - your best mark is the one that is kept.</w:t>
+            </w:r>
+          </w:p>
+          <w:p>
+            <w:pPr>
+              <w:spacing w:after="60" w:before="60"/>
+            </w:pPr>
+            <w:r>
+              <w:rPr>
+                <w:rFonts w:ascii="Arial" w:cs="Arial" w:eastAsia="Arial" w:hAnsi="Arial"/>
+                <w:b/>
+                <w:bCs/>
+                <w:sz w:val="21"/>
+                <w:szCs w:val="21"/>
+              </w:rPr>
+              <w:t xml:space="preserve">6.  </w:t>
+            </w:r>
+            <w:r>
+              <w:rPr>
+                <w:rFonts w:ascii="Arial" w:cs="Arial" w:eastAsia="Arial" w:hAnsi="Arial"/>
+                <w:sz w:val="21"/>
+                <w:szCs w:val="21"/>
+              </w:rPr>
+              <w:t xml:space="preserve">Read the tests that failed: each one says what was expected and what your program displayed. If you are stuck, the Hint button gives you one step at a time.</w:t>
+            </w:r>
+          </w:p>
+          <w:p>
+            <w:pPr>
+              <w:spacing w:after="60" w:before="60"/>
+            </w:pPr>
+            <w:r>
+              <w:rPr>
+                <w:rFonts w:ascii="Arial" w:cs="Arial" w:eastAsia="Arial" w:hAnsi="Arial"/>
+                <w:b/>
+                <w:bCs/>
+                <w:sz w:val="21"/>
+                <w:szCs w:val="21"/>
+              </w:rPr>
+              <w:t xml:space="preserve">7.  </w:t>
+            </w:r>
+            <w:r>
+              <w:rPr>
+                <w:rFonts w:ascii="Arial" w:cs="Arial" w:eastAsia="Arial" w:hAnsi="Arial"/>
+                <w:sz w:val="21"/>
+                <w:szCs w:val="21"/>
+              </w:rPr>
+              <w:t xml:space="preserve">The activities marked Challenge are optional. Finish the rest of a station first, and come back to them if you have time.</w:t>
             </w:r>
           </w:p>
         </w:tc>
@@ -1540,12 +1586,12 @@
                 <w:sz w:val="21"/>
                 <w:szCs w:val="21"/>
               </w:rPr>
-              <w:t xml:space="preserve">Tick each one off as its tests pass in the editor</w:t>
+              <w:t xml:space="preserve">Tick each one off as you finish it in the editor</w:t>
             </w:r>
           </w:p>
           <w:tbl>
             <w:tblPr>
-              <w:tblW w:type="dxa" w:w="10026"/>
+              <w:tblW w:type="dxa" w:w="10024"/>
               <w:tblBorders>
                 <w:top w:val="single" w:color="auto" w:sz="4"/>
                 <w:left w:val="single" w:color="auto" w:sz="4"/>
@@ -1556,9 +1602,10 @@
               </w:tblBorders>
             </w:tblPr>
             <w:tblGrid>
-              <w:gridCol w:w="3342"/>
-              <w:gridCol w:w="3342"/>
-              <w:gridCol w:w="3342"/>
+              <w:gridCol w:w="2506"/>
+              <w:gridCol w:w="2506"/>
+              <w:gridCol w:w="2506"/>
+              <w:gridCol w:w="2506"/>
             </w:tblGrid>
             <w:tr>
               <w:trPr>
@@ -1567,7 +1614,7 @@
               </w:trPr>
               <w:tc>
                 <w:tcPr>
-                  <w:tcW w:type="dxa" w:w="3342"/>
+                  <w:tcW w:type="dxa" w:w="2506"/>
                   <w:tcBorders>
                     <w:top w:val="single" w:color="B7C2D1" w:sz="4"/>
                     <w:left w:val="single" w:color="B7C2D1" w:sz="4"/>
@@ -1595,13 +1642,13 @@
                       <w:sz w:val="20"/>
                       <w:szCs w:val="20"/>
                     </w:rPr>
-                    <w:t xml:space="preserve">Program</w:t>
-                  </w:r>
-                </w:p>
-              </w:tc>
-              <w:tc>
-                <w:tcPr>
-                  <w:tcW w:type="dxa" w:w="3342"/>
+                    <w:t xml:space="preserve">Activity</w:t>
+                  </w:r>
+                </w:p>
+              </w:tc>
+              <w:tc>
+                <w:tcPr>
+                  <w:tcW w:type="dxa" w:w="2506"/>
                   <w:tcBorders>
                     <w:top w:val="single" w:color="B7C2D1" w:sz="4"/>
                     <w:left w:val="single" w:color="B7C2D1" w:sz="4"/>
@@ -1629,13 +1676,47 @@
                       <w:sz w:val="20"/>
                       <w:szCs w:val="20"/>
                     </w:rPr>
+                    <w:t xml:space="preserve">What to do</w:t>
+                  </w:r>
+                </w:p>
+              </w:tc>
+              <w:tc>
+                <w:tcPr>
+                  <w:tcW w:type="dxa" w:w="2506"/>
+                  <w:tcBorders>
+                    <w:top w:val="single" w:color="B7C2D1" w:sz="4"/>
+                    <w:left w:val="single" w:color="B7C2D1" w:sz="4"/>
+                    <w:bottom w:val="single" w:color="B7C2D1" w:sz="4"/>
+                    <w:right w:val="single" w:color="B7C2D1" w:sz="4"/>
+                  </w:tcBorders>
+                  <w:shd w:fill="E6ECF5" w:color="auto" w:val="clear"/>
+                  <w:tcMar>
+                    <w:top w:type="dxa" w:w="80"/>
+                    <w:left w:type="dxa" w:w="120"/>
+                    <w:bottom w:type="dxa" w:w="80"/>
+                    <w:right w:type="dxa" w:w="120"/>
+                  </w:tcMar>
+                  <w:vAlign w:val="center"/>
+                </w:tcPr>
+                <w:p>
+                  <w:pPr>
+                    <w:spacing w:after="0" w:before="0"/>
+                  </w:pPr>
+                  <w:r>
+                    <w:rPr>
+                      <w:rFonts w:ascii="Arial" w:cs="Arial" w:eastAsia="Arial" w:hAnsi="Arial"/>
+                      <w:b/>
+                      <w:bCs/>
+                      <w:sz w:val="20"/>
+                      <w:szCs w:val="20"/>
+                    </w:rPr>
                     <w:t xml:space="preserve">Marks</w:t>
                   </w:r>
                 </w:p>
               </w:tc>
               <w:tc>
                 <w:tcPr>
-                  <w:tcW w:type="dxa" w:w="3342"/>
+                  <w:tcW w:type="dxa" w:w="2506"/>
                   <w:tcBorders>
                     <w:top w:val="single" w:color="B7C2D1" w:sz="4"/>
                     <w:left w:val="single" w:color="B7C2D1" w:sz="4"/>
@@ -1675,73 +1756,107 @@
               </w:trPr>
               <w:tc>
                 <w:tcPr>
-                  <w:tcW w:type="dxa" w:w="3342"/>
-                  <w:tcBorders>
-                    <w:top w:val="single" w:color="B7C2D1" w:sz="4"/>
-                    <w:left w:val="single" w:color="B7C2D1" w:sz="4"/>
-                    <w:bottom w:val="single" w:color="B7C2D1" w:sz="4"/>
-                    <w:right w:val="single" w:color="B7C2D1" w:sz="4"/>
-                  </w:tcBorders>
-                  <w:shd w:fill="FFFFFF" w:color="auto" w:val="clear"/>
-                  <w:tcMar>
-                    <w:top w:type="dxa" w:w="80"/>
-                    <w:left w:type="dxa" w:w="120"/>
-                    <w:bottom w:type="dxa" w:w="80"/>
-                    <w:right w:type="dxa" w:w="120"/>
-                  </w:tcMar>
-                  <w:vAlign w:val="center"/>
-                </w:tcPr>
-                <w:p>
-                  <w:pPr>
-                    <w:spacing w:after="0" w:before="0"/>
-                  </w:pPr>
-                  <w:r>
-                    <w:rPr>
-                      <w:rFonts w:ascii="Arial" w:cs="Arial" w:eastAsia="Arial" w:hAnsi="Arial"/>
-                      <w:sz w:val="21"/>
-                      <w:szCs w:val="21"/>
-                    </w:rPr>
-                    <w:t xml:space="preserve">Ask the user for a whole number. Then ask for a second whole number. Take the second away from the first. Display [difference] and nothing else.</w:t>
-                  </w:r>
-                </w:p>
-              </w:tc>
-              <w:tc>
-                <w:tcPr>
-                  <w:tcW w:type="dxa" w:w="3342"/>
-                  <w:tcBorders>
-                    <w:top w:val="single" w:color="B7C2D1" w:sz="4"/>
-                    <w:left w:val="single" w:color="B7C2D1" w:sz="4"/>
-                    <w:bottom w:val="single" w:color="B7C2D1" w:sz="4"/>
-                    <w:right w:val="single" w:color="B7C2D1" w:sz="4"/>
-                  </w:tcBorders>
-                  <w:shd w:fill="FFFFFF" w:color="auto" w:val="clear"/>
-                  <w:tcMar>
-                    <w:top w:type="dxa" w:w="80"/>
-                    <w:left w:type="dxa" w:w="120"/>
-                    <w:bottom w:type="dxa" w:w="80"/>
-                    <w:right w:type="dxa" w:w="120"/>
-                  </w:tcMar>
-                  <w:vAlign w:val="center"/>
-                </w:tcPr>
-                <w:p>
-                  <w:pPr>
-                    <w:spacing w:after="0" w:before="0"/>
-                  </w:pPr>
-                  <w:r>
-                    <w:rPr>
-                      <w:rFonts w:ascii="Arial" w:cs="Arial" w:eastAsia="Arial" w:hAnsi="Arial"/>
-                      <w:b w:val="false"/>
-                      <w:bCs w:val="false"/>
-                      <w:sz w:val="21"/>
-                      <w:szCs w:val="21"/>
-                    </w:rPr>
-                    <w:t xml:space="preserve">2</w:t>
-                  </w:r>
-                </w:p>
-              </w:tc>
-              <w:tc>
-                <w:tcPr>
-                  <w:tcW w:type="dxa" w:w="3342"/>
+                  <w:tcW w:type="dxa" w:w="2506"/>
+                  <w:tcBorders>
+                    <w:top w:val="single" w:color="B7C2D1" w:sz="4"/>
+                    <w:left w:val="single" w:color="B7C2D1" w:sz="4"/>
+                    <w:bottom w:val="single" w:color="B7C2D1" w:sz="4"/>
+                    <w:right w:val="single" w:color="B7C2D1" w:sz="4"/>
+                  </w:tcBorders>
+                  <w:shd w:fill="FFFFFF" w:color="auto" w:val="clear"/>
+                  <w:tcMar>
+                    <w:top w:type="dxa" w:w="80"/>
+                    <w:left w:type="dxa" w:w="120"/>
+                    <w:bottom w:type="dxa" w:w="80"/>
+                    <w:right w:type="dxa" w:w="120"/>
+                  </w:tcMar>
+                  <w:vAlign w:val="center"/>
+                </w:tcPr>
+                <w:p>
+                  <w:pPr>
+                    <w:spacing w:after="0" w:before="0"/>
+                  </w:pPr>
+                  <w:r>
+                    <w:rPr>
+                      <w:rFonts w:ascii="Arial" w:cs="Arial" w:eastAsia="Arial" w:hAnsi="Arial"/>
+                      <w:sz w:val="21"/>
+                      <w:szCs w:val="21"/>
+                    </w:rPr>
+                    <w:t xml:space="preserve">Press Run. The same two numbers are used four times, with a different sign each time.</w:t>
+                  </w:r>
+                </w:p>
+              </w:tc>
+              <w:tc>
+                <w:tcPr>
+                  <w:tcW w:type="dxa" w:w="2506"/>
+                  <w:tcBorders>
+                    <w:top w:val="single" w:color="B7C2D1" w:sz="4"/>
+                    <w:left w:val="single" w:color="B7C2D1" w:sz="4"/>
+                    <w:bottom w:val="single" w:color="B7C2D1" w:sz="4"/>
+                    <w:right w:val="single" w:color="B7C2D1" w:sz="4"/>
+                  </w:tcBorders>
+                  <w:shd w:fill="FFFFFF" w:color="auto" w:val="clear"/>
+                  <w:tcMar>
+                    <w:top w:type="dxa" w:w="80"/>
+                    <w:left w:type="dxa" w:w="120"/>
+                    <w:bottom w:type="dxa" w:w="80"/>
+                    <w:right w:type="dxa" w:w="120"/>
+                  </w:tcMar>
+                  <w:vAlign w:val="center"/>
+                </w:tcPr>
+                <w:p>
+                  <w:pPr>
+                    <w:spacing w:after="0" w:before="0"/>
+                  </w:pPr>
+                  <w:r>
+                    <w:rPr>
+                      <w:rFonts w:ascii="Arial" w:cs="Arial" w:eastAsia="Arial" w:hAnsi="Arial"/>
+                      <w:b w:val="false"/>
+                      <w:bCs w:val="false"/>
+                      <w:sz w:val="21"/>
+                      <w:szCs w:val="21"/>
+                    </w:rPr>
+                    <w:t xml:space="preserve">Run it</w:t>
+                  </w:r>
+                </w:p>
+              </w:tc>
+              <w:tc>
+                <w:tcPr>
+                  <w:tcW w:type="dxa" w:w="2506"/>
+                  <w:tcBorders>
+                    <w:top w:val="single" w:color="B7C2D1" w:sz="4"/>
+                    <w:left w:val="single" w:color="B7C2D1" w:sz="4"/>
+                    <w:bottom w:val="single" w:color="B7C2D1" w:sz="4"/>
+                    <w:right w:val="single" w:color="B7C2D1" w:sz="4"/>
+                  </w:tcBorders>
+                  <w:shd w:fill="FFFFFF" w:color="auto" w:val="clear"/>
+                  <w:tcMar>
+                    <w:top w:type="dxa" w:w="80"/>
+                    <w:left w:type="dxa" w:w="120"/>
+                    <w:bottom w:type="dxa" w:w="80"/>
+                    <w:right w:type="dxa" w:w="120"/>
+                  </w:tcMar>
+                  <w:vAlign w:val="center"/>
+                </w:tcPr>
+                <w:p>
+                  <w:pPr>
+                    <w:spacing w:after="0" w:before="0"/>
+                  </w:pPr>
+                  <w:r>
+                    <w:rPr>
+                      <w:rFonts w:ascii="Arial" w:cs="Arial" w:eastAsia="Arial" w:hAnsi="Arial"/>
+                      <w:b w:val="false"/>
+                      <w:bCs w:val="false"/>
+                      <w:sz w:val="21"/>
+                      <w:szCs w:val="21"/>
+                    </w:rPr>
+                    <w:t xml:space="preserve">1</w:t>
+                  </w:r>
+                </w:p>
+              </w:tc>
+              <w:tc>
+                <w:tcPr>
+                  <w:tcW w:type="dxa" w:w="2506"/>
                   <w:tcBorders>
                     <w:top w:val="single" w:color="B7C2D1" w:sz="4"/>
                     <w:left w:val="single" w:color="B7C2D1" w:sz="4"/>
@@ -1781,73 +1896,107 @@
               </w:trPr>
               <w:tc>
                 <w:tcPr>
-                  <w:tcW w:type="dxa" w:w="3342"/>
-                  <w:tcBorders>
-                    <w:top w:val="single" w:color="B7C2D1" w:sz="4"/>
-                    <w:left w:val="single" w:color="B7C2D1" w:sz="4"/>
-                    <w:bottom w:val="single" w:color="B7C2D1" w:sz="4"/>
-                    <w:right w:val="single" w:color="B7C2D1" w:sz="4"/>
-                  </w:tcBorders>
-                  <w:shd w:fill="FFFFFF" w:color="auto" w:val="clear"/>
-                  <w:tcMar>
-                    <w:top w:type="dxa" w:w="80"/>
-                    <w:left w:type="dxa" w:w="120"/>
-                    <w:bottom w:type="dxa" w:w="80"/>
-                    <w:right w:type="dxa" w:w="120"/>
-                  </w:tcMar>
-                  <w:vAlign w:val="center"/>
-                </w:tcPr>
-                <w:p>
-                  <w:pPr>
-                    <w:spacing w:after="0" w:before="0"/>
-                  </w:pPr>
-                  <w:r>
-                    <w:rPr>
-                      <w:rFonts w:ascii="Arial" w:cs="Arial" w:eastAsia="Arial" w:hAnsi="Arial"/>
-                      <w:sz w:val="21"/>
-                      <w:szCs w:val="21"/>
-                    </w:rPr>
-                    <w:t xml:space="preserve">Ask the user for a whole number. Then ask for a second whole number. Multiply them together. Display [product] and nothing else.</w:t>
-                  </w:r>
-                </w:p>
-              </w:tc>
-              <w:tc>
-                <w:tcPr>
-                  <w:tcW w:type="dxa" w:w="3342"/>
-                  <w:tcBorders>
-                    <w:top w:val="single" w:color="B7C2D1" w:sz="4"/>
-                    <w:left w:val="single" w:color="B7C2D1" w:sz="4"/>
-                    <w:bottom w:val="single" w:color="B7C2D1" w:sz="4"/>
-                    <w:right w:val="single" w:color="B7C2D1" w:sz="4"/>
-                  </w:tcBorders>
-                  <w:shd w:fill="FFFFFF" w:color="auto" w:val="clear"/>
-                  <w:tcMar>
-                    <w:top w:type="dxa" w:w="80"/>
-                    <w:left w:type="dxa" w:w="120"/>
-                    <w:bottom w:type="dxa" w:w="80"/>
-                    <w:right w:type="dxa" w:w="120"/>
-                  </w:tcMar>
-                  <w:vAlign w:val="center"/>
-                </w:tcPr>
-                <w:p>
-                  <w:pPr>
-                    <w:spacing w:after="0" w:before="0"/>
-                  </w:pPr>
-                  <w:r>
-                    <w:rPr>
-                      <w:rFonts w:ascii="Arial" w:cs="Arial" w:eastAsia="Arial" w:hAnsi="Arial"/>
-                      <w:b w:val="false"/>
-                      <w:bCs w:val="false"/>
-                      <w:sz w:val="21"/>
-                      <w:szCs w:val="21"/>
-                    </w:rPr>
-                    <w:t xml:space="preserve">2</w:t>
-                  </w:r>
-                </w:p>
-              </w:tc>
-              <w:tc>
-                <w:tcPr>
-                  <w:tcW w:type="dxa" w:w="3342"/>
+                  <w:tcW w:type="dxa" w:w="2506"/>
+                  <w:tcBorders>
+                    <w:top w:val="single" w:color="B7C2D1" w:sz="4"/>
+                    <w:left w:val="single" w:color="B7C2D1" w:sz="4"/>
+                    <w:bottom w:val="single" w:color="B7C2D1" w:sz="4"/>
+                    <w:right w:val="single" w:color="B7C2D1" w:sz="4"/>
+                  </w:tcBorders>
+                  <w:shd w:fill="FFFFFF" w:color="auto" w:val="clear"/>
+                  <w:tcMar>
+                    <w:top w:type="dxa" w:w="80"/>
+                    <w:left w:type="dxa" w:w="120"/>
+                    <w:bottom w:type="dxa" w:w="80"/>
+                    <w:right w:type="dxa" w:w="120"/>
+                  </w:tcMar>
+                  <w:vAlign w:val="center"/>
+                </w:tcPr>
+                <w:p>
+                  <w:pPr>
+                    <w:spacing w:after="0" w:before="0"/>
+                  </w:pPr>
+                  <w:r>
+                    <w:rPr>
+                      <w:rFonts w:ascii="Arial" w:cs="Arial" w:eastAsia="Arial" w:hAnsi="Arial"/>
+                      <w:sz w:val="21"/>
+                      <w:szCs w:val="21"/>
+                    </w:rPr>
+                    <w:t xml:space="preserve">What will this program display?</w:t>
+                  </w:r>
+                </w:p>
+              </w:tc>
+              <w:tc>
+                <w:tcPr>
+                  <w:tcW w:type="dxa" w:w="2506"/>
+                  <w:tcBorders>
+                    <w:top w:val="single" w:color="B7C2D1" w:sz="4"/>
+                    <w:left w:val="single" w:color="B7C2D1" w:sz="4"/>
+                    <w:bottom w:val="single" w:color="B7C2D1" w:sz="4"/>
+                    <w:right w:val="single" w:color="B7C2D1" w:sz="4"/>
+                  </w:tcBorders>
+                  <w:shd w:fill="FFFFFF" w:color="auto" w:val="clear"/>
+                  <w:tcMar>
+                    <w:top w:type="dxa" w:w="80"/>
+                    <w:left w:type="dxa" w:w="120"/>
+                    <w:bottom w:type="dxa" w:w="80"/>
+                    <w:right w:type="dxa" w:w="120"/>
+                  </w:tcMar>
+                  <w:vAlign w:val="center"/>
+                </w:tcPr>
+                <w:p>
+                  <w:pPr>
+                    <w:spacing w:after="0" w:before="0"/>
+                  </w:pPr>
+                  <w:r>
+                    <w:rPr>
+                      <w:rFonts w:ascii="Arial" w:cs="Arial" w:eastAsia="Arial" w:hAnsi="Arial"/>
+                      <w:b w:val="false"/>
+                      <w:bCs w:val="false"/>
+                      <w:sz w:val="21"/>
+                      <w:szCs w:val="21"/>
+                    </w:rPr>
+                    <w:t xml:space="preserve">Predict</w:t>
+                  </w:r>
+                </w:p>
+              </w:tc>
+              <w:tc>
+                <w:tcPr>
+                  <w:tcW w:type="dxa" w:w="2506"/>
+                  <w:tcBorders>
+                    <w:top w:val="single" w:color="B7C2D1" w:sz="4"/>
+                    <w:left w:val="single" w:color="B7C2D1" w:sz="4"/>
+                    <w:bottom w:val="single" w:color="B7C2D1" w:sz="4"/>
+                    <w:right w:val="single" w:color="B7C2D1" w:sz="4"/>
+                  </w:tcBorders>
+                  <w:shd w:fill="FFFFFF" w:color="auto" w:val="clear"/>
+                  <w:tcMar>
+                    <w:top w:type="dxa" w:w="80"/>
+                    <w:left w:type="dxa" w:w="120"/>
+                    <w:bottom w:type="dxa" w:w="80"/>
+                    <w:right w:type="dxa" w:w="120"/>
+                  </w:tcMar>
+                  <w:vAlign w:val="center"/>
+                </w:tcPr>
+                <w:p>
+                  <w:pPr>
+                    <w:spacing w:after="0" w:before="0"/>
+                  </w:pPr>
+                  <w:r>
+                    <w:rPr>
+                      <w:rFonts w:ascii="Arial" w:cs="Arial" w:eastAsia="Arial" w:hAnsi="Arial"/>
+                      <w:b w:val="false"/>
+                      <w:bCs w:val="false"/>
+                      <w:sz w:val="21"/>
+                      <w:szCs w:val="21"/>
+                    </w:rPr>
+                    <w:t xml:space="preserve">1</w:t>
+                  </w:r>
+                </w:p>
+              </w:tc>
+              <w:tc>
+                <w:tcPr>
+                  <w:tcW w:type="dxa" w:w="2506"/>
                   <w:tcBorders>
                     <w:top w:val="single" w:color="B7C2D1" w:sz="4"/>
                     <w:left w:val="single" w:color="B7C2D1" w:sz="4"/>
@@ -1887,73 +2036,107 @@
               </w:trPr>
               <w:tc>
                 <w:tcPr>
-                  <w:tcW w:type="dxa" w:w="3342"/>
-                  <w:tcBorders>
-                    <w:top w:val="single" w:color="B7C2D1" w:sz="4"/>
-                    <w:left w:val="single" w:color="B7C2D1" w:sz="4"/>
-                    <w:bottom w:val="single" w:color="B7C2D1" w:sz="4"/>
-                    <w:right w:val="single" w:color="B7C2D1" w:sz="4"/>
-                  </w:tcBorders>
-                  <w:shd w:fill="FFFFFF" w:color="auto" w:val="clear"/>
-                  <w:tcMar>
-                    <w:top w:type="dxa" w:w="80"/>
-                    <w:left w:type="dxa" w:w="120"/>
-                    <w:bottom w:type="dxa" w:w="80"/>
-                    <w:right w:type="dxa" w:w="120"/>
-                  </w:tcMar>
-                  <w:vAlign w:val="center"/>
-                </w:tcPr>
-                <w:p>
-                  <w:pPr>
-                    <w:spacing w:after="0" w:before="0"/>
-                  </w:pPr>
-                  <w:r>
-                    <w:rPr>
-                      <w:rFonts w:ascii="Arial" w:cs="Arial" w:eastAsia="Arial" w:hAnsi="Arial"/>
-                      <w:sz w:val="21"/>
-                      <w:szCs w:val="21"/>
-                    </w:rPr>
-                    <w:t xml:space="preserve">Ask the user for a whole number. Then ask for a second whole number. Divide the first by the second. Display [answer] and nothing else.</w:t>
-                  </w:r>
-                </w:p>
-              </w:tc>
-              <w:tc>
-                <w:tcPr>
-                  <w:tcW w:type="dxa" w:w="3342"/>
-                  <w:tcBorders>
-                    <w:top w:val="single" w:color="B7C2D1" w:sz="4"/>
-                    <w:left w:val="single" w:color="B7C2D1" w:sz="4"/>
-                    <w:bottom w:val="single" w:color="B7C2D1" w:sz="4"/>
-                    <w:right w:val="single" w:color="B7C2D1" w:sz="4"/>
-                  </w:tcBorders>
-                  <w:shd w:fill="FFFFFF" w:color="auto" w:val="clear"/>
-                  <w:tcMar>
-                    <w:top w:type="dxa" w:w="80"/>
-                    <w:left w:type="dxa" w:w="120"/>
-                    <w:bottom w:type="dxa" w:w="80"/>
-                    <w:right w:type="dxa" w:w="120"/>
-                  </w:tcMar>
-                  <w:vAlign w:val="center"/>
-                </w:tcPr>
-                <w:p>
-                  <w:pPr>
-                    <w:spacing w:after="0" w:before="0"/>
-                  </w:pPr>
-                  <w:r>
-                    <w:rPr>
-                      <w:rFonts w:ascii="Arial" w:cs="Arial" w:eastAsia="Arial" w:hAnsi="Arial"/>
-                      <w:b w:val="false"/>
-                      <w:bCs w:val="false"/>
-                      <w:sz w:val="21"/>
-                      <w:szCs w:val="21"/>
-                    </w:rPr>
-                    <w:t xml:space="preserve">2</w:t>
-                  </w:r>
-                </w:p>
-              </w:tc>
-              <w:tc>
-                <w:tcPr>
-                  <w:tcW w:type="dxa" w:w="3342"/>
+                  <w:tcW w:type="dxa" w:w="2506"/>
+                  <w:tcBorders>
+                    <w:top w:val="single" w:color="B7C2D1" w:sz="4"/>
+                    <w:left w:val="single" w:color="B7C2D1" w:sz="4"/>
+                    <w:bottom w:val="single" w:color="B7C2D1" w:sz="4"/>
+                    <w:right w:val="single" w:color="B7C2D1" w:sz="4"/>
+                  </w:tcBorders>
+                  <w:shd w:fill="FFFFFF" w:color="auto" w:val="clear"/>
+                  <w:tcMar>
+                    <w:top w:type="dxa" w:w="80"/>
+                    <w:left w:type="dxa" w:w="120"/>
+                    <w:bottom w:type="dxa" w:w="80"/>
+                    <w:right w:type="dxa" w:w="120"/>
+                  </w:tcMar>
+                  <w:vAlign w:val="center"/>
+                </w:tcPr>
+                <w:p>
+                  <w:pPr>
+                    <w:spacing w:after="0" w:before="0"/>
+                  </w:pPr>
+                  <w:r>
+                    <w:rPr>
+                      <w:rFonts w:ascii="Arial" w:cs="Arial" w:eastAsia="Arial" w:hAnsi="Arial"/>
+                      <w:sz w:val="21"/>
+                      <w:szCs w:val="21"/>
+                    </w:rPr>
+                    <w:t xml:space="preserve">Change the program so it multiplies the two numbers instead of adding them.</w:t>
+                  </w:r>
+                </w:p>
+              </w:tc>
+              <w:tc>
+                <w:tcPr>
+                  <w:tcW w:type="dxa" w:w="2506"/>
+                  <w:tcBorders>
+                    <w:top w:val="single" w:color="B7C2D1" w:sz="4"/>
+                    <w:left w:val="single" w:color="B7C2D1" w:sz="4"/>
+                    <w:bottom w:val="single" w:color="B7C2D1" w:sz="4"/>
+                    <w:right w:val="single" w:color="B7C2D1" w:sz="4"/>
+                  </w:tcBorders>
+                  <w:shd w:fill="FFFFFF" w:color="auto" w:val="clear"/>
+                  <w:tcMar>
+                    <w:top w:type="dxa" w:w="80"/>
+                    <w:left w:type="dxa" w:w="120"/>
+                    <w:bottom w:type="dxa" w:w="80"/>
+                    <w:right w:type="dxa" w:w="120"/>
+                  </w:tcMar>
+                  <w:vAlign w:val="center"/>
+                </w:tcPr>
+                <w:p>
+                  <w:pPr>
+                    <w:spacing w:after="0" w:before="0"/>
+                  </w:pPr>
+                  <w:r>
+                    <w:rPr>
+                      <w:rFonts w:ascii="Arial" w:cs="Arial" w:eastAsia="Arial" w:hAnsi="Arial"/>
+                      <w:b w:val="false"/>
+                      <w:bCs w:val="false"/>
+                      <w:sz w:val="21"/>
+                      <w:szCs w:val="21"/>
+                    </w:rPr>
+                    <w:t xml:space="preserve">Change it</w:t>
+                  </w:r>
+                </w:p>
+              </w:tc>
+              <w:tc>
+                <w:tcPr>
+                  <w:tcW w:type="dxa" w:w="2506"/>
+                  <w:tcBorders>
+                    <w:top w:val="single" w:color="B7C2D1" w:sz="4"/>
+                    <w:left w:val="single" w:color="B7C2D1" w:sz="4"/>
+                    <w:bottom w:val="single" w:color="B7C2D1" w:sz="4"/>
+                    <w:right w:val="single" w:color="B7C2D1" w:sz="4"/>
+                  </w:tcBorders>
+                  <w:shd w:fill="FFFFFF" w:color="auto" w:val="clear"/>
+                  <w:tcMar>
+                    <w:top w:type="dxa" w:w="80"/>
+                    <w:left w:type="dxa" w:w="120"/>
+                    <w:bottom w:type="dxa" w:w="80"/>
+                    <w:right w:type="dxa" w:w="120"/>
+                  </w:tcMar>
+                  <w:vAlign w:val="center"/>
+                </w:tcPr>
+                <w:p>
+                  <w:pPr>
+                    <w:spacing w:after="0" w:before="0"/>
+                  </w:pPr>
+                  <w:r>
+                    <w:rPr>
+                      <w:rFonts w:ascii="Arial" w:cs="Arial" w:eastAsia="Arial" w:hAnsi="Arial"/>
+                      <w:b w:val="false"/>
+                      <w:bCs w:val="false"/>
+                      <w:sz w:val="21"/>
+                      <w:szCs w:val="21"/>
+                    </w:rPr>
+                    <w:t xml:space="preserve">1</w:t>
+                  </w:r>
+                </w:p>
+              </w:tc>
+              <w:tc>
+                <w:tcPr>
+                  <w:tcW w:type="dxa" w:w="2506"/>
                   <w:tcBorders>
                     <w:top w:val="single" w:color="B7C2D1" w:sz="4"/>
                     <w:left w:val="single" w:color="B7C2D1" w:sz="4"/>
@@ -1993,73 +2176,107 @@
               </w:trPr>
               <w:tc>
                 <w:tcPr>
-                  <w:tcW w:type="dxa" w:w="3342"/>
-                  <w:tcBorders>
-                    <w:top w:val="single" w:color="B7C2D1" w:sz="4"/>
-                    <w:left w:val="single" w:color="B7C2D1" w:sz="4"/>
-                    <w:bottom w:val="single" w:color="B7C2D1" w:sz="4"/>
-                    <w:right w:val="single" w:color="B7C2D1" w:sz="4"/>
-                  </w:tcBorders>
-                  <w:shd w:fill="FFFFFF" w:color="auto" w:val="clear"/>
-                  <w:tcMar>
-                    <w:top w:type="dxa" w:w="80"/>
-                    <w:left w:type="dxa" w:w="120"/>
-                    <w:bottom w:type="dxa" w:w="80"/>
-                    <w:right w:type="dxa" w:w="120"/>
-                  </w:tcMar>
-                  <w:vAlign w:val="center"/>
-                </w:tcPr>
-                <w:p>
-                  <w:pPr>
-                    <w:spacing w:after="0" w:before="0"/>
-                  </w:pPr>
-                  <w:r>
-                    <w:rPr>
-                      <w:rFonts w:ascii="Arial" w:cs="Arial" w:eastAsia="Arial" w:hAnsi="Arial"/>
-                      <w:sz w:val="21"/>
-                      <w:szCs w:val="21"/>
-                    </w:rPr>
-                    <w:t xml:space="preserve">Ask the user for a whole number. Then ask for a second whole number. Then ask for a third whole number. Add all three together. Display [total] and nothing else.</w:t>
-                  </w:r>
-                </w:p>
-              </w:tc>
-              <w:tc>
-                <w:tcPr>
-                  <w:tcW w:type="dxa" w:w="3342"/>
-                  <w:tcBorders>
-                    <w:top w:val="single" w:color="B7C2D1" w:sz="4"/>
-                    <w:left w:val="single" w:color="B7C2D1" w:sz="4"/>
-                    <w:bottom w:val="single" w:color="B7C2D1" w:sz="4"/>
-                    <w:right w:val="single" w:color="B7C2D1" w:sz="4"/>
-                  </w:tcBorders>
-                  <w:shd w:fill="FFFFFF" w:color="auto" w:val="clear"/>
-                  <w:tcMar>
-                    <w:top w:type="dxa" w:w="80"/>
-                    <w:left w:type="dxa" w:w="120"/>
-                    <w:bottom w:type="dxa" w:w="80"/>
-                    <w:right w:type="dxa" w:w="120"/>
-                  </w:tcMar>
-                  <w:vAlign w:val="center"/>
-                </w:tcPr>
-                <w:p>
-                  <w:pPr>
-                    <w:spacing w:after="0" w:before="0"/>
-                  </w:pPr>
-                  <w:r>
-                    <w:rPr>
-                      <w:rFonts w:ascii="Arial" w:cs="Arial" w:eastAsia="Arial" w:hAnsi="Arial"/>
-                      <w:b w:val="false"/>
-                      <w:bCs w:val="false"/>
-                      <w:sz w:val="21"/>
-                      <w:szCs w:val="21"/>
-                    </w:rPr>
-                    <w:t xml:space="preserve">2</w:t>
-                  </w:r>
-                </w:p>
-              </w:tc>
-              <w:tc>
-                <w:tcPr>
-                  <w:tcW w:type="dxa" w:w="3342"/>
+                  <w:tcW w:type="dxa" w:w="2506"/>
+                  <w:tcBorders>
+                    <w:top w:val="single" w:color="B7C2D1" w:sz="4"/>
+                    <w:left w:val="single" w:color="B7C2D1" w:sz="4"/>
+                    <w:bottom w:val="single" w:color="B7C2D1" w:sz="4"/>
+                    <w:right w:val="single" w:color="B7C2D1" w:sz="4"/>
+                  </w:tcBorders>
+                  <w:shd w:fill="FFFFFF" w:color="auto" w:val="clear"/>
+                  <w:tcMar>
+                    <w:top w:type="dxa" w:w="80"/>
+                    <w:left w:type="dxa" w:w="120"/>
+                    <w:bottom w:type="dxa" w:w="80"/>
+                    <w:right w:type="dxa" w:w="120"/>
+                  </w:tcMar>
+                  <w:vAlign w:val="center"/>
+                </w:tcPr>
+                <w:p>
+                  <w:pPr>
+                    <w:spacing w:after="0" w:before="0"/>
+                  </w:pPr>
+                  <w:r>
+                    <w:rPr>
+                      <w:rFonts w:ascii="Arial" w:cs="Arial" w:eastAsia="Arial" w:hAnsi="Arial"/>
+                      <w:sz w:val="21"/>
+                      <w:szCs w:val="21"/>
+                    </w:rPr>
+                    <w:t xml:space="preserve">What will this program display?</w:t>
+                  </w:r>
+                </w:p>
+              </w:tc>
+              <w:tc>
+                <w:tcPr>
+                  <w:tcW w:type="dxa" w:w="2506"/>
+                  <w:tcBorders>
+                    <w:top w:val="single" w:color="B7C2D1" w:sz="4"/>
+                    <w:left w:val="single" w:color="B7C2D1" w:sz="4"/>
+                    <w:bottom w:val="single" w:color="B7C2D1" w:sz="4"/>
+                    <w:right w:val="single" w:color="B7C2D1" w:sz="4"/>
+                  </w:tcBorders>
+                  <w:shd w:fill="FFFFFF" w:color="auto" w:val="clear"/>
+                  <w:tcMar>
+                    <w:top w:type="dxa" w:w="80"/>
+                    <w:left w:type="dxa" w:w="120"/>
+                    <w:bottom w:type="dxa" w:w="80"/>
+                    <w:right w:type="dxa" w:w="120"/>
+                  </w:tcMar>
+                  <w:vAlign w:val="center"/>
+                </w:tcPr>
+                <w:p>
+                  <w:pPr>
+                    <w:spacing w:after="0" w:before="0"/>
+                  </w:pPr>
+                  <w:r>
+                    <w:rPr>
+                      <w:rFonts w:ascii="Arial" w:cs="Arial" w:eastAsia="Arial" w:hAnsi="Arial"/>
+                      <w:b w:val="false"/>
+                      <w:bCs w:val="false"/>
+                      <w:sz w:val="21"/>
+                      <w:szCs w:val="21"/>
+                    </w:rPr>
+                    <w:t xml:space="preserve">Predict</w:t>
+                  </w:r>
+                </w:p>
+              </w:tc>
+              <w:tc>
+                <w:tcPr>
+                  <w:tcW w:type="dxa" w:w="2506"/>
+                  <w:tcBorders>
+                    <w:top w:val="single" w:color="B7C2D1" w:sz="4"/>
+                    <w:left w:val="single" w:color="B7C2D1" w:sz="4"/>
+                    <w:bottom w:val="single" w:color="B7C2D1" w:sz="4"/>
+                    <w:right w:val="single" w:color="B7C2D1" w:sz="4"/>
+                  </w:tcBorders>
+                  <w:shd w:fill="FFFFFF" w:color="auto" w:val="clear"/>
+                  <w:tcMar>
+                    <w:top w:type="dxa" w:w="80"/>
+                    <w:left w:type="dxa" w:w="120"/>
+                    <w:bottom w:type="dxa" w:w="80"/>
+                    <w:right w:type="dxa" w:w="120"/>
+                  </w:tcMar>
+                  <w:vAlign w:val="center"/>
+                </w:tcPr>
+                <w:p>
+                  <w:pPr>
+                    <w:spacing w:after="0" w:before="0"/>
+                  </w:pPr>
+                  <w:r>
+                    <w:rPr>
+                      <w:rFonts w:ascii="Arial" w:cs="Arial" w:eastAsia="Arial" w:hAnsi="Arial"/>
+                      <w:b w:val="false"/>
+                      <w:bCs w:val="false"/>
+                      <w:sz w:val="21"/>
+                      <w:szCs w:val="21"/>
+                    </w:rPr>
+                    <w:t xml:space="preserve">1</w:t>
+                  </w:r>
+                </w:p>
+              </w:tc>
+              <w:tc>
+                <w:tcPr>
+                  <w:tcW w:type="dxa" w:w="2506"/>
                   <w:tcBorders>
                     <w:top w:val="single" w:color="B7C2D1" w:sz="4"/>
                     <w:left w:val="single" w:color="B7C2D1" w:sz="4"/>
@@ -2099,39 +2316,73 @@
               </w:trPr>
               <w:tc>
                 <w:tcPr>
-                  <w:tcW w:type="dxa" w:w="3342"/>
-                  <w:tcBorders>
-                    <w:top w:val="single" w:color="B7C2D1" w:sz="4"/>
-                    <w:left w:val="single" w:color="B7C2D1" w:sz="4"/>
-                    <w:bottom w:val="single" w:color="B7C2D1" w:sz="4"/>
-                    <w:right w:val="single" w:color="B7C2D1" w:sz="4"/>
-                  </w:tcBorders>
-                  <w:shd w:fill="FFFFFF" w:color="auto" w:val="clear"/>
-                  <w:tcMar>
-                    <w:top w:type="dxa" w:w="80"/>
-                    <w:left w:type="dxa" w:w="120"/>
-                    <w:bottom w:type="dxa" w:w="80"/>
-                    <w:right w:type="dxa" w:w="120"/>
-                  </w:tcMar>
-                  <w:vAlign w:val="center"/>
-                </w:tcPr>
-                <w:p>
-                  <w:pPr>
-                    <w:spacing w:after="0" w:before="0"/>
-                  </w:pPr>
-                  <w:r>
-                    <w:rPr>
-                      <w:rFonts w:ascii="Arial" w:cs="Arial" w:eastAsia="Arial" w:hAnsi="Arial"/>
-                      <w:sz w:val="21"/>
-                      <w:szCs w:val="21"/>
-                    </w:rPr>
-                    <w:t xml:space="preserve">Ask the user for a whole number. Then ask for a second whole number. Then ask for a third whole number. Add the first two together. Multiply that answer by the third. Display [answer] and nothing else.</w:t>
-                  </w:r>
-                </w:p>
-              </w:tc>
-              <w:tc>
-                <w:tcPr>
-                  <w:tcW w:type="dxa" w:w="3342"/>
+                  <w:tcW w:type="dxa" w:w="2506"/>
+                  <w:tcBorders>
+                    <w:top w:val="single" w:color="B7C2D1" w:sz="4"/>
+                    <w:left w:val="single" w:color="B7C2D1" w:sz="4"/>
+                    <w:bottom w:val="single" w:color="B7C2D1" w:sz="4"/>
+                    <w:right w:val="single" w:color="B7C2D1" w:sz="4"/>
+                  </w:tcBorders>
+                  <w:shd w:fill="FFFFFF" w:color="auto" w:val="clear"/>
+                  <w:tcMar>
+                    <w:top w:type="dxa" w:w="80"/>
+                    <w:left w:type="dxa" w:w="120"/>
+                    <w:bottom w:type="dxa" w:w="80"/>
+                    <w:right w:type="dxa" w:w="120"/>
+                  </w:tcMar>
+                  <w:vAlign w:val="center"/>
+                </w:tcPr>
+                <w:p>
+                  <w:pPr>
+                    <w:spacing w:after="0" w:before="0"/>
+                  </w:pPr>
+                  <w:r>
+                    <w:rPr>
+                      <w:rFonts w:ascii="Arial" w:cs="Arial" w:eastAsia="Arial" w:hAnsi="Arial"/>
+                      <w:sz w:val="21"/>
+                      <w:szCs w:val="21"/>
+                    </w:rPr>
+                    <w:t xml:space="preserve">Finish the program so it takes the second number away from the first.</w:t>
+                  </w:r>
+                </w:p>
+              </w:tc>
+              <w:tc>
+                <w:tcPr>
+                  <w:tcW w:type="dxa" w:w="2506"/>
+                  <w:tcBorders>
+                    <w:top w:val="single" w:color="B7C2D1" w:sz="4"/>
+                    <w:left w:val="single" w:color="B7C2D1" w:sz="4"/>
+                    <w:bottom w:val="single" w:color="B7C2D1" w:sz="4"/>
+                    <w:right w:val="single" w:color="B7C2D1" w:sz="4"/>
+                  </w:tcBorders>
+                  <w:shd w:fill="FFFFFF" w:color="auto" w:val="clear"/>
+                  <w:tcMar>
+                    <w:top w:type="dxa" w:w="80"/>
+                    <w:left w:type="dxa" w:w="120"/>
+                    <w:bottom w:type="dxa" w:w="80"/>
+                    <w:right w:type="dxa" w:w="120"/>
+                  </w:tcMar>
+                  <w:vAlign w:val="center"/>
+                </w:tcPr>
+                <w:p>
+                  <w:pPr>
+                    <w:spacing w:after="0" w:before="0"/>
+                  </w:pPr>
+                  <w:r>
+                    <w:rPr>
+                      <w:rFonts w:ascii="Arial" w:cs="Arial" w:eastAsia="Arial" w:hAnsi="Arial"/>
+                      <w:b w:val="false"/>
+                      <w:bCs w:val="false"/>
+                      <w:sz w:val="21"/>
+                      <w:szCs w:val="21"/>
+                    </w:rPr>
+                    <w:t xml:space="preserve">Complete it</w:t>
+                  </w:r>
+                </w:p>
+              </w:tc>
+              <w:tc>
+                <w:tcPr>
+                  <w:tcW w:type="dxa" w:w="2506"/>
                   <w:tcBorders>
                     <w:top w:val="single" w:color="B7C2D1" w:sz="4"/>
                     <w:left w:val="single" w:color="B7C2D1" w:sz="4"/>
@@ -2165,7 +2416,567 @@
               </w:tc>
               <w:tc>
                 <w:tcPr>
-                  <w:tcW w:type="dxa" w:w="3342"/>
+                  <w:tcW w:type="dxa" w:w="2506"/>
+                  <w:tcBorders>
+                    <w:top w:val="single" w:color="B7C2D1" w:sz="4"/>
+                    <w:left w:val="single" w:color="B7C2D1" w:sz="4"/>
+                    <w:bottom w:val="single" w:color="B7C2D1" w:sz="4"/>
+                    <w:right w:val="single" w:color="B7C2D1" w:sz="4"/>
+                  </w:tcBorders>
+                  <w:shd w:fill="FFFFFF" w:color="auto" w:val="clear"/>
+                  <w:tcMar>
+                    <w:top w:type="dxa" w:w="80"/>
+                    <w:left w:type="dxa" w:w="120"/>
+                    <w:bottom w:type="dxa" w:w="80"/>
+                    <w:right w:type="dxa" w:w="120"/>
+                  </w:tcMar>
+                  <w:vAlign w:val="center"/>
+                </w:tcPr>
+                <w:p>
+                  <w:pPr>
+                    <w:spacing w:after="0" w:before="0"/>
+                  </w:pPr>
+                  <w:r>
+                    <w:rPr>
+                      <w:rFonts w:ascii="Arial" w:cs="Arial" w:eastAsia="Arial" w:hAnsi="Arial"/>
+                      <w:b w:val="false"/>
+                      <w:bCs w:val="false"/>
+                      <w:sz w:val="21"/>
+                      <w:szCs w:val="21"/>
+                    </w:rPr>
+                    <w:t xml:space="preserve"/>
+                  </w:r>
+                </w:p>
+              </w:tc>
+            </w:tr>
+            <w:tr>
+              <w:trPr>
+                <w:cantSplit/>
+                <w:trHeight w:val="360" w:hRule="atLeast"/>
+              </w:trPr>
+              <w:tc>
+                <w:tcPr>
+                  <w:tcW w:type="dxa" w:w="2506"/>
+                  <w:tcBorders>
+                    <w:top w:val="single" w:color="B7C2D1" w:sz="4"/>
+                    <w:left w:val="single" w:color="B7C2D1" w:sz="4"/>
+                    <w:bottom w:val="single" w:color="B7C2D1" w:sz="4"/>
+                    <w:right w:val="single" w:color="B7C2D1" w:sz="4"/>
+                  </w:tcBorders>
+                  <w:shd w:fill="FFFFFF" w:color="auto" w:val="clear"/>
+                  <w:tcMar>
+                    <w:top w:type="dxa" w:w="80"/>
+                    <w:left w:type="dxa" w:w="120"/>
+                    <w:bottom w:type="dxa" w:w="80"/>
+                    <w:right w:type="dxa" w:w="120"/>
+                  </w:tcMar>
+                  <w:vAlign w:val="center"/>
+                </w:tcPr>
+                <w:p>
+                  <w:pPr>
+                    <w:spacing w:after="0" w:before="0"/>
+                  </w:pPr>
+                  <w:r>
+                    <w:rPr>
+                      <w:rFonts w:ascii="Arial" w:cs="Arial" w:eastAsia="Arial" w:hAnsi="Arial"/>
+                      <w:sz w:val="21"/>
+                      <w:szCs w:val="21"/>
+                    </w:rPr>
+                    <w:t xml:space="preserve">Ask the user for a whole number. Then ask for a second whole number. Take the second number away from the first. Display the answer.</w:t>
+                  </w:r>
+                </w:p>
+              </w:tc>
+              <w:tc>
+                <w:tcPr>
+                  <w:tcW w:type="dxa" w:w="2506"/>
+                  <w:tcBorders>
+                    <w:top w:val="single" w:color="B7C2D1" w:sz="4"/>
+                    <w:left w:val="single" w:color="B7C2D1" w:sz="4"/>
+                    <w:bottom w:val="single" w:color="B7C2D1" w:sz="4"/>
+                    <w:right w:val="single" w:color="B7C2D1" w:sz="4"/>
+                  </w:tcBorders>
+                  <w:shd w:fill="FFFFFF" w:color="auto" w:val="clear"/>
+                  <w:tcMar>
+                    <w:top w:type="dxa" w:w="80"/>
+                    <w:left w:type="dxa" w:w="120"/>
+                    <w:bottom w:type="dxa" w:w="80"/>
+                    <w:right w:type="dxa" w:w="120"/>
+                  </w:tcMar>
+                  <w:vAlign w:val="center"/>
+                </w:tcPr>
+                <w:p>
+                  <w:pPr>
+                    <w:spacing w:after="0" w:before="0"/>
+                  </w:pPr>
+                  <w:r>
+                    <w:rPr>
+                      <w:rFonts w:ascii="Arial" w:cs="Arial" w:eastAsia="Arial" w:hAnsi="Arial"/>
+                      <w:b w:val="false"/>
+                      <w:bCs w:val="false"/>
+                      <w:sz w:val="21"/>
+                      <w:szCs w:val="21"/>
+                    </w:rPr>
+                    <w:t xml:space="preserve">Write it</w:t>
+                  </w:r>
+                </w:p>
+              </w:tc>
+              <w:tc>
+                <w:tcPr>
+                  <w:tcW w:type="dxa" w:w="2506"/>
+                  <w:tcBorders>
+                    <w:top w:val="single" w:color="B7C2D1" w:sz="4"/>
+                    <w:left w:val="single" w:color="B7C2D1" w:sz="4"/>
+                    <w:bottom w:val="single" w:color="B7C2D1" w:sz="4"/>
+                    <w:right w:val="single" w:color="B7C2D1" w:sz="4"/>
+                  </w:tcBorders>
+                  <w:shd w:fill="FFFFFF" w:color="auto" w:val="clear"/>
+                  <w:tcMar>
+                    <w:top w:type="dxa" w:w="80"/>
+                    <w:left w:type="dxa" w:w="120"/>
+                    <w:bottom w:type="dxa" w:w="80"/>
+                    <w:right w:type="dxa" w:w="120"/>
+                  </w:tcMar>
+                  <w:vAlign w:val="center"/>
+                </w:tcPr>
+                <w:p>
+                  <w:pPr>
+                    <w:spacing w:after="0" w:before="0"/>
+                  </w:pPr>
+                  <w:r>
+                    <w:rPr>
+                      <w:rFonts w:ascii="Arial" w:cs="Arial" w:eastAsia="Arial" w:hAnsi="Arial"/>
+                      <w:b w:val="false"/>
+                      <w:bCs w:val="false"/>
+                      <w:sz w:val="21"/>
+                      <w:szCs w:val="21"/>
+                    </w:rPr>
+                    <w:t xml:space="preserve">2</w:t>
+                  </w:r>
+                </w:p>
+              </w:tc>
+              <w:tc>
+                <w:tcPr>
+                  <w:tcW w:type="dxa" w:w="2506"/>
+                  <w:tcBorders>
+                    <w:top w:val="single" w:color="B7C2D1" w:sz="4"/>
+                    <w:left w:val="single" w:color="B7C2D1" w:sz="4"/>
+                    <w:bottom w:val="single" w:color="B7C2D1" w:sz="4"/>
+                    <w:right w:val="single" w:color="B7C2D1" w:sz="4"/>
+                  </w:tcBorders>
+                  <w:shd w:fill="FFFFFF" w:color="auto" w:val="clear"/>
+                  <w:tcMar>
+                    <w:top w:type="dxa" w:w="80"/>
+                    <w:left w:type="dxa" w:w="120"/>
+                    <w:bottom w:type="dxa" w:w="80"/>
+                    <w:right w:type="dxa" w:w="120"/>
+                  </w:tcMar>
+                  <w:vAlign w:val="center"/>
+                </w:tcPr>
+                <w:p>
+                  <w:pPr>
+                    <w:spacing w:after="0" w:before="0"/>
+                  </w:pPr>
+                  <w:r>
+                    <w:rPr>
+                      <w:rFonts w:ascii="Arial" w:cs="Arial" w:eastAsia="Arial" w:hAnsi="Arial"/>
+                      <w:b w:val="false"/>
+                      <w:bCs w:val="false"/>
+                      <w:sz w:val="21"/>
+                      <w:szCs w:val="21"/>
+                    </w:rPr>
+                    <w:t xml:space="preserve"/>
+                  </w:r>
+                </w:p>
+              </w:tc>
+            </w:tr>
+            <w:tr>
+              <w:trPr>
+                <w:cantSplit/>
+                <w:trHeight w:val="360" w:hRule="atLeast"/>
+              </w:trPr>
+              <w:tc>
+                <w:tcPr>
+                  <w:tcW w:type="dxa" w:w="2506"/>
+                  <w:tcBorders>
+                    <w:top w:val="single" w:color="B7C2D1" w:sz="4"/>
+                    <w:left w:val="single" w:color="B7C2D1" w:sz="4"/>
+                    <w:bottom w:val="single" w:color="B7C2D1" w:sz="4"/>
+                    <w:right w:val="single" w:color="B7C2D1" w:sz="4"/>
+                  </w:tcBorders>
+                  <w:shd w:fill="FFFFFF" w:color="auto" w:val="clear"/>
+                  <w:tcMar>
+                    <w:top w:type="dxa" w:w="80"/>
+                    <w:left w:type="dxa" w:w="120"/>
+                    <w:bottom w:type="dxa" w:w="80"/>
+                    <w:right w:type="dxa" w:w="120"/>
+                  </w:tcMar>
+                  <w:vAlign w:val="center"/>
+                </w:tcPr>
+                <w:p>
+                  <w:pPr>
+                    <w:spacing w:after="0" w:before="0"/>
+                  </w:pPr>
+                  <w:r>
+                    <w:rPr>
+                      <w:rFonts w:ascii="Arial" w:cs="Arial" w:eastAsia="Arial" w:hAnsi="Arial"/>
+                      <w:sz w:val="21"/>
+                      <w:szCs w:val="21"/>
+                    </w:rPr>
+                    <w:t xml:space="preserve">Ask the user for a whole number. Then ask for a second whole number. Multiply them together. Display the answer.</w:t>
+                  </w:r>
+                </w:p>
+              </w:tc>
+              <w:tc>
+                <w:tcPr>
+                  <w:tcW w:type="dxa" w:w="2506"/>
+                  <w:tcBorders>
+                    <w:top w:val="single" w:color="B7C2D1" w:sz="4"/>
+                    <w:left w:val="single" w:color="B7C2D1" w:sz="4"/>
+                    <w:bottom w:val="single" w:color="B7C2D1" w:sz="4"/>
+                    <w:right w:val="single" w:color="B7C2D1" w:sz="4"/>
+                  </w:tcBorders>
+                  <w:shd w:fill="FFFFFF" w:color="auto" w:val="clear"/>
+                  <w:tcMar>
+                    <w:top w:type="dxa" w:w="80"/>
+                    <w:left w:type="dxa" w:w="120"/>
+                    <w:bottom w:type="dxa" w:w="80"/>
+                    <w:right w:type="dxa" w:w="120"/>
+                  </w:tcMar>
+                  <w:vAlign w:val="center"/>
+                </w:tcPr>
+                <w:p>
+                  <w:pPr>
+                    <w:spacing w:after="0" w:before="0"/>
+                  </w:pPr>
+                  <w:r>
+                    <w:rPr>
+                      <w:rFonts w:ascii="Arial" w:cs="Arial" w:eastAsia="Arial" w:hAnsi="Arial"/>
+                      <w:b w:val="false"/>
+                      <w:bCs w:val="false"/>
+                      <w:sz w:val="21"/>
+                      <w:szCs w:val="21"/>
+                    </w:rPr>
+                    <w:t xml:space="preserve">Write it</w:t>
+                  </w:r>
+                </w:p>
+              </w:tc>
+              <w:tc>
+                <w:tcPr>
+                  <w:tcW w:type="dxa" w:w="2506"/>
+                  <w:tcBorders>
+                    <w:top w:val="single" w:color="B7C2D1" w:sz="4"/>
+                    <w:left w:val="single" w:color="B7C2D1" w:sz="4"/>
+                    <w:bottom w:val="single" w:color="B7C2D1" w:sz="4"/>
+                    <w:right w:val="single" w:color="B7C2D1" w:sz="4"/>
+                  </w:tcBorders>
+                  <w:shd w:fill="FFFFFF" w:color="auto" w:val="clear"/>
+                  <w:tcMar>
+                    <w:top w:type="dxa" w:w="80"/>
+                    <w:left w:type="dxa" w:w="120"/>
+                    <w:bottom w:type="dxa" w:w="80"/>
+                    <w:right w:type="dxa" w:w="120"/>
+                  </w:tcMar>
+                  <w:vAlign w:val="center"/>
+                </w:tcPr>
+                <w:p>
+                  <w:pPr>
+                    <w:spacing w:after="0" w:before="0"/>
+                  </w:pPr>
+                  <w:r>
+                    <w:rPr>
+                      <w:rFonts w:ascii="Arial" w:cs="Arial" w:eastAsia="Arial" w:hAnsi="Arial"/>
+                      <w:b w:val="false"/>
+                      <w:bCs w:val="false"/>
+                      <w:sz w:val="21"/>
+                      <w:szCs w:val="21"/>
+                    </w:rPr>
+                    <w:t xml:space="preserve">2</w:t>
+                  </w:r>
+                </w:p>
+              </w:tc>
+              <w:tc>
+                <w:tcPr>
+                  <w:tcW w:type="dxa" w:w="2506"/>
+                  <w:tcBorders>
+                    <w:top w:val="single" w:color="B7C2D1" w:sz="4"/>
+                    <w:left w:val="single" w:color="B7C2D1" w:sz="4"/>
+                    <w:bottom w:val="single" w:color="B7C2D1" w:sz="4"/>
+                    <w:right w:val="single" w:color="B7C2D1" w:sz="4"/>
+                  </w:tcBorders>
+                  <w:shd w:fill="FFFFFF" w:color="auto" w:val="clear"/>
+                  <w:tcMar>
+                    <w:top w:type="dxa" w:w="80"/>
+                    <w:left w:type="dxa" w:w="120"/>
+                    <w:bottom w:type="dxa" w:w="80"/>
+                    <w:right w:type="dxa" w:w="120"/>
+                  </w:tcMar>
+                  <w:vAlign w:val="center"/>
+                </w:tcPr>
+                <w:p>
+                  <w:pPr>
+                    <w:spacing w:after="0" w:before="0"/>
+                  </w:pPr>
+                  <w:r>
+                    <w:rPr>
+                      <w:rFonts w:ascii="Arial" w:cs="Arial" w:eastAsia="Arial" w:hAnsi="Arial"/>
+                      <w:b w:val="false"/>
+                      <w:bCs w:val="false"/>
+                      <w:sz w:val="21"/>
+                      <w:szCs w:val="21"/>
+                    </w:rPr>
+                    <w:t xml:space="preserve"/>
+                  </w:r>
+                </w:p>
+              </w:tc>
+            </w:tr>
+            <w:tr>
+              <w:trPr>
+                <w:cantSplit/>
+                <w:trHeight w:val="360" w:hRule="atLeast"/>
+              </w:trPr>
+              <w:tc>
+                <w:tcPr>
+                  <w:tcW w:type="dxa" w:w="2506"/>
+                  <w:tcBorders>
+                    <w:top w:val="single" w:color="B7C2D1" w:sz="4"/>
+                    <w:left w:val="single" w:color="B7C2D1" w:sz="4"/>
+                    <w:bottom w:val="single" w:color="B7C2D1" w:sz="4"/>
+                    <w:right w:val="single" w:color="B7C2D1" w:sz="4"/>
+                  </w:tcBorders>
+                  <w:shd w:fill="FFFFFF" w:color="auto" w:val="clear"/>
+                  <w:tcMar>
+                    <w:top w:type="dxa" w:w="80"/>
+                    <w:left w:type="dxa" w:w="120"/>
+                    <w:bottom w:type="dxa" w:w="80"/>
+                    <w:right w:type="dxa" w:w="120"/>
+                  </w:tcMar>
+                  <w:vAlign w:val="center"/>
+                </w:tcPr>
+                <w:p>
+                  <w:pPr>
+                    <w:spacing w:after="0" w:before="0"/>
+                  </w:pPr>
+                  <w:r>
+                    <w:rPr>
+                      <w:rFonts w:ascii="Arial" w:cs="Arial" w:eastAsia="Arial" w:hAnsi="Arial"/>
+                      <w:sz w:val="21"/>
+                      <w:szCs w:val="21"/>
+                    </w:rPr>
+                    <w:t xml:space="preserve">This program should add the first two numbers and then multiply the total by the third. Find the mistake and put it right.</w:t>
+                  </w:r>
+                </w:p>
+              </w:tc>
+              <w:tc>
+                <w:tcPr>
+                  <w:tcW w:type="dxa" w:w="2506"/>
+                  <w:tcBorders>
+                    <w:top w:val="single" w:color="B7C2D1" w:sz="4"/>
+                    <w:left w:val="single" w:color="B7C2D1" w:sz="4"/>
+                    <w:bottom w:val="single" w:color="B7C2D1" w:sz="4"/>
+                    <w:right w:val="single" w:color="B7C2D1" w:sz="4"/>
+                  </w:tcBorders>
+                  <w:shd w:fill="FFFFFF" w:color="auto" w:val="clear"/>
+                  <w:tcMar>
+                    <w:top w:type="dxa" w:w="80"/>
+                    <w:left w:type="dxa" w:w="120"/>
+                    <w:bottom w:type="dxa" w:w="80"/>
+                    <w:right w:type="dxa" w:w="120"/>
+                  </w:tcMar>
+                  <w:vAlign w:val="center"/>
+                </w:tcPr>
+                <w:p>
+                  <w:pPr>
+                    <w:spacing w:after="0" w:before="0"/>
+                  </w:pPr>
+                  <w:r>
+                    <w:rPr>
+                      <w:rFonts w:ascii="Arial" w:cs="Arial" w:eastAsia="Arial" w:hAnsi="Arial"/>
+                      <w:b w:val="false"/>
+                      <w:bCs w:val="false"/>
+                      <w:sz w:val="21"/>
+                      <w:szCs w:val="21"/>
+                    </w:rPr>
+                    <w:t xml:space="preserve">Fix it</w:t>
+                  </w:r>
+                </w:p>
+              </w:tc>
+              <w:tc>
+                <w:tcPr>
+                  <w:tcW w:type="dxa" w:w="2506"/>
+                  <w:tcBorders>
+                    <w:top w:val="single" w:color="B7C2D1" w:sz="4"/>
+                    <w:left w:val="single" w:color="B7C2D1" w:sz="4"/>
+                    <w:bottom w:val="single" w:color="B7C2D1" w:sz="4"/>
+                    <w:right w:val="single" w:color="B7C2D1" w:sz="4"/>
+                  </w:tcBorders>
+                  <w:shd w:fill="FFFFFF" w:color="auto" w:val="clear"/>
+                  <w:tcMar>
+                    <w:top w:type="dxa" w:w="80"/>
+                    <w:left w:type="dxa" w:w="120"/>
+                    <w:bottom w:type="dxa" w:w="80"/>
+                    <w:right w:type="dxa" w:w="120"/>
+                  </w:tcMar>
+                  <w:vAlign w:val="center"/>
+                </w:tcPr>
+                <w:p>
+                  <w:pPr>
+                    <w:spacing w:after="0" w:before="0"/>
+                  </w:pPr>
+                  <w:r>
+                    <w:rPr>
+                      <w:rFonts w:ascii="Arial" w:cs="Arial" w:eastAsia="Arial" w:hAnsi="Arial"/>
+                      <w:b w:val="false"/>
+                      <w:bCs w:val="false"/>
+                      <w:sz w:val="21"/>
+                      <w:szCs w:val="21"/>
+                    </w:rPr>
+                    <w:t xml:space="preserve">2</w:t>
+                  </w:r>
+                </w:p>
+              </w:tc>
+              <w:tc>
+                <w:tcPr>
+                  <w:tcW w:type="dxa" w:w="2506"/>
+                  <w:tcBorders>
+                    <w:top w:val="single" w:color="B7C2D1" w:sz="4"/>
+                    <w:left w:val="single" w:color="B7C2D1" w:sz="4"/>
+                    <w:bottom w:val="single" w:color="B7C2D1" w:sz="4"/>
+                    <w:right w:val="single" w:color="B7C2D1" w:sz="4"/>
+                  </w:tcBorders>
+                  <w:shd w:fill="FFFFFF" w:color="auto" w:val="clear"/>
+                  <w:tcMar>
+                    <w:top w:type="dxa" w:w="80"/>
+                    <w:left w:type="dxa" w:w="120"/>
+                    <w:bottom w:type="dxa" w:w="80"/>
+                    <w:right w:type="dxa" w:w="120"/>
+                  </w:tcMar>
+                  <w:vAlign w:val="center"/>
+                </w:tcPr>
+                <w:p>
+                  <w:pPr>
+                    <w:spacing w:after="0" w:before="0"/>
+                  </w:pPr>
+                  <w:r>
+                    <w:rPr>
+                      <w:rFonts w:ascii="Arial" w:cs="Arial" w:eastAsia="Arial" w:hAnsi="Arial"/>
+                      <w:b w:val="false"/>
+                      <w:bCs w:val="false"/>
+                      <w:sz w:val="21"/>
+                      <w:szCs w:val="21"/>
+                    </w:rPr>
+                    <w:t xml:space="preserve"/>
+                  </w:r>
+                </w:p>
+              </w:tc>
+            </w:tr>
+            <w:tr>
+              <w:trPr>
+                <w:cantSplit/>
+                <w:trHeight w:val="360" w:hRule="atLeast"/>
+              </w:trPr>
+              <w:tc>
+                <w:tcPr>
+                  <w:tcW w:type="dxa" w:w="2506"/>
+                  <w:tcBorders>
+                    <w:top w:val="single" w:color="B7C2D1" w:sz="4"/>
+                    <w:left w:val="single" w:color="B7C2D1" w:sz="4"/>
+                    <w:bottom w:val="single" w:color="B7C2D1" w:sz="4"/>
+                    <w:right w:val="single" w:color="B7C2D1" w:sz="4"/>
+                  </w:tcBorders>
+                  <w:shd w:fill="FFFFFF" w:color="auto" w:val="clear"/>
+                  <w:tcMar>
+                    <w:top w:type="dxa" w:w="80"/>
+                    <w:left w:type="dxa" w:w="120"/>
+                    <w:bottom w:type="dxa" w:w="80"/>
+                    <w:right w:type="dxa" w:w="120"/>
+                  </w:tcMar>
+                  <w:vAlign w:val="center"/>
+                </w:tcPr>
+                <w:p>
+                  <w:pPr>
+                    <w:spacing w:after="0" w:before="0"/>
+                  </w:pPr>
+                  <w:r>
+                    <w:rPr>
+                      <w:rFonts w:ascii="Arial" w:cs="Arial" w:eastAsia="Arial" w:hAnsi="Arial"/>
+                      <w:sz w:val="21"/>
+                      <w:szCs w:val="21"/>
+                    </w:rPr>
+                    <w:t xml:space="preserve">Ask the user for a whole number. Then ask for a second whole number. Display the two numbers added together. Then display the second taken away from the first on the next line. Then display them multiplied on the next line. Then display the first divided by the second on the next line.</w:t>
+                  </w:r>
+                </w:p>
+              </w:tc>
+              <w:tc>
+                <w:tcPr>
+                  <w:tcW w:type="dxa" w:w="2506"/>
+                  <w:tcBorders>
+                    <w:top w:val="single" w:color="B7C2D1" w:sz="4"/>
+                    <w:left w:val="single" w:color="B7C2D1" w:sz="4"/>
+                    <w:bottom w:val="single" w:color="B7C2D1" w:sz="4"/>
+                    <w:right w:val="single" w:color="B7C2D1" w:sz="4"/>
+                  </w:tcBorders>
+                  <w:shd w:fill="FFFFFF" w:color="auto" w:val="clear"/>
+                  <w:tcMar>
+                    <w:top w:type="dxa" w:w="80"/>
+                    <w:left w:type="dxa" w:w="120"/>
+                    <w:bottom w:type="dxa" w:w="80"/>
+                    <w:right w:type="dxa" w:w="120"/>
+                  </w:tcMar>
+                  <w:vAlign w:val="center"/>
+                </w:tcPr>
+                <w:p>
+                  <w:pPr>
+                    <w:spacing w:after="0" w:before="0"/>
+                  </w:pPr>
+                  <w:r>
+                    <w:rPr>
+                      <w:rFonts w:ascii="Arial" w:cs="Arial" w:eastAsia="Arial" w:hAnsi="Arial"/>
+                      <w:b w:val="false"/>
+                      <w:bCs w:val="false"/>
+                      <w:sz w:val="21"/>
+                      <w:szCs w:val="21"/>
+                    </w:rPr>
+                    <w:t xml:space="preserve">Challenge (optional)</w:t>
+                  </w:r>
+                </w:p>
+              </w:tc>
+              <w:tc>
+                <w:tcPr>
+                  <w:tcW w:type="dxa" w:w="2506"/>
+                  <w:tcBorders>
+                    <w:top w:val="single" w:color="B7C2D1" w:sz="4"/>
+                    <w:left w:val="single" w:color="B7C2D1" w:sz="4"/>
+                    <w:bottom w:val="single" w:color="B7C2D1" w:sz="4"/>
+                    <w:right w:val="single" w:color="B7C2D1" w:sz="4"/>
+                  </w:tcBorders>
+                  <w:shd w:fill="FFFFFF" w:color="auto" w:val="clear"/>
+                  <w:tcMar>
+                    <w:top w:type="dxa" w:w="80"/>
+                    <w:left w:type="dxa" w:w="120"/>
+                    <w:bottom w:type="dxa" w:w="80"/>
+                    <w:right w:type="dxa" w:w="120"/>
+                  </w:tcMar>
+                  <w:vAlign w:val="center"/>
+                </w:tcPr>
+                <w:p>
+                  <w:pPr>
+                    <w:spacing w:after="0" w:before="0"/>
+                  </w:pPr>
+                  <w:r>
+                    <w:rPr>
+                      <w:rFonts w:ascii="Arial" w:cs="Arial" w:eastAsia="Arial" w:hAnsi="Arial"/>
+                      <w:b w:val="false"/>
+                      <w:bCs w:val="false"/>
+                      <w:sz w:val="21"/>
+                      <w:szCs w:val="21"/>
+                    </w:rPr>
+                    <w:t xml:space="preserve">3</w:t>
+                  </w:r>
+                </w:p>
+              </w:tc>
+              <w:tc>
+                <w:tcPr>
+                  <w:tcW w:type="dxa" w:w="2506"/>
                   <w:tcBorders>
                     <w:top w:val="single" w:color="B7C2D1" w:sz="4"/>
                     <w:left w:val="single" w:color="B7C2D1" w:sz="4"/>
@@ -2212,7 +3023,7 @@
                 <w:sz w:val="21"/>
                 <w:szCs w:val="21"/>
               </w:rPr>
-              <w:t xml:space="preserve">Plan the one you found hardest: inputs, what happens to them, what is printed.</w:t>
+              <w:t xml:space="preserve">Plan the one you found hardest: what is typed in, what happens to it, what is displayed.</w:t>
             </w:r>
           </w:p>
           <w:tbl>
@@ -2638,12 +3449,12 @@
                 <w:sz w:val="21"/>
                 <w:szCs w:val="21"/>
               </w:rPr>
-              <w:t xml:space="preserve">Tick each one off as its tests pass in the editor</w:t>
+              <w:t xml:space="preserve">Tick each one off as you finish it in the editor</w:t>
             </w:r>
           </w:p>
           <w:tbl>
             <w:tblPr>
-              <w:tblW w:type="dxa" w:w="10026"/>
+              <w:tblW w:type="dxa" w:w="10024"/>
               <w:tblBorders>
                 <w:top w:val="single" w:color="auto" w:sz="4"/>
                 <w:left w:val="single" w:color="auto" w:sz="4"/>
@@ -2654,9 +3465,10 @@
               </w:tblBorders>
             </w:tblPr>
             <w:tblGrid>
-              <w:gridCol w:w="3342"/>
-              <w:gridCol w:w="3342"/>
-              <w:gridCol w:w="3342"/>
+              <w:gridCol w:w="2506"/>
+              <w:gridCol w:w="2506"/>
+              <w:gridCol w:w="2506"/>
+              <w:gridCol w:w="2506"/>
             </w:tblGrid>
             <w:tr>
               <w:trPr>
@@ -2665,7 +3477,7 @@
               </w:trPr>
               <w:tc>
                 <w:tcPr>
-                  <w:tcW w:type="dxa" w:w="3342"/>
+                  <w:tcW w:type="dxa" w:w="2506"/>
                   <w:tcBorders>
                     <w:top w:val="single" w:color="B7C2D1" w:sz="4"/>
                     <w:left w:val="single" w:color="B7C2D1" w:sz="4"/>
@@ -2693,13 +3505,13 @@
                       <w:sz w:val="20"/>
                       <w:szCs w:val="20"/>
                     </w:rPr>
-                    <w:t xml:space="preserve">Program</w:t>
-                  </w:r>
-                </w:p>
-              </w:tc>
-              <w:tc>
-                <w:tcPr>
-                  <w:tcW w:type="dxa" w:w="3342"/>
+                    <w:t xml:space="preserve">Activity</w:t>
+                  </w:r>
+                </w:p>
+              </w:tc>
+              <w:tc>
+                <w:tcPr>
+                  <w:tcW w:type="dxa" w:w="2506"/>
                   <w:tcBorders>
                     <w:top w:val="single" w:color="B7C2D1" w:sz="4"/>
                     <w:left w:val="single" w:color="B7C2D1" w:sz="4"/>
@@ -2727,13 +3539,47 @@
                       <w:sz w:val="20"/>
                       <w:szCs w:val="20"/>
                     </w:rPr>
+                    <w:t xml:space="preserve">What to do</w:t>
+                  </w:r>
+                </w:p>
+              </w:tc>
+              <w:tc>
+                <w:tcPr>
+                  <w:tcW w:type="dxa" w:w="2506"/>
+                  <w:tcBorders>
+                    <w:top w:val="single" w:color="B7C2D1" w:sz="4"/>
+                    <w:left w:val="single" w:color="B7C2D1" w:sz="4"/>
+                    <w:bottom w:val="single" w:color="B7C2D1" w:sz="4"/>
+                    <w:right w:val="single" w:color="B7C2D1" w:sz="4"/>
+                  </w:tcBorders>
+                  <w:shd w:fill="E6ECF5" w:color="auto" w:val="clear"/>
+                  <w:tcMar>
+                    <w:top w:type="dxa" w:w="80"/>
+                    <w:left w:type="dxa" w:w="120"/>
+                    <w:bottom w:type="dxa" w:w="80"/>
+                    <w:right w:type="dxa" w:w="120"/>
+                  </w:tcMar>
+                  <w:vAlign w:val="center"/>
+                </w:tcPr>
+                <w:p>
+                  <w:pPr>
+                    <w:spacing w:after="0" w:before="0"/>
+                  </w:pPr>
+                  <w:r>
+                    <w:rPr>
+                      <w:rFonts w:ascii="Arial" w:cs="Arial" w:eastAsia="Arial" w:hAnsi="Arial"/>
+                      <w:b/>
+                      <w:bCs/>
+                      <w:sz w:val="20"/>
+                      <w:szCs w:val="20"/>
+                    </w:rPr>
                     <w:t xml:space="preserve">Marks</w:t>
                   </w:r>
                 </w:p>
               </w:tc>
               <w:tc>
                 <w:tcPr>
-                  <w:tcW w:type="dxa" w:w="3342"/>
+                  <w:tcW w:type="dxa" w:w="2506"/>
                   <w:tcBorders>
                     <w:top w:val="single" w:color="B7C2D1" w:sz="4"/>
                     <w:left w:val="single" w:color="B7C2D1" w:sz="4"/>
@@ -2773,73 +3619,107 @@
               </w:trPr>
               <w:tc>
                 <w:tcPr>
-                  <w:tcW w:type="dxa" w:w="3342"/>
-                  <w:tcBorders>
-                    <w:top w:val="single" w:color="B7C2D1" w:sz="4"/>
-                    <w:left w:val="single" w:color="B7C2D1" w:sz="4"/>
-                    <w:bottom w:val="single" w:color="B7C2D1" w:sz="4"/>
-                    <w:right w:val="single" w:color="B7C2D1" w:sz="4"/>
-                  </w:tcBorders>
-                  <w:shd w:fill="FFFFFF" w:color="auto" w:val="clear"/>
-                  <w:tcMar>
-                    <w:top w:type="dxa" w:w="80"/>
-                    <w:left w:type="dxa" w:w="120"/>
-                    <w:bottom w:type="dxa" w:w="80"/>
-                    <w:right w:type="dxa" w:w="120"/>
-                  </w:tcMar>
-                  <w:vAlign w:val="center"/>
-                </w:tcPr>
-                <w:p>
-                  <w:pPr>
-                    <w:spacing w:after="0" w:before="0"/>
-                  </w:pPr>
-                  <w:r>
-                    <w:rPr>
-                      <w:rFonts w:ascii="Arial" w:cs="Arial" w:eastAsia="Arial" w:hAnsi="Arial"/>
-                      <w:sz w:val="21"/>
-                      <w:szCs w:val="21"/>
-                    </w:rPr>
-                    <w:t xml:space="preserve">Ask the user for a whole number. Then ask for a second whole number. Work out how many whole times the second goes into the first. Display [answer] and nothing else.</w:t>
-                  </w:r>
-                </w:p>
-              </w:tc>
-              <w:tc>
-                <w:tcPr>
-                  <w:tcW w:type="dxa" w:w="3342"/>
-                  <w:tcBorders>
-                    <w:top w:val="single" w:color="B7C2D1" w:sz="4"/>
-                    <w:left w:val="single" w:color="B7C2D1" w:sz="4"/>
-                    <w:bottom w:val="single" w:color="B7C2D1" w:sz="4"/>
-                    <w:right w:val="single" w:color="B7C2D1" w:sz="4"/>
-                  </w:tcBorders>
-                  <w:shd w:fill="FFFFFF" w:color="auto" w:val="clear"/>
-                  <w:tcMar>
-                    <w:top w:type="dxa" w:w="80"/>
-                    <w:left w:type="dxa" w:w="120"/>
-                    <w:bottom w:type="dxa" w:w="80"/>
-                    <w:right w:type="dxa" w:w="120"/>
-                  </w:tcMar>
-                  <w:vAlign w:val="center"/>
-                </w:tcPr>
-                <w:p>
-                  <w:pPr>
-                    <w:spacing w:after="0" w:before="0"/>
-                  </w:pPr>
-                  <w:r>
-                    <w:rPr>
-                      <w:rFonts w:ascii="Arial" w:cs="Arial" w:eastAsia="Arial" w:hAnsi="Arial"/>
-                      <w:b w:val="false"/>
-                      <w:bCs w:val="false"/>
-                      <w:sz w:val="21"/>
-                      <w:szCs w:val="21"/>
-                    </w:rPr>
-                    <w:t xml:space="preserve">2</w:t>
-                  </w:r>
-                </w:p>
-              </w:tc>
-              <w:tc>
-                <w:tcPr>
-                  <w:tcW w:type="dxa" w:w="3342"/>
+                  <w:tcW w:type="dxa" w:w="2506"/>
+                  <w:tcBorders>
+                    <w:top w:val="single" w:color="B7C2D1" w:sz="4"/>
+                    <w:left w:val="single" w:color="B7C2D1" w:sz="4"/>
+                    <w:bottom w:val="single" w:color="B7C2D1" w:sz="4"/>
+                    <w:right w:val="single" w:color="B7C2D1" w:sz="4"/>
+                  </w:tcBorders>
+                  <w:shd w:fill="FFFFFF" w:color="auto" w:val="clear"/>
+                  <w:tcMar>
+                    <w:top w:type="dxa" w:w="80"/>
+                    <w:left w:type="dxa" w:w="120"/>
+                    <w:bottom w:type="dxa" w:w="80"/>
+                    <w:right w:type="dxa" w:w="120"/>
+                  </w:tcMar>
+                  <w:vAlign w:val="center"/>
+                </w:tcPr>
+                <w:p>
+                  <w:pPr>
+                    <w:spacing w:after="0" w:before="0"/>
+                  </w:pPr>
+                  <w:r>
+                    <w:rPr>
+                      <w:rFonts w:ascii="Arial" w:cs="Arial" w:eastAsia="Arial" w:hAnsi="Arial"/>
+                      <w:sz w:val="21"/>
+                      <w:szCs w:val="21"/>
+                    </w:rPr>
+                    <w:t xml:space="preserve">Press Run. The same two numbers are divided in three different ways.</w:t>
+                  </w:r>
+                </w:p>
+              </w:tc>
+              <w:tc>
+                <w:tcPr>
+                  <w:tcW w:type="dxa" w:w="2506"/>
+                  <w:tcBorders>
+                    <w:top w:val="single" w:color="B7C2D1" w:sz="4"/>
+                    <w:left w:val="single" w:color="B7C2D1" w:sz="4"/>
+                    <w:bottom w:val="single" w:color="B7C2D1" w:sz="4"/>
+                    <w:right w:val="single" w:color="B7C2D1" w:sz="4"/>
+                  </w:tcBorders>
+                  <w:shd w:fill="FFFFFF" w:color="auto" w:val="clear"/>
+                  <w:tcMar>
+                    <w:top w:type="dxa" w:w="80"/>
+                    <w:left w:type="dxa" w:w="120"/>
+                    <w:bottom w:type="dxa" w:w="80"/>
+                    <w:right w:type="dxa" w:w="120"/>
+                  </w:tcMar>
+                  <w:vAlign w:val="center"/>
+                </w:tcPr>
+                <w:p>
+                  <w:pPr>
+                    <w:spacing w:after="0" w:before="0"/>
+                  </w:pPr>
+                  <w:r>
+                    <w:rPr>
+                      <w:rFonts w:ascii="Arial" w:cs="Arial" w:eastAsia="Arial" w:hAnsi="Arial"/>
+                      <w:b w:val="false"/>
+                      <w:bCs w:val="false"/>
+                      <w:sz w:val="21"/>
+                      <w:szCs w:val="21"/>
+                    </w:rPr>
+                    <w:t xml:space="preserve">Run it</w:t>
+                  </w:r>
+                </w:p>
+              </w:tc>
+              <w:tc>
+                <w:tcPr>
+                  <w:tcW w:type="dxa" w:w="2506"/>
+                  <w:tcBorders>
+                    <w:top w:val="single" w:color="B7C2D1" w:sz="4"/>
+                    <w:left w:val="single" w:color="B7C2D1" w:sz="4"/>
+                    <w:bottom w:val="single" w:color="B7C2D1" w:sz="4"/>
+                    <w:right w:val="single" w:color="B7C2D1" w:sz="4"/>
+                  </w:tcBorders>
+                  <w:shd w:fill="FFFFFF" w:color="auto" w:val="clear"/>
+                  <w:tcMar>
+                    <w:top w:type="dxa" w:w="80"/>
+                    <w:left w:type="dxa" w:w="120"/>
+                    <w:bottom w:type="dxa" w:w="80"/>
+                    <w:right w:type="dxa" w:w="120"/>
+                  </w:tcMar>
+                  <w:vAlign w:val="center"/>
+                </w:tcPr>
+                <w:p>
+                  <w:pPr>
+                    <w:spacing w:after="0" w:before="0"/>
+                  </w:pPr>
+                  <w:r>
+                    <w:rPr>
+                      <w:rFonts w:ascii="Arial" w:cs="Arial" w:eastAsia="Arial" w:hAnsi="Arial"/>
+                      <w:b w:val="false"/>
+                      <w:bCs w:val="false"/>
+                      <w:sz w:val="21"/>
+                      <w:szCs w:val="21"/>
+                    </w:rPr>
+                    <w:t xml:space="preserve">1</w:t>
+                  </w:r>
+                </w:p>
+              </w:tc>
+              <w:tc>
+                <w:tcPr>
+                  <w:tcW w:type="dxa" w:w="2506"/>
                   <w:tcBorders>
                     <w:top w:val="single" w:color="B7C2D1" w:sz="4"/>
                     <w:left w:val="single" w:color="B7C2D1" w:sz="4"/>
@@ -2879,73 +3759,107 @@
               </w:trPr>
               <w:tc>
                 <w:tcPr>
-                  <w:tcW w:type="dxa" w:w="3342"/>
-                  <w:tcBorders>
-                    <w:top w:val="single" w:color="B7C2D1" w:sz="4"/>
-                    <w:left w:val="single" w:color="B7C2D1" w:sz="4"/>
-                    <w:bottom w:val="single" w:color="B7C2D1" w:sz="4"/>
-                    <w:right w:val="single" w:color="B7C2D1" w:sz="4"/>
-                  </w:tcBorders>
-                  <w:shd w:fill="FFFFFF" w:color="auto" w:val="clear"/>
-                  <w:tcMar>
-                    <w:top w:type="dxa" w:w="80"/>
-                    <w:left w:type="dxa" w:w="120"/>
-                    <w:bottom w:type="dxa" w:w="80"/>
-                    <w:right w:type="dxa" w:w="120"/>
-                  </w:tcMar>
-                  <w:vAlign w:val="center"/>
-                </w:tcPr>
-                <w:p>
-                  <w:pPr>
-                    <w:spacing w:after="0" w:before="0"/>
-                  </w:pPr>
-                  <w:r>
-                    <w:rPr>
-                      <w:rFonts w:ascii="Arial" w:cs="Arial" w:eastAsia="Arial" w:hAnsi="Arial"/>
-                      <w:sz w:val="21"/>
-                      <w:szCs w:val="21"/>
-                    </w:rPr>
-                    <w:t xml:space="preserve">Ask the user for a whole number. Then ask for a second whole number. Work out what is left over when the first is divided by the second. Display [remainder] and nothing else.</w:t>
-                  </w:r>
-                </w:p>
-              </w:tc>
-              <w:tc>
-                <w:tcPr>
-                  <w:tcW w:type="dxa" w:w="3342"/>
-                  <w:tcBorders>
-                    <w:top w:val="single" w:color="B7C2D1" w:sz="4"/>
-                    <w:left w:val="single" w:color="B7C2D1" w:sz="4"/>
-                    <w:bottom w:val="single" w:color="B7C2D1" w:sz="4"/>
-                    <w:right w:val="single" w:color="B7C2D1" w:sz="4"/>
-                  </w:tcBorders>
-                  <w:shd w:fill="FFFFFF" w:color="auto" w:val="clear"/>
-                  <w:tcMar>
-                    <w:top w:type="dxa" w:w="80"/>
-                    <w:left w:type="dxa" w:w="120"/>
-                    <w:bottom w:type="dxa" w:w="80"/>
-                    <w:right w:type="dxa" w:w="120"/>
-                  </w:tcMar>
-                  <w:vAlign w:val="center"/>
-                </w:tcPr>
-                <w:p>
-                  <w:pPr>
-                    <w:spacing w:after="0" w:before="0"/>
-                  </w:pPr>
-                  <w:r>
-                    <w:rPr>
-                      <w:rFonts w:ascii="Arial" w:cs="Arial" w:eastAsia="Arial" w:hAnsi="Arial"/>
-                      <w:b w:val="false"/>
-                      <w:bCs w:val="false"/>
-                      <w:sz w:val="21"/>
-                      <w:szCs w:val="21"/>
-                    </w:rPr>
-                    <w:t xml:space="preserve">2</w:t>
-                  </w:r>
-                </w:p>
-              </w:tc>
-              <w:tc>
-                <w:tcPr>
-                  <w:tcW w:type="dxa" w:w="3342"/>
+                  <w:tcW w:type="dxa" w:w="2506"/>
+                  <w:tcBorders>
+                    <w:top w:val="single" w:color="B7C2D1" w:sz="4"/>
+                    <w:left w:val="single" w:color="B7C2D1" w:sz="4"/>
+                    <w:bottom w:val="single" w:color="B7C2D1" w:sz="4"/>
+                    <w:right w:val="single" w:color="B7C2D1" w:sz="4"/>
+                  </w:tcBorders>
+                  <w:shd w:fill="FFFFFF" w:color="auto" w:val="clear"/>
+                  <w:tcMar>
+                    <w:top w:type="dxa" w:w="80"/>
+                    <w:left w:type="dxa" w:w="120"/>
+                    <w:bottom w:type="dxa" w:w="80"/>
+                    <w:right w:type="dxa" w:w="120"/>
+                  </w:tcMar>
+                  <w:vAlign w:val="center"/>
+                </w:tcPr>
+                <w:p>
+                  <w:pPr>
+                    <w:spacing w:after="0" w:before="0"/>
+                  </w:pPr>
+                  <w:r>
+                    <w:rPr>
+                      <w:rFonts w:ascii="Arial" w:cs="Arial" w:eastAsia="Arial" w:hAnsi="Arial"/>
+                      <w:sz w:val="21"/>
+                      <w:szCs w:val="21"/>
+                    </w:rPr>
+                    <w:t xml:space="preserve">What will this program display?</w:t>
+                  </w:r>
+                </w:p>
+              </w:tc>
+              <w:tc>
+                <w:tcPr>
+                  <w:tcW w:type="dxa" w:w="2506"/>
+                  <w:tcBorders>
+                    <w:top w:val="single" w:color="B7C2D1" w:sz="4"/>
+                    <w:left w:val="single" w:color="B7C2D1" w:sz="4"/>
+                    <w:bottom w:val="single" w:color="B7C2D1" w:sz="4"/>
+                    <w:right w:val="single" w:color="B7C2D1" w:sz="4"/>
+                  </w:tcBorders>
+                  <w:shd w:fill="FFFFFF" w:color="auto" w:val="clear"/>
+                  <w:tcMar>
+                    <w:top w:type="dxa" w:w="80"/>
+                    <w:left w:type="dxa" w:w="120"/>
+                    <w:bottom w:type="dxa" w:w="80"/>
+                    <w:right w:type="dxa" w:w="120"/>
+                  </w:tcMar>
+                  <w:vAlign w:val="center"/>
+                </w:tcPr>
+                <w:p>
+                  <w:pPr>
+                    <w:spacing w:after="0" w:before="0"/>
+                  </w:pPr>
+                  <w:r>
+                    <w:rPr>
+                      <w:rFonts w:ascii="Arial" w:cs="Arial" w:eastAsia="Arial" w:hAnsi="Arial"/>
+                      <w:b w:val="false"/>
+                      <w:bCs w:val="false"/>
+                      <w:sz w:val="21"/>
+                      <w:szCs w:val="21"/>
+                    </w:rPr>
+                    <w:t xml:space="preserve">Predict</w:t>
+                  </w:r>
+                </w:p>
+              </w:tc>
+              <w:tc>
+                <w:tcPr>
+                  <w:tcW w:type="dxa" w:w="2506"/>
+                  <w:tcBorders>
+                    <w:top w:val="single" w:color="B7C2D1" w:sz="4"/>
+                    <w:left w:val="single" w:color="B7C2D1" w:sz="4"/>
+                    <w:bottom w:val="single" w:color="B7C2D1" w:sz="4"/>
+                    <w:right w:val="single" w:color="B7C2D1" w:sz="4"/>
+                  </w:tcBorders>
+                  <w:shd w:fill="FFFFFF" w:color="auto" w:val="clear"/>
+                  <w:tcMar>
+                    <w:top w:type="dxa" w:w="80"/>
+                    <w:left w:type="dxa" w:w="120"/>
+                    <w:bottom w:type="dxa" w:w="80"/>
+                    <w:right w:type="dxa" w:w="120"/>
+                  </w:tcMar>
+                  <w:vAlign w:val="center"/>
+                </w:tcPr>
+                <w:p>
+                  <w:pPr>
+                    <w:spacing w:after="0" w:before="0"/>
+                  </w:pPr>
+                  <w:r>
+                    <w:rPr>
+                      <w:rFonts w:ascii="Arial" w:cs="Arial" w:eastAsia="Arial" w:hAnsi="Arial"/>
+                      <w:b w:val="false"/>
+                      <w:bCs w:val="false"/>
+                      <w:sz w:val="21"/>
+                      <w:szCs w:val="21"/>
+                    </w:rPr>
+                    <w:t xml:space="preserve">1</w:t>
+                  </w:r>
+                </w:p>
+              </w:tc>
+              <w:tc>
+                <w:tcPr>
+                  <w:tcW w:type="dxa" w:w="2506"/>
                   <w:tcBorders>
                     <w:top w:val="single" w:color="B7C2D1" w:sz="4"/>
                     <w:left w:val="single" w:color="B7C2D1" w:sz="4"/>
@@ -2985,73 +3899,107 @@
               </w:trPr>
               <w:tc>
                 <w:tcPr>
-                  <w:tcW w:type="dxa" w:w="3342"/>
-                  <w:tcBorders>
-                    <w:top w:val="single" w:color="B7C2D1" w:sz="4"/>
-                    <w:left w:val="single" w:color="B7C2D1" w:sz="4"/>
-                    <w:bottom w:val="single" w:color="B7C2D1" w:sz="4"/>
-                    <w:right w:val="single" w:color="B7C2D1" w:sz="4"/>
-                  </w:tcBorders>
-                  <w:shd w:fill="FFFFFF" w:color="auto" w:val="clear"/>
-                  <w:tcMar>
-                    <w:top w:type="dxa" w:w="80"/>
-                    <w:left w:type="dxa" w:w="120"/>
-                    <w:bottom w:type="dxa" w:w="80"/>
-                    <w:right w:type="dxa" w:w="120"/>
-                  </w:tcMar>
-                  <w:vAlign w:val="center"/>
-                </w:tcPr>
-                <w:p>
-                  <w:pPr>
-                    <w:spacing w:after="0" w:before="0"/>
-                  </w:pPr>
-                  <w:r>
-                    <w:rPr>
-                      <w:rFonts w:ascii="Arial" w:cs="Arial" w:eastAsia="Arial" w:hAnsi="Arial"/>
-                      <w:sz w:val="21"/>
-                      <w:szCs w:val="21"/>
-                    </w:rPr>
-                    <w:t xml:space="preserve">Ask the user for one whole number. Divide it by the fixed number 8. Display [whole lots]. Then display [what is left over] on the next line.</w:t>
-                  </w:r>
-                </w:p>
-              </w:tc>
-              <w:tc>
-                <w:tcPr>
-                  <w:tcW w:type="dxa" w:w="3342"/>
-                  <w:tcBorders>
-                    <w:top w:val="single" w:color="B7C2D1" w:sz="4"/>
-                    <w:left w:val="single" w:color="B7C2D1" w:sz="4"/>
-                    <w:bottom w:val="single" w:color="B7C2D1" w:sz="4"/>
-                    <w:right w:val="single" w:color="B7C2D1" w:sz="4"/>
-                  </w:tcBorders>
-                  <w:shd w:fill="FFFFFF" w:color="auto" w:val="clear"/>
-                  <w:tcMar>
-                    <w:top w:type="dxa" w:w="80"/>
-                    <w:left w:type="dxa" w:w="120"/>
-                    <w:bottom w:type="dxa" w:w="80"/>
-                    <w:right w:type="dxa" w:w="120"/>
-                  </w:tcMar>
-                  <w:vAlign w:val="center"/>
-                </w:tcPr>
-                <w:p>
-                  <w:pPr>
-                    <w:spacing w:after="0" w:before="0"/>
-                  </w:pPr>
-                  <w:r>
-                    <w:rPr>
-                      <w:rFonts w:ascii="Arial" w:cs="Arial" w:eastAsia="Arial" w:hAnsi="Arial"/>
-                      <w:b w:val="false"/>
-                      <w:bCs w:val="false"/>
-                      <w:sz w:val="21"/>
-                      <w:szCs w:val="21"/>
-                    </w:rPr>
-                    <w:t xml:space="preserve">2</w:t>
-                  </w:r>
-                </w:p>
-              </w:tc>
-              <w:tc>
-                <w:tcPr>
-                  <w:tcW w:type="dxa" w:w="3342"/>
+                  <w:tcW w:type="dxa" w:w="2506"/>
+                  <w:tcBorders>
+                    <w:top w:val="single" w:color="B7C2D1" w:sz="4"/>
+                    <w:left w:val="single" w:color="B7C2D1" w:sz="4"/>
+                    <w:bottom w:val="single" w:color="B7C2D1" w:sz="4"/>
+                    <w:right w:val="single" w:color="B7C2D1" w:sz="4"/>
+                  </w:tcBorders>
+                  <w:shd w:fill="FFFFFF" w:color="auto" w:val="clear"/>
+                  <w:tcMar>
+                    <w:top w:type="dxa" w:w="80"/>
+                    <w:left w:type="dxa" w:w="120"/>
+                    <w:bottom w:type="dxa" w:w="80"/>
+                    <w:right w:type="dxa" w:w="120"/>
+                  </w:tcMar>
+                  <w:vAlign w:val="center"/>
+                </w:tcPr>
+                <w:p>
+                  <w:pPr>
+                    <w:spacing w:after="0" w:before="0"/>
+                  </w:pPr>
+                  <w:r>
+                    <w:rPr>
+                      <w:rFonts w:ascii="Arial" w:cs="Arial" w:eastAsia="Arial" w:hAnsi="Arial"/>
+                      <w:sz w:val="21"/>
+                      <w:szCs w:val="21"/>
+                    </w:rPr>
+                    <w:t xml:space="preserve">Change the program so it displays what is left over instead of the whole lots.</w:t>
+                  </w:r>
+                </w:p>
+              </w:tc>
+              <w:tc>
+                <w:tcPr>
+                  <w:tcW w:type="dxa" w:w="2506"/>
+                  <w:tcBorders>
+                    <w:top w:val="single" w:color="B7C2D1" w:sz="4"/>
+                    <w:left w:val="single" w:color="B7C2D1" w:sz="4"/>
+                    <w:bottom w:val="single" w:color="B7C2D1" w:sz="4"/>
+                    <w:right w:val="single" w:color="B7C2D1" w:sz="4"/>
+                  </w:tcBorders>
+                  <w:shd w:fill="FFFFFF" w:color="auto" w:val="clear"/>
+                  <w:tcMar>
+                    <w:top w:type="dxa" w:w="80"/>
+                    <w:left w:type="dxa" w:w="120"/>
+                    <w:bottom w:type="dxa" w:w="80"/>
+                    <w:right w:type="dxa" w:w="120"/>
+                  </w:tcMar>
+                  <w:vAlign w:val="center"/>
+                </w:tcPr>
+                <w:p>
+                  <w:pPr>
+                    <w:spacing w:after="0" w:before="0"/>
+                  </w:pPr>
+                  <w:r>
+                    <w:rPr>
+                      <w:rFonts w:ascii="Arial" w:cs="Arial" w:eastAsia="Arial" w:hAnsi="Arial"/>
+                      <w:b w:val="false"/>
+                      <w:bCs w:val="false"/>
+                      <w:sz w:val="21"/>
+                      <w:szCs w:val="21"/>
+                    </w:rPr>
+                    <w:t xml:space="preserve">Change it</w:t>
+                  </w:r>
+                </w:p>
+              </w:tc>
+              <w:tc>
+                <w:tcPr>
+                  <w:tcW w:type="dxa" w:w="2506"/>
+                  <w:tcBorders>
+                    <w:top w:val="single" w:color="B7C2D1" w:sz="4"/>
+                    <w:left w:val="single" w:color="B7C2D1" w:sz="4"/>
+                    <w:bottom w:val="single" w:color="B7C2D1" w:sz="4"/>
+                    <w:right w:val="single" w:color="B7C2D1" w:sz="4"/>
+                  </w:tcBorders>
+                  <w:shd w:fill="FFFFFF" w:color="auto" w:val="clear"/>
+                  <w:tcMar>
+                    <w:top w:type="dxa" w:w="80"/>
+                    <w:left w:type="dxa" w:w="120"/>
+                    <w:bottom w:type="dxa" w:w="80"/>
+                    <w:right w:type="dxa" w:w="120"/>
+                  </w:tcMar>
+                  <w:vAlign w:val="center"/>
+                </w:tcPr>
+                <w:p>
+                  <w:pPr>
+                    <w:spacing w:after="0" w:before="0"/>
+                  </w:pPr>
+                  <w:r>
+                    <w:rPr>
+                      <w:rFonts w:ascii="Arial" w:cs="Arial" w:eastAsia="Arial" w:hAnsi="Arial"/>
+                      <w:b w:val="false"/>
+                      <w:bCs w:val="false"/>
+                      <w:sz w:val="21"/>
+                      <w:szCs w:val="21"/>
+                    </w:rPr>
+                    <w:t xml:space="preserve">1</w:t>
+                  </w:r>
+                </w:p>
+              </w:tc>
+              <w:tc>
+                <w:tcPr>
+                  <w:tcW w:type="dxa" w:w="2506"/>
                   <w:tcBorders>
                     <w:top w:val="single" w:color="B7C2D1" w:sz="4"/>
                     <w:left w:val="single" w:color="B7C2D1" w:sz="4"/>
@@ -3091,39 +4039,773 @@
               </w:trPr>
               <w:tc>
                 <w:tcPr>
-                  <w:tcW w:type="dxa" w:w="3342"/>
-                  <w:tcBorders>
-                    <w:top w:val="single" w:color="B7C2D1" w:sz="4"/>
-                    <w:left w:val="single" w:color="B7C2D1" w:sz="4"/>
-                    <w:bottom w:val="single" w:color="B7C2D1" w:sz="4"/>
-                    <w:right w:val="single" w:color="B7C2D1" w:sz="4"/>
-                  </w:tcBorders>
-                  <w:shd w:fill="FFFFFF" w:color="auto" w:val="clear"/>
-                  <w:tcMar>
-                    <w:top w:type="dxa" w:w="80"/>
-                    <w:left w:type="dxa" w:w="120"/>
-                    <w:bottom w:type="dxa" w:w="80"/>
-                    <w:right w:type="dxa" w:w="120"/>
-                  </w:tcMar>
-                  <w:vAlign w:val="center"/>
-                </w:tcPr>
-                <w:p>
-                  <w:pPr>
-                    <w:spacing w:after="0" w:before="0"/>
-                  </w:pPr>
-                  <w:r>
-                    <w:rPr>
-                      <w:rFonts w:ascii="Arial" w:cs="Arial" w:eastAsia="Arial" w:hAnsi="Arial"/>
-                      <w:sz w:val="21"/>
-                      <w:szCs w:val="21"/>
-                    </w:rPr>
-                    <w:t xml:space="preserve">Ask the user for a whole number. Then ask for a second whole number. Display [how many whole times the second goes into the first]. Then display [what is left over] on the next line.</w:t>
-                  </w:r>
-                </w:p>
-              </w:tc>
-              <w:tc>
-                <w:tcPr>
-                  <w:tcW w:type="dxa" w:w="3342"/>
+                  <w:tcW w:type="dxa" w:w="2506"/>
+                  <w:tcBorders>
+                    <w:top w:val="single" w:color="B7C2D1" w:sz="4"/>
+                    <w:left w:val="single" w:color="B7C2D1" w:sz="4"/>
+                    <w:bottom w:val="single" w:color="B7C2D1" w:sz="4"/>
+                    <w:right w:val="single" w:color="B7C2D1" w:sz="4"/>
+                  </w:tcBorders>
+                  <w:shd w:fill="FFFFFF" w:color="auto" w:val="clear"/>
+                  <w:tcMar>
+                    <w:top w:type="dxa" w:w="80"/>
+                    <w:left w:type="dxa" w:w="120"/>
+                    <w:bottom w:type="dxa" w:w="80"/>
+                    <w:right w:type="dxa" w:w="120"/>
+                  </w:tcMar>
+                  <w:vAlign w:val="center"/>
+                </w:tcPr>
+                <w:p>
+                  <w:pPr>
+                    <w:spacing w:after="0" w:before="0"/>
+                  </w:pPr>
+                  <w:r>
+                    <w:rPr>
+                      <w:rFonts w:ascii="Arial" w:cs="Arial" w:eastAsia="Arial" w:hAnsi="Arial"/>
+                      <w:sz w:val="21"/>
+                      <w:szCs w:val="21"/>
+                    </w:rPr>
+                    <w:t xml:space="preserve">What will this program display?</w:t>
+                  </w:r>
+                </w:p>
+              </w:tc>
+              <w:tc>
+                <w:tcPr>
+                  <w:tcW w:type="dxa" w:w="2506"/>
+                  <w:tcBorders>
+                    <w:top w:val="single" w:color="B7C2D1" w:sz="4"/>
+                    <w:left w:val="single" w:color="B7C2D1" w:sz="4"/>
+                    <w:bottom w:val="single" w:color="B7C2D1" w:sz="4"/>
+                    <w:right w:val="single" w:color="B7C2D1" w:sz="4"/>
+                  </w:tcBorders>
+                  <w:shd w:fill="FFFFFF" w:color="auto" w:val="clear"/>
+                  <w:tcMar>
+                    <w:top w:type="dxa" w:w="80"/>
+                    <w:left w:type="dxa" w:w="120"/>
+                    <w:bottom w:type="dxa" w:w="80"/>
+                    <w:right w:type="dxa" w:w="120"/>
+                  </w:tcMar>
+                  <w:vAlign w:val="center"/>
+                </w:tcPr>
+                <w:p>
+                  <w:pPr>
+                    <w:spacing w:after="0" w:before="0"/>
+                  </w:pPr>
+                  <w:r>
+                    <w:rPr>
+                      <w:rFonts w:ascii="Arial" w:cs="Arial" w:eastAsia="Arial" w:hAnsi="Arial"/>
+                      <w:b w:val="false"/>
+                      <w:bCs w:val="false"/>
+                      <w:sz w:val="21"/>
+                      <w:szCs w:val="21"/>
+                    </w:rPr>
+                    <w:t xml:space="preserve">Predict</w:t>
+                  </w:r>
+                </w:p>
+              </w:tc>
+              <w:tc>
+                <w:tcPr>
+                  <w:tcW w:type="dxa" w:w="2506"/>
+                  <w:tcBorders>
+                    <w:top w:val="single" w:color="B7C2D1" w:sz="4"/>
+                    <w:left w:val="single" w:color="B7C2D1" w:sz="4"/>
+                    <w:bottom w:val="single" w:color="B7C2D1" w:sz="4"/>
+                    <w:right w:val="single" w:color="B7C2D1" w:sz="4"/>
+                  </w:tcBorders>
+                  <w:shd w:fill="FFFFFF" w:color="auto" w:val="clear"/>
+                  <w:tcMar>
+                    <w:top w:type="dxa" w:w="80"/>
+                    <w:left w:type="dxa" w:w="120"/>
+                    <w:bottom w:type="dxa" w:w="80"/>
+                    <w:right w:type="dxa" w:w="120"/>
+                  </w:tcMar>
+                  <w:vAlign w:val="center"/>
+                </w:tcPr>
+                <w:p>
+                  <w:pPr>
+                    <w:spacing w:after="0" w:before="0"/>
+                  </w:pPr>
+                  <w:r>
+                    <w:rPr>
+                      <w:rFonts w:ascii="Arial" w:cs="Arial" w:eastAsia="Arial" w:hAnsi="Arial"/>
+                      <w:b w:val="false"/>
+                      <w:bCs w:val="false"/>
+                      <w:sz w:val="21"/>
+                      <w:szCs w:val="21"/>
+                    </w:rPr>
+                    <w:t xml:space="preserve">1</w:t>
+                  </w:r>
+                </w:p>
+              </w:tc>
+              <w:tc>
+                <w:tcPr>
+                  <w:tcW w:type="dxa" w:w="2506"/>
+                  <w:tcBorders>
+                    <w:top w:val="single" w:color="B7C2D1" w:sz="4"/>
+                    <w:left w:val="single" w:color="B7C2D1" w:sz="4"/>
+                    <w:bottom w:val="single" w:color="B7C2D1" w:sz="4"/>
+                    <w:right w:val="single" w:color="B7C2D1" w:sz="4"/>
+                  </w:tcBorders>
+                  <w:shd w:fill="FFFFFF" w:color="auto" w:val="clear"/>
+                  <w:tcMar>
+                    <w:top w:type="dxa" w:w="80"/>
+                    <w:left w:type="dxa" w:w="120"/>
+                    <w:bottom w:type="dxa" w:w="80"/>
+                    <w:right w:type="dxa" w:w="120"/>
+                  </w:tcMar>
+                  <w:vAlign w:val="center"/>
+                </w:tcPr>
+                <w:p>
+                  <w:pPr>
+                    <w:spacing w:after="0" w:before="0"/>
+                  </w:pPr>
+                  <w:r>
+                    <w:rPr>
+                      <w:rFonts w:ascii="Arial" w:cs="Arial" w:eastAsia="Arial" w:hAnsi="Arial"/>
+                      <w:b w:val="false"/>
+                      <w:bCs w:val="false"/>
+                      <w:sz w:val="21"/>
+                      <w:szCs w:val="21"/>
+                    </w:rPr>
+                    <w:t xml:space="preserve"/>
+                  </w:r>
+                </w:p>
+              </w:tc>
+            </w:tr>
+            <w:tr>
+              <w:trPr>
+                <w:cantSplit/>
+                <w:trHeight w:val="360" w:hRule="atLeast"/>
+              </w:trPr>
+              <w:tc>
+                <w:tcPr>
+                  <w:tcW w:type="dxa" w:w="2506"/>
+                  <w:tcBorders>
+                    <w:top w:val="single" w:color="B7C2D1" w:sz="4"/>
+                    <w:left w:val="single" w:color="B7C2D1" w:sz="4"/>
+                    <w:bottom w:val="single" w:color="B7C2D1" w:sz="4"/>
+                    <w:right w:val="single" w:color="B7C2D1" w:sz="4"/>
+                  </w:tcBorders>
+                  <w:shd w:fill="FFFFFF" w:color="auto" w:val="clear"/>
+                  <w:tcMar>
+                    <w:top w:type="dxa" w:w="80"/>
+                    <w:left w:type="dxa" w:w="120"/>
+                    <w:bottom w:type="dxa" w:w="80"/>
+                    <w:right w:type="dxa" w:w="120"/>
+                  </w:tcMar>
+                  <w:vAlign w:val="center"/>
+                </w:tcPr>
+                <w:p>
+                  <w:pPr>
+                    <w:spacing w:after="0" w:before="0"/>
+                  </w:pPr>
+                  <w:r>
+                    <w:rPr>
+                      <w:rFonts w:ascii="Arial" w:cs="Arial" w:eastAsia="Arial" w:hAnsi="Arial"/>
+                      <w:sz w:val="21"/>
+                      <w:szCs w:val="21"/>
+                    </w:rPr>
+                    <w:t xml:space="preserve">Finish the program so it displays how many whole tens are in the number.</w:t>
+                  </w:r>
+                </w:p>
+              </w:tc>
+              <w:tc>
+                <w:tcPr>
+                  <w:tcW w:type="dxa" w:w="2506"/>
+                  <w:tcBorders>
+                    <w:top w:val="single" w:color="B7C2D1" w:sz="4"/>
+                    <w:left w:val="single" w:color="B7C2D1" w:sz="4"/>
+                    <w:bottom w:val="single" w:color="B7C2D1" w:sz="4"/>
+                    <w:right w:val="single" w:color="B7C2D1" w:sz="4"/>
+                  </w:tcBorders>
+                  <w:shd w:fill="FFFFFF" w:color="auto" w:val="clear"/>
+                  <w:tcMar>
+                    <w:top w:type="dxa" w:w="80"/>
+                    <w:left w:type="dxa" w:w="120"/>
+                    <w:bottom w:type="dxa" w:w="80"/>
+                    <w:right w:type="dxa" w:w="120"/>
+                  </w:tcMar>
+                  <w:vAlign w:val="center"/>
+                </w:tcPr>
+                <w:p>
+                  <w:pPr>
+                    <w:spacing w:after="0" w:before="0"/>
+                  </w:pPr>
+                  <w:r>
+                    <w:rPr>
+                      <w:rFonts w:ascii="Arial" w:cs="Arial" w:eastAsia="Arial" w:hAnsi="Arial"/>
+                      <w:b w:val="false"/>
+                      <w:bCs w:val="false"/>
+                      <w:sz w:val="21"/>
+                      <w:szCs w:val="21"/>
+                    </w:rPr>
+                    <w:t xml:space="preserve">Complete it</w:t>
+                  </w:r>
+                </w:p>
+              </w:tc>
+              <w:tc>
+                <w:tcPr>
+                  <w:tcW w:type="dxa" w:w="2506"/>
+                  <w:tcBorders>
+                    <w:top w:val="single" w:color="B7C2D1" w:sz="4"/>
+                    <w:left w:val="single" w:color="B7C2D1" w:sz="4"/>
+                    <w:bottom w:val="single" w:color="B7C2D1" w:sz="4"/>
+                    <w:right w:val="single" w:color="B7C2D1" w:sz="4"/>
+                  </w:tcBorders>
+                  <w:shd w:fill="FFFFFF" w:color="auto" w:val="clear"/>
+                  <w:tcMar>
+                    <w:top w:type="dxa" w:w="80"/>
+                    <w:left w:type="dxa" w:w="120"/>
+                    <w:bottom w:type="dxa" w:w="80"/>
+                    <w:right w:type="dxa" w:w="120"/>
+                  </w:tcMar>
+                  <w:vAlign w:val="center"/>
+                </w:tcPr>
+                <w:p>
+                  <w:pPr>
+                    <w:spacing w:after="0" w:before="0"/>
+                  </w:pPr>
+                  <w:r>
+                    <w:rPr>
+                      <w:rFonts w:ascii="Arial" w:cs="Arial" w:eastAsia="Arial" w:hAnsi="Arial"/>
+                      <w:b w:val="false"/>
+                      <w:bCs w:val="false"/>
+                      <w:sz w:val="21"/>
+                      <w:szCs w:val="21"/>
+                    </w:rPr>
+                    <w:t xml:space="preserve">2</w:t>
+                  </w:r>
+                </w:p>
+              </w:tc>
+              <w:tc>
+                <w:tcPr>
+                  <w:tcW w:type="dxa" w:w="2506"/>
+                  <w:tcBorders>
+                    <w:top w:val="single" w:color="B7C2D1" w:sz="4"/>
+                    <w:left w:val="single" w:color="B7C2D1" w:sz="4"/>
+                    <w:bottom w:val="single" w:color="B7C2D1" w:sz="4"/>
+                    <w:right w:val="single" w:color="B7C2D1" w:sz="4"/>
+                  </w:tcBorders>
+                  <w:shd w:fill="FFFFFF" w:color="auto" w:val="clear"/>
+                  <w:tcMar>
+                    <w:top w:type="dxa" w:w="80"/>
+                    <w:left w:type="dxa" w:w="120"/>
+                    <w:bottom w:type="dxa" w:w="80"/>
+                    <w:right w:type="dxa" w:w="120"/>
+                  </w:tcMar>
+                  <w:vAlign w:val="center"/>
+                </w:tcPr>
+                <w:p>
+                  <w:pPr>
+                    <w:spacing w:after="0" w:before="0"/>
+                  </w:pPr>
+                  <w:r>
+                    <w:rPr>
+                      <w:rFonts w:ascii="Arial" w:cs="Arial" w:eastAsia="Arial" w:hAnsi="Arial"/>
+                      <w:b w:val="false"/>
+                      <w:bCs w:val="false"/>
+                      <w:sz w:val="21"/>
+                      <w:szCs w:val="21"/>
+                    </w:rPr>
+                    <w:t xml:space="preserve"/>
+                  </w:r>
+                </w:p>
+              </w:tc>
+            </w:tr>
+            <w:tr>
+              <w:trPr>
+                <w:cantSplit/>
+                <w:trHeight w:val="360" w:hRule="atLeast"/>
+              </w:trPr>
+              <w:tc>
+                <w:tcPr>
+                  <w:tcW w:type="dxa" w:w="2506"/>
+                  <w:tcBorders>
+                    <w:top w:val="single" w:color="B7C2D1" w:sz="4"/>
+                    <w:left w:val="single" w:color="B7C2D1" w:sz="4"/>
+                    <w:bottom w:val="single" w:color="B7C2D1" w:sz="4"/>
+                    <w:right w:val="single" w:color="B7C2D1" w:sz="4"/>
+                  </w:tcBorders>
+                  <w:shd w:fill="FFFFFF" w:color="auto" w:val="clear"/>
+                  <w:tcMar>
+                    <w:top w:type="dxa" w:w="80"/>
+                    <w:left w:type="dxa" w:w="120"/>
+                    <w:bottom w:type="dxa" w:w="80"/>
+                    <w:right w:type="dxa" w:w="120"/>
+                  </w:tcMar>
+                  <w:vAlign w:val="center"/>
+                </w:tcPr>
+                <w:p>
+                  <w:pPr>
+                    <w:spacing w:after="0" w:before="0"/>
+                  </w:pPr>
+                  <w:r>
+                    <w:rPr>
+                      <w:rFonts w:ascii="Arial" w:cs="Arial" w:eastAsia="Arial" w:hAnsi="Arial"/>
+                      <w:sz w:val="21"/>
+                      <w:szCs w:val="21"/>
+                    </w:rPr>
+                    <w:t xml:space="preserve">Ask the user for a whole number. Then ask for a second whole number. Work out how many whole times the second goes into the first. Display the answer.</w:t>
+                  </w:r>
+                </w:p>
+              </w:tc>
+              <w:tc>
+                <w:tcPr>
+                  <w:tcW w:type="dxa" w:w="2506"/>
+                  <w:tcBorders>
+                    <w:top w:val="single" w:color="B7C2D1" w:sz="4"/>
+                    <w:left w:val="single" w:color="B7C2D1" w:sz="4"/>
+                    <w:bottom w:val="single" w:color="B7C2D1" w:sz="4"/>
+                    <w:right w:val="single" w:color="B7C2D1" w:sz="4"/>
+                  </w:tcBorders>
+                  <w:shd w:fill="FFFFFF" w:color="auto" w:val="clear"/>
+                  <w:tcMar>
+                    <w:top w:type="dxa" w:w="80"/>
+                    <w:left w:type="dxa" w:w="120"/>
+                    <w:bottom w:type="dxa" w:w="80"/>
+                    <w:right w:type="dxa" w:w="120"/>
+                  </w:tcMar>
+                  <w:vAlign w:val="center"/>
+                </w:tcPr>
+                <w:p>
+                  <w:pPr>
+                    <w:spacing w:after="0" w:before="0"/>
+                  </w:pPr>
+                  <w:r>
+                    <w:rPr>
+                      <w:rFonts w:ascii="Arial" w:cs="Arial" w:eastAsia="Arial" w:hAnsi="Arial"/>
+                      <w:b w:val="false"/>
+                      <w:bCs w:val="false"/>
+                      <w:sz w:val="21"/>
+                      <w:szCs w:val="21"/>
+                    </w:rPr>
+                    <w:t xml:space="preserve">Write it</w:t>
+                  </w:r>
+                </w:p>
+              </w:tc>
+              <w:tc>
+                <w:tcPr>
+                  <w:tcW w:type="dxa" w:w="2506"/>
+                  <w:tcBorders>
+                    <w:top w:val="single" w:color="B7C2D1" w:sz="4"/>
+                    <w:left w:val="single" w:color="B7C2D1" w:sz="4"/>
+                    <w:bottom w:val="single" w:color="B7C2D1" w:sz="4"/>
+                    <w:right w:val="single" w:color="B7C2D1" w:sz="4"/>
+                  </w:tcBorders>
+                  <w:shd w:fill="FFFFFF" w:color="auto" w:val="clear"/>
+                  <w:tcMar>
+                    <w:top w:type="dxa" w:w="80"/>
+                    <w:left w:type="dxa" w:w="120"/>
+                    <w:bottom w:type="dxa" w:w="80"/>
+                    <w:right w:type="dxa" w:w="120"/>
+                  </w:tcMar>
+                  <w:vAlign w:val="center"/>
+                </w:tcPr>
+                <w:p>
+                  <w:pPr>
+                    <w:spacing w:after="0" w:before="0"/>
+                  </w:pPr>
+                  <w:r>
+                    <w:rPr>
+                      <w:rFonts w:ascii="Arial" w:cs="Arial" w:eastAsia="Arial" w:hAnsi="Arial"/>
+                      <w:b w:val="false"/>
+                      <w:bCs w:val="false"/>
+                      <w:sz w:val="21"/>
+                      <w:szCs w:val="21"/>
+                    </w:rPr>
+                    <w:t xml:space="preserve">2</w:t>
+                  </w:r>
+                </w:p>
+              </w:tc>
+              <w:tc>
+                <w:tcPr>
+                  <w:tcW w:type="dxa" w:w="2506"/>
+                  <w:tcBorders>
+                    <w:top w:val="single" w:color="B7C2D1" w:sz="4"/>
+                    <w:left w:val="single" w:color="B7C2D1" w:sz="4"/>
+                    <w:bottom w:val="single" w:color="B7C2D1" w:sz="4"/>
+                    <w:right w:val="single" w:color="B7C2D1" w:sz="4"/>
+                  </w:tcBorders>
+                  <w:shd w:fill="FFFFFF" w:color="auto" w:val="clear"/>
+                  <w:tcMar>
+                    <w:top w:type="dxa" w:w="80"/>
+                    <w:left w:type="dxa" w:w="120"/>
+                    <w:bottom w:type="dxa" w:w="80"/>
+                    <w:right w:type="dxa" w:w="120"/>
+                  </w:tcMar>
+                  <w:vAlign w:val="center"/>
+                </w:tcPr>
+                <w:p>
+                  <w:pPr>
+                    <w:spacing w:after="0" w:before="0"/>
+                  </w:pPr>
+                  <w:r>
+                    <w:rPr>
+                      <w:rFonts w:ascii="Arial" w:cs="Arial" w:eastAsia="Arial" w:hAnsi="Arial"/>
+                      <w:b w:val="false"/>
+                      <w:bCs w:val="false"/>
+                      <w:sz w:val="21"/>
+                      <w:szCs w:val="21"/>
+                    </w:rPr>
+                    <w:t xml:space="preserve"/>
+                  </w:r>
+                </w:p>
+              </w:tc>
+            </w:tr>
+            <w:tr>
+              <w:trPr>
+                <w:cantSplit/>
+                <w:trHeight w:val="360" w:hRule="atLeast"/>
+              </w:trPr>
+              <w:tc>
+                <w:tcPr>
+                  <w:tcW w:type="dxa" w:w="2506"/>
+                  <w:tcBorders>
+                    <w:top w:val="single" w:color="B7C2D1" w:sz="4"/>
+                    <w:left w:val="single" w:color="B7C2D1" w:sz="4"/>
+                    <w:bottom w:val="single" w:color="B7C2D1" w:sz="4"/>
+                    <w:right w:val="single" w:color="B7C2D1" w:sz="4"/>
+                  </w:tcBorders>
+                  <w:shd w:fill="FFFFFF" w:color="auto" w:val="clear"/>
+                  <w:tcMar>
+                    <w:top w:type="dxa" w:w="80"/>
+                    <w:left w:type="dxa" w:w="120"/>
+                    <w:bottom w:type="dxa" w:w="80"/>
+                    <w:right w:type="dxa" w:w="120"/>
+                  </w:tcMar>
+                  <w:vAlign w:val="center"/>
+                </w:tcPr>
+                <w:p>
+                  <w:pPr>
+                    <w:spacing w:after="0" w:before="0"/>
+                  </w:pPr>
+                  <w:r>
+                    <w:rPr>
+                      <w:rFonts w:ascii="Arial" w:cs="Arial" w:eastAsia="Arial" w:hAnsi="Arial"/>
+                      <w:sz w:val="21"/>
+                      <w:szCs w:val="21"/>
+                    </w:rPr>
+                    <w:t xml:space="preserve">Ask the user for a whole number. Then ask for a second whole number. Work out what is left over when the first is divided by the second. Display the answer.</w:t>
+                  </w:r>
+                </w:p>
+              </w:tc>
+              <w:tc>
+                <w:tcPr>
+                  <w:tcW w:type="dxa" w:w="2506"/>
+                  <w:tcBorders>
+                    <w:top w:val="single" w:color="B7C2D1" w:sz="4"/>
+                    <w:left w:val="single" w:color="B7C2D1" w:sz="4"/>
+                    <w:bottom w:val="single" w:color="B7C2D1" w:sz="4"/>
+                    <w:right w:val="single" w:color="B7C2D1" w:sz="4"/>
+                  </w:tcBorders>
+                  <w:shd w:fill="FFFFFF" w:color="auto" w:val="clear"/>
+                  <w:tcMar>
+                    <w:top w:type="dxa" w:w="80"/>
+                    <w:left w:type="dxa" w:w="120"/>
+                    <w:bottom w:type="dxa" w:w="80"/>
+                    <w:right w:type="dxa" w:w="120"/>
+                  </w:tcMar>
+                  <w:vAlign w:val="center"/>
+                </w:tcPr>
+                <w:p>
+                  <w:pPr>
+                    <w:spacing w:after="0" w:before="0"/>
+                  </w:pPr>
+                  <w:r>
+                    <w:rPr>
+                      <w:rFonts w:ascii="Arial" w:cs="Arial" w:eastAsia="Arial" w:hAnsi="Arial"/>
+                      <w:b w:val="false"/>
+                      <w:bCs w:val="false"/>
+                      <w:sz w:val="21"/>
+                      <w:szCs w:val="21"/>
+                    </w:rPr>
+                    <w:t xml:space="preserve">Write it</w:t>
+                  </w:r>
+                </w:p>
+              </w:tc>
+              <w:tc>
+                <w:tcPr>
+                  <w:tcW w:type="dxa" w:w="2506"/>
+                  <w:tcBorders>
+                    <w:top w:val="single" w:color="B7C2D1" w:sz="4"/>
+                    <w:left w:val="single" w:color="B7C2D1" w:sz="4"/>
+                    <w:bottom w:val="single" w:color="B7C2D1" w:sz="4"/>
+                    <w:right w:val="single" w:color="B7C2D1" w:sz="4"/>
+                  </w:tcBorders>
+                  <w:shd w:fill="FFFFFF" w:color="auto" w:val="clear"/>
+                  <w:tcMar>
+                    <w:top w:type="dxa" w:w="80"/>
+                    <w:left w:type="dxa" w:w="120"/>
+                    <w:bottom w:type="dxa" w:w="80"/>
+                    <w:right w:type="dxa" w:w="120"/>
+                  </w:tcMar>
+                  <w:vAlign w:val="center"/>
+                </w:tcPr>
+                <w:p>
+                  <w:pPr>
+                    <w:spacing w:after="0" w:before="0"/>
+                  </w:pPr>
+                  <w:r>
+                    <w:rPr>
+                      <w:rFonts w:ascii="Arial" w:cs="Arial" w:eastAsia="Arial" w:hAnsi="Arial"/>
+                      <w:b w:val="false"/>
+                      <w:bCs w:val="false"/>
+                      <w:sz w:val="21"/>
+                      <w:szCs w:val="21"/>
+                    </w:rPr>
+                    <w:t xml:space="preserve">2</w:t>
+                  </w:r>
+                </w:p>
+              </w:tc>
+              <w:tc>
+                <w:tcPr>
+                  <w:tcW w:type="dxa" w:w="2506"/>
+                  <w:tcBorders>
+                    <w:top w:val="single" w:color="B7C2D1" w:sz="4"/>
+                    <w:left w:val="single" w:color="B7C2D1" w:sz="4"/>
+                    <w:bottom w:val="single" w:color="B7C2D1" w:sz="4"/>
+                    <w:right w:val="single" w:color="B7C2D1" w:sz="4"/>
+                  </w:tcBorders>
+                  <w:shd w:fill="FFFFFF" w:color="auto" w:val="clear"/>
+                  <w:tcMar>
+                    <w:top w:type="dxa" w:w="80"/>
+                    <w:left w:type="dxa" w:w="120"/>
+                    <w:bottom w:type="dxa" w:w="80"/>
+                    <w:right w:type="dxa" w:w="120"/>
+                  </w:tcMar>
+                  <w:vAlign w:val="center"/>
+                </w:tcPr>
+                <w:p>
+                  <w:pPr>
+                    <w:spacing w:after="0" w:before="0"/>
+                  </w:pPr>
+                  <w:r>
+                    <w:rPr>
+                      <w:rFonts w:ascii="Arial" w:cs="Arial" w:eastAsia="Arial" w:hAnsi="Arial"/>
+                      <w:b w:val="false"/>
+                      <w:bCs w:val="false"/>
+                      <w:sz w:val="21"/>
+                      <w:szCs w:val="21"/>
+                    </w:rPr>
+                    <w:t xml:space="preserve"/>
+                  </w:r>
+                </w:p>
+              </w:tc>
+            </w:tr>
+            <w:tr>
+              <w:trPr>
+                <w:cantSplit/>
+                <w:trHeight w:val="360" w:hRule="atLeast"/>
+              </w:trPr>
+              <w:tc>
+                <w:tcPr>
+                  <w:tcW w:type="dxa" w:w="2506"/>
+                  <w:tcBorders>
+                    <w:top w:val="single" w:color="B7C2D1" w:sz="4"/>
+                    <w:left w:val="single" w:color="B7C2D1" w:sz="4"/>
+                    <w:bottom w:val="single" w:color="B7C2D1" w:sz="4"/>
+                    <w:right w:val="single" w:color="B7C2D1" w:sz="4"/>
+                  </w:tcBorders>
+                  <w:shd w:fill="FFFFFF" w:color="auto" w:val="clear"/>
+                  <w:tcMar>
+                    <w:top w:type="dxa" w:w="80"/>
+                    <w:left w:type="dxa" w:w="120"/>
+                    <w:bottom w:type="dxa" w:w="80"/>
+                    <w:right w:type="dxa" w:w="120"/>
+                  </w:tcMar>
+                  <w:vAlign w:val="center"/>
+                </w:tcPr>
+                <w:p>
+                  <w:pPr>
+                    <w:spacing w:after="0" w:before="0"/>
+                  </w:pPr>
+                  <w:r>
+                    <w:rPr>
+                      <w:rFonts w:ascii="Arial" w:cs="Arial" w:eastAsia="Arial" w:hAnsi="Arial"/>
+                      <w:sz w:val="21"/>
+                      <w:szCs w:val="21"/>
+                    </w:rPr>
+                    <w:t xml:space="preserve">This program should display the whole lots and then what is left over. Find the mistake and put it right.</w:t>
+                  </w:r>
+                </w:p>
+              </w:tc>
+              <w:tc>
+                <w:tcPr>
+                  <w:tcW w:type="dxa" w:w="2506"/>
+                  <w:tcBorders>
+                    <w:top w:val="single" w:color="B7C2D1" w:sz="4"/>
+                    <w:left w:val="single" w:color="B7C2D1" w:sz="4"/>
+                    <w:bottom w:val="single" w:color="B7C2D1" w:sz="4"/>
+                    <w:right w:val="single" w:color="B7C2D1" w:sz="4"/>
+                  </w:tcBorders>
+                  <w:shd w:fill="FFFFFF" w:color="auto" w:val="clear"/>
+                  <w:tcMar>
+                    <w:top w:type="dxa" w:w="80"/>
+                    <w:left w:type="dxa" w:w="120"/>
+                    <w:bottom w:type="dxa" w:w="80"/>
+                    <w:right w:type="dxa" w:w="120"/>
+                  </w:tcMar>
+                  <w:vAlign w:val="center"/>
+                </w:tcPr>
+                <w:p>
+                  <w:pPr>
+                    <w:spacing w:after="0" w:before="0"/>
+                  </w:pPr>
+                  <w:r>
+                    <w:rPr>
+                      <w:rFonts w:ascii="Arial" w:cs="Arial" w:eastAsia="Arial" w:hAnsi="Arial"/>
+                      <w:b w:val="false"/>
+                      <w:bCs w:val="false"/>
+                      <w:sz w:val="21"/>
+                      <w:szCs w:val="21"/>
+                    </w:rPr>
+                    <w:t xml:space="preserve">Fix it</w:t>
+                  </w:r>
+                </w:p>
+              </w:tc>
+              <w:tc>
+                <w:tcPr>
+                  <w:tcW w:type="dxa" w:w="2506"/>
+                  <w:tcBorders>
+                    <w:top w:val="single" w:color="B7C2D1" w:sz="4"/>
+                    <w:left w:val="single" w:color="B7C2D1" w:sz="4"/>
+                    <w:bottom w:val="single" w:color="B7C2D1" w:sz="4"/>
+                    <w:right w:val="single" w:color="B7C2D1" w:sz="4"/>
+                  </w:tcBorders>
+                  <w:shd w:fill="FFFFFF" w:color="auto" w:val="clear"/>
+                  <w:tcMar>
+                    <w:top w:type="dxa" w:w="80"/>
+                    <w:left w:type="dxa" w:w="120"/>
+                    <w:bottom w:type="dxa" w:w="80"/>
+                    <w:right w:type="dxa" w:w="120"/>
+                  </w:tcMar>
+                  <w:vAlign w:val="center"/>
+                </w:tcPr>
+                <w:p>
+                  <w:pPr>
+                    <w:spacing w:after="0" w:before="0"/>
+                  </w:pPr>
+                  <w:r>
+                    <w:rPr>
+                      <w:rFonts w:ascii="Arial" w:cs="Arial" w:eastAsia="Arial" w:hAnsi="Arial"/>
+                      <w:b w:val="false"/>
+                      <w:bCs w:val="false"/>
+                      <w:sz w:val="21"/>
+                      <w:szCs w:val="21"/>
+                    </w:rPr>
+                    <w:t xml:space="preserve">2</w:t>
+                  </w:r>
+                </w:p>
+              </w:tc>
+              <w:tc>
+                <w:tcPr>
+                  <w:tcW w:type="dxa" w:w="2506"/>
+                  <w:tcBorders>
+                    <w:top w:val="single" w:color="B7C2D1" w:sz="4"/>
+                    <w:left w:val="single" w:color="B7C2D1" w:sz="4"/>
+                    <w:bottom w:val="single" w:color="B7C2D1" w:sz="4"/>
+                    <w:right w:val="single" w:color="B7C2D1" w:sz="4"/>
+                  </w:tcBorders>
+                  <w:shd w:fill="FFFFFF" w:color="auto" w:val="clear"/>
+                  <w:tcMar>
+                    <w:top w:type="dxa" w:w="80"/>
+                    <w:left w:type="dxa" w:w="120"/>
+                    <w:bottom w:type="dxa" w:w="80"/>
+                    <w:right w:type="dxa" w:w="120"/>
+                  </w:tcMar>
+                  <w:vAlign w:val="center"/>
+                </w:tcPr>
+                <w:p>
+                  <w:pPr>
+                    <w:spacing w:after="0" w:before="0"/>
+                  </w:pPr>
+                  <w:r>
+                    <w:rPr>
+                      <w:rFonts w:ascii="Arial" w:cs="Arial" w:eastAsia="Arial" w:hAnsi="Arial"/>
+                      <w:b w:val="false"/>
+                      <w:bCs w:val="false"/>
+                      <w:sz w:val="21"/>
+                      <w:szCs w:val="21"/>
+                    </w:rPr>
+                    <w:t xml:space="preserve"/>
+                  </w:r>
+                </w:p>
+              </w:tc>
+            </w:tr>
+            <w:tr>
+              <w:trPr>
+                <w:cantSplit/>
+                <w:trHeight w:val="360" w:hRule="atLeast"/>
+              </w:trPr>
+              <w:tc>
+                <w:tcPr>
+                  <w:tcW w:type="dxa" w:w="2506"/>
+                  <w:tcBorders>
+                    <w:top w:val="single" w:color="B7C2D1" w:sz="4"/>
+                    <w:left w:val="single" w:color="B7C2D1" w:sz="4"/>
+                    <w:bottom w:val="single" w:color="B7C2D1" w:sz="4"/>
+                    <w:right w:val="single" w:color="B7C2D1" w:sz="4"/>
+                  </w:tcBorders>
+                  <w:shd w:fill="FFFFFF" w:color="auto" w:val="clear"/>
+                  <w:tcMar>
+                    <w:top w:type="dxa" w:w="80"/>
+                    <w:left w:type="dxa" w:w="120"/>
+                    <w:bottom w:type="dxa" w:w="80"/>
+                    <w:right w:type="dxa" w:w="120"/>
+                  </w:tcMar>
+                  <w:vAlign w:val="center"/>
+                </w:tcPr>
+                <w:p>
+                  <w:pPr>
+                    <w:spacing w:after="0" w:before="0"/>
+                  </w:pPr>
+                  <w:r>
+                    <w:rPr>
+                      <w:rFonts w:ascii="Arial" w:cs="Arial" w:eastAsia="Arial" w:hAnsi="Arial"/>
+                      <w:sz w:val="21"/>
+                      <w:szCs w:val="21"/>
+                    </w:rPr>
+                    <w:t xml:space="preserve">Ask the user for a whole number of eggs. Display how many full boxes of 6 the eggs fill. Then display how many eggs are left over on the next line. Then display how many boxes are needed to hold every egg on the next line.</w:t>
+                  </w:r>
+                </w:p>
+              </w:tc>
+              <w:tc>
+                <w:tcPr>
+                  <w:tcW w:type="dxa" w:w="2506"/>
+                  <w:tcBorders>
+                    <w:top w:val="single" w:color="B7C2D1" w:sz="4"/>
+                    <w:left w:val="single" w:color="B7C2D1" w:sz="4"/>
+                    <w:bottom w:val="single" w:color="B7C2D1" w:sz="4"/>
+                    <w:right w:val="single" w:color="B7C2D1" w:sz="4"/>
+                  </w:tcBorders>
+                  <w:shd w:fill="FFFFFF" w:color="auto" w:val="clear"/>
+                  <w:tcMar>
+                    <w:top w:type="dxa" w:w="80"/>
+                    <w:left w:type="dxa" w:w="120"/>
+                    <w:bottom w:type="dxa" w:w="80"/>
+                    <w:right w:type="dxa" w:w="120"/>
+                  </w:tcMar>
+                  <w:vAlign w:val="center"/>
+                </w:tcPr>
+                <w:p>
+                  <w:pPr>
+                    <w:spacing w:after="0" w:before="0"/>
+                  </w:pPr>
+                  <w:r>
+                    <w:rPr>
+                      <w:rFonts w:ascii="Arial" w:cs="Arial" w:eastAsia="Arial" w:hAnsi="Arial"/>
+                      <w:b w:val="false"/>
+                      <w:bCs w:val="false"/>
+                      <w:sz w:val="21"/>
+                      <w:szCs w:val="21"/>
+                    </w:rPr>
+                    <w:t xml:space="preserve">Challenge (optional)</w:t>
+                  </w:r>
+                </w:p>
+              </w:tc>
+              <w:tc>
+                <w:tcPr>
+                  <w:tcW w:type="dxa" w:w="2506"/>
                   <w:tcBorders>
                     <w:top w:val="single" w:color="B7C2D1" w:sz="4"/>
                     <w:left w:val="single" w:color="B7C2D1" w:sz="4"/>
@@ -3157,7 +4839,7 @@
               </w:tc>
               <w:tc>
                 <w:tcPr>
-                  <w:tcW w:type="dxa" w:w="3342"/>
+                  <w:tcW w:type="dxa" w:w="2506"/>
                   <w:tcBorders>
                     <w:top w:val="single" w:color="B7C2D1" w:sz="4"/>
                     <w:left w:val="single" w:color="B7C2D1" w:sz="4"/>
@@ -3204,7 +4886,7 @@
                 <w:sz w:val="21"/>
                 <w:szCs w:val="21"/>
               </w:rPr>
-              <w:t xml:space="preserve">Plan the one you found hardest: inputs, what happens to them, what is printed.</w:t>
+              <w:t xml:space="preserve">Plan the one you found hardest: what is typed in, what happens to it, what is displayed.</w:t>
             </w:r>
           </w:p>
           <w:tbl>
@@ -3630,12 +5312,12 @@
                 <w:sz w:val="21"/>
                 <w:szCs w:val="21"/>
               </w:rPr>
-              <w:t xml:space="preserve">Tick each one off as its tests pass in the editor</w:t>
+              <w:t xml:space="preserve">Tick each one off as you finish it in the editor</w:t>
             </w:r>
           </w:p>
           <w:tbl>
             <w:tblPr>
-              <w:tblW w:type="dxa" w:w="10026"/>
+              <w:tblW w:type="dxa" w:w="10024"/>
               <w:tblBorders>
                 <w:top w:val="single" w:color="auto" w:sz="4"/>
                 <w:left w:val="single" w:color="auto" w:sz="4"/>
@@ -3646,9 +5328,10 @@
               </w:tblBorders>
             </w:tblPr>
             <w:tblGrid>
-              <w:gridCol w:w="3342"/>
-              <w:gridCol w:w="3342"/>
-              <w:gridCol w:w="3342"/>
+              <w:gridCol w:w="2506"/>
+              <w:gridCol w:w="2506"/>
+              <w:gridCol w:w="2506"/>
+              <w:gridCol w:w="2506"/>
             </w:tblGrid>
             <w:tr>
               <w:trPr>
@@ -3657,7 +5340,7 @@
               </w:trPr>
               <w:tc>
                 <w:tcPr>
-                  <w:tcW w:type="dxa" w:w="3342"/>
+                  <w:tcW w:type="dxa" w:w="2506"/>
                   <w:tcBorders>
                     <w:top w:val="single" w:color="B7C2D1" w:sz="4"/>
                     <w:left w:val="single" w:color="B7C2D1" w:sz="4"/>
@@ -3685,13 +5368,13 @@
                       <w:sz w:val="20"/>
                       <w:szCs w:val="20"/>
                     </w:rPr>
-                    <w:t xml:space="preserve">Program</w:t>
-                  </w:r>
-                </w:p>
-              </w:tc>
-              <w:tc>
-                <w:tcPr>
-                  <w:tcW w:type="dxa" w:w="3342"/>
+                    <w:t xml:space="preserve">Activity</w:t>
+                  </w:r>
+                </w:p>
+              </w:tc>
+              <w:tc>
+                <w:tcPr>
+                  <w:tcW w:type="dxa" w:w="2506"/>
                   <w:tcBorders>
                     <w:top w:val="single" w:color="B7C2D1" w:sz="4"/>
                     <w:left w:val="single" w:color="B7C2D1" w:sz="4"/>
@@ -3719,13 +5402,47 @@
                       <w:sz w:val="20"/>
                       <w:szCs w:val="20"/>
                     </w:rPr>
+                    <w:t xml:space="preserve">What to do</w:t>
+                  </w:r>
+                </w:p>
+              </w:tc>
+              <w:tc>
+                <w:tcPr>
+                  <w:tcW w:type="dxa" w:w="2506"/>
+                  <w:tcBorders>
+                    <w:top w:val="single" w:color="B7C2D1" w:sz="4"/>
+                    <w:left w:val="single" w:color="B7C2D1" w:sz="4"/>
+                    <w:bottom w:val="single" w:color="B7C2D1" w:sz="4"/>
+                    <w:right w:val="single" w:color="B7C2D1" w:sz="4"/>
+                  </w:tcBorders>
+                  <w:shd w:fill="E6ECF5" w:color="auto" w:val="clear"/>
+                  <w:tcMar>
+                    <w:top w:type="dxa" w:w="80"/>
+                    <w:left w:type="dxa" w:w="120"/>
+                    <w:bottom w:type="dxa" w:w="80"/>
+                    <w:right w:type="dxa" w:w="120"/>
+                  </w:tcMar>
+                  <w:vAlign w:val="center"/>
+                </w:tcPr>
+                <w:p>
+                  <w:pPr>
+                    <w:spacing w:after="0" w:before="0"/>
+                  </w:pPr>
+                  <w:r>
+                    <w:rPr>
+                      <w:rFonts w:ascii="Arial" w:cs="Arial" w:eastAsia="Arial" w:hAnsi="Arial"/>
+                      <w:b/>
+                      <w:bCs/>
+                      <w:sz w:val="20"/>
+                      <w:szCs w:val="20"/>
+                    </w:rPr>
                     <w:t xml:space="preserve">Marks</w:t>
                   </w:r>
                 </w:p>
               </w:tc>
               <w:tc>
                 <w:tcPr>
-                  <w:tcW w:type="dxa" w:w="3342"/>
+                  <w:tcW w:type="dxa" w:w="2506"/>
                   <w:tcBorders>
                     <w:top w:val="single" w:color="B7C2D1" w:sz="4"/>
                     <w:left w:val="single" w:color="B7C2D1" w:sz="4"/>
@@ -3765,73 +5482,107 @@
               </w:trPr>
               <w:tc>
                 <w:tcPr>
-                  <w:tcW w:type="dxa" w:w="3342"/>
-                  <w:tcBorders>
-                    <w:top w:val="single" w:color="B7C2D1" w:sz="4"/>
-                    <w:left w:val="single" w:color="B7C2D1" w:sz="4"/>
-                    <w:bottom w:val="single" w:color="B7C2D1" w:sz="4"/>
-                    <w:right w:val="single" w:color="B7C2D1" w:sz="4"/>
-                  </w:tcBorders>
-                  <w:shd w:fill="FFFFFF" w:color="auto" w:val="clear"/>
-                  <w:tcMar>
-                    <w:top w:type="dxa" w:w="80"/>
-                    <w:left w:type="dxa" w:w="120"/>
-                    <w:bottom w:type="dxa" w:w="80"/>
-                    <w:right w:type="dxa" w:w="120"/>
-                  </w:tcMar>
-                  <w:vAlign w:val="center"/>
-                </w:tcPr>
-                <w:p>
-                  <w:pPr>
-                    <w:spacing w:after="0" w:before="0"/>
-                  </w:pPr>
-                  <w:r>
-                    <w:rPr>
-                      <w:rFonts w:ascii="Arial" w:cs="Arial" w:eastAsia="Arial" w:hAnsi="Arial"/>
-                      <w:sz w:val="21"/>
-                      <w:szCs w:val="21"/>
-                    </w:rPr>
-                    <w:t xml:space="preserve">Ask the user for a whole number. Raise it to the power 2. Display [answer] and nothing else.</w:t>
-                  </w:r>
-                </w:p>
-              </w:tc>
-              <w:tc>
-                <w:tcPr>
-                  <w:tcW w:type="dxa" w:w="3342"/>
-                  <w:tcBorders>
-                    <w:top w:val="single" w:color="B7C2D1" w:sz="4"/>
-                    <w:left w:val="single" w:color="B7C2D1" w:sz="4"/>
-                    <w:bottom w:val="single" w:color="B7C2D1" w:sz="4"/>
-                    <w:right w:val="single" w:color="B7C2D1" w:sz="4"/>
-                  </w:tcBorders>
-                  <w:shd w:fill="FFFFFF" w:color="auto" w:val="clear"/>
-                  <w:tcMar>
-                    <w:top w:type="dxa" w:w="80"/>
-                    <w:left w:type="dxa" w:w="120"/>
-                    <w:bottom w:type="dxa" w:w="80"/>
-                    <w:right w:type="dxa" w:w="120"/>
-                  </w:tcMar>
-                  <w:vAlign w:val="center"/>
-                </w:tcPr>
-                <w:p>
-                  <w:pPr>
-                    <w:spacing w:after="0" w:before="0"/>
-                  </w:pPr>
-                  <w:r>
-                    <w:rPr>
-                      <w:rFonts w:ascii="Arial" w:cs="Arial" w:eastAsia="Arial" w:hAnsi="Arial"/>
-                      <w:b w:val="false"/>
-                      <w:bCs w:val="false"/>
-                      <w:sz w:val="21"/>
-                      <w:szCs w:val="21"/>
-                    </w:rPr>
-                    <w:t xml:space="preserve">2</w:t>
-                  </w:r>
-                </w:p>
-              </w:tc>
-              <w:tc>
-                <w:tcPr>
-                  <w:tcW w:type="dxa" w:w="3342"/>
+                  <w:tcW w:type="dxa" w:w="2506"/>
+                  <w:tcBorders>
+                    <w:top w:val="single" w:color="B7C2D1" w:sz="4"/>
+                    <w:left w:val="single" w:color="B7C2D1" w:sz="4"/>
+                    <w:bottom w:val="single" w:color="B7C2D1" w:sz="4"/>
+                    <w:right w:val="single" w:color="B7C2D1" w:sz="4"/>
+                  </w:tcBorders>
+                  <w:shd w:fill="FFFFFF" w:color="auto" w:val="clear"/>
+                  <w:tcMar>
+                    <w:top w:type="dxa" w:w="80"/>
+                    <w:left w:type="dxa" w:w="120"/>
+                    <w:bottom w:type="dxa" w:w="80"/>
+                    <w:right w:type="dxa" w:w="120"/>
+                  </w:tcMar>
+                  <w:vAlign w:val="center"/>
+                </w:tcPr>
+                <w:p>
+                  <w:pPr>
+                    <w:spacing w:after="0" w:before="0"/>
+                  </w:pPr>
+                  <w:r>
+                    <w:rPr>
+                      <w:rFonts w:ascii="Arial" w:cs="Arial" w:eastAsia="Arial" w:hAnsi="Arial"/>
+                      <w:sz w:val="21"/>
+                      <w:szCs w:val="21"/>
+                    </w:rPr>
+                    <w:t xml:space="preserve">Press Run. Three powers, and the last one is a square root.</w:t>
+                  </w:r>
+                </w:p>
+              </w:tc>
+              <w:tc>
+                <w:tcPr>
+                  <w:tcW w:type="dxa" w:w="2506"/>
+                  <w:tcBorders>
+                    <w:top w:val="single" w:color="B7C2D1" w:sz="4"/>
+                    <w:left w:val="single" w:color="B7C2D1" w:sz="4"/>
+                    <w:bottom w:val="single" w:color="B7C2D1" w:sz="4"/>
+                    <w:right w:val="single" w:color="B7C2D1" w:sz="4"/>
+                  </w:tcBorders>
+                  <w:shd w:fill="FFFFFF" w:color="auto" w:val="clear"/>
+                  <w:tcMar>
+                    <w:top w:type="dxa" w:w="80"/>
+                    <w:left w:type="dxa" w:w="120"/>
+                    <w:bottom w:type="dxa" w:w="80"/>
+                    <w:right w:type="dxa" w:w="120"/>
+                  </w:tcMar>
+                  <w:vAlign w:val="center"/>
+                </w:tcPr>
+                <w:p>
+                  <w:pPr>
+                    <w:spacing w:after="0" w:before="0"/>
+                  </w:pPr>
+                  <w:r>
+                    <w:rPr>
+                      <w:rFonts w:ascii="Arial" w:cs="Arial" w:eastAsia="Arial" w:hAnsi="Arial"/>
+                      <w:b w:val="false"/>
+                      <w:bCs w:val="false"/>
+                      <w:sz w:val="21"/>
+                      <w:szCs w:val="21"/>
+                    </w:rPr>
+                    <w:t xml:space="preserve">Run it</w:t>
+                  </w:r>
+                </w:p>
+              </w:tc>
+              <w:tc>
+                <w:tcPr>
+                  <w:tcW w:type="dxa" w:w="2506"/>
+                  <w:tcBorders>
+                    <w:top w:val="single" w:color="B7C2D1" w:sz="4"/>
+                    <w:left w:val="single" w:color="B7C2D1" w:sz="4"/>
+                    <w:bottom w:val="single" w:color="B7C2D1" w:sz="4"/>
+                    <w:right w:val="single" w:color="B7C2D1" w:sz="4"/>
+                  </w:tcBorders>
+                  <w:shd w:fill="FFFFFF" w:color="auto" w:val="clear"/>
+                  <w:tcMar>
+                    <w:top w:type="dxa" w:w="80"/>
+                    <w:left w:type="dxa" w:w="120"/>
+                    <w:bottom w:type="dxa" w:w="80"/>
+                    <w:right w:type="dxa" w:w="120"/>
+                  </w:tcMar>
+                  <w:vAlign w:val="center"/>
+                </w:tcPr>
+                <w:p>
+                  <w:pPr>
+                    <w:spacing w:after="0" w:before="0"/>
+                  </w:pPr>
+                  <w:r>
+                    <w:rPr>
+                      <w:rFonts w:ascii="Arial" w:cs="Arial" w:eastAsia="Arial" w:hAnsi="Arial"/>
+                      <w:b w:val="false"/>
+                      <w:bCs w:val="false"/>
+                      <w:sz w:val="21"/>
+                      <w:szCs w:val="21"/>
+                    </w:rPr>
+                    <w:t xml:space="preserve">1</w:t>
+                  </w:r>
+                </w:p>
+              </w:tc>
+              <w:tc>
+                <w:tcPr>
+                  <w:tcW w:type="dxa" w:w="2506"/>
                   <w:tcBorders>
                     <w:top w:val="single" w:color="B7C2D1" w:sz="4"/>
                     <w:left w:val="single" w:color="B7C2D1" w:sz="4"/>
@@ -3871,73 +5622,107 @@
               </w:trPr>
               <w:tc>
                 <w:tcPr>
-                  <w:tcW w:type="dxa" w:w="3342"/>
-                  <w:tcBorders>
-                    <w:top w:val="single" w:color="B7C2D1" w:sz="4"/>
-                    <w:left w:val="single" w:color="B7C2D1" w:sz="4"/>
-                    <w:bottom w:val="single" w:color="B7C2D1" w:sz="4"/>
-                    <w:right w:val="single" w:color="B7C2D1" w:sz="4"/>
-                  </w:tcBorders>
-                  <w:shd w:fill="FFFFFF" w:color="auto" w:val="clear"/>
-                  <w:tcMar>
-                    <w:top w:type="dxa" w:w="80"/>
-                    <w:left w:type="dxa" w:w="120"/>
-                    <w:bottom w:type="dxa" w:w="80"/>
-                    <w:right w:type="dxa" w:w="120"/>
-                  </w:tcMar>
-                  <w:vAlign w:val="center"/>
-                </w:tcPr>
-                <w:p>
-                  <w:pPr>
-                    <w:spacing w:after="0" w:before="0"/>
-                  </w:pPr>
-                  <w:r>
-                    <w:rPr>
-                      <w:rFonts w:ascii="Arial" w:cs="Arial" w:eastAsia="Arial" w:hAnsi="Arial"/>
-                      <w:sz w:val="21"/>
-                      <w:szCs w:val="21"/>
-                    </w:rPr>
-                    <w:t xml:space="preserve">Ask the user for a whole number. Raise it to the power 3. Display [answer] and nothing else.</w:t>
-                  </w:r>
-                </w:p>
-              </w:tc>
-              <w:tc>
-                <w:tcPr>
-                  <w:tcW w:type="dxa" w:w="3342"/>
-                  <w:tcBorders>
-                    <w:top w:val="single" w:color="B7C2D1" w:sz="4"/>
-                    <w:left w:val="single" w:color="B7C2D1" w:sz="4"/>
-                    <w:bottom w:val="single" w:color="B7C2D1" w:sz="4"/>
-                    <w:right w:val="single" w:color="B7C2D1" w:sz="4"/>
-                  </w:tcBorders>
-                  <w:shd w:fill="FFFFFF" w:color="auto" w:val="clear"/>
-                  <w:tcMar>
-                    <w:top w:type="dxa" w:w="80"/>
-                    <w:left w:type="dxa" w:w="120"/>
-                    <w:bottom w:type="dxa" w:w="80"/>
-                    <w:right w:type="dxa" w:w="120"/>
-                  </w:tcMar>
-                  <w:vAlign w:val="center"/>
-                </w:tcPr>
-                <w:p>
-                  <w:pPr>
-                    <w:spacing w:after="0" w:before="0"/>
-                  </w:pPr>
-                  <w:r>
-                    <w:rPr>
-                      <w:rFonts w:ascii="Arial" w:cs="Arial" w:eastAsia="Arial" w:hAnsi="Arial"/>
-                      <w:b w:val="false"/>
-                      <w:bCs w:val="false"/>
-                      <w:sz w:val="21"/>
-                      <w:szCs w:val="21"/>
-                    </w:rPr>
-                    <w:t xml:space="preserve">2</w:t>
-                  </w:r>
-                </w:p>
-              </w:tc>
-              <w:tc>
-                <w:tcPr>
-                  <w:tcW w:type="dxa" w:w="3342"/>
+                  <w:tcW w:type="dxa" w:w="2506"/>
+                  <w:tcBorders>
+                    <w:top w:val="single" w:color="B7C2D1" w:sz="4"/>
+                    <w:left w:val="single" w:color="B7C2D1" w:sz="4"/>
+                    <w:bottom w:val="single" w:color="B7C2D1" w:sz="4"/>
+                    <w:right w:val="single" w:color="B7C2D1" w:sz="4"/>
+                  </w:tcBorders>
+                  <w:shd w:fill="FFFFFF" w:color="auto" w:val="clear"/>
+                  <w:tcMar>
+                    <w:top w:type="dxa" w:w="80"/>
+                    <w:left w:type="dxa" w:w="120"/>
+                    <w:bottom w:type="dxa" w:w="80"/>
+                    <w:right w:type="dxa" w:w="120"/>
+                  </w:tcMar>
+                  <w:vAlign w:val="center"/>
+                </w:tcPr>
+                <w:p>
+                  <w:pPr>
+                    <w:spacing w:after="0" w:before="0"/>
+                  </w:pPr>
+                  <w:r>
+                    <w:rPr>
+                      <w:rFonts w:ascii="Arial" w:cs="Arial" w:eastAsia="Arial" w:hAnsi="Arial"/>
+                      <w:sz w:val="21"/>
+                      <w:szCs w:val="21"/>
+                    </w:rPr>
+                    <w:t xml:space="preserve">What will this program display?</w:t>
+                  </w:r>
+                </w:p>
+              </w:tc>
+              <w:tc>
+                <w:tcPr>
+                  <w:tcW w:type="dxa" w:w="2506"/>
+                  <w:tcBorders>
+                    <w:top w:val="single" w:color="B7C2D1" w:sz="4"/>
+                    <w:left w:val="single" w:color="B7C2D1" w:sz="4"/>
+                    <w:bottom w:val="single" w:color="B7C2D1" w:sz="4"/>
+                    <w:right w:val="single" w:color="B7C2D1" w:sz="4"/>
+                  </w:tcBorders>
+                  <w:shd w:fill="FFFFFF" w:color="auto" w:val="clear"/>
+                  <w:tcMar>
+                    <w:top w:type="dxa" w:w="80"/>
+                    <w:left w:type="dxa" w:w="120"/>
+                    <w:bottom w:type="dxa" w:w="80"/>
+                    <w:right w:type="dxa" w:w="120"/>
+                  </w:tcMar>
+                  <w:vAlign w:val="center"/>
+                </w:tcPr>
+                <w:p>
+                  <w:pPr>
+                    <w:spacing w:after="0" w:before="0"/>
+                  </w:pPr>
+                  <w:r>
+                    <w:rPr>
+                      <w:rFonts w:ascii="Arial" w:cs="Arial" w:eastAsia="Arial" w:hAnsi="Arial"/>
+                      <w:b w:val="false"/>
+                      <w:bCs w:val="false"/>
+                      <w:sz w:val="21"/>
+                      <w:szCs w:val="21"/>
+                    </w:rPr>
+                    <w:t xml:space="preserve">Predict</w:t>
+                  </w:r>
+                </w:p>
+              </w:tc>
+              <w:tc>
+                <w:tcPr>
+                  <w:tcW w:type="dxa" w:w="2506"/>
+                  <w:tcBorders>
+                    <w:top w:val="single" w:color="B7C2D1" w:sz="4"/>
+                    <w:left w:val="single" w:color="B7C2D1" w:sz="4"/>
+                    <w:bottom w:val="single" w:color="B7C2D1" w:sz="4"/>
+                    <w:right w:val="single" w:color="B7C2D1" w:sz="4"/>
+                  </w:tcBorders>
+                  <w:shd w:fill="FFFFFF" w:color="auto" w:val="clear"/>
+                  <w:tcMar>
+                    <w:top w:type="dxa" w:w="80"/>
+                    <w:left w:type="dxa" w:w="120"/>
+                    <w:bottom w:type="dxa" w:w="80"/>
+                    <w:right w:type="dxa" w:w="120"/>
+                  </w:tcMar>
+                  <w:vAlign w:val="center"/>
+                </w:tcPr>
+                <w:p>
+                  <w:pPr>
+                    <w:spacing w:after="0" w:before="0"/>
+                  </w:pPr>
+                  <w:r>
+                    <w:rPr>
+                      <w:rFonts w:ascii="Arial" w:cs="Arial" w:eastAsia="Arial" w:hAnsi="Arial"/>
+                      <w:b w:val="false"/>
+                      <w:bCs w:val="false"/>
+                      <w:sz w:val="21"/>
+                      <w:szCs w:val="21"/>
+                    </w:rPr>
+                    <w:t xml:space="preserve">1</w:t>
+                  </w:r>
+                </w:p>
+              </w:tc>
+              <w:tc>
+                <w:tcPr>
+                  <w:tcW w:type="dxa" w:w="2506"/>
                   <w:tcBorders>
                     <w:top w:val="single" w:color="B7C2D1" w:sz="4"/>
                     <w:left w:val="single" w:color="B7C2D1" w:sz="4"/>
@@ -3977,73 +5762,107 @@
               </w:trPr>
               <w:tc>
                 <w:tcPr>
-                  <w:tcW w:type="dxa" w:w="3342"/>
-                  <w:tcBorders>
-                    <w:top w:val="single" w:color="B7C2D1" w:sz="4"/>
-                    <w:left w:val="single" w:color="B7C2D1" w:sz="4"/>
-                    <w:bottom w:val="single" w:color="B7C2D1" w:sz="4"/>
-                    <w:right w:val="single" w:color="B7C2D1" w:sz="4"/>
-                  </w:tcBorders>
-                  <w:shd w:fill="FFFFFF" w:color="auto" w:val="clear"/>
-                  <w:tcMar>
-                    <w:top w:type="dxa" w:w="80"/>
-                    <w:left w:type="dxa" w:w="120"/>
-                    <w:bottom w:type="dxa" w:w="80"/>
-                    <w:right w:type="dxa" w:w="120"/>
-                  </w:tcMar>
-                  <w:vAlign w:val="center"/>
-                </w:tcPr>
-                <w:p>
-                  <w:pPr>
-                    <w:spacing w:after="0" w:before="0"/>
-                  </w:pPr>
-                  <w:r>
-                    <w:rPr>
-                      <w:rFonts w:ascii="Arial" w:cs="Arial" w:eastAsia="Arial" w:hAnsi="Arial"/>
-                      <w:sz w:val="21"/>
-                      <w:szCs w:val="21"/>
-                    </w:rPr>
-                    <w:t xml:space="preserve">Ask the user for a whole number. Raise the fixed number 2 to that power. Display [answer] and nothing else.</w:t>
-                  </w:r>
-                </w:p>
-              </w:tc>
-              <w:tc>
-                <w:tcPr>
-                  <w:tcW w:type="dxa" w:w="3342"/>
-                  <w:tcBorders>
-                    <w:top w:val="single" w:color="B7C2D1" w:sz="4"/>
-                    <w:left w:val="single" w:color="B7C2D1" w:sz="4"/>
-                    <w:bottom w:val="single" w:color="B7C2D1" w:sz="4"/>
-                    <w:right w:val="single" w:color="B7C2D1" w:sz="4"/>
-                  </w:tcBorders>
-                  <w:shd w:fill="FFFFFF" w:color="auto" w:val="clear"/>
-                  <w:tcMar>
-                    <w:top w:type="dxa" w:w="80"/>
-                    <w:left w:type="dxa" w:w="120"/>
-                    <w:bottom w:type="dxa" w:w="80"/>
-                    <w:right w:type="dxa" w:w="120"/>
-                  </w:tcMar>
-                  <w:vAlign w:val="center"/>
-                </w:tcPr>
-                <w:p>
-                  <w:pPr>
-                    <w:spacing w:after="0" w:before="0"/>
-                  </w:pPr>
-                  <w:r>
-                    <w:rPr>
-                      <w:rFonts w:ascii="Arial" w:cs="Arial" w:eastAsia="Arial" w:hAnsi="Arial"/>
-                      <w:b w:val="false"/>
-                      <w:bCs w:val="false"/>
-                      <w:sz w:val="21"/>
-                      <w:szCs w:val="21"/>
-                    </w:rPr>
-                    <w:t xml:space="preserve">2</w:t>
-                  </w:r>
-                </w:p>
-              </w:tc>
-              <w:tc>
-                <w:tcPr>
-                  <w:tcW w:type="dxa" w:w="3342"/>
+                  <w:tcW w:type="dxa" w:w="2506"/>
+                  <w:tcBorders>
+                    <w:top w:val="single" w:color="B7C2D1" w:sz="4"/>
+                    <w:left w:val="single" w:color="B7C2D1" w:sz="4"/>
+                    <w:bottom w:val="single" w:color="B7C2D1" w:sz="4"/>
+                    <w:right w:val="single" w:color="B7C2D1" w:sz="4"/>
+                  </w:tcBorders>
+                  <w:shd w:fill="FFFFFF" w:color="auto" w:val="clear"/>
+                  <w:tcMar>
+                    <w:top w:type="dxa" w:w="80"/>
+                    <w:left w:type="dxa" w:w="120"/>
+                    <w:bottom w:type="dxa" w:w="80"/>
+                    <w:right w:type="dxa" w:w="120"/>
+                  </w:tcMar>
+                  <w:vAlign w:val="center"/>
+                </w:tcPr>
+                <w:p>
+                  <w:pPr>
+                    <w:spacing w:after="0" w:before="0"/>
+                  </w:pPr>
+                  <w:r>
+                    <w:rPr>
+                      <w:rFonts w:ascii="Arial" w:cs="Arial" w:eastAsia="Arial" w:hAnsi="Arial"/>
+                      <w:sz w:val="21"/>
+                      <w:szCs w:val="21"/>
+                    </w:rPr>
+                    <w:t xml:space="preserve">Change the program so it raises the number to the power 3 instead of the power 2.</w:t>
+                  </w:r>
+                </w:p>
+              </w:tc>
+              <w:tc>
+                <w:tcPr>
+                  <w:tcW w:type="dxa" w:w="2506"/>
+                  <w:tcBorders>
+                    <w:top w:val="single" w:color="B7C2D1" w:sz="4"/>
+                    <w:left w:val="single" w:color="B7C2D1" w:sz="4"/>
+                    <w:bottom w:val="single" w:color="B7C2D1" w:sz="4"/>
+                    <w:right w:val="single" w:color="B7C2D1" w:sz="4"/>
+                  </w:tcBorders>
+                  <w:shd w:fill="FFFFFF" w:color="auto" w:val="clear"/>
+                  <w:tcMar>
+                    <w:top w:type="dxa" w:w="80"/>
+                    <w:left w:type="dxa" w:w="120"/>
+                    <w:bottom w:type="dxa" w:w="80"/>
+                    <w:right w:type="dxa" w:w="120"/>
+                  </w:tcMar>
+                  <w:vAlign w:val="center"/>
+                </w:tcPr>
+                <w:p>
+                  <w:pPr>
+                    <w:spacing w:after="0" w:before="0"/>
+                  </w:pPr>
+                  <w:r>
+                    <w:rPr>
+                      <w:rFonts w:ascii="Arial" w:cs="Arial" w:eastAsia="Arial" w:hAnsi="Arial"/>
+                      <w:b w:val="false"/>
+                      <w:bCs w:val="false"/>
+                      <w:sz w:val="21"/>
+                      <w:szCs w:val="21"/>
+                    </w:rPr>
+                    <w:t xml:space="preserve">Change it</w:t>
+                  </w:r>
+                </w:p>
+              </w:tc>
+              <w:tc>
+                <w:tcPr>
+                  <w:tcW w:type="dxa" w:w="2506"/>
+                  <w:tcBorders>
+                    <w:top w:val="single" w:color="B7C2D1" w:sz="4"/>
+                    <w:left w:val="single" w:color="B7C2D1" w:sz="4"/>
+                    <w:bottom w:val="single" w:color="B7C2D1" w:sz="4"/>
+                    <w:right w:val="single" w:color="B7C2D1" w:sz="4"/>
+                  </w:tcBorders>
+                  <w:shd w:fill="FFFFFF" w:color="auto" w:val="clear"/>
+                  <w:tcMar>
+                    <w:top w:type="dxa" w:w="80"/>
+                    <w:left w:type="dxa" w:w="120"/>
+                    <w:bottom w:type="dxa" w:w="80"/>
+                    <w:right w:type="dxa" w:w="120"/>
+                  </w:tcMar>
+                  <w:vAlign w:val="center"/>
+                </w:tcPr>
+                <w:p>
+                  <w:pPr>
+                    <w:spacing w:after="0" w:before="0"/>
+                  </w:pPr>
+                  <w:r>
+                    <w:rPr>
+                      <w:rFonts w:ascii="Arial" w:cs="Arial" w:eastAsia="Arial" w:hAnsi="Arial"/>
+                      <w:b w:val="false"/>
+                      <w:bCs w:val="false"/>
+                      <w:sz w:val="21"/>
+                      <w:szCs w:val="21"/>
+                    </w:rPr>
+                    <w:t xml:space="preserve">1</w:t>
+                  </w:r>
+                </w:p>
+              </w:tc>
+              <w:tc>
+                <w:tcPr>
+                  <w:tcW w:type="dxa" w:w="2506"/>
                   <w:tcBorders>
                     <w:top w:val="single" w:color="B7C2D1" w:sz="4"/>
                     <w:left w:val="single" w:color="B7C2D1" w:sz="4"/>
@@ -4083,39 +5902,773 @@
               </w:trPr>
               <w:tc>
                 <w:tcPr>
-                  <w:tcW w:type="dxa" w:w="3342"/>
-                  <w:tcBorders>
-                    <w:top w:val="single" w:color="B7C2D1" w:sz="4"/>
-                    <w:left w:val="single" w:color="B7C2D1" w:sz="4"/>
-                    <w:bottom w:val="single" w:color="B7C2D1" w:sz="4"/>
-                    <w:right w:val="single" w:color="B7C2D1" w:sz="4"/>
-                  </w:tcBorders>
-                  <w:shd w:fill="FFFFFF" w:color="auto" w:val="clear"/>
-                  <w:tcMar>
-                    <w:top w:type="dxa" w:w="80"/>
-                    <w:left w:type="dxa" w:w="120"/>
-                    <w:bottom w:type="dxa" w:w="80"/>
-                    <w:right w:type="dxa" w:w="120"/>
-                  </w:tcMar>
-                  <w:vAlign w:val="center"/>
-                </w:tcPr>
-                <w:p>
-                  <w:pPr>
-                    <w:spacing w:after="0" w:before="0"/>
-                  </w:pPr>
-                  <w:r>
-                    <w:rPr>
-                      <w:rFonts w:ascii="Arial" w:cs="Arial" w:eastAsia="Arial" w:hAnsi="Arial"/>
-                      <w:sz w:val="21"/>
-                      <w:szCs w:val="21"/>
-                    </w:rPr>
-                    <w:t xml:space="preserve">Ask the user for a number, which may have a decimal point. Work out its square root. Display [answer] and nothing else.</w:t>
-                  </w:r>
-                </w:p>
-              </w:tc>
-              <w:tc>
-                <w:tcPr>
-                  <w:tcW w:type="dxa" w:w="3342"/>
+                  <w:tcW w:type="dxa" w:w="2506"/>
+                  <w:tcBorders>
+                    <w:top w:val="single" w:color="B7C2D1" w:sz="4"/>
+                    <w:left w:val="single" w:color="B7C2D1" w:sz="4"/>
+                    <w:bottom w:val="single" w:color="B7C2D1" w:sz="4"/>
+                    <w:right w:val="single" w:color="B7C2D1" w:sz="4"/>
+                  </w:tcBorders>
+                  <w:shd w:fill="FFFFFF" w:color="auto" w:val="clear"/>
+                  <w:tcMar>
+                    <w:top w:type="dxa" w:w="80"/>
+                    <w:left w:type="dxa" w:w="120"/>
+                    <w:bottom w:type="dxa" w:w="80"/>
+                    <w:right w:type="dxa" w:w="120"/>
+                  </w:tcMar>
+                  <w:vAlign w:val="center"/>
+                </w:tcPr>
+                <w:p>
+                  <w:pPr>
+                    <w:spacing w:after="0" w:before="0"/>
+                  </w:pPr>
+                  <w:r>
+                    <w:rPr>
+                      <w:rFonts w:ascii="Arial" w:cs="Arial" w:eastAsia="Arial" w:hAnsi="Arial"/>
+                      <w:sz w:val="21"/>
+                      <w:szCs w:val="21"/>
+                    </w:rPr>
+                    <w:t xml:space="preserve">What will this program display?</w:t>
+                  </w:r>
+                </w:p>
+              </w:tc>
+              <w:tc>
+                <w:tcPr>
+                  <w:tcW w:type="dxa" w:w="2506"/>
+                  <w:tcBorders>
+                    <w:top w:val="single" w:color="B7C2D1" w:sz="4"/>
+                    <w:left w:val="single" w:color="B7C2D1" w:sz="4"/>
+                    <w:bottom w:val="single" w:color="B7C2D1" w:sz="4"/>
+                    <w:right w:val="single" w:color="B7C2D1" w:sz="4"/>
+                  </w:tcBorders>
+                  <w:shd w:fill="FFFFFF" w:color="auto" w:val="clear"/>
+                  <w:tcMar>
+                    <w:top w:type="dxa" w:w="80"/>
+                    <w:left w:type="dxa" w:w="120"/>
+                    <w:bottom w:type="dxa" w:w="80"/>
+                    <w:right w:type="dxa" w:w="120"/>
+                  </w:tcMar>
+                  <w:vAlign w:val="center"/>
+                </w:tcPr>
+                <w:p>
+                  <w:pPr>
+                    <w:spacing w:after="0" w:before="0"/>
+                  </w:pPr>
+                  <w:r>
+                    <w:rPr>
+                      <w:rFonts w:ascii="Arial" w:cs="Arial" w:eastAsia="Arial" w:hAnsi="Arial"/>
+                      <w:b w:val="false"/>
+                      <w:bCs w:val="false"/>
+                      <w:sz w:val="21"/>
+                      <w:szCs w:val="21"/>
+                    </w:rPr>
+                    <w:t xml:space="preserve">Predict</w:t>
+                  </w:r>
+                </w:p>
+              </w:tc>
+              <w:tc>
+                <w:tcPr>
+                  <w:tcW w:type="dxa" w:w="2506"/>
+                  <w:tcBorders>
+                    <w:top w:val="single" w:color="B7C2D1" w:sz="4"/>
+                    <w:left w:val="single" w:color="B7C2D1" w:sz="4"/>
+                    <w:bottom w:val="single" w:color="B7C2D1" w:sz="4"/>
+                    <w:right w:val="single" w:color="B7C2D1" w:sz="4"/>
+                  </w:tcBorders>
+                  <w:shd w:fill="FFFFFF" w:color="auto" w:val="clear"/>
+                  <w:tcMar>
+                    <w:top w:type="dxa" w:w="80"/>
+                    <w:left w:type="dxa" w:w="120"/>
+                    <w:bottom w:type="dxa" w:w="80"/>
+                    <w:right w:type="dxa" w:w="120"/>
+                  </w:tcMar>
+                  <w:vAlign w:val="center"/>
+                </w:tcPr>
+                <w:p>
+                  <w:pPr>
+                    <w:spacing w:after="0" w:before="0"/>
+                  </w:pPr>
+                  <w:r>
+                    <w:rPr>
+                      <w:rFonts w:ascii="Arial" w:cs="Arial" w:eastAsia="Arial" w:hAnsi="Arial"/>
+                      <w:b w:val="false"/>
+                      <w:bCs w:val="false"/>
+                      <w:sz w:val="21"/>
+                      <w:szCs w:val="21"/>
+                    </w:rPr>
+                    <w:t xml:space="preserve">1</w:t>
+                  </w:r>
+                </w:p>
+              </w:tc>
+              <w:tc>
+                <w:tcPr>
+                  <w:tcW w:type="dxa" w:w="2506"/>
+                  <w:tcBorders>
+                    <w:top w:val="single" w:color="B7C2D1" w:sz="4"/>
+                    <w:left w:val="single" w:color="B7C2D1" w:sz="4"/>
+                    <w:bottom w:val="single" w:color="B7C2D1" w:sz="4"/>
+                    <w:right w:val="single" w:color="B7C2D1" w:sz="4"/>
+                  </w:tcBorders>
+                  <w:shd w:fill="FFFFFF" w:color="auto" w:val="clear"/>
+                  <w:tcMar>
+                    <w:top w:type="dxa" w:w="80"/>
+                    <w:left w:type="dxa" w:w="120"/>
+                    <w:bottom w:type="dxa" w:w="80"/>
+                    <w:right w:type="dxa" w:w="120"/>
+                  </w:tcMar>
+                  <w:vAlign w:val="center"/>
+                </w:tcPr>
+                <w:p>
+                  <w:pPr>
+                    <w:spacing w:after="0" w:before="0"/>
+                  </w:pPr>
+                  <w:r>
+                    <w:rPr>
+                      <w:rFonts w:ascii="Arial" w:cs="Arial" w:eastAsia="Arial" w:hAnsi="Arial"/>
+                      <w:b w:val="false"/>
+                      <w:bCs w:val="false"/>
+                      <w:sz w:val="21"/>
+                      <w:szCs w:val="21"/>
+                    </w:rPr>
+                    <w:t xml:space="preserve"/>
+                  </w:r>
+                </w:p>
+              </w:tc>
+            </w:tr>
+            <w:tr>
+              <w:trPr>
+                <w:cantSplit/>
+                <w:trHeight w:val="360" w:hRule="atLeast"/>
+              </w:trPr>
+              <w:tc>
+                <w:tcPr>
+                  <w:tcW w:type="dxa" w:w="2506"/>
+                  <w:tcBorders>
+                    <w:top w:val="single" w:color="B7C2D1" w:sz="4"/>
+                    <w:left w:val="single" w:color="B7C2D1" w:sz="4"/>
+                    <w:bottom w:val="single" w:color="B7C2D1" w:sz="4"/>
+                    <w:right w:val="single" w:color="B7C2D1" w:sz="4"/>
+                  </w:tcBorders>
+                  <w:shd w:fill="FFFFFF" w:color="auto" w:val="clear"/>
+                  <w:tcMar>
+                    <w:top w:type="dxa" w:w="80"/>
+                    <w:left w:type="dxa" w:w="120"/>
+                    <w:bottom w:type="dxa" w:w="80"/>
+                    <w:right w:type="dxa" w:w="120"/>
+                  </w:tcMar>
+                  <w:vAlign w:val="center"/>
+                </w:tcPr>
+                <w:p>
+                  <w:pPr>
+                    <w:spacing w:after="0" w:before="0"/>
+                  </w:pPr>
+                  <w:r>
+                    <w:rPr>
+                      <w:rFonts w:ascii="Arial" w:cs="Arial" w:eastAsia="Arial" w:hAnsi="Arial"/>
+                      <w:sz w:val="21"/>
+                      <w:szCs w:val="21"/>
+                    </w:rPr>
+                    <w:t xml:space="preserve">Finish the program so it displays the square root of the number.</w:t>
+                  </w:r>
+                </w:p>
+              </w:tc>
+              <w:tc>
+                <w:tcPr>
+                  <w:tcW w:type="dxa" w:w="2506"/>
+                  <w:tcBorders>
+                    <w:top w:val="single" w:color="B7C2D1" w:sz="4"/>
+                    <w:left w:val="single" w:color="B7C2D1" w:sz="4"/>
+                    <w:bottom w:val="single" w:color="B7C2D1" w:sz="4"/>
+                    <w:right w:val="single" w:color="B7C2D1" w:sz="4"/>
+                  </w:tcBorders>
+                  <w:shd w:fill="FFFFFF" w:color="auto" w:val="clear"/>
+                  <w:tcMar>
+                    <w:top w:type="dxa" w:w="80"/>
+                    <w:left w:type="dxa" w:w="120"/>
+                    <w:bottom w:type="dxa" w:w="80"/>
+                    <w:right w:type="dxa" w:w="120"/>
+                  </w:tcMar>
+                  <w:vAlign w:val="center"/>
+                </w:tcPr>
+                <w:p>
+                  <w:pPr>
+                    <w:spacing w:after="0" w:before="0"/>
+                  </w:pPr>
+                  <w:r>
+                    <w:rPr>
+                      <w:rFonts w:ascii="Arial" w:cs="Arial" w:eastAsia="Arial" w:hAnsi="Arial"/>
+                      <w:b w:val="false"/>
+                      <w:bCs w:val="false"/>
+                      <w:sz w:val="21"/>
+                      <w:szCs w:val="21"/>
+                    </w:rPr>
+                    <w:t xml:space="preserve">Complete it</w:t>
+                  </w:r>
+                </w:p>
+              </w:tc>
+              <w:tc>
+                <w:tcPr>
+                  <w:tcW w:type="dxa" w:w="2506"/>
+                  <w:tcBorders>
+                    <w:top w:val="single" w:color="B7C2D1" w:sz="4"/>
+                    <w:left w:val="single" w:color="B7C2D1" w:sz="4"/>
+                    <w:bottom w:val="single" w:color="B7C2D1" w:sz="4"/>
+                    <w:right w:val="single" w:color="B7C2D1" w:sz="4"/>
+                  </w:tcBorders>
+                  <w:shd w:fill="FFFFFF" w:color="auto" w:val="clear"/>
+                  <w:tcMar>
+                    <w:top w:type="dxa" w:w="80"/>
+                    <w:left w:type="dxa" w:w="120"/>
+                    <w:bottom w:type="dxa" w:w="80"/>
+                    <w:right w:type="dxa" w:w="120"/>
+                  </w:tcMar>
+                  <w:vAlign w:val="center"/>
+                </w:tcPr>
+                <w:p>
+                  <w:pPr>
+                    <w:spacing w:after="0" w:before="0"/>
+                  </w:pPr>
+                  <w:r>
+                    <w:rPr>
+                      <w:rFonts w:ascii="Arial" w:cs="Arial" w:eastAsia="Arial" w:hAnsi="Arial"/>
+                      <w:b w:val="false"/>
+                      <w:bCs w:val="false"/>
+                      <w:sz w:val="21"/>
+                      <w:szCs w:val="21"/>
+                    </w:rPr>
+                    <w:t xml:space="preserve">2</w:t>
+                  </w:r>
+                </w:p>
+              </w:tc>
+              <w:tc>
+                <w:tcPr>
+                  <w:tcW w:type="dxa" w:w="2506"/>
+                  <w:tcBorders>
+                    <w:top w:val="single" w:color="B7C2D1" w:sz="4"/>
+                    <w:left w:val="single" w:color="B7C2D1" w:sz="4"/>
+                    <w:bottom w:val="single" w:color="B7C2D1" w:sz="4"/>
+                    <w:right w:val="single" w:color="B7C2D1" w:sz="4"/>
+                  </w:tcBorders>
+                  <w:shd w:fill="FFFFFF" w:color="auto" w:val="clear"/>
+                  <w:tcMar>
+                    <w:top w:type="dxa" w:w="80"/>
+                    <w:left w:type="dxa" w:w="120"/>
+                    <w:bottom w:type="dxa" w:w="80"/>
+                    <w:right w:type="dxa" w:w="120"/>
+                  </w:tcMar>
+                  <w:vAlign w:val="center"/>
+                </w:tcPr>
+                <w:p>
+                  <w:pPr>
+                    <w:spacing w:after="0" w:before="0"/>
+                  </w:pPr>
+                  <w:r>
+                    <w:rPr>
+                      <w:rFonts w:ascii="Arial" w:cs="Arial" w:eastAsia="Arial" w:hAnsi="Arial"/>
+                      <w:b w:val="false"/>
+                      <w:bCs w:val="false"/>
+                      <w:sz w:val="21"/>
+                      <w:szCs w:val="21"/>
+                    </w:rPr>
+                    <w:t xml:space="preserve"/>
+                  </w:r>
+                </w:p>
+              </w:tc>
+            </w:tr>
+            <w:tr>
+              <w:trPr>
+                <w:cantSplit/>
+                <w:trHeight w:val="360" w:hRule="atLeast"/>
+              </w:trPr>
+              <w:tc>
+                <w:tcPr>
+                  <w:tcW w:type="dxa" w:w="2506"/>
+                  <w:tcBorders>
+                    <w:top w:val="single" w:color="B7C2D1" w:sz="4"/>
+                    <w:left w:val="single" w:color="B7C2D1" w:sz="4"/>
+                    <w:bottom w:val="single" w:color="B7C2D1" w:sz="4"/>
+                    <w:right w:val="single" w:color="B7C2D1" w:sz="4"/>
+                  </w:tcBorders>
+                  <w:shd w:fill="FFFFFF" w:color="auto" w:val="clear"/>
+                  <w:tcMar>
+                    <w:top w:type="dxa" w:w="80"/>
+                    <w:left w:type="dxa" w:w="120"/>
+                    <w:bottom w:type="dxa" w:w="80"/>
+                    <w:right w:type="dxa" w:w="120"/>
+                  </w:tcMar>
+                  <w:vAlign w:val="center"/>
+                </w:tcPr>
+                <w:p>
+                  <w:pPr>
+                    <w:spacing w:after="0" w:before="0"/>
+                  </w:pPr>
+                  <w:r>
+                    <w:rPr>
+                      <w:rFonts w:ascii="Arial" w:cs="Arial" w:eastAsia="Arial" w:hAnsi="Arial"/>
+                      <w:sz w:val="21"/>
+                      <w:szCs w:val="21"/>
+                    </w:rPr>
+                    <w:t xml:space="preserve">Ask the user for a whole number. Display that number raised to the power 2.</w:t>
+                  </w:r>
+                </w:p>
+              </w:tc>
+              <w:tc>
+                <w:tcPr>
+                  <w:tcW w:type="dxa" w:w="2506"/>
+                  <w:tcBorders>
+                    <w:top w:val="single" w:color="B7C2D1" w:sz="4"/>
+                    <w:left w:val="single" w:color="B7C2D1" w:sz="4"/>
+                    <w:bottom w:val="single" w:color="B7C2D1" w:sz="4"/>
+                    <w:right w:val="single" w:color="B7C2D1" w:sz="4"/>
+                  </w:tcBorders>
+                  <w:shd w:fill="FFFFFF" w:color="auto" w:val="clear"/>
+                  <w:tcMar>
+                    <w:top w:type="dxa" w:w="80"/>
+                    <w:left w:type="dxa" w:w="120"/>
+                    <w:bottom w:type="dxa" w:w="80"/>
+                    <w:right w:type="dxa" w:w="120"/>
+                  </w:tcMar>
+                  <w:vAlign w:val="center"/>
+                </w:tcPr>
+                <w:p>
+                  <w:pPr>
+                    <w:spacing w:after="0" w:before="0"/>
+                  </w:pPr>
+                  <w:r>
+                    <w:rPr>
+                      <w:rFonts w:ascii="Arial" w:cs="Arial" w:eastAsia="Arial" w:hAnsi="Arial"/>
+                      <w:b w:val="false"/>
+                      <w:bCs w:val="false"/>
+                      <w:sz w:val="21"/>
+                      <w:szCs w:val="21"/>
+                    </w:rPr>
+                    <w:t xml:space="preserve">Write it</w:t>
+                  </w:r>
+                </w:p>
+              </w:tc>
+              <w:tc>
+                <w:tcPr>
+                  <w:tcW w:type="dxa" w:w="2506"/>
+                  <w:tcBorders>
+                    <w:top w:val="single" w:color="B7C2D1" w:sz="4"/>
+                    <w:left w:val="single" w:color="B7C2D1" w:sz="4"/>
+                    <w:bottom w:val="single" w:color="B7C2D1" w:sz="4"/>
+                    <w:right w:val="single" w:color="B7C2D1" w:sz="4"/>
+                  </w:tcBorders>
+                  <w:shd w:fill="FFFFFF" w:color="auto" w:val="clear"/>
+                  <w:tcMar>
+                    <w:top w:type="dxa" w:w="80"/>
+                    <w:left w:type="dxa" w:w="120"/>
+                    <w:bottom w:type="dxa" w:w="80"/>
+                    <w:right w:type="dxa" w:w="120"/>
+                  </w:tcMar>
+                  <w:vAlign w:val="center"/>
+                </w:tcPr>
+                <w:p>
+                  <w:pPr>
+                    <w:spacing w:after="0" w:before="0"/>
+                  </w:pPr>
+                  <w:r>
+                    <w:rPr>
+                      <w:rFonts w:ascii="Arial" w:cs="Arial" w:eastAsia="Arial" w:hAnsi="Arial"/>
+                      <w:b w:val="false"/>
+                      <w:bCs w:val="false"/>
+                      <w:sz w:val="21"/>
+                      <w:szCs w:val="21"/>
+                    </w:rPr>
+                    <w:t xml:space="preserve">2</w:t>
+                  </w:r>
+                </w:p>
+              </w:tc>
+              <w:tc>
+                <w:tcPr>
+                  <w:tcW w:type="dxa" w:w="2506"/>
+                  <w:tcBorders>
+                    <w:top w:val="single" w:color="B7C2D1" w:sz="4"/>
+                    <w:left w:val="single" w:color="B7C2D1" w:sz="4"/>
+                    <w:bottom w:val="single" w:color="B7C2D1" w:sz="4"/>
+                    <w:right w:val="single" w:color="B7C2D1" w:sz="4"/>
+                  </w:tcBorders>
+                  <w:shd w:fill="FFFFFF" w:color="auto" w:val="clear"/>
+                  <w:tcMar>
+                    <w:top w:type="dxa" w:w="80"/>
+                    <w:left w:type="dxa" w:w="120"/>
+                    <w:bottom w:type="dxa" w:w="80"/>
+                    <w:right w:type="dxa" w:w="120"/>
+                  </w:tcMar>
+                  <w:vAlign w:val="center"/>
+                </w:tcPr>
+                <w:p>
+                  <w:pPr>
+                    <w:spacing w:after="0" w:before="0"/>
+                  </w:pPr>
+                  <w:r>
+                    <w:rPr>
+                      <w:rFonts w:ascii="Arial" w:cs="Arial" w:eastAsia="Arial" w:hAnsi="Arial"/>
+                      <w:b w:val="false"/>
+                      <w:bCs w:val="false"/>
+                      <w:sz w:val="21"/>
+                      <w:szCs w:val="21"/>
+                    </w:rPr>
+                    <w:t xml:space="preserve"/>
+                  </w:r>
+                </w:p>
+              </w:tc>
+            </w:tr>
+            <w:tr>
+              <w:trPr>
+                <w:cantSplit/>
+                <w:trHeight w:val="360" w:hRule="atLeast"/>
+              </w:trPr>
+              <w:tc>
+                <w:tcPr>
+                  <w:tcW w:type="dxa" w:w="2506"/>
+                  <w:tcBorders>
+                    <w:top w:val="single" w:color="B7C2D1" w:sz="4"/>
+                    <w:left w:val="single" w:color="B7C2D1" w:sz="4"/>
+                    <w:bottom w:val="single" w:color="B7C2D1" w:sz="4"/>
+                    <w:right w:val="single" w:color="B7C2D1" w:sz="4"/>
+                  </w:tcBorders>
+                  <w:shd w:fill="FFFFFF" w:color="auto" w:val="clear"/>
+                  <w:tcMar>
+                    <w:top w:type="dxa" w:w="80"/>
+                    <w:left w:type="dxa" w:w="120"/>
+                    <w:bottom w:type="dxa" w:w="80"/>
+                    <w:right w:type="dxa" w:w="120"/>
+                  </w:tcMar>
+                  <w:vAlign w:val="center"/>
+                </w:tcPr>
+                <w:p>
+                  <w:pPr>
+                    <w:spacing w:after="0" w:before="0"/>
+                  </w:pPr>
+                  <w:r>
+                    <w:rPr>
+                      <w:rFonts w:ascii="Arial" w:cs="Arial" w:eastAsia="Arial" w:hAnsi="Arial"/>
+                      <w:sz w:val="21"/>
+                      <w:szCs w:val="21"/>
+                    </w:rPr>
+                    <w:t xml:space="preserve">Ask the user for a whole number. Display the number 2 raised to that power.</w:t>
+                  </w:r>
+                </w:p>
+              </w:tc>
+              <w:tc>
+                <w:tcPr>
+                  <w:tcW w:type="dxa" w:w="2506"/>
+                  <w:tcBorders>
+                    <w:top w:val="single" w:color="B7C2D1" w:sz="4"/>
+                    <w:left w:val="single" w:color="B7C2D1" w:sz="4"/>
+                    <w:bottom w:val="single" w:color="B7C2D1" w:sz="4"/>
+                    <w:right w:val="single" w:color="B7C2D1" w:sz="4"/>
+                  </w:tcBorders>
+                  <w:shd w:fill="FFFFFF" w:color="auto" w:val="clear"/>
+                  <w:tcMar>
+                    <w:top w:type="dxa" w:w="80"/>
+                    <w:left w:type="dxa" w:w="120"/>
+                    <w:bottom w:type="dxa" w:w="80"/>
+                    <w:right w:type="dxa" w:w="120"/>
+                  </w:tcMar>
+                  <w:vAlign w:val="center"/>
+                </w:tcPr>
+                <w:p>
+                  <w:pPr>
+                    <w:spacing w:after="0" w:before="0"/>
+                  </w:pPr>
+                  <w:r>
+                    <w:rPr>
+                      <w:rFonts w:ascii="Arial" w:cs="Arial" w:eastAsia="Arial" w:hAnsi="Arial"/>
+                      <w:b w:val="false"/>
+                      <w:bCs w:val="false"/>
+                      <w:sz w:val="21"/>
+                      <w:szCs w:val="21"/>
+                    </w:rPr>
+                    <w:t xml:space="preserve">Write it</w:t>
+                  </w:r>
+                </w:p>
+              </w:tc>
+              <w:tc>
+                <w:tcPr>
+                  <w:tcW w:type="dxa" w:w="2506"/>
+                  <w:tcBorders>
+                    <w:top w:val="single" w:color="B7C2D1" w:sz="4"/>
+                    <w:left w:val="single" w:color="B7C2D1" w:sz="4"/>
+                    <w:bottom w:val="single" w:color="B7C2D1" w:sz="4"/>
+                    <w:right w:val="single" w:color="B7C2D1" w:sz="4"/>
+                  </w:tcBorders>
+                  <w:shd w:fill="FFFFFF" w:color="auto" w:val="clear"/>
+                  <w:tcMar>
+                    <w:top w:type="dxa" w:w="80"/>
+                    <w:left w:type="dxa" w:w="120"/>
+                    <w:bottom w:type="dxa" w:w="80"/>
+                    <w:right w:type="dxa" w:w="120"/>
+                  </w:tcMar>
+                  <w:vAlign w:val="center"/>
+                </w:tcPr>
+                <w:p>
+                  <w:pPr>
+                    <w:spacing w:after="0" w:before="0"/>
+                  </w:pPr>
+                  <w:r>
+                    <w:rPr>
+                      <w:rFonts w:ascii="Arial" w:cs="Arial" w:eastAsia="Arial" w:hAnsi="Arial"/>
+                      <w:b w:val="false"/>
+                      <w:bCs w:val="false"/>
+                      <w:sz w:val="21"/>
+                      <w:szCs w:val="21"/>
+                    </w:rPr>
+                    <w:t xml:space="preserve">2</w:t>
+                  </w:r>
+                </w:p>
+              </w:tc>
+              <w:tc>
+                <w:tcPr>
+                  <w:tcW w:type="dxa" w:w="2506"/>
+                  <w:tcBorders>
+                    <w:top w:val="single" w:color="B7C2D1" w:sz="4"/>
+                    <w:left w:val="single" w:color="B7C2D1" w:sz="4"/>
+                    <w:bottom w:val="single" w:color="B7C2D1" w:sz="4"/>
+                    <w:right w:val="single" w:color="B7C2D1" w:sz="4"/>
+                  </w:tcBorders>
+                  <w:shd w:fill="FFFFFF" w:color="auto" w:val="clear"/>
+                  <w:tcMar>
+                    <w:top w:type="dxa" w:w="80"/>
+                    <w:left w:type="dxa" w:w="120"/>
+                    <w:bottom w:type="dxa" w:w="80"/>
+                    <w:right w:type="dxa" w:w="120"/>
+                  </w:tcMar>
+                  <w:vAlign w:val="center"/>
+                </w:tcPr>
+                <w:p>
+                  <w:pPr>
+                    <w:spacing w:after="0" w:before="0"/>
+                  </w:pPr>
+                  <w:r>
+                    <w:rPr>
+                      <w:rFonts w:ascii="Arial" w:cs="Arial" w:eastAsia="Arial" w:hAnsi="Arial"/>
+                      <w:b w:val="false"/>
+                      <w:bCs w:val="false"/>
+                      <w:sz w:val="21"/>
+                      <w:szCs w:val="21"/>
+                    </w:rPr>
+                    <w:t xml:space="preserve"/>
+                  </w:r>
+                </w:p>
+              </w:tc>
+            </w:tr>
+            <w:tr>
+              <w:trPr>
+                <w:cantSplit/>
+                <w:trHeight w:val="360" w:hRule="atLeast"/>
+              </w:trPr>
+              <w:tc>
+                <w:tcPr>
+                  <w:tcW w:type="dxa" w:w="2506"/>
+                  <w:tcBorders>
+                    <w:top w:val="single" w:color="B7C2D1" w:sz="4"/>
+                    <w:left w:val="single" w:color="B7C2D1" w:sz="4"/>
+                    <w:bottom w:val="single" w:color="B7C2D1" w:sz="4"/>
+                    <w:right w:val="single" w:color="B7C2D1" w:sz="4"/>
+                  </w:tcBorders>
+                  <w:shd w:fill="FFFFFF" w:color="auto" w:val="clear"/>
+                  <w:tcMar>
+                    <w:top w:type="dxa" w:w="80"/>
+                    <w:left w:type="dxa" w:w="120"/>
+                    <w:bottom w:type="dxa" w:w="80"/>
+                    <w:right w:type="dxa" w:w="120"/>
+                  </w:tcMar>
+                  <w:vAlign w:val="center"/>
+                </w:tcPr>
+                <w:p>
+                  <w:pPr>
+                    <w:spacing w:after="0" w:before="0"/>
+                  </w:pPr>
+                  <w:r>
+                    <w:rPr>
+                      <w:rFonts w:ascii="Arial" w:cs="Arial" w:eastAsia="Arial" w:hAnsi="Arial"/>
+                      <w:sz w:val="21"/>
+                      <w:szCs w:val="21"/>
+                    </w:rPr>
+                    <w:t xml:space="preserve">This program should display the square root of the number. Find the mistake and put it right.</w:t>
+                  </w:r>
+                </w:p>
+              </w:tc>
+              <w:tc>
+                <w:tcPr>
+                  <w:tcW w:type="dxa" w:w="2506"/>
+                  <w:tcBorders>
+                    <w:top w:val="single" w:color="B7C2D1" w:sz="4"/>
+                    <w:left w:val="single" w:color="B7C2D1" w:sz="4"/>
+                    <w:bottom w:val="single" w:color="B7C2D1" w:sz="4"/>
+                    <w:right w:val="single" w:color="B7C2D1" w:sz="4"/>
+                  </w:tcBorders>
+                  <w:shd w:fill="FFFFFF" w:color="auto" w:val="clear"/>
+                  <w:tcMar>
+                    <w:top w:type="dxa" w:w="80"/>
+                    <w:left w:type="dxa" w:w="120"/>
+                    <w:bottom w:type="dxa" w:w="80"/>
+                    <w:right w:type="dxa" w:w="120"/>
+                  </w:tcMar>
+                  <w:vAlign w:val="center"/>
+                </w:tcPr>
+                <w:p>
+                  <w:pPr>
+                    <w:spacing w:after="0" w:before="0"/>
+                  </w:pPr>
+                  <w:r>
+                    <w:rPr>
+                      <w:rFonts w:ascii="Arial" w:cs="Arial" w:eastAsia="Arial" w:hAnsi="Arial"/>
+                      <w:b w:val="false"/>
+                      <w:bCs w:val="false"/>
+                      <w:sz w:val="21"/>
+                      <w:szCs w:val="21"/>
+                    </w:rPr>
+                    <w:t xml:space="preserve">Fix it</w:t>
+                  </w:r>
+                </w:p>
+              </w:tc>
+              <w:tc>
+                <w:tcPr>
+                  <w:tcW w:type="dxa" w:w="2506"/>
+                  <w:tcBorders>
+                    <w:top w:val="single" w:color="B7C2D1" w:sz="4"/>
+                    <w:left w:val="single" w:color="B7C2D1" w:sz="4"/>
+                    <w:bottom w:val="single" w:color="B7C2D1" w:sz="4"/>
+                    <w:right w:val="single" w:color="B7C2D1" w:sz="4"/>
+                  </w:tcBorders>
+                  <w:shd w:fill="FFFFFF" w:color="auto" w:val="clear"/>
+                  <w:tcMar>
+                    <w:top w:type="dxa" w:w="80"/>
+                    <w:left w:type="dxa" w:w="120"/>
+                    <w:bottom w:type="dxa" w:w="80"/>
+                    <w:right w:type="dxa" w:w="120"/>
+                  </w:tcMar>
+                  <w:vAlign w:val="center"/>
+                </w:tcPr>
+                <w:p>
+                  <w:pPr>
+                    <w:spacing w:after="0" w:before="0"/>
+                  </w:pPr>
+                  <w:r>
+                    <w:rPr>
+                      <w:rFonts w:ascii="Arial" w:cs="Arial" w:eastAsia="Arial" w:hAnsi="Arial"/>
+                      <w:b w:val="false"/>
+                      <w:bCs w:val="false"/>
+                      <w:sz w:val="21"/>
+                      <w:szCs w:val="21"/>
+                    </w:rPr>
+                    <w:t xml:space="preserve">2</w:t>
+                  </w:r>
+                </w:p>
+              </w:tc>
+              <w:tc>
+                <w:tcPr>
+                  <w:tcW w:type="dxa" w:w="2506"/>
+                  <w:tcBorders>
+                    <w:top w:val="single" w:color="B7C2D1" w:sz="4"/>
+                    <w:left w:val="single" w:color="B7C2D1" w:sz="4"/>
+                    <w:bottom w:val="single" w:color="B7C2D1" w:sz="4"/>
+                    <w:right w:val="single" w:color="B7C2D1" w:sz="4"/>
+                  </w:tcBorders>
+                  <w:shd w:fill="FFFFFF" w:color="auto" w:val="clear"/>
+                  <w:tcMar>
+                    <w:top w:type="dxa" w:w="80"/>
+                    <w:left w:type="dxa" w:w="120"/>
+                    <w:bottom w:type="dxa" w:w="80"/>
+                    <w:right w:type="dxa" w:w="120"/>
+                  </w:tcMar>
+                  <w:vAlign w:val="center"/>
+                </w:tcPr>
+                <w:p>
+                  <w:pPr>
+                    <w:spacing w:after="0" w:before="0"/>
+                  </w:pPr>
+                  <w:r>
+                    <w:rPr>
+                      <w:rFonts w:ascii="Arial" w:cs="Arial" w:eastAsia="Arial" w:hAnsi="Arial"/>
+                      <w:b w:val="false"/>
+                      <w:bCs w:val="false"/>
+                      <w:sz w:val="21"/>
+                      <w:szCs w:val="21"/>
+                    </w:rPr>
+                    <w:t xml:space="preserve"/>
+                  </w:r>
+                </w:p>
+              </w:tc>
+            </w:tr>
+            <w:tr>
+              <w:trPr>
+                <w:cantSplit/>
+                <w:trHeight w:val="360" w:hRule="atLeast"/>
+              </w:trPr>
+              <w:tc>
+                <w:tcPr>
+                  <w:tcW w:type="dxa" w:w="2506"/>
+                  <w:tcBorders>
+                    <w:top w:val="single" w:color="B7C2D1" w:sz="4"/>
+                    <w:left w:val="single" w:color="B7C2D1" w:sz="4"/>
+                    <w:bottom w:val="single" w:color="B7C2D1" w:sz="4"/>
+                    <w:right w:val="single" w:color="B7C2D1" w:sz="4"/>
+                  </w:tcBorders>
+                  <w:shd w:fill="FFFFFF" w:color="auto" w:val="clear"/>
+                  <w:tcMar>
+                    <w:top w:type="dxa" w:w="80"/>
+                    <w:left w:type="dxa" w:w="120"/>
+                    <w:bottom w:type="dxa" w:w="80"/>
+                    <w:right w:type="dxa" w:w="120"/>
+                  </w:tcMar>
+                  <w:vAlign w:val="center"/>
+                </w:tcPr>
+                <w:p>
+                  <w:pPr>
+                    <w:spacing w:after="0" w:before="0"/>
+                  </w:pPr>
+                  <w:r>
+                    <w:rPr>
+                      <w:rFonts w:ascii="Arial" w:cs="Arial" w:eastAsia="Arial" w:hAnsi="Arial"/>
+                      <w:sz w:val="21"/>
+                      <w:szCs w:val="21"/>
+                    </w:rPr>
+                    <w:t xml:space="preserve">Ask the user for a whole number. Display that number raised to the power 2. Then display it raised to the power 3 on the next line. Then display its square root on the next line.</w:t>
+                  </w:r>
+                </w:p>
+              </w:tc>
+              <w:tc>
+                <w:tcPr>
+                  <w:tcW w:type="dxa" w:w="2506"/>
+                  <w:tcBorders>
+                    <w:top w:val="single" w:color="B7C2D1" w:sz="4"/>
+                    <w:left w:val="single" w:color="B7C2D1" w:sz="4"/>
+                    <w:bottom w:val="single" w:color="B7C2D1" w:sz="4"/>
+                    <w:right w:val="single" w:color="B7C2D1" w:sz="4"/>
+                  </w:tcBorders>
+                  <w:shd w:fill="FFFFFF" w:color="auto" w:val="clear"/>
+                  <w:tcMar>
+                    <w:top w:type="dxa" w:w="80"/>
+                    <w:left w:type="dxa" w:w="120"/>
+                    <w:bottom w:type="dxa" w:w="80"/>
+                    <w:right w:type="dxa" w:w="120"/>
+                  </w:tcMar>
+                  <w:vAlign w:val="center"/>
+                </w:tcPr>
+                <w:p>
+                  <w:pPr>
+                    <w:spacing w:after="0" w:before="0"/>
+                  </w:pPr>
+                  <w:r>
+                    <w:rPr>
+                      <w:rFonts w:ascii="Arial" w:cs="Arial" w:eastAsia="Arial" w:hAnsi="Arial"/>
+                      <w:b w:val="false"/>
+                      <w:bCs w:val="false"/>
+                      <w:sz w:val="21"/>
+                      <w:szCs w:val="21"/>
+                    </w:rPr>
+                    <w:t xml:space="preserve">Challenge (optional)</w:t>
+                  </w:r>
+                </w:p>
+              </w:tc>
+              <w:tc>
+                <w:tcPr>
+                  <w:tcW w:type="dxa" w:w="2506"/>
                   <w:tcBorders>
                     <w:top w:val="single" w:color="B7C2D1" w:sz="4"/>
                     <w:left w:val="single" w:color="B7C2D1" w:sz="4"/>
@@ -4149,7 +6702,7 @@
               </w:tc>
               <w:tc>
                 <w:tcPr>
-                  <w:tcW w:type="dxa" w:w="3342"/>
+                  <w:tcW w:type="dxa" w:w="2506"/>
                   <w:tcBorders>
                     <w:top w:val="single" w:color="B7C2D1" w:sz="4"/>
                     <w:left w:val="single" w:color="B7C2D1" w:sz="4"/>
@@ -4196,7 +6749,7 @@
                 <w:sz w:val="21"/>
                 <w:szCs w:val="21"/>
               </w:rPr>
-              <w:t xml:space="preserve">Plan the one you found hardest: inputs, what happens to them, what is printed.</w:t>
+              <w:t xml:space="preserve">Plan the one you found hardest: what is typed in, what happens to it, what is displayed.</w:t>
             </w:r>
           </w:p>
           <w:tbl>
@@ -4622,12 +7175,12 @@
                 <w:sz w:val="21"/>
                 <w:szCs w:val="21"/>
               </w:rPr>
-              <w:t xml:space="preserve">Tick each one off as its tests pass in the editor</w:t>
+              <w:t xml:space="preserve">Tick each one off as you finish it in the editor</w:t>
             </w:r>
           </w:p>
           <w:tbl>
             <w:tblPr>
-              <w:tblW w:type="dxa" w:w="10026"/>
+              <w:tblW w:type="dxa" w:w="10024"/>
               <w:tblBorders>
                 <w:top w:val="single" w:color="auto" w:sz="4"/>
                 <w:left w:val="single" w:color="auto" w:sz="4"/>
@@ -4638,9 +7191,10 @@
               </w:tblBorders>
             </w:tblPr>
             <w:tblGrid>
-              <w:gridCol w:w="3342"/>
-              <w:gridCol w:w="3342"/>
-              <w:gridCol w:w="3342"/>
+              <w:gridCol w:w="2506"/>
+              <w:gridCol w:w="2506"/>
+              <w:gridCol w:w="2506"/>
+              <w:gridCol w:w="2506"/>
             </w:tblGrid>
             <w:tr>
               <w:trPr>
@@ -4649,7 +7203,7 @@
               </w:trPr>
               <w:tc>
                 <w:tcPr>
-                  <w:tcW w:type="dxa" w:w="3342"/>
+                  <w:tcW w:type="dxa" w:w="2506"/>
                   <w:tcBorders>
                     <w:top w:val="single" w:color="B7C2D1" w:sz="4"/>
                     <w:left w:val="single" w:color="B7C2D1" w:sz="4"/>
@@ -4677,13 +7231,13 @@
                       <w:sz w:val="20"/>
                       <w:szCs w:val="20"/>
                     </w:rPr>
-                    <w:t xml:space="preserve">Program</w:t>
-                  </w:r>
-                </w:p>
-              </w:tc>
-              <w:tc>
-                <w:tcPr>
-                  <w:tcW w:type="dxa" w:w="3342"/>
+                    <w:t xml:space="preserve">Activity</w:t>
+                  </w:r>
+                </w:p>
+              </w:tc>
+              <w:tc>
+                <w:tcPr>
+                  <w:tcW w:type="dxa" w:w="2506"/>
                   <w:tcBorders>
                     <w:top w:val="single" w:color="B7C2D1" w:sz="4"/>
                     <w:left w:val="single" w:color="B7C2D1" w:sz="4"/>
@@ -4711,13 +7265,47 @@
                       <w:sz w:val="20"/>
                       <w:szCs w:val="20"/>
                     </w:rPr>
+                    <w:t xml:space="preserve">What to do</w:t>
+                  </w:r>
+                </w:p>
+              </w:tc>
+              <w:tc>
+                <w:tcPr>
+                  <w:tcW w:type="dxa" w:w="2506"/>
+                  <w:tcBorders>
+                    <w:top w:val="single" w:color="B7C2D1" w:sz="4"/>
+                    <w:left w:val="single" w:color="B7C2D1" w:sz="4"/>
+                    <w:bottom w:val="single" w:color="B7C2D1" w:sz="4"/>
+                    <w:right w:val="single" w:color="B7C2D1" w:sz="4"/>
+                  </w:tcBorders>
+                  <w:shd w:fill="E6ECF5" w:color="auto" w:val="clear"/>
+                  <w:tcMar>
+                    <w:top w:type="dxa" w:w="80"/>
+                    <w:left w:type="dxa" w:w="120"/>
+                    <w:bottom w:type="dxa" w:w="80"/>
+                    <w:right w:type="dxa" w:w="120"/>
+                  </w:tcMar>
+                  <w:vAlign w:val="center"/>
+                </w:tcPr>
+                <w:p>
+                  <w:pPr>
+                    <w:spacing w:after="0" w:before="0"/>
+                  </w:pPr>
+                  <w:r>
+                    <w:rPr>
+                      <w:rFonts w:ascii="Arial" w:cs="Arial" w:eastAsia="Arial" w:hAnsi="Arial"/>
+                      <w:b/>
+                      <w:bCs/>
+                      <w:sz w:val="20"/>
+                      <w:szCs w:val="20"/>
+                    </w:rPr>
                     <w:t xml:space="preserve">Marks</w:t>
                   </w:r>
                 </w:p>
               </w:tc>
               <w:tc>
                 <w:tcPr>
-                  <w:tcW w:type="dxa" w:w="3342"/>
+                  <w:tcW w:type="dxa" w:w="2506"/>
                   <w:tcBorders>
                     <w:top w:val="single" w:color="B7C2D1" w:sz="4"/>
                     <w:left w:val="single" w:color="B7C2D1" w:sz="4"/>
@@ -4757,73 +7345,107 @@
               </w:trPr>
               <w:tc>
                 <w:tcPr>
-                  <w:tcW w:type="dxa" w:w="3342"/>
-                  <w:tcBorders>
-                    <w:top w:val="single" w:color="B7C2D1" w:sz="4"/>
-                    <w:left w:val="single" w:color="B7C2D1" w:sz="4"/>
-                    <w:bottom w:val="single" w:color="B7C2D1" w:sz="4"/>
-                    <w:right w:val="single" w:color="B7C2D1" w:sz="4"/>
-                  </w:tcBorders>
-                  <w:shd w:fill="FFFFFF" w:color="auto" w:val="clear"/>
-                  <w:tcMar>
-                    <w:top w:type="dxa" w:w="80"/>
-                    <w:left w:type="dxa" w:w="120"/>
-                    <w:bottom w:type="dxa" w:w="80"/>
-                    <w:right w:type="dxa" w:w="120"/>
-                  </w:tcMar>
-                  <w:vAlign w:val="center"/>
-                </w:tcPr>
-                <w:p>
-                  <w:pPr>
-                    <w:spacing w:after="0" w:before="0"/>
-                  </w:pPr>
-                  <w:r>
-                    <w:rPr>
-                      <w:rFonts w:ascii="Arial" w:cs="Arial" w:eastAsia="Arial" w:hAnsi="Arial"/>
-                      <w:sz w:val="21"/>
-                      <w:szCs w:val="21"/>
-                    </w:rPr>
-                    <w:t xml:space="preserve">Ask the user for a number, which may have a decimal point. Round it to the nearest whole number with round(). Display [answer] and nothing else.</w:t>
-                  </w:r>
-                </w:p>
-              </w:tc>
-              <w:tc>
-                <w:tcPr>
-                  <w:tcW w:type="dxa" w:w="3342"/>
-                  <w:tcBorders>
-                    <w:top w:val="single" w:color="B7C2D1" w:sz="4"/>
-                    <w:left w:val="single" w:color="B7C2D1" w:sz="4"/>
-                    <w:bottom w:val="single" w:color="B7C2D1" w:sz="4"/>
-                    <w:right w:val="single" w:color="B7C2D1" w:sz="4"/>
-                  </w:tcBorders>
-                  <w:shd w:fill="FFFFFF" w:color="auto" w:val="clear"/>
-                  <w:tcMar>
-                    <w:top w:type="dxa" w:w="80"/>
-                    <w:left w:type="dxa" w:w="120"/>
-                    <w:bottom w:type="dxa" w:w="80"/>
-                    <w:right w:type="dxa" w:w="120"/>
-                  </w:tcMar>
-                  <w:vAlign w:val="center"/>
-                </w:tcPr>
-                <w:p>
-                  <w:pPr>
-                    <w:spacing w:after="0" w:before="0"/>
-                  </w:pPr>
-                  <w:r>
-                    <w:rPr>
-                      <w:rFonts w:ascii="Arial" w:cs="Arial" w:eastAsia="Arial" w:hAnsi="Arial"/>
-                      <w:b w:val="false"/>
-                      <w:bCs w:val="false"/>
-                      <w:sz w:val="21"/>
-                      <w:szCs w:val="21"/>
-                    </w:rPr>
-                    <w:t xml:space="preserve">2</w:t>
-                  </w:r>
-                </w:p>
-              </w:tc>
-              <w:tc>
-                <w:tcPr>
-                  <w:tcW w:type="dxa" w:w="3342"/>
+                  <w:tcW w:type="dxa" w:w="2506"/>
+                  <w:tcBorders>
+                    <w:top w:val="single" w:color="B7C2D1" w:sz="4"/>
+                    <w:left w:val="single" w:color="B7C2D1" w:sz="4"/>
+                    <w:bottom w:val="single" w:color="B7C2D1" w:sz="4"/>
+                    <w:right w:val="single" w:color="B7C2D1" w:sz="4"/>
+                  </w:tcBorders>
+                  <w:shd w:fill="FFFFFF" w:color="auto" w:val="clear"/>
+                  <w:tcMar>
+                    <w:top w:type="dxa" w:w="80"/>
+                    <w:left w:type="dxa" w:w="120"/>
+                    <w:bottom w:type="dxa" w:w="80"/>
+                    <w:right w:type="dxa" w:w="120"/>
+                  </w:tcMar>
+                  <w:vAlign w:val="center"/>
+                </w:tcPr>
+                <w:p>
+                  <w:pPr>
+                    <w:spacing w:after="0" w:before="0"/>
+                  </w:pPr>
+                  <w:r>
+                    <w:rPr>
+                      <w:rFonts w:ascii="Arial" w:cs="Arial" w:eastAsia="Arial" w:hAnsi="Arial"/>
+                      <w:sz w:val="21"/>
+                      <w:szCs w:val="21"/>
+                    </w:rPr>
+                    <w:t xml:space="preserve">Press Run. The same number is tidied up in three different ways.</w:t>
+                  </w:r>
+                </w:p>
+              </w:tc>
+              <w:tc>
+                <w:tcPr>
+                  <w:tcW w:type="dxa" w:w="2506"/>
+                  <w:tcBorders>
+                    <w:top w:val="single" w:color="B7C2D1" w:sz="4"/>
+                    <w:left w:val="single" w:color="B7C2D1" w:sz="4"/>
+                    <w:bottom w:val="single" w:color="B7C2D1" w:sz="4"/>
+                    <w:right w:val="single" w:color="B7C2D1" w:sz="4"/>
+                  </w:tcBorders>
+                  <w:shd w:fill="FFFFFF" w:color="auto" w:val="clear"/>
+                  <w:tcMar>
+                    <w:top w:type="dxa" w:w="80"/>
+                    <w:left w:type="dxa" w:w="120"/>
+                    <w:bottom w:type="dxa" w:w="80"/>
+                    <w:right w:type="dxa" w:w="120"/>
+                  </w:tcMar>
+                  <w:vAlign w:val="center"/>
+                </w:tcPr>
+                <w:p>
+                  <w:pPr>
+                    <w:spacing w:after="0" w:before="0"/>
+                  </w:pPr>
+                  <w:r>
+                    <w:rPr>
+                      <w:rFonts w:ascii="Arial" w:cs="Arial" w:eastAsia="Arial" w:hAnsi="Arial"/>
+                      <w:b w:val="false"/>
+                      <w:bCs w:val="false"/>
+                      <w:sz w:val="21"/>
+                      <w:szCs w:val="21"/>
+                    </w:rPr>
+                    <w:t xml:space="preserve">Run it</w:t>
+                  </w:r>
+                </w:p>
+              </w:tc>
+              <w:tc>
+                <w:tcPr>
+                  <w:tcW w:type="dxa" w:w="2506"/>
+                  <w:tcBorders>
+                    <w:top w:val="single" w:color="B7C2D1" w:sz="4"/>
+                    <w:left w:val="single" w:color="B7C2D1" w:sz="4"/>
+                    <w:bottom w:val="single" w:color="B7C2D1" w:sz="4"/>
+                    <w:right w:val="single" w:color="B7C2D1" w:sz="4"/>
+                  </w:tcBorders>
+                  <w:shd w:fill="FFFFFF" w:color="auto" w:val="clear"/>
+                  <w:tcMar>
+                    <w:top w:type="dxa" w:w="80"/>
+                    <w:left w:type="dxa" w:w="120"/>
+                    <w:bottom w:type="dxa" w:w="80"/>
+                    <w:right w:type="dxa" w:w="120"/>
+                  </w:tcMar>
+                  <w:vAlign w:val="center"/>
+                </w:tcPr>
+                <w:p>
+                  <w:pPr>
+                    <w:spacing w:after="0" w:before="0"/>
+                  </w:pPr>
+                  <w:r>
+                    <w:rPr>
+                      <w:rFonts w:ascii="Arial" w:cs="Arial" w:eastAsia="Arial" w:hAnsi="Arial"/>
+                      <w:b w:val="false"/>
+                      <w:bCs w:val="false"/>
+                      <w:sz w:val="21"/>
+                      <w:szCs w:val="21"/>
+                    </w:rPr>
+                    <w:t xml:space="preserve">1</w:t>
+                  </w:r>
+                </w:p>
+              </w:tc>
+              <w:tc>
+                <w:tcPr>
+                  <w:tcW w:type="dxa" w:w="2506"/>
                   <w:tcBorders>
                     <w:top w:val="single" w:color="B7C2D1" w:sz="4"/>
                     <w:left w:val="single" w:color="B7C2D1" w:sz="4"/>
@@ -4863,73 +7485,107 @@
               </w:trPr>
               <w:tc>
                 <w:tcPr>
-                  <w:tcW w:type="dxa" w:w="3342"/>
-                  <w:tcBorders>
-                    <w:top w:val="single" w:color="B7C2D1" w:sz="4"/>
-                    <w:left w:val="single" w:color="B7C2D1" w:sz="4"/>
-                    <w:bottom w:val="single" w:color="B7C2D1" w:sz="4"/>
-                    <w:right w:val="single" w:color="B7C2D1" w:sz="4"/>
-                  </w:tcBorders>
-                  <w:shd w:fill="FFFFFF" w:color="auto" w:val="clear"/>
-                  <w:tcMar>
-                    <w:top w:type="dxa" w:w="80"/>
-                    <w:left w:type="dxa" w:w="120"/>
-                    <w:bottom w:type="dxa" w:w="80"/>
-                    <w:right w:type="dxa" w:w="120"/>
-                  </w:tcMar>
-                  <w:vAlign w:val="center"/>
-                </w:tcPr>
-                <w:p>
-                  <w:pPr>
-                    <w:spacing w:after="0" w:before="0"/>
-                  </w:pPr>
-                  <w:r>
-                    <w:rPr>
-                      <w:rFonts w:ascii="Arial" w:cs="Arial" w:eastAsia="Arial" w:hAnsi="Arial"/>
-                      <w:sz w:val="21"/>
-                      <w:szCs w:val="21"/>
-                    </w:rPr>
-                    <w:t xml:space="preserve">Ask the user for a number, which may have a decimal point. Round it to 2 decimal places with round(). Display [answer] and nothing else.</w:t>
-                  </w:r>
-                </w:p>
-              </w:tc>
-              <w:tc>
-                <w:tcPr>
-                  <w:tcW w:type="dxa" w:w="3342"/>
-                  <w:tcBorders>
-                    <w:top w:val="single" w:color="B7C2D1" w:sz="4"/>
-                    <w:left w:val="single" w:color="B7C2D1" w:sz="4"/>
-                    <w:bottom w:val="single" w:color="B7C2D1" w:sz="4"/>
-                    <w:right w:val="single" w:color="B7C2D1" w:sz="4"/>
-                  </w:tcBorders>
-                  <w:shd w:fill="FFFFFF" w:color="auto" w:val="clear"/>
-                  <w:tcMar>
-                    <w:top w:type="dxa" w:w="80"/>
-                    <w:left w:type="dxa" w:w="120"/>
-                    <w:bottom w:type="dxa" w:w="80"/>
-                    <w:right w:type="dxa" w:w="120"/>
-                  </w:tcMar>
-                  <w:vAlign w:val="center"/>
-                </w:tcPr>
-                <w:p>
-                  <w:pPr>
-                    <w:spacing w:after="0" w:before="0"/>
-                  </w:pPr>
-                  <w:r>
-                    <w:rPr>
-                      <w:rFonts w:ascii="Arial" w:cs="Arial" w:eastAsia="Arial" w:hAnsi="Arial"/>
-                      <w:b w:val="false"/>
-                      <w:bCs w:val="false"/>
-                      <w:sz w:val="21"/>
-                      <w:szCs w:val="21"/>
-                    </w:rPr>
-                    <w:t xml:space="preserve">2</w:t>
-                  </w:r>
-                </w:p>
-              </w:tc>
-              <w:tc>
-                <w:tcPr>
-                  <w:tcW w:type="dxa" w:w="3342"/>
+                  <w:tcW w:type="dxa" w:w="2506"/>
+                  <w:tcBorders>
+                    <w:top w:val="single" w:color="B7C2D1" w:sz="4"/>
+                    <w:left w:val="single" w:color="B7C2D1" w:sz="4"/>
+                    <w:bottom w:val="single" w:color="B7C2D1" w:sz="4"/>
+                    <w:right w:val="single" w:color="B7C2D1" w:sz="4"/>
+                  </w:tcBorders>
+                  <w:shd w:fill="FFFFFF" w:color="auto" w:val="clear"/>
+                  <w:tcMar>
+                    <w:top w:type="dxa" w:w="80"/>
+                    <w:left w:type="dxa" w:w="120"/>
+                    <w:bottom w:type="dxa" w:w="80"/>
+                    <w:right w:type="dxa" w:w="120"/>
+                  </w:tcMar>
+                  <w:vAlign w:val="center"/>
+                </w:tcPr>
+                <w:p>
+                  <w:pPr>
+                    <w:spacing w:after="0" w:before="0"/>
+                  </w:pPr>
+                  <w:r>
+                    <w:rPr>
+                      <w:rFonts w:ascii="Arial" w:cs="Arial" w:eastAsia="Arial" w:hAnsi="Arial"/>
+                      <w:sz w:val="21"/>
+                      <w:szCs w:val="21"/>
+                    </w:rPr>
+                    <w:t xml:space="preserve">What will this program display?</w:t>
+                  </w:r>
+                </w:p>
+              </w:tc>
+              <w:tc>
+                <w:tcPr>
+                  <w:tcW w:type="dxa" w:w="2506"/>
+                  <w:tcBorders>
+                    <w:top w:val="single" w:color="B7C2D1" w:sz="4"/>
+                    <w:left w:val="single" w:color="B7C2D1" w:sz="4"/>
+                    <w:bottom w:val="single" w:color="B7C2D1" w:sz="4"/>
+                    <w:right w:val="single" w:color="B7C2D1" w:sz="4"/>
+                  </w:tcBorders>
+                  <w:shd w:fill="FFFFFF" w:color="auto" w:val="clear"/>
+                  <w:tcMar>
+                    <w:top w:type="dxa" w:w="80"/>
+                    <w:left w:type="dxa" w:w="120"/>
+                    <w:bottom w:type="dxa" w:w="80"/>
+                    <w:right w:type="dxa" w:w="120"/>
+                  </w:tcMar>
+                  <w:vAlign w:val="center"/>
+                </w:tcPr>
+                <w:p>
+                  <w:pPr>
+                    <w:spacing w:after="0" w:before="0"/>
+                  </w:pPr>
+                  <w:r>
+                    <w:rPr>
+                      <w:rFonts w:ascii="Arial" w:cs="Arial" w:eastAsia="Arial" w:hAnsi="Arial"/>
+                      <w:b w:val="false"/>
+                      <w:bCs w:val="false"/>
+                      <w:sz w:val="21"/>
+                      <w:szCs w:val="21"/>
+                    </w:rPr>
+                    <w:t xml:space="preserve">Predict</w:t>
+                  </w:r>
+                </w:p>
+              </w:tc>
+              <w:tc>
+                <w:tcPr>
+                  <w:tcW w:type="dxa" w:w="2506"/>
+                  <w:tcBorders>
+                    <w:top w:val="single" w:color="B7C2D1" w:sz="4"/>
+                    <w:left w:val="single" w:color="B7C2D1" w:sz="4"/>
+                    <w:bottom w:val="single" w:color="B7C2D1" w:sz="4"/>
+                    <w:right w:val="single" w:color="B7C2D1" w:sz="4"/>
+                  </w:tcBorders>
+                  <w:shd w:fill="FFFFFF" w:color="auto" w:val="clear"/>
+                  <w:tcMar>
+                    <w:top w:type="dxa" w:w="80"/>
+                    <w:left w:type="dxa" w:w="120"/>
+                    <w:bottom w:type="dxa" w:w="80"/>
+                    <w:right w:type="dxa" w:w="120"/>
+                  </w:tcMar>
+                  <w:vAlign w:val="center"/>
+                </w:tcPr>
+                <w:p>
+                  <w:pPr>
+                    <w:spacing w:after="0" w:before="0"/>
+                  </w:pPr>
+                  <w:r>
+                    <w:rPr>
+                      <w:rFonts w:ascii="Arial" w:cs="Arial" w:eastAsia="Arial" w:hAnsi="Arial"/>
+                      <w:b w:val="false"/>
+                      <w:bCs w:val="false"/>
+                      <w:sz w:val="21"/>
+                      <w:szCs w:val="21"/>
+                    </w:rPr>
+                    <w:t xml:space="preserve">1</w:t>
+                  </w:r>
+                </w:p>
+              </w:tc>
+              <w:tc>
+                <w:tcPr>
+                  <w:tcW w:type="dxa" w:w="2506"/>
                   <w:tcBorders>
                     <w:top w:val="single" w:color="B7C2D1" w:sz="4"/>
                     <w:left w:val="single" w:color="B7C2D1" w:sz="4"/>
@@ -4969,73 +7625,107 @@
               </w:trPr>
               <w:tc>
                 <w:tcPr>
-                  <w:tcW w:type="dxa" w:w="3342"/>
-                  <w:tcBorders>
-                    <w:top w:val="single" w:color="B7C2D1" w:sz="4"/>
-                    <w:left w:val="single" w:color="B7C2D1" w:sz="4"/>
-                    <w:bottom w:val="single" w:color="B7C2D1" w:sz="4"/>
-                    <w:right w:val="single" w:color="B7C2D1" w:sz="4"/>
-                  </w:tcBorders>
-                  <w:shd w:fill="FFFFFF" w:color="auto" w:val="clear"/>
-                  <w:tcMar>
-                    <w:top w:type="dxa" w:w="80"/>
-                    <w:left w:type="dxa" w:w="120"/>
-                    <w:bottom w:type="dxa" w:w="80"/>
-                    <w:right w:type="dxa" w:w="120"/>
-                  </w:tcMar>
-                  <w:vAlign w:val="center"/>
-                </w:tcPr>
-                <w:p>
-                  <w:pPr>
-                    <w:spacing w:after="0" w:before="0"/>
-                  </w:pPr>
-                  <w:r>
-                    <w:rPr>
-                      <w:rFonts w:ascii="Arial" w:cs="Arial" w:eastAsia="Arial" w:hAnsi="Arial"/>
-                      <w:sz w:val="21"/>
-                      <w:szCs w:val="21"/>
-                    </w:rPr>
-                    <w:t xml:space="preserve">Ask the user for a whole number. Then ask for a second whole number. Divide the first by the second. Round the answer to 1 decimal place. Display [answer] and nothing else.</w:t>
-                  </w:r>
-                </w:p>
-              </w:tc>
-              <w:tc>
-                <w:tcPr>
-                  <w:tcW w:type="dxa" w:w="3342"/>
-                  <w:tcBorders>
-                    <w:top w:val="single" w:color="B7C2D1" w:sz="4"/>
-                    <w:left w:val="single" w:color="B7C2D1" w:sz="4"/>
-                    <w:bottom w:val="single" w:color="B7C2D1" w:sz="4"/>
-                    <w:right w:val="single" w:color="B7C2D1" w:sz="4"/>
-                  </w:tcBorders>
-                  <w:shd w:fill="FFFFFF" w:color="auto" w:val="clear"/>
-                  <w:tcMar>
-                    <w:top w:type="dxa" w:w="80"/>
-                    <w:left w:type="dxa" w:w="120"/>
-                    <w:bottom w:type="dxa" w:w="80"/>
-                    <w:right w:type="dxa" w:w="120"/>
-                  </w:tcMar>
-                  <w:vAlign w:val="center"/>
-                </w:tcPr>
-                <w:p>
-                  <w:pPr>
-                    <w:spacing w:after="0" w:before="0"/>
-                  </w:pPr>
-                  <w:r>
-                    <w:rPr>
-                      <w:rFonts w:ascii="Arial" w:cs="Arial" w:eastAsia="Arial" w:hAnsi="Arial"/>
-                      <w:b w:val="false"/>
-                      <w:bCs w:val="false"/>
-                      <w:sz w:val="21"/>
-                      <w:szCs w:val="21"/>
-                    </w:rPr>
-                    <w:t xml:space="preserve">3</w:t>
-                  </w:r>
-                </w:p>
-              </w:tc>
-              <w:tc>
-                <w:tcPr>
-                  <w:tcW w:type="dxa" w:w="3342"/>
+                  <w:tcW w:type="dxa" w:w="2506"/>
+                  <w:tcBorders>
+                    <w:top w:val="single" w:color="B7C2D1" w:sz="4"/>
+                    <w:left w:val="single" w:color="B7C2D1" w:sz="4"/>
+                    <w:bottom w:val="single" w:color="B7C2D1" w:sz="4"/>
+                    <w:right w:val="single" w:color="B7C2D1" w:sz="4"/>
+                  </w:tcBorders>
+                  <w:shd w:fill="FFFFFF" w:color="auto" w:val="clear"/>
+                  <w:tcMar>
+                    <w:top w:type="dxa" w:w="80"/>
+                    <w:left w:type="dxa" w:w="120"/>
+                    <w:bottom w:type="dxa" w:w="80"/>
+                    <w:right w:type="dxa" w:w="120"/>
+                  </w:tcMar>
+                  <w:vAlign w:val="center"/>
+                </w:tcPr>
+                <w:p>
+                  <w:pPr>
+                    <w:spacing w:after="0" w:before="0"/>
+                  </w:pPr>
+                  <w:r>
+                    <w:rPr>
+                      <w:rFonts w:ascii="Arial" w:cs="Arial" w:eastAsia="Arial" w:hAnsi="Arial"/>
+                      <w:sz w:val="21"/>
+                      <w:szCs w:val="21"/>
+                    </w:rPr>
+                    <w:t xml:space="preserve">What will this program display?</w:t>
+                  </w:r>
+                </w:p>
+              </w:tc>
+              <w:tc>
+                <w:tcPr>
+                  <w:tcW w:type="dxa" w:w="2506"/>
+                  <w:tcBorders>
+                    <w:top w:val="single" w:color="B7C2D1" w:sz="4"/>
+                    <w:left w:val="single" w:color="B7C2D1" w:sz="4"/>
+                    <w:bottom w:val="single" w:color="B7C2D1" w:sz="4"/>
+                    <w:right w:val="single" w:color="B7C2D1" w:sz="4"/>
+                  </w:tcBorders>
+                  <w:shd w:fill="FFFFFF" w:color="auto" w:val="clear"/>
+                  <w:tcMar>
+                    <w:top w:type="dxa" w:w="80"/>
+                    <w:left w:type="dxa" w:w="120"/>
+                    <w:bottom w:type="dxa" w:w="80"/>
+                    <w:right w:type="dxa" w:w="120"/>
+                  </w:tcMar>
+                  <w:vAlign w:val="center"/>
+                </w:tcPr>
+                <w:p>
+                  <w:pPr>
+                    <w:spacing w:after="0" w:before="0"/>
+                  </w:pPr>
+                  <w:r>
+                    <w:rPr>
+                      <w:rFonts w:ascii="Arial" w:cs="Arial" w:eastAsia="Arial" w:hAnsi="Arial"/>
+                      <w:b w:val="false"/>
+                      <w:bCs w:val="false"/>
+                      <w:sz w:val="21"/>
+                      <w:szCs w:val="21"/>
+                    </w:rPr>
+                    <w:t xml:space="preserve">Predict</w:t>
+                  </w:r>
+                </w:p>
+              </w:tc>
+              <w:tc>
+                <w:tcPr>
+                  <w:tcW w:type="dxa" w:w="2506"/>
+                  <w:tcBorders>
+                    <w:top w:val="single" w:color="B7C2D1" w:sz="4"/>
+                    <w:left w:val="single" w:color="B7C2D1" w:sz="4"/>
+                    <w:bottom w:val="single" w:color="B7C2D1" w:sz="4"/>
+                    <w:right w:val="single" w:color="B7C2D1" w:sz="4"/>
+                  </w:tcBorders>
+                  <w:shd w:fill="FFFFFF" w:color="auto" w:val="clear"/>
+                  <w:tcMar>
+                    <w:top w:type="dxa" w:w="80"/>
+                    <w:left w:type="dxa" w:w="120"/>
+                    <w:bottom w:type="dxa" w:w="80"/>
+                    <w:right w:type="dxa" w:w="120"/>
+                  </w:tcMar>
+                  <w:vAlign w:val="center"/>
+                </w:tcPr>
+                <w:p>
+                  <w:pPr>
+                    <w:spacing w:after="0" w:before="0"/>
+                  </w:pPr>
+                  <w:r>
+                    <w:rPr>
+                      <w:rFonts w:ascii="Arial" w:cs="Arial" w:eastAsia="Arial" w:hAnsi="Arial"/>
+                      <w:b w:val="false"/>
+                      <w:bCs w:val="false"/>
+                      <w:sz w:val="21"/>
+                      <w:szCs w:val="21"/>
+                    </w:rPr>
+                    <w:t xml:space="preserve">1</w:t>
+                  </w:r>
+                </w:p>
+              </w:tc>
+              <w:tc>
+                <w:tcPr>
+                  <w:tcW w:type="dxa" w:w="2506"/>
                   <w:tcBorders>
                     <w:top w:val="single" w:color="B7C2D1" w:sz="4"/>
                     <w:left w:val="single" w:color="B7C2D1" w:sz="4"/>
@@ -5075,39 +7765,493 @@
               </w:trPr>
               <w:tc>
                 <w:tcPr>
-                  <w:tcW w:type="dxa" w:w="3342"/>
-                  <w:tcBorders>
-                    <w:top w:val="single" w:color="B7C2D1" w:sz="4"/>
-                    <w:left w:val="single" w:color="B7C2D1" w:sz="4"/>
-                    <w:bottom w:val="single" w:color="B7C2D1" w:sz="4"/>
-                    <w:right w:val="single" w:color="B7C2D1" w:sz="4"/>
-                  </w:tcBorders>
-                  <w:shd w:fill="FFFFFF" w:color="auto" w:val="clear"/>
-                  <w:tcMar>
-                    <w:top w:type="dxa" w:w="80"/>
-                    <w:left w:type="dxa" w:w="120"/>
-                    <w:bottom w:type="dxa" w:w="80"/>
-                    <w:right w:type="dxa" w:w="120"/>
-                  </w:tcMar>
-                  <w:vAlign w:val="center"/>
-                </w:tcPr>
-                <w:p>
-                  <w:pPr>
-                    <w:spacing w:after="0" w:before="0"/>
-                  </w:pPr>
-                  <w:r>
-                    <w:rPr>
-                      <w:rFonts w:ascii="Arial" w:cs="Arial" w:eastAsia="Arial" w:hAnsi="Arial"/>
-                      <w:sz w:val="21"/>
-                      <w:szCs w:val="21"/>
-                    </w:rPr>
-                    <w:t xml:space="preserve">Ask the user for a whole number. Then ask for a second whole number. Then ask for a third whole number. Work out their average. Round the average to 1 decimal place. Display [average] and nothing else.</w:t>
-                  </w:r>
-                </w:p>
-              </w:tc>
-              <w:tc>
-                <w:tcPr>
-                  <w:tcW w:type="dxa" w:w="3342"/>
+                  <w:tcW w:type="dxa" w:w="2506"/>
+                  <w:tcBorders>
+                    <w:top w:val="single" w:color="B7C2D1" w:sz="4"/>
+                    <w:left w:val="single" w:color="B7C2D1" w:sz="4"/>
+                    <w:bottom w:val="single" w:color="B7C2D1" w:sz="4"/>
+                    <w:right w:val="single" w:color="B7C2D1" w:sz="4"/>
+                  </w:tcBorders>
+                  <w:shd w:fill="FFFFFF" w:color="auto" w:val="clear"/>
+                  <w:tcMar>
+                    <w:top w:type="dxa" w:w="80"/>
+                    <w:left w:type="dxa" w:w="120"/>
+                    <w:bottom w:type="dxa" w:w="80"/>
+                    <w:right w:type="dxa" w:w="120"/>
+                  </w:tcMar>
+                  <w:vAlign w:val="center"/>
+                </w:tcPr>
+                <w:p>
+                  <w:pPr>
+                    <w:spacing w:after="0" w:before="0"/>
+                  </w:pPr>
+                  <w:r>
+                    <w:rPr>
+                      <w:rFonts w:ascii="Arial" w:cs="Arial" w:eastAsia="Arial" w:hAnsi="Arial"/>
+                      <w:sz w:val="21"/>
+                      <w:szCs w:val="21"/>
+                    </w:rPr>
+                    <w:t xml:space="preserve">Change the program so it rounds to 1 decimal place instead of 2.</w:t>
+                  </w:r>
+                </w:p>
+              </w:tc>
+              <w:tc>
+                <w:tcPr>
+                  <w:tcW w:type="dxa" w:w="2506"/>
+                  <w:tcBorders>
+                    <w:top w:val="single" w:color="B7C2D1" w:sz="4"/>
+                    <w:left w:val="single" w:color="B7C2D1" w:sz="4"/>
+                    <w:bottom w:val="single" w:color="B7C2D1" w:sz="4"/>
+                    <w:right w:val="single" w:color="B7C2D1" w:sz="4"/>
+                  </w:tcBorders>
+                  <w:shd w:fill="FFFFFF" w:color="auto" w:val="clear"/>
+                  <w:tcMar>
+                    <w:top w:type="dxa" w:w="80"/>
+                    <w:left w:type="dxa" w:w="120"/>
+                    <w:bottom w:type="dxa" w:w="80"/>
+                    <w:right w:type="dxa" w:w="120"/>
+                  </w:tcMar>
+                  <w:vAlign w:val="center"/>
+                </w:tcPr>
+                <w:p>
+                  <w:pPr>
+                    <w:spacing w:after="0" w:before="0"/>
+                  </w:pPr>
+                  <w:r>
+                    <w:rPr>
+                      <w:rFonts w:ascii="Arial" w:cs="Arial" w:eastAsia="Arial" w:hAnsi="Arial"/>
+                      <w:b w:val="false"/>
+                      <w:bCs w:val="false"/>
+                      <w:sz w:val="21"/>
+                      <w:szCs w:val="21"/>
+                    </w:rPr>
+                    <w:t xml:space="preserve">Change it</w:t>
+                  </w:r>
+                </w:p>
+              </w:tc>
+              <w:tc>
+                <w:tcPr>
+                  <w:tcW w:type="dxa" w:w="2506"/>
+                  <w:tcBorders>
+                    <w:top w:val="single" w:color="B7C2D1" w:sz="4"/>
+                    <w:left w:val="single" w:color="B7C2D1" w:sz="4"/>
+                    <w:bottom w:val="single" w:color="B7C2D1" w:sz="4"/>
+                    <w:right w:val="single" w:color="B7C2D1" w:sz="4"/>
+                  </w:tcBorders>
+                  <w:shd w:fill="FFFFFF" w:color="auto" w:val="clear"/>
+                  <w:tcMar>
+                    <w:top w:type="dxa" w:w="80"/>
+                    <w:left w:type="dxa" w:w="120"/>
+                    <w:bottom w:type="dxa" w:w="80"/>
+                    <w:right w:type="dxa" w:w="120"/>
+                  </w:tcMar>
+                  <w:vAlign w:val="center"/>
+                </w:tcPr>
+                <w:p>
+                  <w:pPr>
+                    <w:spacing w:after="0" w:before="0"/>
+                  </w:pPr>
+                  <w:r>
+                    <w:rPr>
+                      <w:rFonts w:ascii="Arial" w:cs="Arial" w:eastAsia="Arial" w:hAnsi="Arial"/>
+                      <w:b w:val="false"/>
+                      <w:bCs w:val="false"/>
+                      <w:sz w:val="21"/>
+                      <w:szCs w:val="21"/>
+                    </w:rPr>
+                    <w:t xml:space="preserve">1</w:t>
+                  </w:r>
+                </w:p>
+              </w:tc>
+              <w:tc>
+                <w:tcPr>
+                  <w:tcW w:type="dxa" w:w="2506"/>
+                  <w:tcBorders>
+                    <w:top w:val="single" w:color="B7C2D1" w:sz="4"/>
+                    <w:left w:val="single" w:color="B7C2D1" w:sz="4"/>
+                    <w:bottom w:val="single" w:color="B7C2D1" w:sz="4"/>
+                    <w:right w:val="single" w:color="B7C2D1" w:sz="4"/>
+                  </w:tcBorders>
+                  <w:shd w:fill="FFFFFF" w:color="auto" w:val="clear"/>
+                  <w:tcMar>
+                    <w:top w:type="dxa" w:w="80"/>
+                    <w:left w:type="dxa" w:w="120"/>
+                    <w:bottom w:type="dxa" w:w="80"/>
+                    <w:right w:type="dxa" w:w="120"/>
+                  </w:tcMar>
+                  <w:vAlign w:val="center"/>
+                </w:tcPr>
+                <w:p>
+                  <w:pPr>
+                    <w:spacing w:after="0" w:before="0"/>
+                  </w:pPr>
+                  <w:r>
+                    <w:rPr>
+                      <w:rFonts w:ascii="Arial" w:cs="Arial" w:eastAsia="Arial" w:hAnsi="Arial"/>
+                      <w:b w:val="false"/>
+                      <w:bCs w:val="false"/>
+                      <w:sz w:val="21"/>
+                      <w:szCs w:val="21"/>
+                    </w:rPr>
+                    <w:t xml:space="preserve"/>
+                  </w:r>
+                </w:p>
+              </w:tc>
+            </w:tr>
+            <w:tr>
+              <w:trPr>
+                <w:cantSplit/>
+                <w:trHeight w:val="360" w:hRule="atLeast"/>
+              </w:trPr>
+              <w:tc>
+                <w:tcPr>
+                  <w:tcW w:type="dxa" w:w="2506"/>
+                  <w:tcBorders>
+                    <w:top w:val="single" w:color="B7C2D1" w:sz="4"/>
+                    <w:left w:val="single" w:color="B7C2D1" w:sz="4"/>
+                    <w:bottom w:val="single" w:color="B7C2D1" w:sz="4"/>
+                    <w:right w:val="single" w:color="B7C2D1" w:sz="4"/>
+                  </w:tcBorders>
+                  <w:shd w:fill="FFFFFF" w:color="auto" w:val="clear"/>
+                  <w:tcMar>
+                    <w:top w:type="dxa" w:w="80"/>
+                    <w:left w:type="dxa" w:w="120"/>
+                    <w:bottom w:type="dxa" w:w="80"/>
+                    <w:right w:type="dxa" w:w="120"/>
+                  </w:tcMar>
+                  <w:vAlign w:val="center"/>
+                </w:tcPr>
+                <w:p>
+                  <w:pPr>
+                    <w:spacing w:after="0" w:before="0"/>
+                  </w:pPr>
+                  <w:r>
+                    <w:rPr>
+                      <w:rFonts w:ascii="Arial" w:cs="Arial" w:eastAsia="Arial" w:hAnsi="Arial"/>
+                      <w:sz w:val="21"/>
+                      <w:szCs w:val="21"/>
+                    </w:rPr>
+                    <w:t xml:space="preserve">Finish the program so it rounds the number to 2 decimal places.</w:t>
+                  </w:r>
+                </w:p>
+              </w:tc>
+              <w:tc>
+                <w:tcPr>
+                  <w:tcW w:type="dxa" w:w="2506"/>
+                  <w:tcBorders>
+                    <w:top w:val="single" w:color="B7C2D1" w:sz="4"/>
+                    <w:left w:val="single" w:color="B7C2D1" w:sz="4"/>
+                    <w:bottom w:val="single" w:color="B7C2D1" w:sz="4"/>
+                    <w:right w:val="single" w:color="B7C2D1" w:sz="4"/>
+                  </w:tcBorders>
+                  <w:shd w:fill="FFFFFF" w:color="auto" w:val="clear"/>
+                  <w:tcMar>
+                    <w:top w:type="dxa" w:w="80"/>
+                    <w:left w:type="dxa" w:w="120"/>
+                    <w:bottom w:type="dxa" w:w="80"/>
+                    <w:right w:type="dxa" w:w="120"/>
+                  </w:tcMar>
+                  <w:vAlign w:val="center"/>
+                </w:tcPr>
+                <w:p>
+                  <w:pPr>
+                    <w:spacing w:after="0" w:before="0"/>
+                  </w:pPr>
+                  <w:r>
+                    <w:rPr>
+                      <w:rFonts w:ascii="Arial" w:cs="Arial" w:eastAsia="Arial" w:hAnsi="Arial"/>
+                      <w:b w:val="false"/>
+                      <w:bCs w:val="false"/>
+                      <w:sz w:val="21"/>
+                      <w:szCs w:val="21"/>
+                    </w:rPr>
+                    <w:t xml:space="preserve">Complete it</w:t>
+                  </w:r>
+                </w:p>
+              </w:tc>
+              <w:tc>
+                <w:tcPr>
+                  <w:tcW w:type="dxa" w:w="2506"/>
+                  <w:tcBorders>
+                    <w:top w:val="single" w:color="B7C2D1" w:sz="4"/>
+                    <w:left w:val="single" w:color="B7C2D1" w:sz="4"/>
+                    <w:bottom w:val="single" w:color="B7C2D1" w:sz="4"/>
+                    <w:right w:val="single" w:color="B7C2D1" w:sz="4"/>
+                  </w:tcBorders>
+                  <w:shd w:fill="FFFFFF" w:color="auto" w:val="clear"/>
+                  <w:tcMar>
+                    <w:top w:type="dxa" w:w="80"/>
+                    <w:left w:type="dxa" w:w="120"/>
+                    <w:bottom w:type="dxa" w:w="80"/>
+                    <w:right w:type="dxa" w:w="120"/>
+                  </w:tcMar>
+                  <w:vAlign w:val="center"/>
+                </w:tcPr>
+                <w:p>
+                  <w:pPr>
+                    <w:spacing w:after="0" w:before="0"/>
+                  </w:pPr>
+                  <w:r>
+                    <w:rPr>
+                      <w:rFonts w:ascii="Arial" w:cs="Arial" w:eastAsia="Arial" w:hAnsi="Arial"/>
+                      <w:b w:val="false"/>
+                      <w:bCs w:val="false"/>
+                      <w:sz w:val="21"/>
+                      <w:szCs w:val="21"/>
+                    </w:rPr>
+                    <w:t xml:space="preserve">2</w:t>
+                  </w:r>
+                </w:p>
+              </w:tc>
+              <w:tc>
+                <w:tcPr>
+                  <w:tcW w:type="dxa" w:w="2506"/>
+                  <w:tcBorders>
+                    <w:top w:val="single" w:color="B7C2D1" w:sz="4"/>
+                    <w:left w:val="single" w:color="B7C2D1" w:sz="4"/>
+                    <w:bottom w:val="single" w:color="B7C2D1" w:sz="4"/>
+                    <w:right w:val="single" w:color="B7C2D1" w:sz="4"/>
+                  </w:tcBorders>
+                  <w:shd w:fill="FFFFFF" w:color="auto" w:val="clear"/>
+                  <w:tcMar>
+                    <w:top w:type="dxa" w:w="80"/>
+                    <w:left w:type="dxa" w:w="120"/>
+                    <w:bottom w:type="dxa" w:w="80"/>
+                    <w:right w:type="dxa" w:w="120"/>
+                  </w:tcMar>
+                  <w:vAlign w:val="center"/>
+                </w:tcPr>
+                <w:p>
+                  <w:pPr>
+                    <w:spacing w:after="0" w:before="0"/>
+                  </w:pPr>
+                  <w:r>
+                    <w:rPr>
+                      <w:rFonts w:ascii="Arial" w:cs="Arial" w:eastAsia="Arial" w:hAnsi="Arial"/>
+                      <w:b w:val="false"/>
+                      <w:bCs w:val="false"/>
+                      <w:sz w:val="21"/>
+                      <w:szCs w:val="21"/>
+                    </w:rPr>
+                    <w:t xml:space="preserve"/>
+                  </w:r>
+                </w:p>
+              </w:tc>
+            </w:tr>
+            <w:tr>
+              <w:trPr>
+                <w:cantSplit/>
+                <w:trHeight w:val="360" w:hRule="atLeast"/>
+              </w:trPr>
+              <w:tc>
+                <w:tcPr>
+                  <w:tcW w:type="dxa" w:w="2506"/>
+                  <w:tcBorders>
+                    <w:top w:val="single" w:color="B7C2D1" w:sz="4"/>
+                    <w:left w:val="single" w:color="B7C2D1" w:sz="4"/>
+                    <w:bottom w:val="single" w:color="B7C2D1" w:sz="4"/>
+                    <w:right w:val="single" w:color="B7C2D1" w:sz="4"/>
+                  </w:tcBorders>
+                  <w:shd w:fill="FFFFFF" w:color="auto" w:val="clear"/>
+                  <w:tcMar>
+                    <w:top w:type="dxa" w:w="80"/>
+                    <w:left w:type="dxa" w:w="120"/>
+                    <w:bottom w:type="dxa" w:w="80"/>
+                    <w:right w:type="dxa" w:w="120"/>
+                  </w:tcMar>
+                  <w:vAlign w:val="center"/>
+                </w:tcPr>
+                <w:p>
+                  <w:pPr>
+                    <w:spacing w:after="0" w:before="0"/>
+                  </w:pPr>
+                  <w:r>
+                    <w:rPr>
+                      <w:rFonts w:ascii="Arial" w:cs="Arial" w:eastAsia="Arial" w:hAnsi="Arial"/>
+                      <w:sz w:val="21"/>
+                      <w:szCs w:val="21"/>
+                    </w:rPr>
+                    <w:t xml:space="preserve">Ask the user for a number, which may have a decimal point. Display that number rounded to the nearest whole number.</w:t>
+                  </w:r>
+                </w:p>
+              </w:tc>
+              <w:tc>
+                <w:tcPr>
+                  <w:tcW w:type="dxa" w:w="2506"/>
+                  <w:tcBorders>
+                    <w:top w:val="single" w:color="B7C2D1" w:sz="4"/>
+                    <w:left w:val="single" w:color="B7C2D1" w:sz="4"/>
+                    <w:bottom w:val="single" w:color="B7C2D1" w:sz="4"/>
+                    <w:right w:val="single" w:color="B7C2D1" w:sz="4"/>
+                  </w:tcBorders>
+                  <w:shd w:fill="FFFFFF" w:color="auto" w:val="clear"/>
+                  <w:tcMar>
+                    <w:top w:type="dxa" w:w="80"/>
+                    <w:left w:type="dxa" w:w="120"/>
+                    <w:bottom w:type="dxa" w:w="80"/>
+                    <w:right w:type="dxa" w:w="120"/>
+                  </w:tcMar>
+                  <w:vAlign w:val="center"/>
+                </w:tcPr>
+                <w:p>
+                  <w:pPr>
+                    <w:spacing w:after="0" w:before="0"/>
+                  </w:pPr>
+                  <w:r>
+                    <w:rPr>
+                      <w:rFonts w:ascii="Arial" w:cs="Arial" w:eastAsia="Arial" w:hAnsi="Arial"/>
+                      <w:b w:val="false"/>
+                      <w:bCs w:val="false"/>
+                      <w:sz w:val="21"/>
+                      <w:szCs w:val="21"/>
+                    </w:rPr>
+                    <w:t xml:space="preserve">Write it</w:t>
+                  </w:r>
+                </w:p>
+              </w:tc>
+              <w:tc>
+                <w:tcPr>
+                  <w:tcW w:type="dxa" w:w="2506"/>
+                  <w:tcBorders>
+                    <w:top w:val="single" w:color="B7C2D1" w:sz="4"/>
+                    <w:left w:val="single" w:color="B7C2D1" w:sz="4"/>
+                    <w:bottom w:val="single" w:color="B7C2D1" w:sz="4"/>
+                    <w:right w:val="single" w:color="B7C2D1" w:sz="4"/>
+                  </w:tcBorders>
+                  <w:shd w:fill="FFFFFF" w:color="auto" w:val="clear"/>
+                  <w:tcMar>
+                    <w:top w:type="dxa" w:w="80"/>
+                    <w:left w:type="dxa" w:w="120"/>
+                    <w:bottom w:type="dxa" w:w="80"/>
+                    <w:right w:type="dxa" w:w="120"/>
+                  </w:tcMar>
+                  <w:vAlign w:val="center"/>
+                </w:tcPr>
+                <w:p>
+                  <w:pPr>
+                    <w:spacing w:after="0" w:before="0"/>
+                  </w:pPr>
+                  <w:r>
+                    <w:rPr>
+                      <w:rFonts w:ascii="Arial" w:cs="Arial" w:eastAsia="Arial" w:hAnsi="Arial"/>
+                      <w:b w:val="false"/>
+                      <w:bCs w:val="false"/>
+                      <w:sz w:val="21"/>
+                      <w:szCs w:val="21"/>
+                    </w:rPr>
+                    <w:t xml:space="preserve">2</w:t>
+                  </w:r>
+                </w:p>
+              </w:tc>
+              <w:tc>
+                <w:tcPr>
+                  <w:tcW w:type="dxa" w:w="2506"/>
+                  <w:tcBorders>
+                    <w:top w:val="single" w:color="B7C2D1" w:sz="4"/>
+                    <w:left w:val="single" w:color="B7C2D1" w:sz="4"/>
+                    <w:bottom w:val="single" w:color="B7C2D1" w:sz="4"/>
+                    <w:right w:val="single" w:color="B7C2D1" w:sz="4"/>
+                  </w:tcBorders>
+                  <w:shd w:fill="FFFFFF" w:color="auto" w:val="clear"/>
+                  <w:tcMar>
+                    <w:top w:type="dxa" w:w="80"/>
+                    <w:left w:type="dxa" w:w="120"/>
+                    <w:bottom w:type="dxa" w:w="80"/>
+                    <w:right w:type="dxa" w:w="120"/>
+                  </w:tcMar>
+                  <w:vAlign w:val="center"/>
+                </w:tcPr>
+                <w:p>
+                  <w:pPr>
+                    <w:spacing w:after="0" w:before="0"/>
+                  </w:pPr>
+                  <w:r>
+                    <w:rPr>
+                      <w:rFonts w:ascii="Arial" w:cs="Arial" w:eastAsia="Arial" w:hAnsi="Arial"/>
+                      <w:b w:val="false"/>
+                      <w:bCs w:val="false"/>
+                      <w:sz w:val="21"/>
+                      <w:szCs w:val="21"/>
+                    </w:rPr>
+                    <w:t xml:space="preserve"/>
+                  </w:r>
+                </w:p>
+              </w:tc>
+            </w:tr>
+            <w:tr>
+              <w:trPr>
+                <w:cantSplit/>
+                <w:trHeight w:val="360" w:hRule="atLeast"/>
+              </w:trPr>
+              <w:tc>
+                <w:tcPr>
+                  <w:tcW w:type="dxa" w:w="2506"/>
+                  <w:tcBorders>
+                    <w:top w:val="single" w:color="B7C2D1" w:sz="4"/>
+                    <w:left w:val="single" w:color="B7C2D1" w:sz="4"/>
+                    <w:bottom w:val="single" w:color="B7C2D1" w:sz="4"/>
+                    <w:right w:val="single" w:color="B7C2D1" w:sz="4"/>
+                  </w:tcBorders>
+                  <w:shd w:fill="FFFFFF" w:color="auto" w:val="clear"/>
+                  <w:tcMar>
+                    <w:top w:type="dxa" w:w="80"/>
+                    <w:left w:type="dxa" w:w="120"/>
+                    <w:bottom w:type="dxa" w:w="80"/>
+                    <w:right w:type="dxa" w:w="120"/>
+                  </w:tcMar>
+                  <w:vAlign w:val="center"/>
+                </w:tcPr>
+                <w:p>
+                  <w:pPr>
+                    <w:spacing w:after="0" w:before="0"/>
+                  </w:pPr>
+                  <w:r>
+                    <w:rPr>
+                      <w:rFonts w:ascii="Arial" w:cs="Arial" w:eastAsia="Arial" w:hAnsi="Arial"/>
+                      <w:sz w:val="21"/>
+                      <w:szCs w:val="21"/>
+                    </w:rPr>
+                    <w:t xml:space="preserve">Ask the user for a whole number. Then ask for a second whole number. Divide the first by the second. Round the answer to 1 decimal place. Display the answer.</w:t>
+                  </w:r>
+                </w:p>
+              </w:tc>
+              <w:tc>
+                <w:tcPr>
+                  <w:tcW w:type="dxa" w:w="2506"/>
+                  <w:tcBorders>
+                    <w:top w:val="single" w:color="B7C2D1" w:sz="4"/>
+                    <w:left w:val="single" w:color="B7C2D1" w:sz="4"/>
+                    <w:bottom w:val="single" w:color="B7C2D1" w:sz="4"/>
+                    <w:right w:val="single" w:color="B7C2D1" w:sz="4"/>
+                  </w:tcBorders>
+                  <w:shd w:fill="FFFFFF" w:color="auto" w:val="clear"/>
+                  <w:tcMar>
+                    <w:top w:type="dxa" w:w="80"/>
+                    <w:left w:type="dxa" w:w="120"/>
+                    <w:bottom w:type="dxa" w:w="80"/>
+                    <w:right w:type="dxa" w:w="120"/>
+                  </w:tcMar>
+                  <w:vAlign w:val="center"/>
+                </w:tcPr>
+                <w:p>
+                  <w:pPr>
+                    <w:spacing w:after="0" w:before="0"/>
+                  </w:pPr>
+                  <w:r>
+                    <w:rPr>
+                      <w:rFonts w:ascii="Arial" w:cs="Arial" w:eastAsia="Arial" w:hAnsi="Arial"/>
+                      <w:b w:val="false"/>
+                      <w:bCs w:val="false"/>
+                      <w:sz w:val="21"/>
+                      <w:szCs w:val="21"/>
+                    </w:rPr>
+                    <w:t xml:space="preserve">Write it</w:t>
+                  </w:r>
+                </w:p>
+              </w:tc>
+              <w:tc>
+                <w:tcPr>
+                  <w:tcW w:type="dxa" w:w="2506"/>
                   <w:tcBorders>
                     <w:top w:val="single" w:color="B7C2D1" w:sz="4"/>
                     <w:left w:val="single" w:color="B7C2D1" w:sz="4"/>
@@ -5141,7 +8285,287 @@
               </w:tc>
               <w:tc>
                 <w:tcPr>
-                  <w:tcW w:type="dxa" w:w="3342"/>
+                  <w:tcW w:type="dxa" w:w="2506"/>
+                  <w:tcBorders>
+                    <w:top w:val="single" w:color="B7C2D1" w:sz="4"/>
+                    <w:left w:val="single" w:color="B7C2D1" w:sz="4"/>
+                    <w:bottom w:val="single" w:color="B7C2D1" w:sz="4"/>
+                    <w:right w:val="single" w:color="B7C2D1" w:sz="4"/>
+                  </w:tcBorders>
+                  <w:shd w:fill="FFFFFF" w:color="auto" w:val="clear"/>
+                  <w:tcMar>
+                    <w:top w:type="dxa" w:w="80"/>
+                    <w:left w:type="dxa" w:w="120"/>
+                    <w:bottom w:type="dxa" w:w="80"/>
+                    <w:right w:type="dxa" w:w="120"/>
+                  </w:tcMar>
+                  <w:vAlign w:val="center"/>
+                </w:tcPr>
+                <w:p>
+                  <w:pPr>
+                    <w:spacing w:after="0" w:before="0"/>
+                  </w:pPr>
+                  <w:r>
+                    <w:rPr>
+                      <w:rFonts w:ascii="Arial" w:cs="Arial" w:eastAsia="Arial" w:hAnsi="Arial"/>
+                      <w:b w:val="false"/>
+                      <w:bCs w:val="false"/>
+                      <w:sz w:val="21"/>
+                      <w:szCs w:val="21"/>
+                    </w:rPr>
+                    <w:t xml:space="preserve"/>
+                  </w:r>
+                </w:p>
+              </w:tc>
+            </w:tr>
+            <w:tr>
+              <w:trPr>
+                <w:cantSplit/>
+                <w:trHeight w:val="360" w:hRule="atLeast"/>
+              </w:trPr>
+              <w:tc>
+                <w:tcPr>
+                  <w:tcW w:type="dxa" w:w="2506"/>
+                  <w:tcBorders>
+                    <w:top w:val="single" w:color="B7C2D1" w:sz="4"/>
+                    <w:left w:val="single" w:color="B7C2D1" w:sz="4"/>
+                    <w:bottom w:val="single" w:color="B7C2D1" w:sz="4"/>
+                    <w:right w:val="single" w:color="B7C2D1" w:sz="4"/>
+                  </w:tcBorders>
+                  <w:shd w:fill="FFFFFF" w:color="auto" w:val="clear"/>
+                  <w:tcMar>
+                    <w:top w:type="dxa" w:w="80"/>
+                    <w:left w:type="dxa" w:w="120"/>
+                    <w:bottom w:type="dxa" w:w="80"/>
+                    <w:right w:type="dxa" w:w="120"/>
+                  </w:tcMar>
+                  <w:vAlign w:val="center"/>
+                </w:tcPr>
+                <w:p>
+                  <w:pPr>
+                    <w:spacing w:after="0" w:before="0"/>
+                  </w:pPr>
+                  <w:r>
+                    <w:rPr>
+                      <w:rFonts w:ascii="Arial" w:cs="Arial" w:eastAsia="Arial" w:hAnsi="Arial"/>
+                      <w:sz w:val="21"/>
+                      <w:szCs w:val="21"/>
+                    </w:rPr>
+                    <w:t xml:space="preserve">This program should display the number rounded to 2 decimal places. Find the mistake and put it right.</w:t>
+                  </w:r>
+                </w:p>
+              </w:tc>
+              <w:tc>
+                <w:tcPr>
+                  <w:tcW w:type="dxa" w:w="2506"/>
+                  <w:tcBorders>
+                    <w:top w:val="single" w:color="B7C2D1" w:sz="4"/>
+                    <w:left w:val="single" w:color="B7C2D1" w:sz="4"/>
+                    <w:bottom w:val="single" w:color="B7C2D1" w:sz="4"/>
+                    <w:right w:val="single" w:color="B7C2D1" w:sz="4"/>
+                  </w:tcBorders>
+                  <w:shd w:fill="FFFFFF" w:color="auto" w:val="clear"/>
+                  <w:tcMar>
+                    <w:top w:type="dxa" w:w="80"/>
+                    <w:left w:type="dxa" w:w="120"/>
+                    <w:bottom w:type="dxa" w:w="80"/>
+                    <w:right w:type="dxa" w:w="120"/>
+                  </w:tcMar>
+                  <w:vAlign w:val="center"/>
+                </w:tcPr>
+                <w:p>
+                  <w:pPr>
+                    <w:spacing w:after="0" w:before="0"/>
+                  </w:pPr>
+                  <w:r>
+                    <w:rPr>
+                      <w:rFonts w:ascii="Arial" w:cs="Arial" w:eastAsia="Arial" w:hAnsi="Arial"/>
+                      <w:b w:val="false"/>
+                      <w:bCs w:val="false"/>
+                      <w:sz w:val="21"/>
+                      <w:szCs w:val="21"/>
+                    </w:rPr>
+                    <w:t xml:space="preserve">Fix it</w:t>
+                  </w:r>
+                </w:p>
+              </w:tc>
+              <w:tc>
+                <w:tcPr>
+                  <w:tcW w:type="dxa" w:w="2506"/>
+                  <w:tcBorders>
+                    <w:top w:val="single" w:color="B7C2D1" w:sz="4"/>
+                    <w:left w:val="single" w:color="B7C2D1" w:sz="4"/>
+                    <w:bottom w:val="single" w:color="B7C2D1" w:sz="4"/>
+                    <w:right w:val="single" w:color="B7C2D1" w:sz="4"/>
+                  </w:tcBorders>
+                  <w:shd w:fill="FFFFFF" w:color="auto" w:val="clear"/>
+                  <w:tcMar>
+                    <w:top w:type="dxa" w:w="80"/>
+                    <w:left w:type="dxa" w:w="120"/>
+                    <w:bottom w:type="dxa" w:w="80"/>
+                    <w:right w:type="dxa" w:w="120"/>
+                  </w:tcMar>
+                  <w:vAlign w:val="center"/>
+                </w:tcPr>
+                <w:p>
+                  <w:pPr>
+                    <w:spacing w:after="0" w:before="0"/>
+                  </w:pPr>
+                  <w:r>
+                    <w:rPr>
+                      <w:rFonts w:ascii="Arial" w:cs="Arial" w:eastAsia="Arial" w:hAnsi="Arial"/>
+                      <w:b w:val="false"/>
+                      <w:bCs w:val="false"/>
+                      <w:sz w:val="21"/>
+                      <w:szCs w:val="21"/>
+                    </w:rPr>
+                    <w:t xml:space="preserve">2</w:t>
+                  </w:r>
+                </w:p>
+              </w:tc>
+              <w:tc>
+                <w:tcPr>
+                  <w:tcW w:type="dxa" w:w="2506"/>
+                  <w:tcBorders>
+                    <w:top w:val="single" w:color="B7C2D1" w:sz="4"/>
+                    <w:left w:val="single" w:color="B7C2D1" w:sz="4"/>
+                    <w:bottom w:val="single" w:color="B7C2D1" w:sz="4"/>
+                    <w:right w:val="single" w:color="B7C2D1" w:sz="4"/>
+                  </w:tcBorders>
+                  <w:shd w:fill="FFFFFF" w:color="auto" w:val="clear"/>
+                  <w:tcMar>
+                    <w:top w:type="dxa" w:w="80"/>
+                    <w:left w:type="dxa" w:w="120"/>
+                    <w:bottom w:type="dxa" w:w="80"/>
+                    <w:right w:type="dxa" w:w="120"/>
+                  </w:tcMar>
+                  <w:vAlign w:val="center"/>
+                </w:tcPr>
+                <w:p>
+                  <w:pPr>
+                    <w:spacing w:after="0" w:before="0"/>
+                  </w:pPr>
+                  <w:r>
+                    <w:rPr>
+                      <w:rFonts w:ascii="Arial" w:cs="Arial" w:eastAsia="Arial" w:hAnsi="Arial"/>
+                      <w:b w:val="false"/>
+                      <w:bCs w:val="false"/>
+                      <w:sz w:val="21"/>
+                      <w:szCs w:val="21"/>
+                    </w:rPr>
+                    <w:t xml:space="preserve"/>
+                  </w:r>
+                </w:p>
+              </w:tc>
+            </w:tr>
+            <w:tr>
+              <w:trPr>
+                <w:cantSplit/>
+                <w:trHeight w:val="360" w:hRule="atLeast"/>
+              </w:trPr>
+              <w:tc>
+                <w:tcPr>
+                  <w:tcW w:type="dxa" w:w="2506"/>
+                  <w:tcBorders>
+                    <w:top w:val="single" w:color="B7C2D1" w:sz="4"/>
+                    <w:left w:val="single" w:color="B7C2D1" w:sz="4"/>
+                    <w:bottom w:val="single" w:color="B7C2D1" w:sz="4"/>
+                    <w:right w:val="single" w:color="B7C2D1" w:sz="4"/>
+                  </w:tcBorders>
+                  <w:shd w:fill="FFFFFF" w:color="auto" w:val="clear"/>
+                  <w:tcMar>
+                    <w:top w:type="dxa" w:w="80"/>
+                    <w:left w:type="dxa" w:w="120"/>
+                    <w:bottom w:type="dxa" w:w="80"/>
+                    <w:right w:type="dxa" w:w="120"/>
+                  </w:tcMar>
+                  <w:vAlign w:val="center"/>
+                </w:tcPr>
+                <w:p>
+                  <w:pPr>
+                    <w:spacing w:after="0" w:before="0"/>
+                  </w:pPr>
+                  <w:r>
+                    <w:rPr>
+                      <w:rFonts w:ascii="Arial" w:cs="Arial" w:eastAsia="Arial" w:hAnsi="Arial"/>
+                      <w:sz w:val="21"/>
+                      <w:szCs w:val="21"/>
+                    </w:rPr>
+                    <w:t xml:space="preserve">Ask the user for the price of one item in pounds. Then ask for a whole number of items. Work out the total cost. Round the total to 2 decimal places. Display the line Total is [total].</w:t>
+                  </w:r>
+                </w:p>
+              </w:tc>
+              <w:tc>
+                <w:tcPr>
+                  <w:tcW w:type="dxa" w:w="2506"/>
+                  <w:tcBorders>
+                    <w:top w:val="single" w:color="B7C2D1" w:sz="4"/>
+                    <w:left w:val="single" w:color="B7C2D1" w:sz="4"/>
+                    <w:bottom w:val="single" w:color="B7C2D1" w:sz="4"/>
+                    <w:right w:val="single" w:color="B7C2D1" w:sz="4"/>
+                  </w:tcBorders>
+                  <w:shd w:fill="FFFFFF" w:color="auto" w:val="clear"/>
+                  <w:tcMar>
+                    <w:top w:type="dxa" w:w="80"/>
+                    <w:left w:type="dxa" w:w="120"/>
+                    <w:bottom w:type="dxa" w:w="80"/>
+                    <w:right w:type="dxa" w:w="120"/>
+                  </w:tcMar>
+                  <w:vAlign w:val="center"/>
+                </w:tcPr>
+                <w:p>
+                  <w:pPr>
+                    <w:spacing w:after="0" w:before="0"/>
+                  </w:pPr>
+                  <w:r>
+                    <w:rPr>
+                      <w:rFonts w:ascii="Arial" w:cs="Arial" w:eastAsia="Arial" w:hAnsi="Arial"/>
+                      <w:b w:val="false"/>
+                      <w:bCs w:val="false"/>
+                      <w:sz w:val="21"/>
+                      <w:szCs w:val="21"/>
+                    </w:rPr>
+                    <w:t xml:space="preserve">Challenge (optional)</w:t>
+                  </w:r>
+                </w:p>
+              </w:tc>
+              <w:tc>
+                <w:tcPr>
+                  <w:tcW w:type="dxa" w:w="2506"/>
+                  <w:tcBorders>
+                    <w:top w:val="single" w:color="B7C2D1" w:sz="4"/>
+                    <w:left w:val="single" w:color="B7C2D1" w:sz="4"/>
+                    <w:bottom w:val="single" w:color="B7C2D1" w:sz="4"/>
+                    <w:right w:val="single" w:color="B7C2D1" w:sz="4"/>
+                  </w:tcBorders>
+                  <w:shd w:fill="FFFFFF" w:color="auto" w:val="clear"/>
+                  <w:tcMar>
+                    <w:top w:type="dxa" w:w="80"/>
+                    <w:left w:type="dxa" w:w="120"/>
+                    <w:bottom w:type="dxa" w:w="80"/>
+                    <w:right w:type="dxa" w:w="120"/>
+                  </w:tcMar>
+                  <w:vAlign w:val="center"/>
+                </w:tcPr>
+                <w:p>
+                  <w:pPr>
+                    <w:spacing w:after="0" w:before="0"/>
+                  </w:pPr>
+                  <w:r>
+                    <w:rPr>
+                      <w:rFonts w:ascii="Arial" w:cs="Arial" w:eastAsia="Arial" w:hAnsi="Arial"/>
+                      <w:b w:val="false"/>
+                      <w:bCs w:val="false"/>
+                      <w:sz w:val="21"/>
+                      <w:szCs w:val="21"/>
+                    </w:rPr>
+                    <w:t xml:space="preserve">3</w:t>
+                  </w:r>
+                </w:p>
+              </w:tc>
+              <w:tc>
+                <w:tcPr>
+                  <w:tcW w:type="dxa" w:w="2506"/>
                   <w:tcBorders>
                     <w:top w:val="single" w:color="B7C2D1" w:sz="4"/>
                     <w:left w:val="single" w:color="B7C2D1" w:sz="4"/>
@@ -5188,7 +8612,7 @@
                 <w:sz w:val="21"/>
                 <w:szCs w:val="21"/>
               </w:rPr>
-              <w:t xml:space="preserve">Plan the one you found hardest: inputs, what happens to them, what is printed.</w:t>
+              <w:t xml:space="preserve">Plan the one you found hardest: what is typed in, what happens to it, what is displayed.</w:t>
             </w:r>
           </w:p>
           <w:tbl>
@@ -5614,12 +9038,12 @@
                 <w:sz w:val="21"/>
                 <w:szCs w:val="21"/>
               </w:rPr>
-              <w:t xml:space="preserve">Tick each one off as its tests pass in the editor</w:t>
+              <w:t xml:space="preserve">Tick each one off as you finish it in the editor</w:t>
             </w:r>
           </w:p>
           <w:tbl>
             <w:tblPr>
-              <w:tblW w:type="dxa" w:w="10026"/>
+              <w:tblW w:type="dxa" w:w="10024"/>
               <w:tblBorders>
                 <w:top w:val="single" w:color="auto" w:sz="4"/>
                 <w:left w:val="single" w:color="auto" w:sz="4"/>
@@ -5630,9 +9054,10 @@
               </w:tblBorders>
             </w:tblPr>
             <w:tblGrid>
-              <w:gridCol w:w="3342"/>
-              <w:gridCol w:w="3342"/>
-              <w:gridCol w:w="3342"/>
+              <w:gridCol w:w="2506"/>
+              <w:gridCol w:w="2506"/>
+              <w:gridCol w:w="2506"/>
+              <w:gridCol w:w="2506"/>
             </w:tblGrid>
             <w:tr>
               <w:trPr>
@@ -5641,7 +9066,7 @@
               </w:trPr>
               <w:tc>
                 <w:tcPr>
-                  <w:tcW w:type="dxa" w:w="3342"/>
+                  <w:tcW w:type="dxa" w:w="2506"/>
                   <w:tcBorders>
                     <w:top w:val="single" w:color="B7C2D1" w:sz="4"/>
                     <w:left w:val="single" w:color="B7C2D1" w:sz="4"/>
@@ -5669,13 +9094,13 @@
                       <w:sz w:val="20"/>
                       <w:szCs w:val="20"/>
                     </w:rPr>
-                    <w:t xml:space="preserve">Program</w:t>
-                  </w:r>
-                </w:p>
-              </w:tc>
-              <w:tc>
-                <w:tcPr>
-                  <w:tcW w:type="dxa" w:w="3342"/>
+                    <w:t xml:space="preserve">Activity</w:t>
+                  </w:r>
+                </w:p>
+              </w:tc>
+              <w:tc>
+                <w:tcPr>
+                  <w:tcW w:type="dxa" w:w="2506"/>
                   <w:tcBorders>
                     <w:top w:val="single" w:color="B7C2D1" w:sz="4"/>
                     <w:left w:val="single" w:color="B7C2D1" w:sz="4"/>
@@ -5703,13 +9128,47 @@
                       <w:sz w:val="20"/>
                       <w:szCs w:val="20"/>
                     </w:rPr>
+                    <w:t xml:space="preserve">What to do</w:t>
+                  </w:r>
+                </w:p>
+              </w:tc>
+              <w:tc>
+                <w:tcPr>
+                  <w:tcW w:type="dxa" w:w="2506"/>
+                  <w:tcBorders>
+                    <w:top w:val="single" w:color="B7C2D1" w:sz="4"/>
+                    <w:left w:val="single" w:color="B7C2D1" w:sz="4"/>
+                    <w:bottom w:val="single" w:color="B7C2D1" w:sz="4"/>
+                    <w:right w:val="single" w:color="B7C2D1" w:sz="4"/>
+                  </w:tcBorders>
+                  <w:shd w:fill="E6ECF5" w:color="auto" w:val="clear"/>
+                  <w:tcMar>
+                    <w:top w:type="dxa" w:w="80"/>
+                    <w:left w:type="dxa" w:w="120"/>
+                    <w:bottom w:type="dxa" w:w="80"/>
+                    <w:right w:type="dxa" w:w="120"/>
+                  </w:tcMar>
+                  <w:vAlign w:val="center"/>
+                </w:tcPr>
+                <w:p>
+                  <w:pPr>
+                    <w:spacing w:after="0" w:before="0"/>
+                  </w:pPr>
+                  <w:r>
+                    <w:rPr>
+                      <w:rFonts w:ascii="Arial" w:cs="Arial" w:eastAsia="Arial" w:hAnsi="Arial"/>
+                      <w:b/>
+                      <w:bCs/>
+                      <w:sz w:val="20"/>
+                      <w:szCs w:val="20"/>
+                    </w:rPr>
                     <w:t xml:space="preserve">Marks</w:t>
                   </w:r>
                 </w:p>
               </w:tc>
               <w:tc>
                 <w:tcPr>
-                  <w:tcW w:type="dxa" w:w="3342"/>
+                  <w:tcW w:type="dxa" w:w="2506"/>
                   <w:tcBorders>
                     <w:top w:val="single" w:color="B7C2D1" w:sz="4"/>
                     <w:left w:val="single" w:color="B7C2D1" w:sz="4"/>
@@ -5749,73 +9208,107 @@
               </w:trPr>
               <w:tc>
                 <w:tcPr>
-                  <w:tcW w:type="dxa" w:w="3342"/>
-                  <w:tcBorders>
-                    <w:top w:val="single" w:color="B7C2D1" w:sz="4"/>
-                    <w:left w:val="single" w:color="B7C2D1" w:sz="4"/>
-                    <w:bottom w:val="single" w:color="B7C2D1" w:sz="4"/>
-                    <w:right w:val="single" w:color="B7C2D1" w:sz="4"/>
-                  </w:tcBorders>
-                  <w:shd w:fill="FFFFFF" w:color="auto" w:val="clear"/>
-                  <w:tcMar>
-                    <w:top w:type="dxa" w:w="80"/>
-                    <w:left w:type="dxa" w:w="120"/>
-                    <w:bottom w:type="dxa" w:w="80"/>
-                    <w:right w:type="dxa" w:w="120"/>
-                  </w:tcMar>
-                  <w:vAlign w:val="center"/>
-                </w:tcPr>
-                <w:p>
-                  <w:pPr>
-                    <w:spacing w:after="0" w:before="0"/>
-                  </w:pPr>
-                  <w:r>
-                    <w:rPr>
-                      <w:rFonts w:ascii="Arial" w:cs="Arial" w:eastAsia="Arial" w:hAnsi="Arial"/>
-                      <w:sz w:val="21"/>
-                      <w:szCs w:val="21"/>
-                    </w:rPr>
-                    <w:t xml:space="preserve">Ask the user for a seed to start the random number generator. Pick a random whole number from 1 to 6. Display [the number] and nothing else.</w:t>
-                  </w:r>
-                </w:p>
-              </w:tc>
-              <w:tc>
-                <w:tcPr>
-                  <w:tcW w:type="dxa" w:w="3342"/>
-                  <w:tcBorders>
-                    <w:top w:val="single" w:color="B7C2D1" w:sz="4"/>
-                    <w:left w:val="single" w:color="B7C2D1" w:sz="4"/>
-                    <w:bottom w:val="single" w:color="B7C2D1" w:sz="4"/>
-                    <w:right w:val="single" w:color="B7C2D1" w:sz="4"/>
-                  </w:tcBorders>
-                  <w:shd w:fill="FFFFFF" w:color="auto" w:val="clear"/>
-                  <w:tcMar>
-                    <w:top w:type="dxa" w:w="80"/>
-                    <w:left w:type="dxa" w:w="120"/>
-                    <w:bottom w:type="dxa" w:w="80"/>
-                    <w:right w:type="dxa" w:w="120"/>
-                  </w:tcMar>
-                  <w:vAlign w:val="center"/>
-                </w:tcPr>
-                <w:p>
-                  <w:pPr>
-                    <w:spacing w:after="0" w:before="0"/>
-                  </w:pPr>
-                  <w:r>
-                    <w:rPr>
-                      <w:rFonts w:ascii="Arial" w:cs="Arial" w:eastAsia="Arial" w:hAnsi="Arial"/>
-                      <w:b w:val="false"/>
-                      <w:bCs w:val="false"/>
-                      <w:sz w:val="21"/>
-                      <w:szCs w:val="21"/>
-                    </w:rPr>
-                    <w:t xml:space="preserve">2</w:t>
-                  </w:r>
-                </w:p>
-              </w:tc>
-              <w:tc>
-                <w:tcPr>
-                  <w:tcW w:type="dxa" w:w="3342"/>
+                  <w:tcW w:type="dxa" w:w="2506"/>
+                  <w:tcBorders>
+                    <w:top w:val="single" w:color="B7C2D1" w:sz="4"/>
+                    <w:left w:val="single" w:color="B7C2D1" w:sz="4"/>
+                    <w:bottom w:val="single" w:color="B7C2D1" w:sz="4"/>
+                    <w:right w:val="single" w:color="B7C2D1" w:sz="4"/>
+                  </w:tcBorders>
+                  <w:shd w:fill="FFFFFF" w:color="auto" w:val="clear"/>
+                  <w:tcMar>
+                    <w:top w:type="dxa" w:w="80"/>
+                    <w:left w:type="dxa" w:w="120"/>
+                    <w:bottom w:type="dxa" w:w="80"/>
+                    <w:right w:type="dxa" w:w="120"/>
+                  </w:tcMar>
+                  <w:vAlign w:val="center"/>
+                </w:tcPr>
+                <w:p>
+                  <w:pPr>
+                    <w:spacing w:after="0" w:before="0"/>
+                  </w:pPr>
+                  <w:r>
+                    <w:rPr>
+                      <w:rFonts w:ascii="Arial" w:cs="Arial" w:eastAsia="Arial" w:hAnsi="Arial"/>
+                      <w:sz w:val="21"/>
+                      <w:szCs w:val="21"/>
+                    </w:rPr>
+                    <w:t xml:space="preserve">Press Run. Then press Run again, and again. The number changes every time.</w:t>
+                  </w:r>
+                </w:p>
+              </w:tc>
+              <w:tc>
+                <w:tcPr>
+                  <w:tcW w:type="dxa" w:w="2506"/>
+                  <w:tcBorders>
+                    <w:top w:val="single" w:color="B7C2D1" w:sz="4"/>
+                    <w:left w:val="single" w:color="B7C2D1" w:sz="4"/>
+                    <w:bottom w:val="single" w:color="B7C2D1" w:sz="4"/>
+                    <w:right w:val="single" w:color="B7C2D1" w:sz="4"/>
+                  </w:tcBorders>
+                  <w:shd w:fill="FFFFFF" w:color="auto" w:val="clear"/>
+                  <w:tcMar>
+                    <w:top w:type="dxa" w:w="80"/>
+                    <w:left w:type="dxa" w:w="120"/>
+                    <w:bottom w:type="dxa" w:w="80"/>
+                    <w:right w:type="dxa" w:w="120"/>
+                  </w:tcMar>
+                  <w:vAlign w:val="center"/>
+                </w:tcPr>
+                <w:p>
+                  <w:pPr>
+                    <w:spacing w:after="0" w:before="0"/>
+                  </w:pPr>
+                  <w:r>
+                    <w:rPr>
+                      <w:rFonts w:ascii="Arial" w:cs="Arial" w:eastAsia="Arial" w:hAnsi="Arial"/>
+                      <w:b w:val="false"/>
+                      <w:bCs w:val="false"/>
+                      <w:sz w:val="21"/>
+                      <w:szCs w:val="21"/>
+                    </w:rPr>
+                    <w:t xml:space="preserve">Run it</w:t>
+                  </w:r>
+                </w:p>
+              </w:tc>
+              <w:tc>
+                <w:tcPr>
+                  <w:tcW w:type="dxa" w:w="2506"/>
+                  <w:tcBorders>
+                    <w:top w:val="single" w:color="B7C2D1" w:sz="4"/>
+                    <w:left w:val="single" w:color="B7C2D1" w:sz="4"/>
+                    <w:bottom w:val="single" w:color="B7C2D1" w:sz="4"/>
+                    <w:right w:val="single" w:color="B7C2D1" w:sz="4"/>
+                  </w:tcBorders>
+                  <w:shd w:fill="FFFFFF" w:color="auto" w:val="clear"/>
+                  <w:tcMar>
+                    <w:top w:type="dxa" w:w="80"/>
+                    <w:left w:type="dxa" w:w="120"/>
+                    <w:bottom w:type="dxa" w:w="80"/>
+                    <w:right w:type="dxa" w:w="120"/>
+                  </w:tcMar>
+                  <w:vAlign w:val="center"/>
+                </w:tcPr>
+                <w:p>
+                  <w:pPr>
+                    <w:spacing w:after="0" w:before="0"/>
+                  </w:pPr>
+                  <w:r>
+                    <w:rPr>
+                      <w:rFonts w:ascii="Arial" w:cs="Arial" w:eastAsia="Arial" w:hAnsi="Arial"/>
+                      <w:b w:val="false"/>
+                      <w:bCs w:val="false"/>
+                      <w:sz w:val="21"/>
+                      <w:szCs w:val="21"/>
+                    </w:rPr>
+                    <w:t xml:space="preserve">1</w:t>
+                  </w:r>
+                </w:p>
+              </w:tc>
+              <w:tc>
+                <w:tcPr>
+                  <w:tcW w:type="dxa" w:w="2506"/>
                   <w:tcBorders>
                     <w:top w:val="single" w:color="B7C2D1" w:sz="4"/>
                     <w:left w:val="single" w:color="B7C2D1" w:sz="4"/>
@@ -5855,73 +9348,107 @@
               </w:trPr>
               <w:tc>
                 <w:tcPr>
-                  <w:tcW w:type="dxa" w:w="3342"/>
-                  <w:tcBorders>
-                    <w:top w:val="single" w:color="B7C2D1" w:sz="4"/>
-                    <w:left w:val="single" w:color="B7C2D1" w:sz="4"/>
-                    <w:bottom w:val="single" w:color="B7C2D1" w:sz="4"/>
-                    <w:right w:val="single" w:color="B7C2D1" w:sz="4"/>
-                  </w:tcBorders>
-                  <w:shd w:fill="FFFFFF" w:color="auto" w:val="clear"/>
-                  <w:tcMar>
-                    <w:top w:type="dxa" w:w="80"/>
-                    <w:left w:type="dxa" w:w="120"/>
-                    <w:bottom w:type="dxa" w:w="80"/>
-                    <w:right w:type="dxa" w:w="120"/>
-                  </w:tcMar>
-                  <w:vAlign w:val="center"/>
-                </w:tcPr>
-                <w:p>
-                  <w:pPr>
-                    <w:spacing w:after="0" w:before="0"/>
-                  </w:pPr>
-                  <w:r>
-                    <w:rPr>
-                      <w:rFonts w:ascii="Arial" w:cs="Arial" w:eastAsia="Arial" w:hAnsi="Arial"/>
-                      <w:sz w:val="21"/>
-                      <w:szCs w:val="21"/>
-                    </w:rPr>
-                    <w:t xml:space="preserve">Ask the user for a seed to start the random number generator. Pick a random whole number from 1 to 6. Then pick a second random whole number from 1 to 6. Display [first number]. Then display [second number] on the next line.</w:t>
-                  </w:r>
-                </w:p>
-              </w:tc>
-              <w:tc>
-                <w:tcPr>
-                  <w:tcW w:type="dxa" w:w="3342"/>
-                  <w:tcBorders>
-                    <w:top w:val="single" w:color="B7C2D1" w:sz="4"/>
-                    <w:left w:val="single" w:color="B7C2D1" w:sz="4"/>
-                    <w:bottom w:val="single" w:color="B7C2D1" w:sz="4"/>
-                    <w:right w:val="single" w:color="B7C2D1" w:sz="4"/>
-                  </w:tcBorders>
-                  <w:shd w:fill="FFFFFF" w:color="auto" w:val="clear"/>
-                  <w:tcMar>
-                    <w:top w:type="dxa" w:w="80"/>
-                    <w:left w:type="dxa" w:w="120"/>
-                    <w:bottom w:type="dxa" w:w="80"/>
-                    <w:right w:type="dxa" w:w="120"/>
-                  </w:tcMar>
-                  <w:vAlign w:val="center"/>
-                </w:tcPr>
-                <w:p>
-                  <w:pPr>
-                    <w:spacing w:after="0" w:before="0"/>
-                  </w:pPr>
-                  <w:r>
-                    <w:rPr>
-                      <w:rFonts w:ascii="Arial" w:cs="Arial" w:eastAsia="Arial" w:hAnsi="Arial"/>
-                      <w:b w:val="false"/>
-                      <w:bCs w:val="false"/>
-                      <w:sz w:val="21"/>
-                      <w:szCs w:val="21"/>
-                    </w:rPr>
-                    <w:t xml:space="preserve">2</w:t>
-                  </w:r>
-                </w:p>
-              </w:tc>
-              <w:tc>
-                <w:tcPr>
-                  <w:tcW w:type="dxa" w:w="3342"/>
+                  <w:tcW w:type="dxa" w:w="2506"/>
+                  <w:tcBorders>
+                    <w:top w:val="single" w:color="B7C2D1" w:sz="4"/>
+                    <w:left w:val="single" w:color="B7C2D1" w:sz="4"/>
+                    <w:bottom w:val="single" w:color="B7C2D1" w:sz="4"/>
+                    <w:right w:val="single" w:color="B7C2D1" w:sz="4"/>
+                  </w:tcBorders>
+                  <w:shd w:fill="FFFFFF" w:color="auto" w:val="clear"/>
+                  <w:tcMar>
+                    <w:top w:type="dxa" w:w="80"/>
+                    <w:left w:type="dxa" w:w="120"/>
+                    <w:bottom w:type="dxa" w:w="80"/>
+                    <w:right w:type="dxa" w:w="120"/>
+                  </w:tcMar>
+                  <w:vAlign w:val="center"/>
+                </w:tcPr>
+                <w:p>
+                  <w:pPr>
+                    <w:spacing w:after="0" w:before="0"/>
+                  </w:pPr>
+                  <w:r>
+                    <w:rPr>
+                      <w:rFonts w:ascii="Arial" w:cs="Arial" w:eastAsia="Arial" w:hAnsi="Arial"/>
+                      <w:sz w:val="21"/>
+                      <w:szCs w:val="21"/>
+                    </w:rPr>
+                    <w:t xml:space="preserve">Press Run a few times. Two numbers are picked, and then added together.</w:t>
+                  </w:r>
+                </w:p>
+              </w:tc>
+              <w:tc>
+                <w:tcPr>
+                  <w:tcW w:type="dxa" w:w="2506"/>
+                  <w:tcBorders>
+                    <w:top w:val="single" w:color="B7C2D1" w:sz="4"/>
+                    <w:left w:val="single" w:color="B7C2D1" w:sz="4"/>
+                    <w:bottom w:val="single" w:color="B7C2D1" w:sz="4"/>
+                    <w:right w:val="single" w:color="B7C2D1" w:sz="4"/>
+                  </w:tcBorders>
+                  <w:shd w:fill="FFFFFF" w:color="auto" w:val="clear"/>
+                  <w:tcMar>
+                    <w:top w:type="dxa" w:w="80"/>
+                    <w:left w:type="dxa" w:w="120"/>
+                    <w:bottom w:type="dxa" w:w="80"/>
+                    <w:right w:type="dxa" w:w="120"/>
+                  </w:tcMar>
+                  <w:vAlign w:val="center"/>
+                </w:tcPr>
+                <w:p>
+                  <w:pPr>
+                    <w:spacing w:after="0" w:before="0"/>
+                  </w:pPr>
+                  <w:r>
+                    <w:rPr>
+                      <w:rFonts w:ascii="Arial" w:cs="Arial" w:eastAsia="Arial" w:hAnsi="Arial"/>
+                      <w:b w:val="false"/>
+                      <w:bCs w:val="false"/>
+                      <w:sz w:val="21"/>
+                      <w:szCs w:val="21"/>
+                    </w:rPr>
+                    <w:t xml:space="preserve">Run it</w:t>
+                  </w:r>
+                </w:p>
+              </w:tc>
+              <w:tc>
+                <w:tcPr>
+                  <w:tcW w:type="dxa" w:w="2506"/>
+                  <w:tcBorders>
+                    <w:top w:val="single" w:color="B7C2D1" w:sz="4"/>
+                    <w:left w:val="single" w:color="B7C2D1" w:sz="4"/>
+                    <w:bottom w:val="single" w:color="B7C2D1" w:sz="4"/>
+                    <w:right w:val="single" w:color="B7C2D1" w:sz="4"/>
+                  </w:tcBorders>
+                  <w:shd w:fill="FFFFFF" w:color="auto" w:val="clear"/>
+                  <w:tcMar>
+                    <w:top w:type="dxa" w:w="80"/>
+                    <w:left w:type="dxa" w:w="120"/>
+                    <w:bottom w:type="dxa" w:w="80"/>
+                    <w:right w:type="dxa" w:w="120"/>
+                  </w:tcMar>
+                  <w:vAlign w:val="center"/>
+                </w:tcPr>
+                <w:p>
+                  <w:pPr>
+                    <w:spacing w:after="0" w:before="0"/>
+                  </w:pPr>
+                  <w:r>
+                    <w:rPr>
+                      <w:rFonts w:ascii="Arial" w:cs="Arial" w:eastAsia="Arial" w:hAnsi="Arial"/>
+                      <w:b w:val="false"/>
+                      <w:bCs w:val="false"/>
+                      <w:sz w:val="21"/>
+                      <w:szCs w:val="21"/>
+                    </w:rPr>
+                    <w:t xml:space="preserve">1</w:t>
+                  </w:r>
+                </w:p>
+              </w:tc>
+              <w:tc>
+                <w:tcPr>
+                  <w:tcW w:type="dxa" w:w="2506"/>
                   <w:tcBorders>
                     <w:top w:val="single" w:color="B7C2D1" w:sz="4"/>
                     <w:left w:val="single" w:color="B7C2D1" w:sz="4"/>
@@ -5961,39 +9488,913 @@
               </w:trPr>
               <w:tc>
                 <w:tcPr>
-                  <w:tcW w:type="dxa" w:w="3342"/>
-                  <w:tcBorders>
-                    <w:top w:val="single" w:color="B7C2D1" w:sz="4"/>
-                    <w:left w:val="single" w:color="B7C2D1" w:sz="4"/>
-                    <w:bottom w:val="single" w:color="B7C2D1" w:sz="4"/>
-                    <w:right w:val="single" w:color="B7C2D1" w:sz="4"/>
-                  </w:tcBorders>
-                  <w:shd w:fill="FFFFFF" w:color="auto" w:val="clear"/>
-                  <w:tcMar>
-                    <w:top w:type="dxa" w:w="80"/>
-                    <w:left w:type="dxa" w:w="120"/>
-                    <w:bottom w:type="dxa" w:w="80"/>
-                    <w:right w:type="dxa" w:w="120"/>
-                  </w:tcMar>
-                  <w:vAlign w:val="center"/>
-                </w:tcPr>
-                <w:p>
-                  <w:pPr>
-                    <w:spacing w:after="0" w:before="0"/>
-                  </w:pPr>
-                  <w:r>
-                    <w:rPr>
-                      <w:rFonts w:ascii="Arial" w:cs="Arial" w:eastAsia="Arial" w:hAnsi="Arial"/>
-                      <w:sz w:val="21"/>
-                      <w:szCs w:val="21"/>
-                    </w:rPr>
-                    <w:t xml:space="preserve">Ask the user for a seed to start the random number generator. Pick three random whole numbers from 10 to 20. Display them one on each line. Add the three numbers together. Then display [total] on the next line.</w:t>
-                  </w:r>
-                </w:p>
-              </w:tc>
-              <w:tc>
-                <w:tcPr>
-                  <w:tcW w:type="dxa" w:w="3342"/>
+                  <w:tcW w:type="dxa" w:w="2506"/>
+                  <w:tcBorders>
+                    <w:top w:val="single" w:color="B7C2D1" w:sz="4"/>
+                    <w:left w:val="single" w:color="B7C2D1" w:sz="4"/>
+                    <w:bottom w:val="single" w:color="B7C2D1" w:sz="4"/>
+                    <w:right w:val="single" w:color="B7C2D1" w:sz="4"/>
+                  </w:tcBorders>
+                  <w:shd w:fill="FFFFFF" w:color="auto" w:val="clear"/>
+                  <w:tcMar>
+                    <w:top w:type="dxa" w:w="80"/>
+                    <w:left w:type="dxa" w:w="120"/>
+                    <w:bottom w:type="dxa" w:w="80"/>
+                    <w:right w:type="dxa" w:w="120"/>
+                  </w:tcMar>
+                  <w:vAlign w:val="center"/>
+                </w:tcPr>
+                <w:p>
+                  <w:pPr>
+                    <w:spacing w:after="0" w:before="0"/>
+                  </w:pPr>
+                  <w:r>
+                    <w:rPr>
+                      <w:rFonts w:ascii="Arial" w:cs="Arial" w:eastAsia="Arial" w:hAnsi="Arial"/>
+                      <w:sz w:val="21"/>
+                      <w:szCs w:val="21"/>
+                    </w:rPr>
+                    <w:t xml:space="preserve">What will this program display?</w:t>
+                  </w:r>
+                </w:p>
+              </w:tc>
+              <w:tc>
+                <w:tcPr>
+                  <w:tcW w:type="dxa" w:w="2506"/>
+                  <w:tcBorders>
+                    <w:top w:val="single" w:color="B7C2D1" w:sz="4"/>
+                    <w:left w:val="single" w:color="B7C2D1" w:sz="4"/>
+                    <w:bottom w:val="single" w:color="B7C2D1" w:sz="4"/>
+                    <w:right w:val="single" w:color="B7C2D1" w:sz="4"/>
+                  </w:tcBorders>
+                  <w:shd w:fill="FFFFFF" w:color="auto" w:val="clear"/>
+                  <w:tcMar>
+                    <w:top w:type="dxa" w:w="80"/>
+                    <w:left w:type="dxa" w:w="120"/>
+                    <w:bottom w:type="dxa" w:w="80"/>
+                    <w:right w:type="dxa" w:w="120"/>
+                  </w:tcMar>
+                  <w:vAlign w:val="center"/>
+                </w:tcPr>
+                <w:p>
+                  <w:pPr>
+                    <w:spacing w:after="0" w:before="0"/>
+                  </w:pPr>
+                  <w:r>
+                    <w:rPr>
+                      <w:rFonts w:ascii="Arial" w:cs="Arial" w:eastAsia="Arial" w:hAnsi="Arial"/>
+                      <w:b w:val="false"/>
+                      <w:bCs w:val="false"/>
+                      <w:sz w:val="21"/>
+                      <w:szCs w:val="21"/>
+                    </w:rPr>
+                    <w:t xml:space="preserve">Predict</w:t>
+                  </w:r>
+                </w:p>
+              </w:tc>
+              <w:tc>
+                <w:tcPr>
+                  <w:tcW w:type="dxa" w:w="2506"/>
+                  <w:tcBorders>
+                    <w:top w:val="single" w:color="B7C2D1" w:sz="4"/>
+                    <w:left w:val="single" w:color="B7C2D1" w:sz="4"/>
+                    <w:bottom w:val="single" w:color="B7C2D1" w:sz="4"/>
+                    <w:right w:val="single" w:color="B7C2D1" w:sz="4"/>
+                  </w:tcBorders>
+                  <w:shd w:fill="FFFFFF" w:color="auto" w:val="clear"/>
+                  <w:tcMar>
+                    <w:top w:type="dxa" w:w="80"/>
+                    <w:left w:type="dxa" w:w="120"/>
+                    <w:bottom w:type="dxa" w:w="80"/>
+                    <w:right w:type="dxa" w:w="120"/>
+                  </w:tcMar>
+                  <w:vAlign w:val="center"/>
+                </w:tcPr>
+                <w:p>
+                  <w:pPr>
+                    <w:spacing w:after="0" w:before="0"/>
+                  </w:pPr>
+                  <w:r>
+                    <w:rPr>
+                      <w:rFonts w:ascii="Arial" w:cs="Arial" w:eastAsia="Arial" w:hAnsi="Arial"/>
+                      <w:b w:val="false"/>
+                      <w:bCs w:val="false"/>
+                      <w:sz w:val="21"/>
+                      <w:szCs w:val="21"/>
+                    </w:rPr>
+                    <w:t xml:space="preserve">1</w:t>
+                  </w:r>
+                </w:p>
+              </w:tc>
+              <w:tc>
+                <w:tcPr>
+                  <w:tcW w:type="dxa" w:w="2506"/>
+                  <w:tcBorders>
+                    <w:top w:val="single" w:color="B7C2D1" w:sz="4"/>
+                    <w:left w:val="single" w:color="B7C2D1" w:sz="4"/>
+                    <w:bottom w:val="single" w:color="B7C2D1" w:sz="4"/>
+                    <w:right w:val="single" w:color="B7C2D1" w:sz="4"/>
+                  </w:tcBorders>
+                  <w:shd w:fill="FFFFFF" w:color="auto" w:val="clear"/>
+                  <w:tcMar>
+                    <w:top w:type="dxa" w:w="80"/>
+                    <w:left w:type="dxa" w:w="120"/>
+                    <w:bottom w:type="dxa" w:w="80"/>
+                    <w:right w:type="dxa" w:w="120"/>
+                  </w:tcMar>
+                  <w:vAlign w:val="center"/>
+                </w:tcPr>
+                <w:p>
+                  <w:pPr>
+                    <w:spacing w:after="0" w:before="0"/>
+                  </w:pPr>
+                  <w:r>
+                    <w:rPr>
+                      <w:rFonts w:ascii="Arial" w:cs="Arial" w:eastAsia="Arial" w:hAnsi="Arial"/>
+                      <w:b w:val="false"/>
+                      <w:bCs w:val="false"/>
+                      <w:sz w:val="21"/>
+                      <w:szCs w:val="21"/>
+                    </w:rPr>
+                    <w:t xml:space="preserve"/>
+                  </w:r>
+                </w:p>
+              </w:tc>
+            </w:tr>
+            <w:tr>
+              <w:trPr>
+                <w:cantSplit/>
+                <w:trHeight w:val="360" w:hRule="atLeast"/>
+              </w:trPr>
+              <w:tc>
+                <w:tcPr>
+                  <w:tcW w:type="dxa" w:w="2506"/>
+                  <w:tcBorders>
+                    <w:top w:val="single" w:color="B7C2D1" w:sz="4"/>
+                    <w:left w:val="single" w:color="B7C2D1" w:sz="4"/>
+                    <w:bottom w:val="single" w:color="B7C2D1" w:sz="4"/>
+                    <w:right w:val="single" w:color="B7C2D1" w:sz="4"/>
+                  </w:tcBorders>
+                  <w:shd w:fill="FFFFFF" w:color="auto" w:val="clear"/>
+                  <w:tcMar>
+                    <w:top w:type="dxa" w:w="80"/>
+                    <w:left w:type="dxa" w:w="120"/>
+                    <w:bottom w:type="dxa" w:w="80"/>
+                    <w:right w:type="dxa" w:w="120"/>
+                  </w:tcMar>
+                  <w:vAlign w:val="center"/>
+                </w:tcPr>
+                <w:p>
+                  <w:pPr>
+                    <w:spacing w:after="0" w:before="0"/>
+                  </w:pPr>
+                  <w:r>
+                    <w:rPr>
+                      <w:rFonts w:ascii="Arial" w:cs="Arial" w:eastAsia="Arial" w:hAnsi="Arial"/>
+                      <w:sz w:val="21"/>
+                      <w:szCs w:val="21"/>
+                    </w:rPr>
+                    <w:t xml:space="preserve">Change the program so it can only ever display 9.</w:t>
+                  </w:r>
+                </w:p>
+              </w:tc>
+              <w:tc>
+                <w:tcPr>
+                  <w:tcW w:type="dxa" w:w="2506"/>
+                  <w:tcBorders>
+                    <w:top w:val="single" w:color="B7C2D1" w:sz="4"/>
+                    <w:left w:val="single" w:color="B7C2D1" w:sz="4"/>
+                    <w:bottom w:val="single" w:color="B7C2D1" w:sz="4"/>
+                    <w:right w:val="single" w:color="B7C2D1" w:sz="4"/>
+                  </w:tcBorders>
+                  <w:shd w:fill="FFFFFF" w:color="auto" w:val="clear"/>
+                  <w:tcMar>
+                    <w:top w:type="dxa" w:w="80"/>
+                    <w:left w:type="dxa" w:w="120"/>
+                    <w:bottom w:type="dxa" w:w="80"/>
+                    <w:right w:type="dxa" w:w="120"/>
+                  </w:tcMar>
+                  <w:vAlign w:val="center"/>
+                </w:tcPr>
+                <w:p>
+                  <w:pPr>
+                    <w:spacing w:after="0" w:before="0"/>
+                  </w:pPr>
+                  <w:r>
+                    <w:rPr>
+                      <w:rFonts w:ascii="Arial" w:cs="Arial" w:eastAsia="Arial" w:hAnsi="Arial"/>
+                      <w:b w:val="false"/>
+                      <w:bCs w:val="false"/>
+                      <w:sz w:val="21"/>
+                      <w:szCs w:val="21"/>
+                    </w:rPr>
+                    <w:t xml:space="preserve">Change it</w:t>
+                  </w:r>
+                </w:p>
+              </w:tc>
+              <w:tc>
+                <w:tcPr>
+                  <w:tcW w:type="dxa" w:w="2506"/>
+                  <w:tcBorders>
+                    <w:top w:val="single" w:color="B7C2D1" w:sz="4"/>
+                    <w:left w:val="single" w:color="B7C2D1" w:sz="4"/>
+                    <w:bottom w:val="single" w:color="B7C2D1" w:sz="4"/>
+                    <w:right w:val="single" w:color="B7C2D1" w:sz="4"/>
+                  </w:tcBorders>
+                  <w:shd w:fill="FFFFFF" w:color="auto" w:val="clear"/>
+                  <w:tcMar>
+                    <w:top w:type="dxa" w:w="80"/>
+                    <w:left w:type="dxa" w:w="120"/>
+                    <w:bottom w:type="dxa" w:w="80"/>
+                    <w:right w:type="dxa" w:w="120"/>
+                  </w:tcMar>
+                  <w:vAlign w:val="center"/>
+                </w:tcPr>
+                <w:p>
+                  <w:pPr>
+                    <w:spacing w:after="0" w:before="0"/>
+                  </w:pPr>
+                  <w:r>
+                    <w:rPr>
+                      <w:rFonts w:ascii="Arial" w:cs="Arial" w:eastAsia="Arial" w:hAnsi="Arial"/>
+                      <w:b w:val="false"/>
+                      <w:bCs w:val="false"/>
+                      <w:sz w:val="21"/>
+                      <w:szCs w:val="21"/>
+                    </w:rPr>
+                    <w:t xml:space="preserve">1</w:t>
+                  </w:r>
+                </w:p>
+              </w:tc>
+              <w:tc>
+                <w:tcPr>
+                  <w:tcW w:type="dxa" w:w="2506"/>
+                  <w:tcBorders>
+                    <w:top w:val="single" w:color="B7C2D1" w:sz="4"/>
+                    <w:left w:val="single" w:color="B7C2D1" w:sz="4"/>
+                    <w:bottom w:val="single" w:color="B7C2D1" w:sz="4"/>
+                    <w:right w:val="single" w:color="B7C2D1" w:sz="4"/>
+                  </w:tcBorders>
+                  <w:shd w:fill="FFFFFF" w:color="auto" w:val="clear"/>
+                  <w:tcMar>
+                    <w:top w:type="dxa" w:w="80"/>
+                    <w:left w:type="dxa" w:w="120"/>
+                    <w:bottom w:type="dxa" w:w="80"/>
+                    <w:right w:type="dxa" w:w="120"/>
+                  </w:tcMar>
+                  <w:vAlign w:val="center"/>
+                </w:tcPr>
+                <w:p>
+                  <w:pPr>
+                    <w:spacing w:after="0" w:before="0"/>
+                  </w:pPr>
+                  <w:r>
+                    <w:rPr>
+                      <w:rFonts w:ascii="Arial" w:cs="Arial" w:eastAsia="Arial" w:hAnsi="Arial"/>
+                      <w:b w:val="false"/>
+                      <w:bCs w:val="false"/>
+                      <w:sz w:val="21"/>
+                      <w:szCs w:val="21"/>
+                    </w:rPr>
+                    <w:t xml:space="preserve"/>
+                  </w:r>
+                </w:p>
+              </w:tc>
+            </w:tr>
+            <w:tr>
+              <w:trPr>
+                <w:cantSplit/>
+                <w:trHeight w:val="360" w:hRule="atLeast"/>
+              </w:trPr>
+              <w:tc>
+                <w:tcPr>
+                  <w:tcW w:type="dxa" w:w="2506"/>
+                  <w:tcBorders>
+                    <w:top w:val="single" w:color="B7C2D1" w:sz="4"/>
+                    <w:left w:val="single" w:color="B7C2D1" w:sz="4"/>
+                    <w:bottom w:val="single" w:color="B7C2D1" w:sz="4"/>
+                    <w:right w:val="single" w:color="B7C2D1" w:sz="4"/>
+                  </w:tcBorders>
+                  <w:shd w:fill="FFFFFF" w:color="auto" w:val="clear"/>
+                  <w:tcMar>
+                    <w:top w:type="dxa" w:w="80"/>
+                    <w:left w:type="dxa" w:w="120"/>
+                    <w:bottom w:type="dxa" w:w="80"/>
+                    <w:right w:type="dxa" w:w="120"/>
+                  </w:tcMar>
+                  <w:vAlign w:val="center"/>
+                </w:tcPr>
+                <w:p>
+                  <w:pPr>
+                    <w:spacing w:after="0" w:before="0"/>
+                  </w:pPr>
+                  <w:r>
+                    <w:rPr>
+                      <w:rFonts w:ascii="Arial" w:cs="Arial" w:eastAsia="Arial" w:hAnsi="Arial"/>
+                      <w:sz w:val="21"/>
+                      <w:szCs w:val="21"/>
+                    </w:rPr>
+                    <w:t xml:space="preserve">Finish the program so it displays how many different numbers the dice could have picked.</w:t>
+                  </w:r>
+                </w:p>
+              </w:tc>
+              <w:tc>
+                <w:tcPr>
+                  <w:tcW w:type="dxa" w:w="2506"/>
+                  <w:tcBorders>
+                    <w:top w:val="single" w:color="B7C2D1" w:sz="4"/>
+                    <w:left w:val="single" w:color="B7C2D1" w:sz="4"/>
+                    <w:bottom w:val="single" w:color="B7C2D1" w:sz="4"/>
+                    <w:right w:val="single" w:color="B7C2D1" w:sz="4"/>
+                  </w:tcBorders>
+                  <w:shd w:fill="FFFFFF" w:color="auto" w:val="clear"/>
+                  <w:tcMar>
+                    <w:top w:type="dxa" w:w="80"/>
+                    <w:left w:type="dxa" w:w="120"/>
+                    <w:bottom w:type="dxa" w:w="80"/>
+                    <w:right w:type="dxa" w:w="120"/>
+                  </w:tcMar>
+                  <w:vAlign w:val="center"/>
+                </w:tcPr>
+                <w:p>
+                  <w:pPr>
+                    <w:spacing w:after="0" w:before="0"/>
+                  </w:pPr>
+                  <w:r>
+                    <w:rPr>
+                      <w:rFonts w:ascii="Arial" w:cs="Arial" w:eastAsia="Arial" w:hAnsi="Arial"/>
+                      <w:b w:val="false"/>
+                      <w:bCs w:val="false"/>
+                      <w:sz w:val="21"/>
+                      <w:szCs w:val="21"/>
+                    </w:rPr>
+                    <w:t xml:space="preserve">Complete it</w:t>
+                  </w:r>
+                </w:p>
+              </w:tc>
+              <w:tc>
+                <w:tcPr>
+                  <w:tcW w:type="dxa" w:w="2506"/>
+                  <w:tcBorders>
+                    <w:top w:val="single" w:color="B7C2D1" w:sz="4"/>
+                    <w:left w:val="single" w:color="B7C2D1" w:sz="4"/>
+                    <w:bottom w:val="single" w:color="B7C2D1" w:sz="4"/>
+                    <w:right w:val="single" w:color="B7C2D1" w:sz="4"/>
+                  </w:tcBorders>
+                  <w:shd w:fill="FFFFFF" w:color="auto" w:val="clear"/>
+                  <w:tcMar>
+                    <w:top w:type="dxa" w:w="80"/>
+                    <w:left w:type="dxa" w:w="120"/>
+                    <w:bottom w:type="dxa" w:w="80"/>
+                    <w:right w:type="dxa" w:w="120"/>
+                  </w:tcMar>
+                  <w:vAlign w:val="center"/>
+                </w:tcPr>
+                <w:p>
+                  <w:pPr>
+                    <w:spacing w:after="0" w:before="0"/>
+                  </w:pPr>
+                  <w:r>
+                    <w:rPr>
+                      <w:rFonts w:ascii="Arial" w:cs="Arial" w:eastAsia="Arial" w:hAnsi="Arial"/>
+                      <w:b w:val="false"/>
+                      <w:bCs w:val="false"/>
+                      <w:sz w:val="21"/>
+                      <w:szCs w:val="21"/>
+                    </w:rPr>
+                    <w:t xml:space="preserve">2</w:t>
+                  </w:r>
+                </w:p>
+              </w:tc>
+              <w:tc>
+                <w:tcPr>
+                  <w:tcW w:type="dxa" w:w="2506"/>
+                  <w:tcBorders>
+                    <w:top w:val="single" w:color="B7C2D1" w:sz="4"/>
+                    <w:left w:val="single" w:color="B7C2D1" w:sz="4"/>
+                    <w:bottom w:val="single" w:color="B7C2D1" w:sz="4"/>
+                    <w:right w:val="single" w:color="B7C2D1" w:sz="4"/>
+                  </w:tcBorders>
+                  <w:shd w:fill="FFFFFF" w:color="auto" w:val="clear"/>
+                  <w:tcMar>
+                    <w:top w:type="dxa" w:w="80"/>
+                    <w:left w:type="dxa" w:w="120"/>
+                    <w:bottom w:type="dxa" w:w="80"/>
+                    <w:right w:type="dxa" w:w="120"/>
+                  </w:tcMar>
+                  <w:vAlign w:val="center"/>
+                </w:tcPr>
+                <w:p>
+                  <w:pPr>
+                    <w:spacing w:after="0" w:before="0"/>
+                  </w:pPr>
+                  <w:r>
+                    <w:rPr>
+                      <w:rFonts w:ascii="Arial" w:cs="Arial" w:eastAsia="Arial" w:hAnsi="Arial"/>
+                      <w:b w:val="false"/>
+                      <w:bCs w:val="false"/>
+                      <w:sz w:val="21"/>
+                      <w:szCs w:val="21"/>
+                    </w:rPr>
+                    <w:t xml:space="preserve"/>
+                  </w:r>
+                </w:p>
+              </w:tc>
+            </w:tr>
+            <w:tr>
+              <w:trPr>
+                <w:cantSplit/>
+                <w:trHeight w:val="360" w:hRule="atLeast"/>
+              </w:trPr>
+              <w:tc>
+                <w:tcPr>
+                  <w:tcW w:type="dxa" w:w="2506"/>
+                  <w:tcBorders>
+                    <w:top w:val="single" w:color="B7C2D1" w:sz="4"/>
+                    <w:left w:val="single" w:color="B7C2D1" w:sz="4"/>
+                    <w:bottom w:val="single" w:color="B7C2D1" w:sz="4"/>
+                    <w:right w:val="single" w:color="B7C2D1" w:sz="4"/>
+                  </w:tcBorders>
+                  <w:shd w:fill="FFFFFF" w:color="auto" w:val="clear"/>
+                  <w:tcMar>
+                    <w:top w:type="dxa" w:w="80"/>
+                    <w:left w:type="dxa" w:w="120"/>
+                    <w:bottom w:type="dxa" w:w="80"/>
+                    <w:right w:type="dxa" w:w="120"/>
+                  </w:tcMar>
+                  <w:vAlign w:val="center"/>
+                </w:tcPr>
+                <w:p>
+                  <w:pPr>
+                    <w:spacing w:after="0" w:before="0"/>
+                  </w:pPr>
+                  <w:r>
+                    <w:rPr>
+                      <w:rFonts w:ascii="Arial" w:cs="Arial" w:eastAsia="Arial" w:hAnsi="Arial"/>
+                      <w:sz w:val="21"/>
+                      <w:szCs w:val="21"/>
+                    </w:rPr>
+                    <w:t xml:space="preserve">Ask the user for a whole number. Then ask for a second whole number. Roll a dice that can only show the first number. Roll a second dice that can only show the second number. Display the first roll. Then display the second roll on the next line. Then display the two rolls added together on the next line.</w:t>
+                  </w:r>
+                </w:p>
+              </w:tc>
+              <w:tc>
+                <w:tcPr>
+                  <w:tcW w:type="dxa" w:w="2506"/>
+                  <w:tcBorders>
+                    <w:top w:val="single" w:color="B7C2D1" w:sz="4"/>
+                    <w:left w:val="single" w:color="B7C2D1" w:sz="4"/>
+                    <w:bottom w:val="single" w:color="B7C2D1" w:sz="4"/>
+                    <w:right w:val="single" w:color="B7C2D1" w:sz="4"/>
+                  </w:tcBorders>
+                  <w:shd w:fill="FFFFFF" w:color="auto" w:val="clear"/>
+                  <w:tcMar>
+                    <w:top w:type="dxa" w:w="80"/>
+                    <w:left w:type="dxa" w:w="120"/>
+                    <w:bottom w:type="dxa" w:w="80"/>
+                    <w:right w:type="dxa" w:w="120"/>
+                  </w:tcMar>
+                  <w:vAlign w:val="center"/>
+                </w:tcPr>
+                <w:p>
+                  <w:pPr>
+                    <w:spacing w:after="0" w:before="0"/>
+                  </w:pPr>
+                  <w:r>
+                    <w:rPr>
+                      <w:rFonts w:ascii="Arial" w:cs="Arial" w:eastAsia="Arial" w:hAnsi="Arial"/>
+                      <w:b w:val="false"/>
+                      <w:bCs w:val="false"/>
+                      <w:sz w:val="21"/>
+                      <w:szCs w:val="21"/>
+                    </w:rPr>
+                    <w:t xml:space="preserve">Write it</w:t>
+                  </w:r>
+                </w:p>
+              </w:tc>
+              <w:tc>
+                <w:tcPr>
+                  <w:tcW w:type="dxa" w:w="2506"/>
+                  <w:tcBorders>
+                    <w:top w:val="single" w:color="B7C2D1" w:sz="4"/>
+                    <w:left w:val="single" w:color="B7C2D1" w:sz="4"/>
+                    <w:bottom w:val="single" w:color="B7C2D1" w:sz="4"/>
+                    <w:right w:val="single" w:color="B7C2D1" w:sz="4"/>
+                  </w:tcBorders>
+                  <w:shd w:fill="FFFFFF" w:color="auto" w:val="clear"/>
+                  <w:tcMar>
+                    <w:top w:type="dxa" w:w="80"/>
+                    <w:left w:type="dxa" w:w="120"/>
+                    <w:bottom w:type="dxa" w:w="80"/>
+                    <w:right w:type="dxa" w:w="120"/>
+                  </w:tcMar>
+                  <w:vAlign w:val="center"/>
+                </w:tcPr>
+                <w:p>
+                  <w:pPr>
+                    <w:spacing w:after="0" w:before="0"/>
+                  </w:pPr>
+                  <w:r>
+                    <w:rPr>
+                      <w:rFonts w:ascii="Arial" w:cs="Arial" w:eastAsia="Arial" w:hAnsi="Arial"/>
+                      <w:b w:val="false"/>
+                      <w:bCs w:val="false"/>
+                      <w:sz w:val="21"/>
+                      <w:szCs w:val="21"/>
+                    </w:rPr>
+                    <w:t xml:space="preserve">2</w:t>
+                  </w:r>
+                </w:p>
+              </w:tc>
+              <w:tc>
+                <w:tcPr>
+                  <w:tcW w:type="dxa" w:w="2506"/>
+                  <w:tcBorders>
+                    <w:top w:val="single" w:color="B7C2D1" w:sz="4"/>
+                    <w:left w:val="single" w:color="B7C2D1" w:sz="4"/>
+                    <w:bottom w:val="single" w:color="B7C2D1" w:sz="4"/>
+                    <w:right w:val="single" w:color="B7C2D1" w:sz="4"/>
+                  </w:tcBorders>
+                  <w:shd w:fill="FFFFFF" w:color="auto" w:val="clear"/>
+                  <w:tcMar>
+                    <w:top w:type="dxa" w:w="80"/>
+                    <w:left w:type="dxa" w:w="120"/>
+                    <w:bottom w:type="dxa" w:w="80"/>
+                    <w:right w:type="dxa" w:w="120"/>
+                  </w:tcMar>
+                  <w:vAlign w:val="center"/>
+                </w:tcPr>
+                <w:p>
+                  <w:pPr>
+                    <w:spacing w:after="0" w:before="0"/>
+                  </w:pPr>
+                  <w:r>
+                    <w:rPr>
+                      <w:rFonts w:ascii="Arial" w:cs="Arial" w:eastAsia="Arial" w:hAnsi="Arial"/>
+                      <w:b w:val="false"/>
+                      <w:bCs w:val="false"/>
+                      <w:sz w:val="21"/>
+                      <w:szCs w:val="21"/>
+                    </w:rPr>
+                    <w:t xml:space="preserve"/>
+                  </w:r>
+                </w:p>
+              </w:tc>
+            </w:tr>
+            <w:tr>
+              <w:trPr>
+                <w:cantSplit/>
+                <w:trHeight w:val="360" w:hRule="atLeast"/>
+              </w:trPr>
+              <w:tc>
+                <w:tcPr>
+                  <w:tcW w:type="dxa" w:w="2506"/>
+                  <w:tcBorders>
+                    <w:top w:val="single" w:color="B7C2D1" w:sz="4"/>
+                    <w:left w:val="single" w:color="B7C2D1" w:sz="4"/>
+                    <w:bottom w:val="single" w:color="B7C2D1" w:sz="4"/>
+                    <w:right w:val="single" w:color="B7C2D1" w:sz="4"/>
+                  </w:tcBorders>
+                  <w:shd w:fill="FFFFFF" w:color="auto" w:val="clear"/>
+                  <w:tcMar>
+                    <w:top w:type="dxa" w:w="80"/>
+                    <w:left w:type="dxa" w:w="120"/>
+                    <w:bottom w:type="dxa" w:w="80"/>
+                    <w:right w:type="dxa" w:w="120"/>
+                  </w:tcMar>
+                  <w:vAlign w:val="center"/>
+                </w:tcPr>
+                <w:p>
+                  <w:pPr>
+                    <w:spacing w:after="0" w:before="0"/>
+                  </w:pPr>
+                  <w:r>
+                    <w:rPr>
+                      <w:rFonts w:ascii="Arial" w:cs="Arial" w:eastAsia="Arial" w:hAnsi="Arial"/>
+                      <w:sz w:val="21"/>
+                      <w:szCs w:val="21"/>
+                    </w:rPr>
+                    <w:t xml:space="preserve">Ask the user for a whole number. Use random.randint so that the only number it can possibly pick is the number typed in. Display the number it picked.</w:t>
+                  </w:r>
+                </w:p>
+              </w:tc>
+              <w:tc>
+                <w:tcPr>
+                  <w:tcW w:type="dxa" w:w="2506"/>
+                  <w:tcBorders>
+                    <w:top w:val="single" w:color="B7C2D1" w:sz="4"/>
+                    <w:left w:val="single" w:color="B7C2D1" w:sz="4"/>
+                    <w:bottom w:val="single" w:color="B7C2D1" w:sz="4"/>
+                    <w:right w:val="single" w:color="B7C2D1" w:sz="4"/>
+                  </w:tcBorders>
+                  <w:shd w:fill="FFFFFF" w:color="auto" w:val="clear"/>
+                  <w:tcMar>
+                    <w:top w:type="dxa" w:w="80"/>
+                    <w:left w:type="dxa" w:w="120"/>
+                    <w:bottom w:type="dxa" w:w="80"/>
+                    <w:right w:type="dxa" w:w="120"/>
+                  </w:tcMar>
+                  <w:vAlign w:val="center"/>
+                </w:tcPr>
+                <w:p>
+                  <w:pPr>
+                    <w:spacing w:after="0" w:before="0"/>
+                  </w:pPr>
+                  <w:r>
+                    <w:rPr>
+                      <w:rFonts w:ascii="Arial" w:cs="Arial" w:eastAsia="Arial" w:hAnsi="Arial"/>
+                      <w:b w:val="false"/>
+                      <w:bCs w:val="false"/>
+                      <w:sz w:val="21"/>
+                      <w:szCs w:val="21"/>
+                    </w:rPr>
+                    <w:t xml:space="preserve">Write it</w:t>
+                  </w:r>
+                </w:p>
+              </w:tc>
+              <w:tc>
+                <w:tcPr>
+                  <w:tcW w:type="dxa" w:w="2506"/>
+                  <w:tcBorders>
+                    <w:top w:val="single" w:color="B7C2D1" w:sz="4"/>
+                    <w:left w:val="single" w:color="B7C2D1" w:sz="4"/>
+                    <w:bottom w:val="single" w:color="B7C2D1" w:sz="4"/>
+                    <w:right w:val="single" w:color="B7C2D1" w:sz="4"/>
+                  </w:tcBorders>
+                  <w:shd w:fill="FFFFFF" w:color="auto" w:val="clear"/>
+                  <w:tcMar>
+                    <w:top w:type="dxa" w:w="80"/>
+                    <w:left w:type="dxa" w:w="120"/>
+                    <w:bottom w:type="dxa" w:w="80"/>
+                    <w:right w:type="dxa" w:w="120"/>
+                  </w:tcMar>
+                  <w:vAlign w:val="center"/>
+                </w:tcPr>
+                <w:p>
+                  <w:pPr>
+                    <w:spacing w:after="0" w:before="0"/>
+                  </w:pPr>
+                  <w:r>
+                    <w:rPr>
+                      <w:rFonts w:ascii="Arial" w:cs="Arial" w:eastAsia="Arial" w:hAnsi="Arial"/>
+                      <w:b w:val="false"/>
+                      <w:bCs w:val="false"/>
+                      <w:sz w:val="21"/>
+                      <w:szCs w:val="21"/>
+                    </w:rPr>
+                    <w:t xml:space="preserve">2</w:t>
+                  </w:r>
+                </w:p>
+              </w:tc>
+              <w:tc>
+                <w:tcPr>
+                  <w:tcW w:type="dxa" w:w="2506"/>
+                  <w:tcBorders>
+                    <w:top w:val="single" w:color="B7C2D1" w:sz="4"/>
+                    <w:left w:val="single" w:color="B7C2D1" w:sz="4"/>
+                    <w:bottom w:val="single" w:color="B7C2D1" w:sz="4"/>
+                    <w:right w:val="single" w:color="B7C2D1" w:sz="4"/>
+                  </w:tcBorders>
+                  <w:shd w:fill="FFFFFF" w:color="auto" w:val="clear"/>
+                  <w:tcMar>
+                    <w:top w:type="dxa" w:w="80"/>
+                    <w:left w:type="dxa" w:w="120"/>
+                    <w:bottom w:type="dxa" w:w="80"/>
+                    <w:right w:type="dxa" w:w="120"/>
+                  </w:tcMar>
+                  <w:vAlign w:val="center"/>
+                </w:tcPr>
+                <w:p>
+                  <w:pPr>
+                    <w:spacing w:after="0" w:before="0"/>
+                  </w:pPr>
+                  <w:r>
+                    <w:rPr>
+                      <w:rFonts w:ascii="Arial" w:cs="Arial" w:eastAsia="Arial" w:hAnsi="Arial"/>
+                      <w:b w:val="false"/>
+                      <w:bCs w:val="false"/>
+                      <w:sz w:val="21"/>
+                      <w:szCs w:val="21"/>
+                    </w:rPr>
+                    <w:t xml:space="preserve"/>
+                  </w:r>
+                </w:p>
+              </w:tc>
+            </w:tr>
+            <w:tr>
+              <w:trPr>
+                <w:cantSplit/>
+                <w:trHeight w:val="360" w:hRule="atLeast"/>
+              </w:trPr>
+              <w:tc>
+                <w:tcPr>
+                  <w:tcW w:type="dxa" w:w="2506"/>
+                  <w:tcBorders>
+                    <w:top w:val="single" w:color="B7C2D1" w:sz="4"/>
+                    <w:left w:val="single" w:color="B7C2D1" w:sz="4"/>
+                    <w:bottom w:val="single" w:color="B7C2D1" w:sz="4"/>
+                    <w:right w:val="single" w:color="B7C2D1" w:sz="4"/>
+                  </w:tcBorders>
+                  <w:shd w:fill="FFFFFF" w:color="auto" w:val="clear"/>
+                  <w:tcMar>
+                    <w:top w:type="dxa" w:w="80"/>
+                    <w:left w:type="dxa" w:w="120"/>
+                    <w:bottom w:type="dxa" w:w="80"/>
+                    <w:right w:type="dxa" w:w="120"/>
+                  </w:tcMar>
+                  <w:vAlign w:val="center"/>
+                </w:tcPr>
+                <w:p>
+                  <w:pPr>
+                    <w:spacing w:after="0" w:before="0"/>
+                  </w:pPr>
+                  <w:r>
+                    <w:rPr>
+                      <w:rFonts w:ascii="Arial" w:cs="Arial" w:eastAsia="Arial" w:hAnsi="Arial"/>
+                      <w:sz w:val="21"/>
+                      <w:szCs w:val="21"/>
+                    </w:rPr>
+                    <w:t xml:space="preserve">This program should display how many different numbers the dice could pick. Find the mistake and put it right.</w:t>
+                  </w:r>
+                </w:p>
+              </w:tc>
+              <w:tc>
+                <w:tcPr>
+                  <w:tcW w:type="dxa" w:w="2506"/>
+                  <w:tcBorders>
+                    <w:top w:val="single" w:color="B7C2D1" w:sz="4"/>
+                    <w:left w:val="single" w:color="B7C2D1" w:sz="4"/>
+                    <w:bottom w:val="single" w:color="B7C2D1" w:sz="4"/>
+                    <w:right w:val="single" w:color="B7C2D1" w:sz="4"/>
+                  </w:tcBorders>
+                  <w:shd w:fill="FFFFFF" w:color="auto" w:val="clear"/>
+                  <w:tcMar>
+                    <w:top w:type="dxa" w:w="80"/>
+                    <w:left w:type="dxa" w:w="120"/>
+                    <w:bottom w:type="dxa" w:w="80"/>
+                    <w:right w:type="dxa" w:w="120"/>
+                  </w:tcMar>
+                  <w:vAlign w:val="center"/>
+                </w:tcPr>
+                <w:p>
+                  <w:pPr>
+                    <w:spacing w:after="0" w:before="0"/>
+                  </w:pPr>
+                  <w:r>
+                    <w:rPr>
+                      <w:rFonts w:ascii="Arial" w:cs="Arial" w:eastAsia="Arial" w:hAnsi="Arial"/>
+                      <w:b w:val="false"/>
+                      <w:bCs w:val="false"/>
+                      <w:sz w:val="21"/>
+                      <w:szCs w:val="21"/>
+                    </w:rPr>
+                    <w:t xml:space="preserve">Fix it</w:t>
+                  </w:r>
+                </w:p>
+              </w:tc>
+              <w:tc>
+                <w:tcPr>
+                  <w:tcW w:type="dxa" w:w="2506"/>
+                  <w:tcBorders>
+                    <w:top w:val="single" w:color="B7C2D1" w:sz="4"/>
+                    <w:left w:val="single" w:color="B7C2D1" w:sz="4"/>
+                    <w:bottom w:val="single" w:color="B7C2D1" w:sz="4"/>
+                    <w:right w:val="single" w:color="B7C2D1" w:sz="4"/>
+                  </w:tcBorders>
+                  <w:shd w:fill="FFFFFF" w:color="auto" w:val="clear"/>
+                  <w:tcMar>
+                    <w:top w:type="dxa" w:w="80"/>
+                    <w:left w:type="dxa" w:w="120"/>
+                    <w:bottom w:type="dxa" w:w="80"/>
+                    <w:right w:type="dxa" w:w="120"/>
+                  </w:tcMar>
+                  <w:vAlign w:val="center"/>
+                </w:tcPr>
+                <w:p>
+                  <w:pPr>
+                    <w:spacing w:after="0" w:before="0"/>
+                  </w:pPr>
+                  <w:r>
+                    <w:rPr>
+                      <w:rFonts w:ascii="Arial" w:cs="Arial" w:eastAsia="Arial" w:hAnsi="Arial"/>
+                      <w:b w:val="false"/>
+                      <w:bCs w:val="false"/>
+                      <w:sz w:val="21"/>
+                      <w:szCs w:val="21"/>
+                    </w:rPr>
+                    <w:t xml:space="preserve">2</w:t>
+                  </w:r>
+                </w:p>
+              </w:tc>
+              <w:tc>
+                <w:tcPr>
+                  <w:tcW w:type="dxa" w:w="2506"/>
+                  <w:tcBorders>
+                    <w:top w:val="single" w:color="B7C2D1" w:sz="4"/>
+                    <w:left w:val="single" w:color="B7C2D1" w:sz="4"/>
+                    <w:bottom w:val="single" w:color="B7C2D1" w:sz="4"/>
+                    <w:right w:val="single" w:color="B7C2D1" w:sz="4"/>
+                  </w:tcBorders>
+                  <w:shd w:fill="FFFFFF" w:color="auto" w:val="clear"/>
+                  <w:tcMar>
+                    <w:top w:type="dxa" w:w="80"/>
+                    <w:left w:type="dxa" w:w="120"/>
+                    <w:bottom w:type="dxa" w:w="80"/>
+                    <w:right w:type="dxa" w:w="120"/>
+                  </w:tcMar>
+                  <w:vAlign w:val="center"/>
+                </w:tcPr>
+                <w:p>
+                  <w:pPr>
+                    <w:spacing w:after="0" w:before="0"/>
+                  </w:pPr>
+                  <w:r>
+                    <w:rPr>
+                      <w:rFonts w:ascii="Arial" w:cs="Arial" w:eastAsia="Arial" w:hAnsi="Arial"/>
+                      <w:b w:val="false"/>
+                      <w:bCs w:val="false"/>
+                      <w:sz w:val="21"/>
+                      <w:szCs w:val="21"/>
+                    </w:rPr>
+                    <w:t xml:space="preserve"/>
+                  </w:r>
+                </w:p>
+              </w:tc>
+            </w:tr>
+            <w:tr>
+              <w:trPr>
+                <w:cantSplit/>
+                <w:trHeight w:val="360" w:hRule="atLeast"/>
+              </w:trPr>
+              <w:tc>
+                <w:tcPr>
+                  <w:tcW w:type="dxa" w:w="2506"/>
+                  <w:tcBorders>
+                    <w:top w:val="single" w:color="B7C2D1" w:sz="4"/>
+                    <w:left w:val="single" w:color="B7C2D1" w:sz="4"/>
+                    <w:bottom w:val="single" w:color="B7C2D1" w:sz="4"/>
+                    <w:right w:val="single" w:color="B7C2D1" w:sz="4"/>
+                  </w:tcBorders>
+                  <w:shd w:fill="FFFFFF" w:color="auto" w:val="clear"/>
+                  <w:tcMar>
+                    <w:top w:type="dxa" w:w="80"/>
+                    <w:left w:type="dxa" w:w="120"/>
+                    <w:bottom w:type="dxa" w:w="80"/>
+                    <w:right w:type="dxa" w:w="120"/>
+                  </w:tcMar>
+                  <w:vAlign w:val="center"/>
+                </w:tcPr>
+                <w:p>
+                  <w:pPr>
+                    <w:spacing w:after="0" w:before="0"/>
+                  </w:pPr>
+                  <w:r>
+                    <w:rPr>
+                      <w:rFonts w:ascii="Arial" w:cs="Arial" w:eastAsia="Arial" w:hAnsi="Arial"/>
+                      <w:sz w:val="21"/>
+                      <w:szCs w:val="21"/>
+                    </w:rPr>
+                    <w:t xml:space="preserve">Ask the user for the lowest number on a dice. Then ask for the highest number on a dice. Pick two random numbers from that dice. Display the smallest total the two picks could make. Then display the biggest total on the next line. Then display how many different totals are possible on the next line.</w:t>
+                  </w:r>
+                </w:p>
+              </w:tc>
+              <w:tc>
+                <w:tcPr>
+                  <w:tcW w:type="dxa" w:w="2506"/>
+                  <w:tcBorders>
+                    <w:top w:val="single" w:color="B7C2D1" w:sz="4"/>
+                    <w:left w:val="single" w:color="B7C2D1" w:sz="4"/>
+                    <w:bottom w:val="single" w:color="B7C2D1" w:sz="4"/>
+                    <w:right w:val="single" w:color="B7C2D1" w:sz="4"/>
+                  </w:tcBorders>
+                  <w:shd w:fill="FFFFFF" w:color="auto" w:val="clear"/>
+                  <w:tcMar>
+                    <w:top w:type="dxa" w:w="80"/>
+                    <w:left w:type="dxa" w:w="120"/>
+                    <w:bottom w:type="dxa" w:w="80"/>
+                    <w:right w:type="dxa" w:w="120"/>
+                  </w:tcMar>
+                  <w:vAlign w:val="center"/>
+                </w:tcPr>
+                <w:p>
+                  <w:pPr>
+                    <w:spacing w:after="0" w:before="0"/>
+                  </w:pPr>
+                  <w:r>
+                    <w:rPr>
+                      <w:rFonts w:ascii="Arial" w:cs="Arial" w:eastAsia="Arial" w:hAnsi="Arial"/>
+                      <w:b w:val="false"/>
+                      <w:bCs w:val="false"/>
+                      <w:sz w:val="21"/>
+                      <w:szCs w:val="21"/>
+                    </w:rPr>
+                    <w:t xml:space="preserve">Challenge (optional)</w:t>
+                  </w:r>
+                </w:p>
+              </w:tc>
+              <w:tc>
+                <w:tcPr>
+                  <w:tcW w:type="dxa" w:w="2506"/>
                   <w:tcBorders>
                     <w:top w:val="single" w:color="B7C2D1" w:sz="4"/>
                     <w:left w:val="single" w:color="B7C2D1" w:sz="4"/>
@@ -6027,7 +10428,7 @@
               </w:tc>
               <w:tc>
                 <w:tcPr>
-                  <w:tcW w:type="dxa" w:w="3342"/>
+                  <w:tcW w:type="dxa" w:w="2506"/>
                   <w:tcBorders>
                     <w:top w:val="single" w:color="B7C2D1" w:sz="4"/>
                     <w:left w:val="single" w:color="B7C2D1" w:sz="4"/>
@@ -6074,7 +10475,7 @@
                 <w:sz w:val="21"/>
                 <w:szCs w:val="21"/>
               </w:rPr>
-              <w:t xml:space="preserve">Plan the one you found hardest: inputs, what happens to them, what is printed.</w:t>
+              <w:t xml:space="preserve">Plan the one you found hardest: what is typed in, what happens to it, what is displayed.</w:t>
             </w:r>
           </w:p>
           <w:tbl>
@@ -6500,12 +10901,12 @@
                 <w:sz w:val="21"/>
                 <w:szCs w:val="21"/>
               </w:rPr>
-              <w:t xml:space="preserve">Tick each one off as its tests pass in the editor</w:t>
+              <w:t xml:space="preserve">Tick each one off as you finish it in the editor</w:t>
             </w:r>
           </w:p>
           <w:tbl>
             <w:tblPr>
-              <w:tblW w:type="dxa" w:w="10026"/>
+              <w:tblW w:type="dxa" w:w="10024"/>
               <w:tblBorders>
                 <w:top w:val="single" w:color="auto" w:sz="4"/>
                 <w:left w:val="single" w:color="auto" w:sz="4"/>
@@ -6516,9 +10917,10 @@
               </w:tblBorders>
             </w:tblPr>
             <w:tblGrid>
-              <w:gridCol w:w="3342"/>
-              <w:gridCol w:w="3342"/>
-              <w:gridCol w:w="3342"/>
+              <w:gridCol w:w="2506"/>
+              <w:gridCol w:w="2506"/>
+              <w:gridCol w:w="2506"/>
+              <w:gridCol w:w="2506"/>
             </w:tblGrid>
             <w:tr>
               <w:trPr>
@@ -6527,7 +10929,7 @@
               </w:trPr>
               <w:tc>
                 <w:tcPr>
-                  <w:tcW w:type="dxa" w:w="3342"/>
+                  <w:tcW w:type="dxa" w:w="2506"/>
                   <w:tcBorders>
                     <w:top w:val="single" w:color="B7C2D1" w:sz="4"/>
                     <w:left w:val="single" w:color="B7C2D1" w:sz="4"/>
@@ -6555,13 +10957,13 @@
                       <w:sz w:val="20"/>
                       <w:szCs w:val="20"/>
                     </w:rPr>
-                    <w:t xml:space="preserve">Program</w:t>
-                  </w:r>
-                </w:p>
-              </w:tc>
-              <w:tc>
-                <w:tcPr>
-                  <w:tcW w:type="dxa" w:w="3342"/>
+                    <w:t xml:space="preserve">Activity</w:t>
+                  </w:r>
+                </w:p>
+              </w:tc>
+              <w:tc>
+                <w:tcPr>
+                  <w:tcW w:type="dxa" w:w="2506"/>
                   <w:tcBorders>
                     <w:top w:val="single" w:color="B7C2D1" w:sz="4"/>
                     <w:left w:val="single" w:color="B7C2D1" w:sz="4"/>
@@ -6589,13 +10991,47 @@
                       <w:sz w:val="20"/>
                       <w:szCs w:val="20"/>
                     </w:rPr>
+                    <w:t xml:space="preserve">What to do</w:t>
+                  </w:r>
+                </w:p>
+              </w:tc>
+              <w:tc>
+                <w:tcPr>
+                  <w:tcW w:type="dxa" w:w="2506"/>
+                  <w:tcBorders>
+                    <w:top w:val="single" w:color="B7C2D1" w:sz="4"/>
+                    <w:left w:val="single" w:color="B7C2D1" w:sz="4"/>
+                    <w:bottom w:val="single" w:color="B7C2D1" w:sz="4"/>
+                    <w:right w:val="single" w:color="B7C2D1" w:sz="4"/>
+                  </w:tcBorders>
+                  <w:shd w:fill="E6ECF5" w:color="auto" w:val="clear"/>
+                  <w:tcMar>
+                    <w:top w:type="dxa" w:w="80"/>
+                    <w:left w:type="dxa" w:w="120"/>
+                    <w:bottom w:type="dxa" w:w="80"/>
+                    <w:right w:type="dxa" w:w="120"/>
+                  </w:tcMar>
+                  <w:vAlign w:val="center"/>
+                </w:tcPr>
+                <w:p>
+                  <w:pPr>
+                    <w:spacing w:after="0" w:before="0"/>
+                  </w:pPr>
+                  <w:r>
+                    <w:rPr>
+                      <w:rFonts w:ascii="Arial" w:cs="Arial" w:eastAsia="Arial" w:hAnsi="Arial"/>
+                      <w:b/>
+                      <w:bCs/>
+                      <w:sz w:val="20"/>
+                      <w:szCs w:val="20"/>
+                    </w:rPr>
                     <w:t xml:space="preserve">Marks</w:t>
                   </w:r>
                 </w:p>
               </w:tc>
               <w:tc>
                 <w:tcPr>
-                  <w:tcW w:type="dxa" w:w="3342"/>
+                  <w:tcW w:type="dxa" w:w="2506"/>
                   <w:tcBorders>
                     <w:top w:val="single" w:color="B7C2D1" w:sz="4"/>
                     <w:left w:val="single" w:color="B7C2D1" w:sz="4"/>
@@ -6635,73 +11071,107 @@
               </w:trPr>
               <w:tc>
                 <w:tcPr>
-                  <w:tcW w:type="dxa" w:w="3342"/>
-                  <w:tcBorders>
-                    <w:top w:val="single" w:color="B7C2D1" w:sz="4"/>
-                    <w:left w:val="single" w:color="B7C2D1" w:sz="4"/>
-                    <w:bottom w:val="single" w:color="B7C2D1" w:sz="4"/>
-                    <w:right w:val="single" w:color="B7C2D1" w:sz="4"/>
-                  </w:tcBorders>
-                  <w:shd w:fill="FFFFFF" w:color="auto" w:val="clear"/>
-                  <w:tcMar>
-                    <w:top w:type="dxa" w:w="80"/>
-                    <w:left w:type="dxa" w:w="120"/>
-                    <w:bottom w:type="dxa" w:w="80"/>
-                    <w:right w:type="dxa" w:w="120"/>
-                  </w:tcMar>
-                  <w:vAlign w:val="center"/>
-                </w:tcPr>
-                <w:p>
-                  <w:pPr>
-                    <w:spacing w:after="0" w:before="0"/>
-                  </w:pPr>
-                  <w:r>
-                    <w:rPr>
-                      <w:rFonts w:ascii="Arial" w:cs="Arial" w:eastAsia="Arial" w:hAnsi="Arial"/>
-                      <w:sz w:val="21"/>
-                      <w:szCs w:val="21"/>
-                    </w:rPr>
-                    <w:t xml:space="preserve">Ask the user for a whole number of pence. Work out how many whole pounds are in that amount. Work out how many pence are left over. Display [whole pounds]. Then display [pence left over] on the next line.</w:t>
-                  </w:r>
-                </w:p>
-              </w:tc>
-              <w:tc>
-                <w:tcPr>
-                  <w:tcW w:type="dxa" w:w="3342"/>
-                  <w:tcBorders>
-                    <w:top w:val="single" w:color="B7C2D1" w:sz="4"/>
-                    <w:left w:val="single" w:color="B7C2D1" w:sz="4"/>
-                    <w:bottom w:val="single" w:color="B7C2D1" w:sz="4"/>
-                    <w:right w:val="single" w:color="B7C2D1" w:sz="4"/>
-                  </w:tcBorders>
-                  <w:shd w:fill="FFFFFF" w:color="auto" w:val="clear"/>
-                  <w:tcMar>
-                    <w:top w:type="dxa" w:w="80"/>
-                    <w:left w:type="dxa" w:w="120"/>
-                    <w:bottom w:type="dxa" w:w="80"/>
-                    <w:right w:type="dxa" w:w="120"/>
-                  </w:tcMar>
-                  <w:vAlign w:val="center"/>
-                </w:tcPr>
-                <w:p>
-                  <w:pPr>
-                    <w:spacing w:after="0" w:before="0"/>
-                  </w:pPr>
-                  <w:r>
-                    <w:rPr>
-                      <w:rFonts w:ascii="Arial" w:cs="Arial" w:eastAsia="Arial" w:hAnsi="Arial"/>
-                      <w:b w:val="false"/>
-                      <w:bCs w:val="false"/>
-                      <w:sz w:val="21"/>
-                      <w:szCs w:val="21"/>
-                    </w:rPr>
-                    <w:t xml:space="preserve">3</w:t>
-                  </w:r>
-                </w:p>
-              </w:tc>
-              <w:tc>
-                <w:tcPr>
-                  <w:tcW w:type="dxa" w:w="3342"/>
+                  <w:tcW w:type="dxa" w:w="2506"/>
+                  <w:tcBorders>
+                    <w:top w:val="single" w:color="B7C2D1" w:sz="4"/>
+                    <w:left w:val="single" w:color="B7C2D1" w:sz="4"/>
+                    <w:bottom w:val="single" w:color="B7C2D1" w:sz="4"/>
+                    <w:right w:val="single" w:color="B7C2D1" w:sz="4"/>
+                  </w:tcBorders>
+                  <w:shd w:fill="FFFFFF" w:color="auto" w:val="clear"/>
+                  <w:tcMar>
+                    <w:top w:type="dxa" w:w="80"/>
+                    <w:left w:type="dxa" w:w="120"/>
+                    <w:bottom w:type="dxa" w:w="80"/>
+                    <w:right w:type="dxa" w:w="120"/>
+                  </w:tcMar>
+                  <w:vAlign w:val="center"/>
+                </w:tcPr>
+                <w:p>
+                  <w:pPr>
+                    <w:spacing w:after="0" w:before="0"/>
+                  </w:pPr>
+                  <w:r>
+                    <w:rPr>
+                      <w:rFonts w:ascii="Arial" w:cs="Arial" w:eastAsia="Arial" w:hAnsi="Arial"/>
+                      <w:sz w:val="21"/>
+                      <w:szCs w:val="21"/>
+                    </w:rPr>
+                    <w:t xml:space="preserve">The user types 7 and then 2. What will this program display?</w:t>
+                  </w:r>
+                </w:p>
+              </w:tc>
+              <w:tc>
+                <w:tcPr>
+                  <w:tcW w:type="dxa" w:w="2506"/>
+                  <w:tcBorders>
+                    <w:top w:val="single" w:color="B7C2D1" w:sz="4"/>
+                    <w:left w:val="single" w:color="B7C2D1" w:sz="4"/>
+                    <w:bottom w:val="single" w:color="B7C2D1" w:sz="4"/>
+                    <w:right w:val="single" w:color="B7C2D1" w:sz="4"/>
+                  </w:tcBorders>
+                  <w:shd w:fill="FFFFFF" w:color="auto" w:val="clear"/>
+                  <w:tcMar>
+                    <w:top w:type="dxa" w:w="80"/>
+                    <w:left w:type="dxa" w:w="120"/>
+                    <w:bottom w:type="dxa" w:w="80"/>
+                    <w:right w:type="dxa" w:w="120"/>
+                  </w:tcMar>
+                  <w:vAlign w:val="center"/>
+                </w:tcPr>
+                <w:p>
+                  <w:pPr>
+                    <w:spacing w:after="0" w:before="0"/>
+                  </w:pPr>
+                  <w:r>
+                    <w:rPr>
+                      <w:rFonts w:ascii="Arial" w:cs="Arial" w:eastAsia="Arial" w:hAnsi="Arial"/>
+                      <w:b w:val="false"/>
+                      <w:bCs w:val="false"/>
+                      <w:sz w:val="21"/>
+                      <w:szCs w:val="21"/>
+                    </w:rPr>
+                    <w:t xml:space="preserve">Predict</w:t>
+                  </w:r>
+                </w:p>
+              </w:tc>
+              <w:tc>
+                <w:tcPr>
+                  <w:tcW w:type="dxa" w:w="2506"/>
+                  <w:tcBorders>
+                    <w:top w:val="single" w:color="B7C2D1" w:sz="4"/>
+                    <w:left w:val="single" w:color="B7C2D1" w:sz="4"/>
+                    <w:bottom w:val="single" w:color="B7C2D1" w:sz="4"/>
+                    <w:right w:val="single" w:color="B7C2D1" w:sz="4"/>
+                  </w:tcBorders>
+                  <w:shd w:fill="FFFFFF" w:color="auto" w:val="clear"/>
+                  <w:tcMar>
+                    <w:top w:type="dxa" w:w="80"/>
+                    <w:left w:type="dxa" w:w="120"/>
+                    <w:bottom w:type="dxa" w:w="80"/>
+                    <w:right w:type="dxa" w:w="120"/>
+                  </w:tcMar>
+                  <w:vAlign w:val="center"/>
+                </w:tcPr>
+                <w:p>
+                  <w:pPr>
+                    <w:spacing w:after="0" w:before="0"/>
+                  </w:pPr>
+                  <w:r>
+                    <w:rPr>
+                      <w:rFonts w:ascii="Arial" w:cs="Arial" w:eastAsia="Arial" w:hAnsi="Arial"/>
+                      <w:b w:val="false"/>
+                      <w:bCs w:val="false"/>
+                      <w:sz w:val="21"/>
+                      <w:szCs w:val="21"/>
+                    </w:rPr>
+                    <w:t xml:space="preserve">1</w:t>
+                  </w:r>
+                </w:p>
+              </w:tc>
+              <w:tc>
+                <w:tcPr>
+                  <w:tcW w:type="dxa" w:w="2506"/>
                   <w:tcBorders>
                     <w:top w:val="single" w:color="B7C2D1" w:sz="4"/>
                     <w:left w:val="single" w:color="B7C2D1" w:sz="4"/>
@@ -6741,73 +11211,107 @@
               </w:trPr>
               <w:tc>
                 <w:tcPr>
-                  <w:tcW w:type="dxa" w:w="3342"/>
-                  <w:tcBorders>
-                    <w:top w:val="single" w:color="B7C2D1" w:sz="4"/>
-                    <w:left w:val="single" w:color="B7C2D1" w:sz="4"/>
-                    <w:bottom w:val="single" w:color="B7C2D1" w:sz="4"/>
-                    <w:right w:val="single" w:color="B7C2D1" w:sz="4"/>
-                  </w:tcBorders>
-                  <w:shd w:fill="FFFFFF" w:color="auto" w:val="clear"/>
-                  <w:tcMar>
-                    <w:top w:type="dxa" w:w="80"/>
-                    <w:left w:type="dxa" w:w="120"/>
-                    <w:bottom w:type="dxa" w:w="80"/>
-                    <w:right w:type="dxa" w:w="120"/>
-                  </w:tcMar>
-                  <w:vAlign w:val="center"/>
-                </w:tcPr>
-                <w:p>
-                  <w:pPr>
-                    <w:spacing w:after="0" w:before="0"/>
-                  </w:pPr>
-                  <w:r>
-                    <w:rPr>
-                      <w:rFonts w:ascii="Arial" w:cs="Arial" w:eastAsia="Arial" w:hAnsi="Arial"/>
-                      <w:sz w:val="21"/>
-                      <w:szCs w:val="21"/>
-                    </w:rPr>
-                    <w:t xml:space="preserve">Ask the user for a whole number. Raise it to the power 2. Work out its square root. Round the square root to 2 decimal places. Display [the number to the power 2]. Then display [the square root] on the next line.</w:t>
-                  </w:r>
-                </w:p>
-              </w:tc>
-              <w:tc>
-                <w:tcPr>
-                  <w:tcW w:type="dxa" w:w="3342"/>
-                  <w:tcBorders>
-                    <w:top w:val="single" w:color="B7C2D1" w:sz="4"/>
-                    <w:left w:val="single" w:color="B7C2D1" w:sz="4"/>
-                    <w:bottom w:val="single" w:color="B7C2D1" w:sz="4"/>
-                    <w:right w:val="single" w:color="B7C2D1" w:sz="4"/>
-                  </w:tcBorders>
-                  <w:shd w:fill="FFFFFF" w:color="auto" w:val="clear"/>
-                  <w:tcMar>
-                    <w:top w:type="dxa" w:w="80"/>
-                    <w:left w:type="dxa" w:w="120"/>
-                    <w:bottom w:type="dxa" w:w="80"/>
-                    <w:right w:type="dxa" w:w="120"/>
-                  </w:tcMar>
-                  <w:vAlign w:val="center"/>
-                </w:tcPr>
-                <w:p>
-                  <w:pPr>
-                    <w:spacing w:after="0" w:before="0"/>
-                  </w:pPr>
-                  <w:r>
-                    <w:rPr>
-                      <w:rFonts w:ascii="Arial" w:cs="Arial" w:eastAsia="Arial" w:hAnsi="Arial"/>
-                      <w:b w:val="false"/>
-                      <w:bCs w:val="false"/>
-                      <w:sz w:val="21"/>
-                      <w:szCs w:val="21"/>
-                    </w:rPr>
-                    <w:t xml:space="preserve">3</w:t>
-                  </w:r>
-                </w:p>
-              </w:tc>
-              <w:tc>
-                <w:tcPr>
-                  <w:tcW w:type="dxa" w:w="3342"/>
+                  <w:tcW w:type="dxa" w:w="2506"/>
+                  <w:tcBorders>
+                    <w:top w:val="single" w:color="B7C2D1" w:sz="4"/>
+                    <w:left w:val="single" w:color="B7C2D1" w:sz="4"/>
+                    <w:bottom w:val="single" w:color="B7C2D1" w:sz="4"/>
+                    <w:right w:val="single" w:color="B7C2D1" w:sz="4"/>
+                  </w:tcBorders>
+                  <w:shd w:fill="FFFFFF" w:color="auto" w:val="clear"/>
+                  <w:tcMar>
+                    <w:top w:type="dxa" w:w="80"/>
+                    <w:left w:type="dxa" w:w="120"/>
+                    <w:bottom w:type="dxa" w:w="80"/>
+                    <w:right w:type="dxa" w:w="120"/>
+                  </w:tcMar>
+                  <w:vAlign w:val="center"/>
+                </w:tcPr>
+                <w:p>
+                  <w:pPr>
+                    <w:spacing w:after="0" w:before="0"/>
+                  </w:pPr>
+                  <w:r>
+                    <w:rPr>
+                      <w:rFonts w:ascii="Arial" w:cs="Arial" w:eastAsia="Arial" w:hAnsi="Arial"/>
+                      <w:sz w:val="21"/>
+                      <w:szCs w:val="21"/>
+                    </w:rPr>
+                    <w:t xml:space="preserve">Finish the program so it displays the whole pounds and then the pence left over.</w:t>
+                  </w:r>
+                </w:p>
+              </w:tc>
+              <w:tc>
+                <w:tcPr>
+                  <w:tcW w:type="dxa" w:w="2506"/>
+                  <w:tcBorders>
+                    <w:top w:val="single" w:color="B7C2D1" w:sz="4"/>
+                    <w:left w:val="single" w:color="B7C2D1" w:sz="4"/>
+                    <w:bottom w:val="single" w:color="B7C2D1" w:sz="4"/>
+                    <w:right w:val="single" w:color="B7C2D1" w:sz="4"/>
+                  </w:tcBorders>
+                  <w:shd w:fill="FFFFFF" w:color="auto" w:val="clear"/>
+                  <w:tcMar>
+                    <w:top w:type="dxa" w:w="80"/>
+                    <w:left w:type="dxa" w:w="120"/>
+                    <w:bottom w:type="dxa" w:w="80"/>
+                    <w:right w:type="dxa" w:w="120"/>
+                  </w:tcMar>
+                  <w:vAlign w:val="center"/>
+                </w:tcPr>
+                <w:p>
+                  <w:pPr>
+                    <w:spacing w:after="0" w:before="0"/>
+                  </w:pPr>
+                  <w:r>
+                    <w:rPr>
+                      <w:rFonts w:ascii="Arial" w:cs="Arial" w:eastAsia="Arial" w:hAnsi="Arial"/>
+                      <w:b w:val="false"/>
+                      <w:bCs w:val="false"/>
+                      <w:sz w:val="21"/>
+                      <w:szCs w:val="21"/>
+                    </w:rPr>
+                    <w:t xml:space="preserve">Complete it</w:t>
+                  </w:r>
+                </w:p>
+              </w:tc>
+              <w:tc>
+                <w:tcPr>
+                  <w:tcW w:type="dxa" w:w="2506"/>
+                  <w:tcBorders>
+                    <w:top w:val="single" w:color="B7C2D1" w:sz="4"/>
+                    <w:left w:val="single" w:color="B7C2D1" w:sz="4"/>
+                    <w:bottom w:val="single" w:color="B7C2D1" w:sz="4"/>
+                    <w:right w:val="single" w:color="B7C2D1" w:sz="4"/>
+                  </w:tcBorders>
+                  <w:shd w:fill="FFFFFF" w:color="auto" w:val="clear"/>
+                  <w:tcMar>
+                    <w:top w:type="dxa" w:w="80"/>
+                    <w:left w:type="dxa" w:w="120"/>
+                    <w:bottom w:type="dxa" w:w="80"/>
+                    <w:right w:type="dxa" w:w="120"/>
+                  </w:tcMar>
+                  <w:vAlign w:val="center"/>
+                </w:tcPr>
+                <w:p>
+                  <w:pPr>
+                    <w:spacing w:after="0" w:before="0"/>
+                  </w:pPr>
+                  <w:r>
+                    <w:rPr>
+                      <w:rFonts w:ascii="Arial" w:cs="Arial" w:eastAsia="Arial" w:hAnsi="Arial"/>
+                      <w:b w:val="false"/>
+                      <w:bCs w:val="false"/>
+                      <w:sz w:val="21"/>
+                      <w:szCs w:val="21"/>
+                    </w:rPr>
+                    <w:t xml:space="preserve">2</w:t>
+                  </w:r>
+                </w:p>
+              </w:tc>
+              <w:tc>
+                <w:tcPr>
+                  <w:tcW w:type="dxa" w:w="2506"/>
                   <w:tcBorders>
                     <w:top w:val="single" w:color="B7C2D1" w:sz="4"/>
                     <w:left w:val="single" w:color="B7C2D1" w:sz="4"/>
@@ -6847,73 +11351,107 @@
               </w:trPr>
               <w:tc>
                 <w:tcPr>
-                  <w:tcW w:type="dxa" w:w="3342"/>
-                  <w:tcBorders>
-                    <w:top w:val="single" w:color="B7C2D1" w:sz="4"/>
-                    <w:left w:val="single" w:color="B7C2D1" w:sz="4"/>
-                    <w:bottom w:val="single" w:color="B7C2D1" w:sz="4"/>
-                    <w:right w:val="single" w:color="B7C2D1" w:sz="4"/>
-                  </w:tcBorders>
-                  <w:shd w:fill="FFFFFF" w:color="auto" w:val="clear"/>
-                  <w:tcMar>
-                    <w:top w:type="dxa" w:w="80"/>
-                    <w:left w:type="dxa" w:w="120"/>
-                    <w:bottom w:type="dxa" w:w="80"/>
-                    <w:right w:type="dxa" w:w="120"/>
-                  </w:tcMar>
-                  <w:vAlign w:val="center"/>
-                </w:tcPr>
-                <w:p>
-                  <w:pPr>
-                    <w:spacing w:after="0" w:before="0"/>
-                  </w:pPr>
-                  <w:r>
-                    <w:rPr>
-                      <w:rFonts w:ascii="Arial" w:cs="Arial" w:eastAsia="Arial" w:hAnsi="Arial"/>
-                      <w:sz w:val="21"/>
-                      <w:szCs w:val="21"/>
-                    </w:rPr>
-                    <w:t xml:space="preserve">Ask the user for a whole number. Then ask for a second whole number. Then ask for a third whole number. Add all three together. Work out their average. Round the average to 1 decimal place. Display [total]. Then display [average] on the next line.</w:t>
-                  </w:r>
-                </w:p>
-              </w:tc>
-              <w:tc>
-                <w:tcPr>
-                  <w:tcW w:type="dxa" w:w="3342"/>
-                  <w:tcBorders>
-                    <w:top w:val="single" w:color="B7C2D1" w:sz="4"/>
-                    <w:left w:val="single" w:color="B7C2D1" w:sz="4"/>
-                    <w:bottom w:val="single" w:color="B7C2D1" w:sz="4"/>
-                    <w:right w:val="single" w:color="B7C2D1" w:sz="4"/>
-                  </w:tcBorders>
-                  <w:shd w:fill="FFFFFF" w:color="auto" w:val="clear"/>
-                  <w:tcMar>
-                    <w:top w:type="dxa" w:w="80"/>
-                    <w:left w:type="dxa" w:w="120"/>
-                    <w:bottom w:type="dxa" w:w="80"/>
-                    <w:right w:type="dxa" w:w="120"/>
-                  </w:tcMar>
-                  <w:vAlign w:val="center"/>
-                </w:tcPr>
-                <w:p>
-                  <w:pPr>
-                    <w:spacing w:after="0" w:before="0"/>
-                  </w:pPr>
-                  <w:r>
-                    <w:rPr>
-                      <w:rFonts w:ascii="Arial" w:cs="Arial" w:eastAsia="Arial" w:hAnsi="Arial"/>
-                      <w:b w:val="false"/>
-                      <w:bCs w:val="false"/>
-                      <w:sz w:val="21"/>
-                      <w:szCs w:val="21"/>
-                    </w:rPr>
-                    <w:t xml:space="preserve">3</w:t>
-                  </w:r>
-                </w:p>
-              </w:tc>
-              <w:tc>
-                <w:tcPr>
-                  <w:tcW w:type="dxa" w:w="3342"/>
+                  <w:tcW w:type="dxa" w:w="2506"/>
+                  <w:tcBorders>
+                    <w:top w:val="single" w:color="B7C2D1" w:sz="4"/>
+                    <w:left w:val="single" w:color="B7C2D1" w:sz="4"/>
+                    <w:bottom w:val="single" w:color="B7C2D1" w:sz="4"/>
+                    <w:right w:val="single" w:color="B7C2D1" w:sz="4"/>
+                  </w:tcBorders>
+                  <w:shd w:fill="FFFFFF" w:color="auto" w:val="clear"/>
+                  <w:tcMar>
+                    <w:top w:type="dxa" w:w="80"/>
+                    <w:left w:type="dxa" w:w="120"/>
+                    <w:bottom w:type="dxa" w:w="80"/>
+                    <w:right w:type="dxa" w:w="120"/>
+                  </w:tcMar>
+                  <w:vAlign w:val="center"/>
+                </w:tcPr>
+                <w:p>
+                  <w:pPr>
+                    <w:spacing w:after="0" w:before="0"/>
+                  </w:pPr>
+                  <w:r>
+                    <w:rPr>
+                      <w:rFonts w:ascii="Arial" w:cs="Arial" w:eastAsia="Arial" w:hAnsi="Arial"/>
+                      <w:sz w:val="21"/>
+                      <w:szCs w:val="21"/>
+                    </w:rPr>
+                    <w:t xml:space="preserve">This program should display the total and then the average to 1 decimal place. Find the mistake and put it right.</w:t>
+                  </w:r>
+                </w:p>
+              </w:tc>
+              <w:tc>
+                <w:tcPr>
+                  <w:tcW w:type="dxa" w:w="2506"/>
+                  <w:tcBorders>
+                    <w:top w:val="single" w:color="B7C2D1" w:sz="4"/>
+                    <w:left w:val="single" w:color="B7C2D1" w:sz="4"/>
+                    <w:bottom w:val="single" w:color="B7C2D1" w:sz="4"/>
+                    <w:right w:val="single" w:color="B7C2D1" w:sz="4"/>
+                  </w:tcBorders>
+                  <w:shd w:fill="FFFFFF" w:color="auto" w:val="clear"/>
+                  <w:tcMar>
+                    <w:top w:type="dxa" w:w="80"/>
+                    <w:left w:type="dxa" w:w="120"/>
+                    <w:bottom w:type="dxa" w:w="80"/>
+                    <w:right w:type="dxa" w:w="120"/>
+                  </w:tcMar>
+                  <w:vAlign w:val="center"/>
+                </w:tcPr>
+                <w:p>
+                  <w:pPr>
+                    <w:spacing w:after="0" w:before="0"/>
+                  </w:pPr>
+                  <w:r>
+                    <w:rPr>
+                      <w:rFonts w:ascii="Arial" w:cs="Arial" w:eastAsia="Arial" w:hAnsi="Arial"/>
+                      <w:b w:val="false"/>
+                      <w:bCs w:val="false"/>
+                      <w:sz w:val="21"/>
+                      <w:szCs w:val="21"/>
+                    </w:rPr>
+                    <w:t xml:space="preserve">Fix it</w:t>
+                  </w:r>
+                </w:p>
+              </w:tc>
+              <w:tc>
+                <w:tcPr>
+                  <w:tcW w:type="dxa" w:w="2506"/>
+                  <w:tcBorders>
+                    <w:top w:val="single" w:color="B7C2D1" w:sz="4"/>
+                    <w:left w:val="single" w:color="B7C2D1" w:sz="4"/>
+                    <w:bottom w:val="single" w:color="B7C2D1" w:sz="4"/>
+                    <w:right w:val="single" w:color="B7C2D1" w:sz="4"/>
+                  </w:tcBorders>
+                  <w:shd w:fill="FFFFFF" w:color="auto" w:val="clear"/>
+                  <w:tcMar>
+                    <w:top w:type="dxa" w:w="80"/>
+                    <w:left w:type="dxa" w:w="120"/>
+                    <w:bottom w:type="dxa" w:w="80"/>
+                    <w:right w:type="dxa" w:w="120"/>
+                  </w:tcMar>
+                  <w:vAlign w:val="center"/>
+                </w:tcPr>
+                <w:p>
+                  <w:pPr>
+                    <w:spacing w:after="0" w:before="0"/>
+                  </w:pPr>
+                  <w:r>
+                    <w:rPr>
+                      <w:rFonts w:ascii="Arial" w:cs="Arial" w:eastAsia="Arial" w:hAnsi="Arial"/>
+                      <w:b w:val="false"/>
+                      <w:bCs w:val="false"/>
+                      <w:sz w:val="21"/>
+                      <w:szCs w:val="21"/>
+                    </w:rPr>
+                    <w:t xml:space="preserve">2</w:t>
+                  </w:r>
+                </w:p>
+              </w:tc>
+              <w:tc>
+                <w:tcPr>
+                  <w:tcW w:type="dxa" w:w="2506"/>
                   <w:tcBorders>
                     <w:top w:val="single" w:color="B7C2D1" w:sz="4"/>
                     <w:left w:val="single" w:color="B7C2D1" w:sz="4"/>
@@ -6953,39 +11491,73 @@
               </w:trPr>
               <w:tc>
                 <w:tcPr>
-                  <w:tcW w:type="dxa" w:w="3342"/>
-                  <w:tcBorders>
-                    <w:top w:val="single" w:color="B7C2D1" w:sz="4"/>
-                    <w:left w:val="single" w:color="B7C2D1" w:sz="4"/>
-                    <w:bottom w:val="single" w:color="B7C2D1" w:sz="4"/>
-                    <w:right w:val="single" w:color="B7C2D1" w:sz="4"/>
-                  </w:tcBorders>
-                  <w:shd w:fill="FFFFFF" w:color="auto" w:val="clear"/>
-                  <w:tcMar>
-                    <w:top w:type="dxa" w:w="80"/>
-                    <w:left w:type="dxa" w:w="120"/>
-                    <w:bottom w:type="dxa" w:w="80"/>
-                    <w:right w:type="dxa" w:w="120"/>
-                  </w:tcMar>
-                  <w:vAlign w:val="center"/>
-                </w:tcPr>
-                <w:p>
-                  <w:pPr>
-                    <w:spacing w:after="0" w:before="0"/>
-                  </w:pPr>
-                  <w:r>
-                    <w:rPr>
-                      <w:rFonts w:ascii="Arial" w:cs="Arial" w:eastAsia="Arial" w:hAnsi="Arial"/>
-                      <w:sz w:val="21"/>
-                      <w:szCs w:val="21"/>
-                    </w:rPr>
-                    <w:t xml:space="preserve">Ask the user for how many items are bought. Then ask for the price of one item in pence. Work out the total cost in pence. Work out how many whole pounds are in that total. Work out how many pence are left over. Display [total pence]. Then display [whole pounds] on the next line. Then display [pence left over] on the next line.</w:t>
-                  </w:r>
-                </w:p>
-              </w:tc>
-              <w:tc>
-                <w:tcPr>
-                  <w:tcW w:type="dxa" w:w="3342"/>
+                  <w:tcW w:type="dxa" w:w="2506"/>
+                  <w:tcBorders>
+                    <w:top w:val="single" w:color="B7C2D1" w:sz="4"/>
+                    <w:left w:val="single" w:color="B7C2D1" w:sz="4"/>
+                    <w:bottom w:val="single" w:color="B7C2D1" w:sz="4"/>
+                    <w:right w:val="single" w:color="B7C2D1" w:sz="4"/>
+                  </w:tcBorders>
+                  <w:shd w:fill="FFFFFF" w:color="auto" w:val="clear"/>
+                  <w:tcMar>
+                    <w:top w:type="dxa" w:w="80"/>
+                    <w:left w:type="dxa" w:w="120"/>
+                    <w:bottom w:type="dxa" w:w="80"/>
+                    <w:right w:type="dxa" w:w="120"/>
+                  </w:tcMar>
+                  <w:vAlign w:val="center"/>
+                </w:tcPr>
+                <w:p>
+                  <w:pPr>
+                    <w:spacing w:after="0" w:before="0"/>
+                  </w:pPr>
+                  <w:r>
+                    <w:rPr>
+                      <w:rFonts w:ascii="Arial" w:cs="Arial" w:eastAsia="Arial" w:hAnsi="Arial"/>
+                      <w:sz w:val="21"/>
+                      <w:szCs w:val="21"/>
+                    </w:rPr>
+                    <w:t xml:space="preserve">Ask the user for a whole number. Work out the number raised to the power 2. Work out its square root rounded to 2 decimal places. Display the power 2 answer. Then display the rounded square root on the next line.</w:t>
+                  </w:r>
+                </w:p>
+              </w:tc>
+              <w:tc>
+                <w:tcPr>
+                  <w:tcW w:type="dxa" w:w="2506"/>
+                  <w:tcBorders>
+                    <w:top w:val="single" w:color="B7C2D1" w:sz="4"/>
+                    <w:left w:val="single" w:color="B7C2D1" w:sz="4"/>
+                    <w:bottom w:val="single" w:color="B7C2D1" w:sz="4"/>
+                    <w:right w:val="single" w:color="B7C2D1" w:sz="4"/>
+                  </w:tcBorders>
+                  <w:shd w:fill="FFFFFF" w:color="auto" w:val="clear"/>
+                  <w:tcMar>
+                    <w:top w:type="dxa" w:w="80"/>
+                    <w:left w:type="dxa" w:w="120"/>
+                    <w:bottom w:type="dxa" w:w="80"/>
+                    <w:right w:type="dxa" w:w="120"/>
+                  </w:tcMar>
+                  <w:vAlign w:val="center"/>
+                </w:tcPr>
+                <w:p>
+                  <w:pPr>
+                    <w:spacing w:after="0" w:before="0"/>
+                  </w:pPr>
+                  <w:r>
+                    <w:rPr>
+                      <w:rFonts w:ascii="Arial" w:cs="Arial" w:eastAsia="Arial" w:hAnsi="Arial"/>
+                      <w:b w:val="false"/>
+                      <w:bCs w:val="false"/>
+                      <w:sz w:val="21"/>
+                      <w:szCs w:val="21"/>
+                    </w:rPr>
+                    <w:t xml:space="preserve">Write it</w:t>
+                  </w:r>
+                </w:p>
+              </w:tc>
+              <w:tc>
+                <w:tcPr>
+                  <w:tcW w:type="dxa" w:w="2506"/>
                   <w:tcBorders>
                     <w:top w:val="single" w:color="B7C2D1" w:sz="4"/>
                     <w:left w:val="single" w:color="B7C2D1" w:sz="4"/>
@@ -7019,7 +11591,567 @@
               </w:tc>
               <w:tc>
                 <w:tcPr>
-                  <w:tcW w:type="dxa" w:w="3342"/>
+                  <w:tcW w:type="dxa" w:w="2506"/>
+                  <w:tcBorders>
+                    <w:top w:val="single" w:color="B7C2D1" w:sz="4"/>
+                    <w:left w:val="single" w:color="B7C2D1" w:sz="4"/>
+                    <w:bottom w:val="single" w:color="B7C2D1" w:sz="4"/>
+                    <w:right w:val="single" w:color="B7C2D1" w:sz="4"/>
+                  </w:tcBorders>
+                  <w:shd w:fill="FFFFFF" w:color="auto" w:val="clear"/>
+                  <w:tcMar>
+                    <w:top w:type="dxa" w:w="80"/>
+                    <w:left w:type="dxa" w:w="120"/>
+                    <w:bottom w:type="dxa" w:w="80"/>
+                    <w:right w:type="dxa" w:w="120"/>
+                  </w:tcMar>
+                  <w:vAlign w:val="center"/>
+                </w:tcPr>
+                <w:p>
+                  <w:pPr>
+                    <w:spacing w:after="0" w:before="0"/>
+                  </w:pPr>
+                  <w:r>
+                    <w:rPr>
+                      <w:rFonts w:ascii="Arial" w:cs="Arial" w:eastAsia="Arial" w:hAnsi="Arial"/>
+                      <w:b w:val="false"/>
+                      <w:bCs w:val="false"/>
+                      <w:sz w:val="21"/>
+                      <w:szCs w:val="21"/>
+                    </w:rPr>
+                    <w:t xml:space="preserve"/>
+                  </w:r>
+                </w:p>
+              </w:tc>
+            </w:tr>
+            <w:tr>
+              <w:trPr>
+                <w:cantSplit/>
+                <w:trHeight w:val="360" w:hRule="atLeast"/>
+              </w:trPr>
+              <w:tc>
+                <w:tcPr>
+                  <w:tcW w:type="dxa" w:w="2506"/>
+                  <w:tcBorders>
+                    <w:top w:val="single" w:color="B7C2D1" w:sz="4"/>
+                    <w:left w:val="single" w:color="B7C2D1" w:sz="4"/>
+                    <w:bottom w:val="single" w:color="B7C2D1" w:sz="4"/>
+                    <w:right w:val="single" w:color="B7C2D1" w:sz="4"/>
+                  </w:tcBorders>
+                  <w:shd w:fill="FFFFFF" w:color="auto" w:val="clear"/>
+                  <w:tcMar>
+                    <w:top w:type="dxa" w:w="80"/>
+                    <w:left w:type="dxa" w:w="120"/>
+                    <w:bottom w:type="dxa" w:w="80"/>
+                    <w:right w:type="dxa" w:w="120"/>
+                  </w:tcMar>
+                  <w:vAlign w:val="center"/>
+                </w:tcPr>
+                <w:p>
+                  <w:pPr>
+                    <w:spacing w:after="0" w:before="0"/>
+                  </w:pPr>
+                  <w:r>
+                    <w:rPr>
+                      <w:rFonts w:ascii="Arial" w:cs="Arial" w:eastAsia="Arial" w:hAnsi="Arial"/>
+                      <w:sz w:val="21"/>
+                      <w:szCs w:val="21"/>
+                    </w:rPr>
+                    <w:t xml:space="preserve">Ask the user for a whole number. Work out that number raised to the power 3. Display the answer. Then display how many whole hundreds are in it on the next line. Then display what is left over on the next line.</w:t>
+                  </w:r>
+                </w:p>
+              </w:tc>
+              <w:tc>
+                <w:tcPr>
+                  <w:tcW w:type="dxa" w:w="2506"/>
+                  <w:tcBorders>
+                    <w:top w:val="single" w:color="B7C2D1" w:sz="4"/>
+                    <w:left w:val="single" w:color="B7C2D1" w:sz="4"/>
+                    <w:bottom w:val="single" w:color="B7C2D1" w:sz="4"/>
+                    <w:right w:val="single" w:color="B7C2D1" w:sz="4"/>
+                  </w:tcBorders>
+                  <w:shd w:fill="FFFFFF" w:color="auto" w:val="clear"/>
+                  <w:tcMar>
+                    <w:top w:type="dxa" w:w="80"/>
+                    <w:left w:type="dxa" w:w="120"/>
+                    <w:bottom w:type="dxa" w:w="80"/>
+                    <w:right w:type="dxa" w:w="120"/>
+                  </w:tcMar>
+                  <w:vAlign w:val="center"/>
+                </w:tcPr>
+                <w:p>
+                  <w:pPr>
+                    <w:spacing w:after="0" w:before="0"/>
+                  </w:pPr>
+                  <w:r>
+                    <w:rPr>
+                      <w:rFonts w:ascii="Arial" w:cs="Arial" w:eastAsia="Arial" w:hAnsi="Arial"/>
+                      <w:b w:val="false"/>
+                      <w:bCs w:val="false"/>
+                      <w:sz w:val="21"/>
+                      <w:szCs w:val="21"/>
+                    </w:rPr>
+                    <w:t xml:space="preserve">Write it</w:t>
+                  </w:r>
+                </w:p>
+              </w:tc>
+              <w:tc>
+                <w:tcPr>
+                  <w:tcW w:type="dxa" w:w="2506"/>
+                  <w:tcBorders>
+                    <w:top w:val="single" w:color="B7C2D1" w:sz="4"/>
+                    <w:left w:val="single" w:color="B7C2D1" w:sz="4"/>
+                    <w:bottom w:val="single" w:color="B7C2D1" w:sz="4"/>
+                    <w:right w:val="single" w:color="B7C2D1" w:sz="4"/>
+                  </w:tcBorders>
+                  <w:shd w:fill="FFFFFF" w:color="auto" w:val="clear"/>
+                  <w:tcMar>
+                    <w:top w:type="dxa" w:w="80"/>
+                    <w:left w:type="dxa" w:w="120"/>
+                    <w:bottom w:type="dxa" w:w="80"/>
+                    <w:right w:type="dxa" w:w="120"/>
+                  </w:tcMar>
+                  <w:vAlign w:val="center"/>
+                </w:tcPr>
+                <w:p>
+                  <w:pPr>
+                    <w:spacing w:after="0" w:before="0"/>
+                  </w:pPr>
+                  <w:r>
+                    <w:rPr>
+                      <w:rFonts w:ascii="Arial" w:cs="Arial" w:eastAsia="Arial" w:hAnsi="Arial"/>
+                      <w:b w:val="false"/>
+                      <w:bCs w:val="false"/>
+                      <w:sz w:val="21"/>
+                      <w:szCs w:val="21"/>
+                    </w:rPr>
+                    <w:t xml:space="preserve">3</w:t>
+                  </w:r>
+                </w:p>
+              </w:tc>
+              <w:tc>
+                <w:tcPr>
+                  <w:tcW w:type="dxa" w:w="2506"/>
+                  <w:tcBorders>
+                    <w:top w:val="single" w:color="B7C2D1" w:sz="4"/>
+                    <w:left w:val="single" w:color="B7C2D1" w:sz="4"/>
+                    <w:bottom w:val="single" w:color="B7C2D1" w:sz="4"/>
+                    <w:right w:val="single" w:color="B7C2D1" w:sz="4"/>
+                  </w:tcBorders>
+                  <w:shd w:fill="FFFFFF" w:color="auto" w:val="clear"/>
+                  <w:tcMar>
+                    <w:top w:type="dxa" w:w="80"/>
+                    <w:left w:type="dxa" w:w="120"/>
+                    <w:bottom w:type="dxa" w:w="80"/>
+                    <w:right w:type="dxa" w:w="120"/>
+                  </w:tcMar>
+                  <w:vAlign w:val="center"/>
+                </w:tcPr>
+                <w:p>
+                  <w:pPr>
+                    <w:spacing w:after="0" w:before="0"/>
+                  </w:pPr>
+                  <w:r>
+                    <w:rPr>
+                      <w:rFonts w:ascii="Arial" w:cs="Arial" w:eastAsia="Arial" w:hAnsi="Arial"/>
+                      <w:b w:val="false"/>
+                      <w:bCs w:val="false"/>
+                      <w:sz w:val="21"/>
+                      <w:szCs w:val="21"/>
+                    </w:rPr>
+                    <w:t xml:space="preserve"/>
+                  </w:r>
+                </w:p>
+              </w:tc>
+            </w:tr>
+            <w:tr>
+              <w:trPr>
+                <w:cantSplit/>
+                <w:trHeight w:val="360" w:hRule="atLeast"/>
+              </w:trPr>
+              <w:tc>
+                <w:tcPr>
+                  <w:tcW w:type="dxa" w:w="2506"/>
+                  <w:tcBorders>
+                    <w:top w:val="single" w:color="B7C2D1" w:sz="4"/>
+                    <w:left w:val="single" w:color="B7C2D1" w:sz="4"/>
+                    <w:bottom w:val="single" w:color="B7C2D1" w:sz="4"/>
+                    <w:right w:val="single" w:color="B7C2D1" w:sz="4"/>
+                  </w:tcBorders>
+                  <w:shd w:fill="FFFFFF" w:color="auto" w:val="clear"/>
+                  <w:tcMar>
+                    <w:top w:type="dxa" w:w="80"/>
+                    <w:left w:type="dxa" w:w="120"/>
+                    <w:bottom w:type="dxa" w:w="80"/>
+                    <w:right w:type="dxa" w:w="120"/>
+                  </w:tcMar>
+                  <w:vAlign w:val="center"/>
+                </w:tcPr>
+                <w:p>
+                  <w:pPr>
+                    <w:spacing w:after="0" w:before="0"/>
+                  </w:pPr>
+                  <w:r>
+                    <w:rPr>
+                      <w:rFonts w:ascii="Arial" w:cs="Arial" w:eastAsia="Arial" w:hAnsi="Arial"/>
+                      <w:sz w:val="21"/>
+                      <w:szCs w:val="21"/>
+                    </w:rPr>
+                    <w:t xml:space="preserve">Ask the user for a whole number of items bought. Then ask for the price of one item in pence. Work out the total cost in pence. Display the total in pence. Then display the whole pounds on the next line. Then display the pence left over on the next line.</w:t>
+                  </w:r>
+                </w:p>
+              </w:tc>
+              <w:tc>
+                <w:tcPr>
+                  <w:tcW w:type="dxa" w:w="2506"/>
+                  <w:tcBorders>
+                    <w:top w:val="single" w:color="B7C2D1" w:sz="4"/>
+                    <w:left w:val="single" w:color="B7C2D1" w:sz="4"/>
+                    <w:bottom w:val="single" w:color="B7C2D1" w:sz="4"/>
+                    <w:right w:val="single" w:color="B7C2D1" w:sz="4"/>
+                  </w:tcBorders>
+                  <w:shd w:fill="FFFFFF" w:color="auto" w:val="clear"/>
+                  <w:tcMar>
+                    <w:top w:type="dxa" w:w="80"/>
+                    <w:left w:type="dxa" w:w="120"/>
+                    <w:bottom w:type="dxa" w:w="80"/>
+                    <w:right w:type="dxa" w:w="120"/>
+                  </w:tcMar>
+                  <w:vAlign w:val="center"/>
+                </w:tcPr>
+                <w:p>
+                  <w:pPr>
+                    <w:spacing w:after="0" w:before="0"/>
+                  </w:pPr>
+                  <w:r>
+                    <w:rPr>
+                      <w:rFonts w:ascii="Arial" w:cs="Arial" w:eastAsia="Arial" w:hAnsi="Arial"/>
+                      <w:b w:val="false"/>
+                      <w:bCs w:val="false"/>
+                      <w:sz w:val="21"/>
+                      <w:szCs w:val="21"/>
+                    </w:rPr>
+                    <w:t xml:space="preserve">Write it</w:t>
+                  </w:r>
+                </w:p>
+              </w:tc>
+              <w:tc>
+                <w:tcPr>
+                  <w:tcW w:type="dxa" w:w="2506"/>
+                  <w:tcBorders>
+                    <w:top w:val="single" w:color="B7C2D1" w:sz="4"/>
+                    <w:left w:val="single" w:color="B7C2D1" w:sz="4"/>
+                    <w:bottom w:val="single" w:color="B7C2D1" w:sz="4"/>
+                    <w:right w:val="single" w:color="B7C2D1" w:sz="4"/>
+                  </w:tcBorders>
+                  <w:shd w:fill="FFFFFF" w:color="auto" w:val="clear"/>
+                  <w:tcMar>
+                    <w:top w:type="dxa" w:w="80"/>
+                    <w:left w:type="dxa" w:w="120"/>
+                    <w:bottom w:type="dxa" w:w="80"/>
+                    <w:right w:type="dxa" w:w="120"/>
+                  </w:tcMar>
+                  <w:vAlign w:val="center"/>
+                </w:tcPr>
+                <w:p>
+                  <w:pPr>
+                    <w:spacing w:after="0" w:before="0"/>
+                  </w:pPr>
+                  <w:r>
+                    <w:rPr>
+                      <w:rFonts w:ascii="Arial" w:cs="Arial" w:eastAsia="Arial" w:hAnsi="Arial"/>
+                      <w:b w:val="false"/>
+                      <w:bCs w:val="false"/>
+                      <w:sz w:val="21"/>
+                      <w:szCs w:val="21"/>
+                    </w:rPr>
+                    <w:t xml:space="preserve">3</w:t>
+                  </w:r>
+                </w:p>
+              </w:tc>
+              <w:tc>
+                <w:tcPr>
+                  <w:tcW w:type="dxa" w:w="2506"/>
+                  <w:tcBorders>
+                    <w:top w:val="single" w:color="B7C2D1" w:sz="4"/>
+                    <w:left w:val="single" w:color="B7C2D1" w:sz="4"/>
+                    <w:bottom w:val="single" w:color="B7C2D1" w:sz="4"/>
+                    <w:right w:val="single" w:color="B7C2D1" w:sz="4"/>
+                  </w:tcBorders>
+                  <w:shd w:fill="FFFFFF" w:color="auto" w:val="clear"/>
+                  <w:tcMar>
+                    <w:top w:type="dxa" w:w="80"/>
+                    <w:left w:type="dxa" w:w="120"/>
+                    <w:bottom w:type="dxa" w:w="80"/>
+                    <w:right w:type="dxa" w:w="120"/>
+                  </w:tcMar>
+                  <w:vAlign w:val="center"/>
+                </w:tcPr>
+                <w:p>
+                  <w:pPr>
+                    <w:spacing w:after="0" w:before="0"/>
+                  </w:pPr>
+                  <w:r>
+                    <w:rPr>
+                      <w:rFonts w:ascii="Arial" w:cs="Arial" w:eastAsia="Arial" w:hAnsi="Arial"/>
+                      <w:b w:val="false"/>
+                      <w:bCs w:val="false"/>
+                      <w:sz w:val="21"/>
+                      <w:szCs w:val="21"/>
+                    </w:rPr>
+                    <w:t xml:space="preserve"/>
+                  </w:r>
+                </w:p>
+              </w:tc>
+            </w:tr>
+            <w:tr>
+              <w:trPr>
+                <w:cantSplit/>
+                <w:trHeight w:val="360" w:hRule="atLeast"/>
+              </w:trPr>
+              <w:tc>
+                <w:tcPr>
+                  <w:tcW w:type="dxa" w:w="2506"/>
+                  <w:tcBorders>
+                    <w:top w:val="single" w:color="B7C2D1" w:sz="4"/>
+                    <w:left w:val="single" w:color="B7C2D1" w:sz="4"/>
+                    <w:bottom w:val="single" w:color="B7C2D1" w:sz="4"/>
+                    <w:right w:val="single" w:color="B7C2D1" w:sz="4"/>
+                  </w:tcBorders>
+                  <w:shd w:fill="FFFFFF" w:color="auto" w:val="clear"/>
+                  <w:tcMar>
+                    <w:top w:type="dxa" w:w="80"/>
+                    <w:left w:type="dxa" w:w="120"/>
+                    <w:bottom w:type="dxa" w:w="80"/>
+                    <w:right w:type="dxa" w:w="120"/>
+                  </w:tcMar>
+                  <w:vAlign w:val="center"/>
+                </w:tcPr>
+                <w:p>
+                  <w:pPr>
+                    <w:spacing w:after="0" w:before="0"/>
+                  </w:pPr>
+                  <w:r>
+                    <w:rPr>
+                      <w:rFonts w:ascii="Arial" w:cs="Arial" w:eastAsia="Arial" w:hAnsi="Arial"/>
+                      <w:sz w:val="21"/>
+                      <w:szCs w:val="21"/>
+                    </w:rPr>
+                    <w:t xml:space="preserve">Ask the user for a name. Then ask for a whole number. Then ask for a second whole number. Work out the average of the two numbers rounded to 1 decimal place. Display the line [name] averaged [average].</w:t>
+                  </w:r>
+                </w:p>
+              </w:tc>
+              <w:tc>
+                <w:tcPr>
+                  <w:tcW w:type="dxa" w:w="2506"/>
+                  <w:tcBorders>
+                    <w:top w:val="single" w:color="B7C2D1" w:sz="4"/>
+                    <w:left w:val="single" w:color="B7C2D1" w:sz="4"/>
+                    <w:bottom w:val="single" w:color="B7C2D1" w:sz="4"/>
+                    <w:right w:val="single" w:color="B7C2D1" w:sz="4"/>
+                  </w:tcBorders>
+                  <w:shd w:fill="FFFFFF" w:color="auto" w:val="clear"/>
+                  <w:tcMar>
+                    <w:top w:type="dxa" w:w="80"/>
+                    <w:left w:type="dxa" w:w="120"/>
+                    <w:bottom w:type="dxa" w:w="80"/>
+                    <w:right w:type="dxa" w:w="120"/>
+                  </w:tcMar>
+                  <w:vAlign w:val="center"/>
+                </w:tcPr>
+                <w:p>
+                  <w:pPr>
+                    <w:spacing w:after="0" w:before="0"/>
+                  </w:pPr>
+                  <w:r>
+                    <w:rPr>
+                      <w:rFonts w:ascii="Arial" w:cs="Arial" w:eastAsia="Arial" w:hAnsi="Arial"/>
+                      <w:b w:val="false"/>
+                      <w:bCs w:val="false"/>
+                      <w:sz w:val="21"/>
+                      <w:szCs w:val="21"/>
+                    </w:rPr>
+                    <w:t xml:space="preserve">Write it</w:t>
+                  </w:r>
+                </w:p>
+              </w:tc>
+              <w:tc>
+                <w:tcPr>
+                  <w:tcW w:type="dxa" w:w="2506"/>
+                  <w:tcBorders>
+                    <w:top w:val="single" w:color="B7C2D1" w:sz="4"/>
+                    <w:left w:val="single" w:color="B7C2D1" w:sz="4"/>
+                    <w:bottom w:val="single" w:color="B7C2D1" w:sz="4"/>
+                    <w:right w:val="single" w:color="B7C2D1" w:sz="4"/>
+                  </w:tcBorders>
+                  <w:shd w:fill="FFFFFF" w:color="auto" w:val="clear"/>
+                  <w:tcMar>
+                    <w:top w:type="dxa" w:w="80"/>
+                    <w:left w:type="dxa" w:w="120"/>
+                    <w:bottom w:type="dxa" w:w="80"/>
+                    <w:right w:type="dxa" w:w="120"/>
+                  </w:tcMar>
+                  <w:vAlign w:val="center"/>
+                </w:tcPr>
+                <w:p>
+                  <w:pPr>
+                    <w:spacing w:after="0" w:before="0"/>
+                  </w:pPr>
+                  <w:r>
+                    <w:rPr>
+                      <w:rFonts w:ascii="Arial" w:cs="Arial" w:eastAsia="Arial" w:hAnsi="Arial"/>
+                      <w:b w:val="false"/>
+                      <w:bCs w:val="false"/>
+                      <w:sz w:val="21"/>
+                      <w:szCs w:val="21"/>
+                    </w:rPr>
+                    <w:t xml:space="preserve">3</w:t>
+                  </w:r>
+                </w:p>
+              </w:tc>
+              <w:tc>
+                <w:tcPr>
+                  <w:tcW w:type="dxa" w:w="2506"/>
+                  <w:tcBorders>
+                    <w:top w:val="single" w:color="B7C2D1" w:sz="4"/>
+                    <w:left w:val="single" w:color="B7C2D1" w:sz="4"/>
+                    <w:bottom w:val="single" w:color="B7C2D1" w:sz="4"/>
+                    <w:right w:val="single" w:color="B7C2D1" w:sz="4"/>
+                  </w:tcBorders>
+                  <w:shd w:fill="FFFFFF" w:color="auto" w:val="clear"/>
+                  <w:tcMar>
+                    <w:top w:type="dxa" w:w="80"/>
+                    <w:left w:type="dxa" w:w="120"/>
+                    <w:bottom w:type="dxa" w:w="80"/>
+                    <w:right w:type="dxa" w:w="120"/>
+                  </w:tcMar>
+                  <w:vAlign w:val="center"/>
+                </w:tcPr>
+                <w:p>
+                  <w:pPr>
+                    <w:spacing w:after="0" w:before="0"/>
+                  </w:pPr>
+                  <w:r>
+                    <w:rPr>
+                      <w:rFonts w:ascii="Arial" w:cs="Arial" w:eastAsia="Arial" w:hAnsi="Arial"/>
+                      <w:b w:val="false"/>
+                      <w:bCs w:val="false"/>
+                      <w:sz w:val="21"/>
+                      <w:szCs w:val="21"/>
+                    </w:rPr>
+                    <w:t xml:space="preserve"/>
+                  </w:r>
+                </w:p>
+              </w:tc>
+            </w:tr>
+            <w:tr>
+              <w:trPr>
+                <w:cantSplit/>
+                <w:trHeight w:val="360" w:hRule="atLeast"/>
+              </w:trPr>
+              <w:tc>
+                <w:tcPr>
+                  <w:tcW w:type="dxa" w:w="2506"/>
+                  <w:tcBorders>
+                    <w:top w:val="single" w:color="B7C2D1" w:sz="4"/>
+                    <w:left w:val="single" w:color="B7C2D1" w:sz="4"/>
+                    <w:bottom w:val="single" w:color="B7C2D1" w:sz="4"/>
+                    <w:right w:val="single" w:color="B7C2D1" w:sz="4"/>
+                  </w:tcBorders>
+                  <w:shd w:fill="FFFFFF" w:color="auto" w:val="clear"/>
+                  <w:tcMar>
+                    <w:top w:type="dxa" w:w="80"/>
+                    <w:left w:type="dxa" w:w="120"/>
+                    <w:bottom w:type="dxa" w:w="80"/>
+                    <w:right w:type="dxa" w:w="120"/>
+                  </w:tcMar>
+                  <w:vAlign w:val="center"/>
+                </w:tcPr>
+                <w:p>
+                  <w:pPr>
+                    <w:spacing w:after="0" w:before="0"/>
+                  </w:pPr>
+                  <w:r>
+                    <w:rPr>
+                      <w:rFonts w:ascii="Arial" w:cs="Arial" w:eastAsia="Arial" w:hAnsi="Arial"/>
+                      <w:sz w:val="21"/>
+                      <w:szCs w:val="21"/>
+                    </w:rPr>
+                    <w:t xml:space="preserve">Ask the user for a whole number. Then ask for a second whole number. Divide the first by the second and round the answer to 2 decimal places. Display that answer. Then display how many whole times the second goes into the first on the next line. Then display what is left over on the next line.</w:t>
+                  </w:r>
+                </w:p>
+              </w:tc>
+              <w:tc>
+                <w:tcPr>
+                  <w:tcW w:type="dxa" w:w="2506"/>
+                  <w:tcBorders>
+                    <w:top w:val="single" w:color="B7C2D1" w:sz="4"/>
+                    <w:left w:val="single" w:color="B7C2D1" w:sz="4"/>
+                    <w:bottom w:val="single" w:color="B7C2D1" w:sz="4"/>
+                    <w:right w:val="single" w:color="B7C2D1" w:sz="4"/>
+                  </w:tcBorders>
+                  <w:shd w:fill="FFFFFF" w:color="auto" w:val="clear"/>
+                  <w:tcMar>
+                    <w:top w:type="dxa" w:w="80"/>
+                    <w:left w:type="dxa" w:w="120"/>
+                    <w:bottom w:type="dxa" w:w="80"/>
+                    <w:right w:type="dxa" w:w="120"/>
+                  </w:tcMar>
+                  <w:vAlign w:val="center"/>
+                </w:tcPr>
+                <w:p>
+                  <w:pPr>
+                    <w:spacing w:after="0" w:before="0"/>
+                  </w:pPr>
+                  <w:r>
+                    <w:rPr>
+                      <w:rFonts w:ascii="Arial" w:cs="Arial" w:eastAsia="Arial" w:hAnsi="Arial"/>
+                      <w:b w:val="false"/>
+                      <w:bCs w:val="false"/>
+                      <w:sz w:val="21"/>
+                      <w:szCs w:val="21"/>
+                    </w:rPr>
+                    <w:t xml:space="preserve">Challenge (optional)</w:t>
+                  </w:r>
+                </w:p>
+              </w:tc>
+              <w:tc>
+                <w:tcPr>
+                  <w:tcW w:type="dxa" w:w="2506"/>
+                  <w:tcBorders>
+                    <w:top w:val="single" w:color="B7C2D1" w:sz="4"/>
+                    <w:left w:val="single" w:color="B7C2D1" w:sz="4"/>
+                    <w:bottom w:val="single" w:color="B7C2D1" w:sz="4"/>
+                    <w:right w:val="single" w:color="B7C2D1" w:sz="4"/>
+                  </w:tcBorders>
+                  <w:shd w:fill="FFFFFF" w:color="auto" w:val="clear"/>
+                  <w:tcMar>
+                    <w:top w:type="dxa" w:w="80"/>
+                    <w:left w:type="dxa" w:w="120"/>
+                    <w:bottom w:type="dxa" w:w="80"/>
+                    <w:right w:type="dxa" w:w="120"/>
+                  </w:tcMar>
+                  <w:vAlign w:val="center"/>
+                </w:tcPr>
+                <w:p>
+                  <w:pPr>
+                    <w:spacing w:after="0" w:before="0"/>
+                  </w:pPr>
+                  <w:r>
+                    <w:rPr>
+                      <w:rFonts w:ascii="Arial" w:cs="Arial" w:eastAsia="Arial" w:hAnsi="Arial"/>
+                      <w:b w:val="false"/>
+                      <w:bCs w:val="false"/>
+                      <w:sz w:val="21"/>
+                      <w:szCs w:val="21"/>
+                    </w:rPr>
+                    <w:t xml:space="preserve">3</w:t>
+                  </w:r>
+                </w:p>
+              </w:tc>
+              <w:tc>
+                <w:tcPr>
+                  <w:tcW w:type="dxa" w:w="2506"/>
                   <w:tcBorders>
                     <w:top w:val="single" w:color="B7C2D1" w:sz="4"/>
                     <w:left w:val="single" w:color="B7C2D1" w:sz="4"/>
@@ -7066,7 +12198,7 @@
                 <w:sz w:val="21"/>
                 <w:szCs w:val="21"/>
               </w:rPr>
-              <w:t xml:space="preserve">Plan the one you found hardest: inputs, what happens to them, what is printed.</w:t>
+              <w:t xml:space="preserve">Plan the one you found hardest: what is typed in, what happens to it, what is displayed.</w:t>
             </w:r>
           </w:p>
           <w:tbl>
@@ -8058,7 +13190,7 @@
                 <w:sz w:val="32"/>
                 <w:szCs w:val="32"/>
               </w:rPr>
-              <w:t xml:space="preserve">______ / 65</w:t>
+              <w:t xml:space="preserve">______ / 104</w:t>
             </w:r>
           </w:p>
         </w:tc>

--- a/worksheets/PR_L02_Arithmetic_Worksheet.docx
+++ b/worksheets/PR_L02_Arithmetic_Worksheet.docx
@@ -455,7 +455,30 @@
                 <w:sz w:val="21"/>
                 <w:szCs w:val="21"/>
               </w:rPr>
-              <w:t xml:space="preserve">The activities marked Challenge are optional. Finish the rest of a station first, and come back to them if you have time.</w:t>
+              <w:t xml:space="preserve">Work through the activities in order and complete every one. The next activity opens when the one you are on is finished.</w:t>
+            </w:r>
+          </w:p>
+          <w:p>
+            <w:pPr>
+              <w:spacing w:after="60" w:before="60"/>
+            </w:pPr>
+            <w:r>
+              <w:rPr>
+                <w:rFonts w:ascii="Arial" w:cs="Arial" w:eastAsia="Arial" w:hAnsi="Arial"/>
+                <w:b/>
+                <w:bCs/>
+                <w:sz w:val="21"/>
+                <w:szCs w:val="21"/>
+              </w:rPr>
+              <w:t xml:space="preserve">8.  </w:t>
+            </w:r>
+            <w:r>
+              <w:rPr>
+                <w:rFonts w:ascii="Arial" w:cs="Arial" w:eastAsia="Arial" w:hAnsi="Arial"/>
+                <w:sz w:val="21"/>
+                <w:szCs w:val="21"/>
+              </w:rPr>
+              <w:t xml:space="preserve">If you get stuck, press I need help. Use a hint, or ask your teacher and show them the question and your code. Complete the question before moving on.</w:t>
             </w:r>
           </w:p>
         </w:tc>

--- a/worksheets/PR_L02_Arithmetic_Worksheet.docx
+++ b/worksheets/PR_L02_Arithmetic_Worksheet.docx
@@ -4788,7 +4788,25 @@
                       <w:sz w:val="21"/>
                       <w:szCs w:val="21"/>
                     </w:rPr>
-                    <w:t xml:space="preserve">Ask the user for a whole number of eggs. Display how many full boxes of 6 the eggs fill. Then display how many eggs are left over on the next line. Then display how many boxes are needed to hold every egg on the next line.</w:t>
+                    <w:t xml:space="preserve">Ask the user for a whole number of eggs. Display how many full boxes of </w:t>
+                  </w:r>
+                  <w:r>
+                    <w:rPr>
+                      <w:rFonts w:ascii="Consolas" w:cs="Consolas" w:eastAsia="Consolas" w:hAnsi="Consolas"/>
+                      <w:color w:val="9A3412"/>
+                      <w:sz w:val="21"/>
+                      <w:szCs w:val="21"/>
+                      <w:shd w:fill="F4F4F5"/>
+                    </w:rPr>
+                    <w:t xml:space="preserve">6</w:t>
+                  </w:r>
+                  <w:r>
+                    <w:rPr>
+                      <w:rFonts w:ascii="Arial" w:cs="Arial" w:eastAsia="Arial" w:hAnsi="Arial"/>
+                      <w:sz w:val="21"/>
+                      <w:szCs w:val="21"/>
+                    </w:rPr>
+                    <w:t xml:space="preserve"> the eggs fill. Then display how many eggs are left over on the next line. Then display how many boxes are needed to hold every egg on the next line.</w:t>
                   </w:r>
                 </w:p>
               </w:tc>
@@ -5811,7 +5829,43 @@
                       <w:sz w:val="21"/>
                       <w:szCs w:val="21"/>
                     </w:rPr>
-                    <w:t xml:space="preserve">Change the program so it raises the number to the power 3 instead of the power 2.</w:t>
+                    <w:t xml:space="preserve">Change the program so it raises the number to the power </w:t>
+                  </w:r>
+                  <w:r>
+                    <w:rPr>
+                      <w:rFonts w:ascii="Consolas" w:cs="Consolas" w:eastAsia="Consolas" w:hAnsi="Consolas"/>
+                      <w:color w:val="9A3412"/>
+                      <w:sz w:val="21"/>
+                      <w:szCs w:val="21"/>
+                      <w:shd w:fill="F4F4F5"/>
+                    </w:rPr>
+                    <w:t xml:space="preserve">3</w:t>
+                  </w:r>
+                  <w:r>
+                    <w:rPr>
+                      <w:rFonts w:ascii="Arial" w:cs="Arial" w:eastAsia="Arial" w:hAnsi="Arial"/>
+                      <w:sz w:val="21"/>
+                      <w:szCs w:val="21"/>
+                    </w:rPr>
+                    <w:t xml:space="preserve"> instead of the power </w:t>
+                  </w:r>
+                  <w:r>
+                    <w:rPr>
+                      <w:rFonts w:ascii="Consolas" w:cs="Consolas" w:eastAsia="Consolas" w:hAnsi="Consolas"/>
+                      <w:color w:val="9A3412"/>
+                      <w:sz w:val="21"/>
+                      <w:szCs w:val="21"/>
+                      <w:shd w:fill="F4F4F5"/>
+                    </w:rPr>
+                    <w:t xml:space="preserve">2</w:t>
+                  </w:r>
+                  <w:r>
+                    <w:rPr>
+                      <w:rFonts w:ascii="Arial" w:cs="Arial" w:eastAsia="Arial" w:hAnsi="Arial"/>
+                      <w:sz w:val="21"/>
+                      <w:szCs w:val="21"/>
+                    </w:rPr>
+                    <w:t xml:space="preserve">.</w:t>
                   </w:r>
                 </w:p>
               </w:tc>
@@ -6231,7 +6285,25 @@
                       <w:sz w:val="21"/>
                       <w:szCs w:val="21"/>
                     </w:rPr>
-                    <w:t xml:space="preserve">Ask the user for a whole number. Display that number raised to the power 2.</w:t>
+                    <w:t xml:space="preserve">Ask the user for a whole number. Display that number raised to the power </w:t>
+                  </w:r>
+                  <w:r>
+                    <w:rPr>
+                      <w:rFonts w:ascii="Consolas" w:cs="Consolas" w:eastAsia="Consolas" w:hAnsi="Consolas"/>
+                      <w:color w:val="9A3412"/>
+                      <w:sz w:val="21"/>
+                      <w:szCs w:val="21"/>
+                      <w:shd w:fill="F4F4F5"/>
+                    </w:rPr>
+                    <w:t xml:space="preserve">2</w:t>
+                  </w:r>
+                  <w:r>
+                    <w:rPr>
+                      <w:rFonts w:ascii="Arial" w:cs="Arial" w:eastAsia="Arial" w:hAnsi="Arial"/>
+                      <w:sz w:val="21"/>
+                      <w:szCs w:val="21"/>
+                    </w:rPr>
+                    <w:t xml:space="preserve">.</w:t>
                   </w:r>
                 </w:p>
               </w:tc>
@@ -6371,7 +6443,25 @@
                       <w:sz w:val="21"/>
                       <w:szCs w:val="21"/>
                     </w:rPr>
-                    <w:t xml:space="preserve">Ask the user for a whole number. Display the number 2 raised to that power.</w:t>
+                    <w:t xml:space="preserve">Ask the user for a whole number. Display the number </w:t>
+                  </w:r>
+                  <w:r>
+                    <w:rPr>
+                      <w:rFonts w:ascii="Consolas" w:cs="Consolas" w:eastAsia="Consolas" w:hAnsi="Consolas"/>
+                      <w:color w:val="9A3412"/>
+                      <w:sz w:val="21"/>
+                      <w:szCs w:val="21"/>
+                      <w:shd w:fill="F4F4F5"/>
+                    </w:rPr>
+                    <w:t xml:space="preserve">2</w:t>
+                  </w:r>
+                  <w:r>
+                    <w:rPr>
+                      <w:rFonts w:ascii="Arial" w:cs="Arial" w:eastAsia="Arial" w:hAnsi="Arial"/>
+                      <w:sz w:val="21"/>
+                      <w:szCs w:val="21"/>
+                    </w:rPr>
+                    <w:t xml:space="preserve"> raised to that power.</w:t>
                   </w:r>
                 </w:p>
               </w:tc>
@@ -6651,7 +6741,43 @@
                       <w:sz w:val="21"/>
                       <w:szCs w:val="21"/>
                     </w:rPr>
-                    <w:t xml:space="preserve">Ask the user for a whole number. Display that number raised to the power 2. Then display it raised to the power 3 on the next line. Then display its square root on the next line.</w:t>
+                    <w:t xml:space="preserve">Ask the user for a whole number. Display that number raised to the power </w:t>
+                  </w:r>
+                  <w:r>
+                    <w:rPr>
+                      <w:rFonts w:ascii="Consolas" w:cs="Consolas" w:eastAsia="Consolas" w:hAnsi="Consolas"/>
+                      <w:color w:val="9A3412"/>
+                      <w:sz w:val="21"/>
+                      <w:szCs w:val="21"/>
+                      <w:shd w:fill="F4F4F5"/>
+                    </w:rPr>
+                    <w:t xml:space="preserve">2</w:t>
+                  </w:r>
+                  <w:r>
+                    <w:rPr>
+                      <w:rFonts w:ascii="Arial" w:cs="Arial" w:eastAsia="Arial" w:hAnsi="Arial"/>
+                      <w:sz w:val="21"/>
+                      <w:szCs w:val="21"/>
+                    </w:rPr>
+                    <w:t xml:space="preserve">. Then display it raised to the power </w:t>
+                  </w:r>
+                  <w:r>
+                    <w:rPr>
+                      <w:rFonts w:ascii="Consolas" w:cs="Consolas" w:eastAsia="Consolas" w:hAnsi="Consolas"/>
+                      <w:color w:val="9A3412"/>
+                      <w:sz w:val="21"/>
+                      <w:szCs w:val="21"/>
+                      <w:shd w:fill="F4F4F5"/>
+                    </w:rPr>
+                    <w:t xml:space="preserve">3</w:t>
+                  </w:r>
+                  <w:r>
+                    <w:rPr>
+                      <w:rFonts w:ascii="Arial" w:cs="Arial" w:eastAsia="Arial" w:hAnsi="Arial"/>
+                      <w:sz w:val="21"/>
+                      <w:szCs w:val="21"/>
+                    </w:rPr>
+                    <w:t xml:space="preserve"> on the next line. Then display its square root on the next line.</w:t>
                   </w:r>
                 </w:p>
               </w:tc>
@@ -7814,7 +7940,43 @@
                       <w:sz w:val="21"/>
                       <w:szCs w:val="21"/>
                     </w:rPr>
-                    <w:t xml:space="preserve">Change the program so it rounds to 1 decimal place instead of 2.</w:t>
+                    <w:t xml:space="preserve">Change the program so it rounds to </w:t>
+                  </w:r>
+                  <w:r>
+                    <w:rPr>
+                      <w:rFonts w:ascii="Consolas" w:cs="Consolas" w:eastAsia="Consolas" w:hAnsi="Consolas"/>
+                      <w:color w:val="9A3412"/>
+                      <w:sz w:val="21"/>
+                      <w:szCs w:val="21"/>
+                      <w:shd w:fill="F4F4F5"/>
+                    </w:rPr>
+                    <w:t xml:space="preserve">1</w:t>
+                  </w:r>
+                  <w:r>
+                    <w:rPr>
+                      <w:rFonts w:ascii="Arial" w:cs="Arial" w:eastAsia="Arial" w:hAnsi="Arial"/>
+                      <w:sz w:val="21"/>
+                      <w:szCs w:val="21"/>
+                    </w:rPr>
+                    <w:t xml:space="preserve"> decimal place instead of </w:t>
+                  </w:r>
+                  <w:r>
+                    <w:rPr>
+                      <w:rFonts w:ascii="Consolas" w:cs="Consolas" w:eastAsia="Consolas" w:hAnsi="Consolas"/>
+                      <w:color w:val="9A3412"/>
+                      <w:sz w:val="21"/>
+                      <w:szCs w:val="21"/>
+                      <w:shd w:fill="F4F4F5"/>
+                    </w:rPr>
+                    <w:t xml:space="preserve">2</w:t>
+                  </w:r>
+                  <w:r>
+                    <w:rPr>
+                      <w:rFonts w:ascii="Arial" w:cs="Arial" w:eastAsia="Arial" w:hAnsi="Arial"/>
+                      <w:sz w:val="21"/>
+                      <w:szCs w:val="21"/>
+                    </w:rPr>
+                    <w:t xml:space="preserve">.</w:t>
                   </w:r>
                 </w:p>
               </w:tc>
@@ -7954,7 +8116,25 @@
                       <w:sz w:val="21"/>
                       <w:szCs w:val="21"/>
                     </w:rPr>
-                    <w:t xml:space="preserve">Finish the program so it rounds the number to 2 decimal places.</w:t>
+                    <w:t xml:space="preserve">Finish the program so it rounds the number to </w:t>
+                  </w:r>
+                  <w:r>
+                    <w:rPr>
+                      <w:rFonts w:ascii="Consolas" w:cs="Consolas" w:eastAsia="Consolas" w:hAnsi="Consolas"/>
+                      <w:color w:val="9A3412"/>
+                      <w:sz w:val="21"/>
+                      <w:szCs w:val="21"/>
+                      <w:shd w:fill="F4F4F5"/>
+                    </w:rPr>
+                    <w:t xml:space="preserve">2</w:t>
+                  </w:r>
+                  <w:r>
+                    <w:rPr>
+                      <w:rFonts w:ascii="Arial" w:cs="Arial" w:eastAsia="Arial" w:hAnsi="Arial"/>
+                      <w:sz w:val="21"/>
+                      <w:szCs w:val="21"/>
+                    </w:rPr>
+                    <w:t xml:space="preserve"> decimal places.</w:t>
                   </w:r>
                 </w:p>
               </w:tc>
@@ -8234,7 +8414,25 @@
                       <w:sz w:val="21"/>
                       <w:szCs w:val="21"/>
                     </w:rPr>
-                    <w:t xml:space="preserve">Ask the user for a whole number. Then ask for a second whole number. Divide the first by the second. Round the answer to 1 decimal place. Display the answer.</w:t>
+                    <w:t xml:space="preserve">Ask the user for a whole number. Then ask for a second whole number. Divide the first by the second. Round the answer to </w:t>
+                  </w:r>
+                  <w:r>
+                    <w:rPr>
+                      <w:rFonts w:ascii="Consolas" w:cs="Consolas" w:eastAsia="Consolas" w:hAnsi="Consolas"/>
+                      <w:color w:val="9A3412"/>
+                      <w:sz w:val="21"/>
+                      <w:szCs w:val="21"/>
+                      <w:shd w:fill="F4F4F5"/>
+                    </w:rPr>
+                    <w:t xml:space="preserve">1</w:t>
+                  </w:r>
+                  <w:r>
+                    <w:rPr>
+                      <w:rFonts w:ascii="Arial" w:cs="Arial" w:eastAsia="Arial" w:hAnsi="Arial"/>
+                      <w:sz w:val="21"/>
+                      <w:szCs w:val="21"/>
+                    </w:rPr>
+                    <w:t xml:space="preserve"> decimal place. Display the answer.</w:t>
                   </w:r>
                 </w:p>
               </w:tc>
@@ -8374,7 +8572,25 @@
                       <w:sz w:val="21"/>
                       <w:szCs w:val="21"/>
                     </w:rPr>
-                    <w:t xml:space="preserve">This program should display the number rounded to 2 decimal places. Find the mistake and put it right.</w:t>
+                    <w:t xml:space="preserve">This program should display the number rounded to </w:t>
+                  </w:r>
+                  <w:r>
+                    <w:rPr>
+                      <w:rFonts w:ascii="Consolas" w:cs="Consolas" w:eastAsia="Consolas" w:hAnsi="Consolas"/>
+                      <w:color w:val="9A3412"/>
+                      <w:sz w:val="21"/>
+                      <w:szCs w:val="21"/>
+                      <w:shd w:fill="F4F4F5"/>
+                    </w:rPr>
+                    <w:t xml:space="preserve">2</w:t>
+                  </w:r>
+                  <w:r>
+                    <w:rPr>
+                      <w:rFonts w:ascii="Arial" w:cs="Arial" w:eastAsia="Arial" w:hAnsi="Arial"/>
+                      <w:sz w:val="21"/>
+                      <w:szCs w:val="21"/>
+                    </w:rPr>
+                    <w:t xml:space="preserve"> decimal places. Find the mistake and put it right.</w:t>
                   </w:r>
                 </w:p>
               </w:tc>
@@ -8514,7 +8730,43 @@
                       <w:sz w:val="21"/>
                       <w:szCs w:val="21"/>
                     </w:rPr>
-                    <w:t xml:space="preserve">Ask the user for the price of one item in pounds. Then ask for a whole number of items. Work out the total cost. Round the total to 2 decimal places. Display the line Total is [total].</w:t>
+                    <w:t xml:space="preserve">Ask the user for the price of one item in pounds. Then ask for a whole number of items. Work out the total cost. Round the total to </w:t>
+                  </w:r>
+                  <w:r>
+                    <w:rPr>
+                      <w:rFonts w:ascii="Consolas" w:cs="Consolas" w:eastAsia="Consolas" w:hAnsi="Consolas"/>
+                      <w:color w:val="9A3412"/>
+                      <w:sz w:val="21"/>
+                      <w:szCs w:val="21"/>
+                      <w:shd w:fill="F4F4F5"/>
+                    </w:rPr>
+                    <w:t xml:space="preserve">2</w:t>
+                  </w:r>
+                  <w:r>
+                    <w:rPr>
+                      <w:rFonts w:ascii="Arial" w:cs="Arial" w:eastAsia="Arial" w:hAnsi="Arial"/>
+                      <w:sz w:val="21"/>
+                      <w:szCs w:val="21"/>
+                    </w:rPr>
+                    <w:t xml:space="preserve"> decimal places. Display the line </w:t>
+                  </w:r>
+                  <w:r>
+                    <w:rPr>
+                      <w:rFonts w:ascii="Consolas" w:cs="Consolas" w:eastAsia="Consolas" w:hAnsi="Consolas"/>
+                      <w:color w:val="15803D"/>
+                      <w:sz w:val="21"/>
+                      <w:szCs w:val="21"/>
+                      <w:shd w:fill="F4F4F5"/>
+                    </w:rPr>
+                    <w:t xml:space="preserve">"Total is "</w:t>
+                  </w:r>
+                  <w:r>
+                    <w:rPr>
+                      <w:rFonts w:ascii="Arial" w:cs="Arial" w:eastAsia="Arial" w:hAnsi="Arial"/>
+                      <w:sz w:val="21"/>
+                      <w:szCs w:val="21"/>
+                    </w:rPr>
+                    <w:t xml:space="preserve">[total].</w:t>
                   </w:r>
                 </w:p>
               </w:tc>
@@ -9677,7 +9929,25 @@
                       <w:sz w:val="21"/>
                       <w:szCs w:val="21"/>
                     </w:rPr>
-                    <w:t xml:space="preserve">Change the program so it can only ever display 9.</w:t>
+                    <w:t xml:space="preserve">Change the program so it can only ever display </w:t>
+                  </w:r>
+                  <w:r>
+                    <w:rPr>
+                      <w:rFonts w:ascii="Consolas" w:cs="Consolas" w:eastAsia="Consolas" w:hAnsi="Consolas"/>
+                      <w:color w:val="9A3412"/>
+                      <w:sz w:val="21"/>
+                      <w:szCs w:val="21"/>
+                      <w:shd w:fill="F4F4F5"/>
+                    </w:rPr>
+                    <w:t xml:space="preserve">9</w:t>
+                  </w:r>
+                  <w:r>
+                    <w:rPr>
+                      <w:rFonts w:ascii="Arial" w:cs="Arial" w:eastAsia="Arial" w:hAnsi="Arial"/>
+                      <w:sz w:val="21"/>
+                      <w:szCs w:val="21"/>
+                    </w:rPr>
+                    <w:t xml:space="preserve">.</w:t>
                   </w:r>
                 </w:p>
               </w:tc>
@@ -11400,7 +11670,25 @@
                       <w:sz w:val="21"/>
                       <w:szCs w:val="21"/>
                     </w:rPr>
-                    <w:t xml:space="preserve">This program should display the total and then the average to 1 decimal place. Find the mistake and put it right.</w:t>
+                    <w:t xml:space="preserve">This program should display the total and then the average to </w:t>
+                  </w:r>
+                  <w:r>
+                    <w:rPr>
+                      <w:rFonts w:ascii="Consolas" w:cs="Consolas" w:eastAsia="Consolas" w:hAnsi="Consolas"/>
+                      <w:color w:val="9A3412"/>
+                      <w:sz w:val="21"/>
+                      <w:szCs w:val="21"/>
+                      <w:shd w:fill="F4F4F5"/>
+                    </w:rPr>
+                    <w:t xml:space="preserve">1</w:t>
+                  </w:r>
+                  <w:r>
+                    <w:rPr>
+                      <w:rFonts w:ascii="Arial" w:cs="Arial" w:eastAsia="Arial" w:hAnsi="Arial"/>
+                      <w:sz w:val="21"/>
+                      <w:szCs w:val="21"/>
+                    </w:rPr>
+                    <w:t xml:space="preserve"> decimal place. Find the mistake and put it right.</w:t>
                   </w:r>
                 </w:p>
               </w:tc>
@@ -11540,7 +11828,61 @@
                       <w:sz w:val="21"/>
                       <w:szCs w:val="21"/>
                     </w:rPr>
-                    <w:t xml:space="preserve">Ask the user for a whole number. Work out the number raised to the power 2. Work out its square root rounded to 2 decimal places. Display the power 2 answer. Then display the rounded square root on the next line.</w:t>
+                    <w:t xml:space="preserve">Ask the user for a whole number. Work out the number raised to the power </w:t>
+                  </w:r>
+                  <w:r>
+                    <w:rPr>
+                      <w:rFonts w:ascii="Consolas" w:cs="Consolas" w:eastAsia="Consolas" w:hAnsi="Consolas"/>
+                      <w:color w:val="9A3412"/>
+                      <w:sz w:val="21"/>
+                      <w:szCs w:val="21"/>
+                      <w:shd w:fill="F4F4F5"/>
+                    </w:rPr>
+                    <w:t xml:space="preserve">2</w:t>
+                  </w:r>
+                  <w:r>
+                    <w:rPr>
+                      <w:rFonts w:ascii="Arial" w:cs="Arial" w:eastAsia="Arial" w:hAnsi="Arial"/>
+                      <w:sz w:val="21"/>
+                      <w:szCs w:val="21"/>
+                    </w:rPr>
+                    <w:t xml:space="preserve">. Work out its square root rounded to </w:t>
+                  </w:r>
+                  <w:r>
+                    <w:rPr>
+                      <w:rFonts w:ascii="Consolas" w:cs="Consolas" w:eastAsia="Consolas" w:hAnsi="Consolas"/>
+                      <w:color w:val="9A3412"/>
+                      <w:sz w:val="21"/>
+                      <w:szCs w:val="21"/>
+                      <w:shd w:fill="F4F4F5"/>
+                    </w:rPr>
+                    <w:t xml:space="preserve">2</w:t>
+                  </w:r>
+                  <w:r>
+                    <w:rPr>
+                      <w:rFonts w:ascii="Arial" w:cs="Arial" w:eastAsia="Arial" w:hAnsi="Arial"/>
+                      <w:sz w:val="21"/>
+                      <w:szCs w:val="21"/>
+                    </w:rPr>
+                    <w:t xml:space="preserve"> decimal places. Display the power </w:t>
+                  </w:r>
+                  <w:r>
+                    <w:rPr>
+                      <w:rFonts w:ascii="Consolas" w:cs="Consolas" w:eastAsia="Consolas" w:hAnsi="Consolas"/>
+                      <w:color w:val="9A3412"/>
+                      <w:sz w:val="21"/>
+                      <w:szCs w:val="21"/>
+                      <w:shd w:fill="F4F4F5"/>
+                    </w:rPr>
+                    <w:t xml:space="preserve">2</w:t>
+                  </w:r>
+                  <w:r>
+                    <w:rPr>
+                      <w:rFonts w:ascii="Arial" w:cs="Arial" w:eastAsia="Arial" w:hAnsi="Arial"/>
+                      <w:sz w:val="21"/>
+                      <w:szCs w:val="21"/>
+                    </w:rPr>
+                    <w:t xml:space="preserve"> answer. Then display the rounded square root on the next line.</w:t>
                   </w:r>
                 </w:p>
               </w:tc>
@@ -11680,7 +12022,25 @@
                       <w:sz w:val="21"/>
                       <w:szCs w:val="21"/>
                     </w:rPr>
-                    <w:t xml:space="preserve">Ask the user for a whole number. Work out that number raised to the power 3. Display the answer. Then display how many whole hundreds are in it on the next line. Then display what is left over on the next line.</w:t>
+                    <w:t xml:space="preserve">Ask the user for a whole number. Work out that number raised to the power </w:t>
+                  </w:r>
+                  <w:r>
+                    <w:rPr>
+                      <w:rFonts w:ascii="Consolas" w:cs="Consolas" w:eastAsia="Consolas" w:hAnsi="Consolas"/>
+                      <w:color w:val="9A3412"/>
+                      <w:sz w:val="21"/>
+                      <w:szCs w:val="21"/>
+                      <w:shd w:fill="F4F4F5"/>
+                    </w:rPr>
+                    <w:t xml:space="preserve">3</w:t>
+                  </w:r>
+                  <w:r>
+                    <w:rPr>
+                      <w:rFonts w:ascii="Arial" w:cs="Arial" w:eastAsia="Arial" w:hAnsi="Arial"/>
+                      <w:sz w:val="21"/>
+                      <w:szCs w:val="21"/>
+                    </w:rPr>
+                    <w:t xml:space="preserve">. Display the answer. Then display how many whole hundreds are in it on the next line. Then display what is left over on the next line.</w:t>
                   </w:r>
                 </w:p>
               </w:tc>
@@ -11960,7 +12320,25 @@
                       <w:sz w:val="21"/>
                       <w:szCs w:val="21"/>
                     </w:rPr>
-                    <w:t xml:space="preserve">Ask the user for a name. Then ask for a whole number. Then ask for a second whole number. Work out the average of the two numbers rounded to 1 decimal place. Display the line [name] averaged [average].</w:t>
+                    <w:t xml:space="preserve">Ask the user for a name. Then ask for a whole number. Then ask for a second whole number. Work out the average of the two numbers rounded to </w:t>
+                  </w:r>
+                  <w:r>
+                    <w:rPr>
+                      <w:rFonts w:ascii="Consolas" w:cs="Consolas" w:eastAsia="Consolas" w:hAnsi="Consolas"/>
+                      <w:color w:val="9A3412"/>
+                      <w:sz w:val="21"/>
+                      <w:szCs w:val="21"/>
+                      <w:shd w:fill="F4F4F5"/>
+                    </w:rPr>
+                    <w:t xml:space="preserve">1</w:t>
+                  </w:r>
+                  <w:r>
+                    <w:rPr>
+                      <w:rFonts w:ascii="Arial" w:cs="Arial" w:eastAsia="Arial" w:hAnsi="Arial"/>
+                      <w:sz w:val="21"/>
+                      <w:szCs w:val="21"/>
+                    </w:rPr>
+                    <w:t xml:space="preserve"> decimal place. Display the line [name] averaged [average].</w:t>
                   </w:r>
                 </w:p>
               </w:tc>
@@ -12100,7 +12478,25 @@
                       <w:sz w:val="21"/>
                       <w:szCs w:val="21"/>
                     </w:rPr>
-                    <w:t xml:space="preserve">Ask the user for a whole number. Then ask for a second whole number. Divide the first by the second and round the answer to 2 decimal places. Display that answer. Then display how many whole times the second goes into the first on the next line. Then display what is left over on the next line.</w:t>
+                    <w:t xml:space="preserve">Ask the user for a whole number. Then ask for a second whole number. Divide the first by the second and round the answer to </w:t>
+                  </w:r>
+                  <w:r>
+                    <w:rPr>
+                      <w:rFonts w:ascii="Consolas" w:cs="Consolas" w:eastAsia="Consolas" w:hAnsi="Consolas"/>
+                      <w:color w:val="9A3412"/>
+                      <w:sz w:val="21"/>
+                      <w:szCs w:val="21"/>
+                      <w:shd w:fill="F4F4F5"/>
+                    </w:rPr>
+                    <w:t xml:space="preserve">2</w:t>
+                  </w:r>
+                  <w:r>
+                    <w:rPr>
+                      <w:rFonts w:ascii="Arial" w:cs="Arial" w:eastAsia="Arial" w:hAnsi="Arial"/>
+                      <w:sz w:val="21"/>
+                      <w:szCs w:val="21"/>
+                    </w:rPr>
+                    <w:t xml:space="preserve"> decimal places. Display that answer. Then display how many whole times the second goes into the first on the next line. Then display what is left over on the next line.</w:t>
                   </w:r>
                 </w:p>
               </w:tc>

--- a/worksheets/PR_L02_Arithmetic_Worksheet.docx
+++ b/worksheets/PR_L02_Arithmetic_Worksheet.docx
@@ -13922,7 +13922,135 @@
                 <w:sz w:val="21"/>
                 <w:szCs w:val="21"/>
               </w:rPr>
-              <w:t xml:space="preserve">a)  A program works out how many whole 6s go into a number, and the line reads lots = n / 6. State what is wrong with the result this gives, and write the line corrected.  </w:t>
+              <w:t xml:space="preserve">a)  </w:t>
+            </w:r>
+            <w:r>
+              <w:rPr>
+                <w:rFonts w:ascii="Arial" w:cs="Arial" w:eastAsia="Arial" w:hAnsi="Arial"/>
+                <w:b/>
+                <w:bCs/>
+                <w:sz w:val="21"/>
+                <w:szCs w:val="21"/>
+              </w:rPr>
+              <w:t xml:space="preserve">A program works out how many whole 6s go into a number, and the line reads </w:t>
+            </w:r>
+            <w:r>
+              <w:rPr>
+                <w:rFonts w:ascii="Consolas" w:cs="Consolas" w:eastAsia="Consolas" w:hAnsi="Consolas"/>
+                <w:b/>
+                <w:bCs/>
+                <w:color w:val="18181B"/>
+                <w:sz w:val="21"/>
+                <w:szCs w:val="21"/>
+                <w:shd w:fill="F4F4F5"/>
+              </w:rPr>
+              <w:t xml:space="preserve">lots</w:t>
+            </w:r>
+            <w:r>
+              <w:rPr>
+                <w:rFonts w:ascii="Consolas" w:cs="Consolas" w:eastAsia="Consolas" w:hAnsi="Consolas"/>
+                <w:b/>
+                <w:bCs/>
+                <w:color w:val="18181B"/>
+                <w:sz w:val="21"/>
+                <w:szCs w:val="21"/>
+                <w:shd w:fill="F4F4F5"/>
+              </w:rPr>
+              <w:t xml:space="preserve"> </w:t>
+            </w:r>
+            <w:r>
+              <w:rPr>
+                <w:rFonts w:ascii="Consolas" w:cs="Consolas" w:eastAsia="Consolas" w:hAnsi="Consolas"/>
+                <w:b/>
+                <w:bCs/>
+                <w:color w:val="3F3F46"/>
+                <w:sz w:val="21"/>
+                <w:szCs w:val="21"/>
+                <w:shd w:fill="F4F4F5"/>
+              </w:rPr>
+              <w:t xml:space="preserve">=</w:t>
+            </w:r>
+            <w:r>
+              <w:rPr>
+                <w:rFonts w:ascii="Consolas" w:cs="Consolas" w:eastAsia="Consolas" w:hAnsi="Consolas"/>
+                <w:b/>
+                <w:bCs/>
+                <w:color w:val="18181B"/>
+                <w:sz w:val="21"/>
+                <w:szCs w:val="21"/>
+                <w:shd w:fill="F4F4F5"/>
+              </w:rPr>
+              <w:t xml:space="preserve"> </w:t>
+            </w:r>
+            <w:r>
+              <w:rPr>
+                <w:rFonts w:ascii="Consolas" w:cs="Consolas" w:eastAsia="Consolas" w:hAnsi="Consolas"/>
+                <w:b/>
+                <w:bCs/>
+                <w:color w:val="18181B"/>
+                <w:sz w:val="21"/>
+                <w:szCs w:val="21"/>
+                <w:shd w:fill="F4F4F5"/>
+              </w:rPr>
+              <w:t xml:space="preserve">n</w:t>
+            </w:r>
+            <w:r>
+              <w:rPr>
+                <w:rFonts w:ascii="Consolas" w:cs="Consolas" w:eastAsia="Consolas" w:hAnsi="Consolas"/>
+                <w:b/>
+                <w:bCs/>
+                <w:color w:val="18181B"/>
+                <w:sz w:val="21"/>
+                <w:szCs w:val="21"/>
+                <w:shd w:fill="F4F4F5"/>
+              </w:rPr>
+              <w:t xml:space="preserve"> </w:t>
+            </w:r>
+            <w:r>
+              <w:rPr>
+                <w:rFonts w:ascii="Consolas" w:cs="Consolas" w:eastAsia="Consolas" w:hAnsi="Consolas"/>
+                <w:b/>
+                <w:bCs/>
+                <w:color w:val="3F3F46"/>
+                <w:sz w:val="21"/>
+                <w:szCs w:val="21"/>
+                <w:shd w:fill="F4F4F5"/>
+              </w:rPr>
+              <w:t xml:space="preserve">/</w:t>
+            </w:r>
+            <w:r>
+              <w:rPr>
+                <w:rFonts w:ascii="Consolas" w:cs="Consolas" w:eastAsia="Consolas" w:hAnsi="Consolas"/>
+                <w:b/>
+                <w:bCs/>
+                <w:color w:val="18181B"/>
+                <w:sz w:val="21"/>
+                <w:szCs w:val="21"/>
+                <w:shd w:fill="F4F4F5"/>
+              </w:rPr>
+              <w:t xml:space="preserve"> </w:t>
+            </w:r>
+            <w:r>
+              <w:rPr>
+                <w:rFonts w:ascii="Consolas" w:cs="Consolas" w:eastAsia="Consolas" w:hAnsi="Consolas"/>
+                <w:b/>
+                <w:bCs/>
+                <w:color w:val="9A3412"/>
+                <w:sz w:val="21"/>
+                <w:szCs w:val="21"/>
+                <w:shd w:fill="F4F4F5"/>
+              </w:rPr>
+              <w:t xml:space="preserve">6</w:t>
+            </w:r>
+            <w:r>
+              <w:rPr>
+                <w:rFonts w:ascii="Arial" w:cs="Arial" w:eastAsia="Arial" w:hAnsi="Arial"/>
+                <w:b/>
+                <w:bCs/>
+                <w:sz w:val="21"/>
+                <w:szCs w:val="21"/>
+              </w:rPr>
+              <w:t xml:space="preserve">. State what is wrong with the result this gives, and write the line corrected.  </w:t>
             </w:r>
             <w:r>
               <w:rPr>
@@ -14111,7 +14239,17 @@
                 <w:sz w:val="21"/>
                 <w:szCs w:val="21"/>
               </w:rPr>
-              <w:t xml:space="preserve">b)  Write a program that reads a whole number of pence and prints how many whole pounds are in it, then how many pence are left over on the next line.  </w:t>
+              <w:t xml:space="preserve">b)  </w:t>
+            </w:r>
+            <w:r>
+              <w:rPr>
+                <w:rFonts w:ascii="Arial" w:cs="Arial" w:eastAsia="Arial" w:hAnsi="Arial"/>
+                <w:b/>
+                <w:bCs/>
+                <w:sz w:val="21"/>
+                <w:szCs w:val="21"/>
+              </w:rPr>
+              <w:t xml:space="preserve">Write a program that reads a whole number of pence and prints how many whole pounds are in it, then how many pence are left over on the next line.  </w:t>
             </w:r>
             <w:r>
               <w:rPr>
@@ -14485,7 +14623,17 @@
                 <w:sz w:val="21"/>
                 <w:szCs w:val="21"/>
               </w:rPr>
-              <w:t xml:space="preserve">c)  Write a program that reads three whole numbers and prints their average, rounded to one decimal place.  </w:t>
+              <w:t xml:space="preserve">c)  </w:t>
+            </w:r>
+            <w:r>
+              <w:rPr>
+                <w:rFonts w:ascii="Arial" w:cs="Arial" w:eastAsia="Arial" w:hAnsi="Arial"/>
+                <w:b/>
+                <w:bCs/>
+                <w:sz w:val="21"/>
+                <w:szCs w:val="21"/>
+              </w:rPr>
+              <w:t xml:space="preserve">Write a program that reads three whole numbers and prints their average, rounded to one decimal place.  </w:t>
             </w:r>
             <w:r>
               <w:rPr>
